--- a/report/Report_AVCAD.docx
+++ b/report/Report_AVCAD.docx
@@ -70,6 +70,7 @@
     <w:p>
       <w:pPr>
         <w:ind w:left="140"/>
+        <w:jc w:val="center"/>
         <w:rPr>
           <w:rFonts w:ascii="Calibri" w:eastAsia="Calibri" w:hAnsi="Calibri" w:cs="Calibri"/>
           <w:b/>
@@ -92,6 +93,7 @@
     <w:p>
       <w:pPr>
         <w:ind w:left="140"/>
+        <w:jc w:val="center"/>
         <w:rPr>
           <w:rFonts w:ascii="Calibri"/>
           <w:spacing w:val="-2"/>
@@ -395,6 +397,16 @@
           <w:lang w:val="pt-BR"/>
         </w:rPr>
         <w:t>Author</w:t>
+      </w:r>
+      <w:r>
+        <w:rPr>
+          <w:rFonts w:ascii="Calibri"/>
+          <w:b/>
+          <w:spacing w:val="-2"/>
+          <w:sz w:val="24"/>
+          <w:lang w:val="pt-BR"/>
+        </w:rPr>
+        <w:t>s</w:t>
       </w:r>
       <w:proofErr w:type="spellEnd"/>
       <w:r>
@@ -6333,6 +6345,7 @@
   <w:style w:type="character" w:default="1" w:styleId="DefaultParagraphFont">
     <w:name w:val="Default Paragraph Font"/>
     <w:uiPriority w:val="1"/>
+    <w:semiHidden/>
     <w:unhideWhenUsed/>
   </w:style>
   <w:style w:type="table" w:default="1" w:styleId="TableNormal">

--- a/report/Report_AVCAD.docx
+++ b/report/Report_AVCAD.docx
@@ -387,7 +387,6 @@
           <w:lang w:val="pt-BR"/>
         </w:rPr>
       </w:pPr>
-      <w:proofErr w:type="spellStart"/>
       <w:r>
         <w:rPr>
           <w:rFonts w:ascii="Calibri"/>
@@ -408,7 +407,6 @@
         </w:rPr>
         <w:t>s</w:t>
       </w:r>
-      <w:proofErr w:type="spellEnd"/>
       <w:r>
         <w:rPr>
           <w:rFonts w:ascii="Calibri"/>
@@ -530,7 +528,6 @@
         </w:rPr>
         <w:t xml:space="preserve">Andrea </w:t>
       </w:r>
-      <w:proofErr w:type="spellStart"/>
       <w:r>
         <w:rPr>
           <w:rFonts w:ascii="Calibri" w:hAnsi="Calibri"/>
@@ -539,7 +536,6 @@
         </w:rPr>
         <w:t>Dombe</w:t>
       </w:r>
-      <w:proofErr w:type="spellEnd"/>
     </w:p>
     <w:p>
       <w:pPr>
@@ -1760,47 +1756,7 @@
                 <w:szCs w:val="20"/>
                 <w:lang w:eastAsia="pt-PT"/>
               </w:rPr>
-              <w:t xml:space="preserve">To </w:t>
-            </w:r>
-            <w:proofErr w:type="spellStart"/>
-            <w:r>
-              <w:rPr>
-                <w:color w:val="000000"/>
-                <w:sz w:val="20"/>
-                <w:szCs w:val="20"/>
-                <w:lang w:eastAsia="pt-PT"/>
-              </w:rPr>
-              <w:t>analyse</w:t>
-            </w:r>
-            <w:proofErr w:type="spellEnd"/>
-            <w:r>
-              <w:rPr>
-                <w:color w:val="000000"/>
-                <w:sz w:val="20"/>
-                <w:szCs w:val="20"/>
-                <w:lang w:eastAsia="pt-PT"/>
-              </w:rPr>
-              <w:t xml:space="preserve"> whether agricultural </w:t>
-            </w:r>
-            <w:proofErr w:type="spellStart"/>
-            <w:r>
-              <w:rPr>
-                <w:color w:val="000000"/>
-                <w:sz w:val="20"/>
-                <w:szCs w:val="20"/>
-                <w:lang w:eastAsia="pt-PT"/>
-              </w:rPr>
-              <w:t>labour</w:t>
-            </w:r>
-            <w:proofErr w:type="spellEnd"/>
-            <w:r>
-              <w:rPr>
-                <w:color w:val="000000"/>
-                <w:sz w:val="20"/>
-                <w:szCs w:val="20"/>
-                <w:lang w:eastAsia="pt-PT"/>
-              </w:rPr>
-              <w:t xml:space="preserve"> decreased between 1989 and 2019</w:t>
+              <w:t>To analyse whether agricultural labour decreased between 1989 and 2019</w:t>
             </w:r>
           </w:p>
         </w:tc>
@@ -2114,27 +2070,7 @@
                 <w:szCs w:val="20"/>
                 <w:lang w:eastAsia="pt-PT"/>
               </w:rPr>
-              <w:t xml:space="preserve">To </w:t>
-            </w:r>
-            <w:proofErr w:type="spellStart"/>
-            <w:r>
-              <w:rPr>
-                <w:color w:val="000000"/>
-                <w:sz w:val="20"/>
-                <w:szCs w:val="20"/>
-                <w:lang w:eastAsia="pt-PT"/>
-              </w:rPr>
-              <w:t>analyse</w:t>
-            </w:r>
-            <w:proofErr w:type="spellEnd"/>
-            <w:r>
-              <w:rPr>
-                <w:color w:val="000000"/>
-                <w:sz w:val="20"/>
-                <w:szCs w:val="20"/>
-                <w:lang w:eastAsia="pt-PT"/>
-              </w:rPr>
-              <w:t xml:space="preserve"> changes in temporary crop systems</w:t>
+              <w:t>To analyse changes in temporary crop systems</w:t>
             </w:r>
           </w:p>
         </w:tc>
@@ -2605,27 +2541,7 @@
                 <w:szCs w:val="20"/>
                 <w:lang w:eastAsia="pt-PT"/>
               </w:rPr>
-              <w:t xml:space="preserve">To </w:t>
-            </w:r>
-            <w:proofErr w:type="spellStart"/>
-            <w:r>
-              <w:rPr>
-                <w:color w:val="000000"/>
-                <w:sz w:val="20"/>
-                <w:szCs w:val="20"/>
-                <w:lang w:eastAsia="pt-PT"/>
-              </w:rPr>
-              <w:t>analyse</w:t>
-            </w:r>
-            <w:proofErr w:type="spellEnd"/>
-            <w:r>
-              <w:rPr>
-                <w:color w:val="000000"/>
-                <w:sz w:val="20"/>
-                <w:szCs w:val="20"/>
-                <w:lang w:eastAsia="pt-PT"/>
-              </w:rPr>
-              <w:t xml:space="preserve"> whether structural changes were accompanied by changes in </w:t>
+              <w:t xml:space="preserve">To analyse whether structural changes were accompanied by changes in </w:t>
             </w:r>
             <w:r>
               <w:rPr>
@@ -3081,27 +2997,7 @@
                 <w:szCs w:val="20"/>
                 <w:lang w:eastAsia="pt-PT"/>
               </w:rPr>
-              <w:t xml:space="preserve">To </w:t>
-            </w:r>
-            <w:proofErr w:type="spellStart"/>
-            <w:r>
-              <w:rPr>
-                <w:color w:val="000000"/>
-                <w:sz w:val="20"/>
-                <w:szCs w:val="20"/>
-                <w:lang w:eastAsia="pt-PT"/>
-              </w:rPr>
-              <w:t>analyse</w:t>
-            </w:r>
-            <w:proofErr w:type="spellEnd"/>
-            <w:r>
-              <w:rPr>
-                <w:color w:val="000000"/>
-                <w:sz w:val="20"/>
-                <w:szCs w:val="20"/>
-                <w:lang w:eastAsia="pt-PT"/>
-              </w:rPr>
-              <w:t xml:space="preserve"> agricultural evolution over time, especially between 1989 and 2019</w:t>
+              <w:t>To analyse agricultural evolution over time, especially between 1989 and 2019</w:t>
             </w:r>
           </w:p>
         </w:tc>
@@ -3297,7 +3193,6 @@
                 <w:lang w:eastAsia="pt-PT"/>
               </w:rPr>
             </w:pPr>
-            <w:proofErr w:type="spellStart"/>
             <w:r>
               <w:rPr>
                 <w:color w:val="000000"/>
@@ -3305,17 +3200,7 @@
                 <w:szCs w:val="20"/>
                 <w:lang w:eastAsia="pt-PT"/>
               </w:rPr>
-              <w:t>Labour</w:t>
-            </w:r>
-            <w:proofErr w:type="spellEnd"/>
-            <w:r>
-              <w:rPr>
-                <w:color w:val="000000"/>
-                <w:sz w:val="20"/>
-                <w:szCs w:val="20"/>
-                <w:lang w:eastAsia="pt-PT"/>
-              </w:rPr>
-              <w:t xml:space="preserve"> force involved in agricultural activity</w:t>
+              <w:t>Labour force involved in agricultural activity</w:t>
             </w:r>
           </w:p>
         </w:tc>
@@ -3352,39 +3237,8 @@
                 <w:szCs w:val="20"/>
                 <w:lang w:eastAsia="pt-PT"/>
               </w:rPr>
-              <w:t xml:space="preserve">To test whether agricultural </w:t>
+              <w:t>To test whether agricultural labour declined over the period analysed</w:t>
             </w:r>
-            <w:proofErr w:type="spellStart"/>
-            <w:r>
-              <w:rPr>
-                <w:color w:val="000000"/>
-                <w:sz w:val="20"/>
-                <w:szCs w:val="20"/>
-                <w:lang w:eastAsia="pt-PT"/>
-              </w:rPr>
-              <w:t>labour</w:t>
-            </w:r>
-            <w:proofErr w:type="spellEnd"/>
-            <w:r>
-              <w:rPr>
-                <w:color w:val="000000"/>
-                <w:sz w:val="20"/>
-                <w:szCs w:val="20"/>
-                <w:lang w:eastAsia="pt-PT"/>
-              </w:rPr>
-              <w:t xml:space="preserve"> declined over the period </w:t>
-            </w:r>
-            <w:proofErr w:type="spellStart"/>
-            <w:r>
-              <w:rPr>
-                <w:color w:val="000000"/>
-                <w:sz w:val="20"/>
-                <w:szCs w:val="20"/>
-                <w:lang w:eastAsia="pt-PT"/>
-              </w:rPr>
-              <w:t>analysed</w:t>
-            </w:r>
-            <w:proofErr w:type="spellEnd"/>
           </w:p>
         </w:tc>
       </w:tr>
@@ -3863,27 +3717,7 @@
                 <w:szCs w:val="20"/>
                 <w:lang w:eastAsia="pt-PT"/>
               </w:rPr>
-              <w:t xml:space="preserve">To </w:t>
-            </w:r>
-            <w:proofErr w:type="spellStart"/>
-            <w:r>
-              <w:rPr>
-                <w:color w:val="000000"/>
-                <w:sz w:val="20"/>
-                <w:szCs w:val="20"/>
-                <w:lang w:eastAsia="pt-PT"/>
-              </w:rPr>
-              <w:t>analyse</w:t>
-            </w:r>
-            <w:proofErr w:type="spellEnd"/>
-            <w:r>
-              <w:rPr>
-                <w:color w:val="000000"/>
-                <w:sz w:val="20"/>
-                <w:szCs w:val="20"/>
-                <w:lang w:eastAsia="pt-PT"/>
-              </w:rPr>
-              <w:t xml:space="preserve"> changes in extensive land use and land management</w:t>
+              <w:t>To analyse changes in extensive land use and land management</w:t>
             </w:r>
           </w:p>
         </w:tc>
@@ -4085,25 +3919,25 @@
           <w:szCs w:val="22"/>
           <w:lang w:val="en-US"/>
         </w:rPr>
-        <w:t xml:space="preserve">Before starting the analysis, the datasets were imported into Python using the </w:t>
-      </w:r>
-      <w:proofErr w:type="gramStart"/>
-      <w:r>
+        <w:t>Before starting the analysis, the datasets were imported into Python using the pandas library. Each dataset was inspected to understand its structure, identify the available variables, check the data types and detect possible missing values.</w:t>
+      </w:r>
+    </w:p>
+    <w:p>
+      <w:pPr>
+        <w:pStyle w:val="NormalWeb"/>
         <w:rPr>
           <w:sz w:val="22"/>
           <w:szCs w:val="22"/>
           <w:lang w:val="en-US"/>
         </w:rPr>
-        <w:t>pandas</w:t>
-      </w:r>
-      <w:proofErr w:type="gramEnd"/>
+      </w:pPr>
       <w:r>
         <w:rPr>
           <w:sz w:val="22"/>
           <w:szCs w:val="22"/>
           <w:lang w:val="en-US"/>
         </w:rPr>
-        <w:t xml:space="preserve"> library. Each dataset was inspected to understand its structure, identify the available variables, check the data types and detect possible missing values.</w:t>
+        <w:t>The first step consisted of opening each CSV file and examining the first rows of the data. Then, the column names were checked and standardized to make the datasets easier to work with. The existence of missing values was also verified, as well as the temporal coverage and the geographical units available in each dataset.</w:t>
       </w:r>
     </w:p>
     <w:p>
@@ -4121,43 +3955,7 @@
           <w:szCs w:val="22"/>
           <w:lang w:val="en-US"/>
         </w:rPr>
-        <w:t>The first step consisted of opening each CSV file and examining the first rows of the data. Then, the column names were checked and standardized to make the datasets easier to work with. The existence of missing values was also verified, as well as the temporal coverage and the geographical units available in each dataset.</w:t>
-      </w:r>
-    </w:p>
-    <w:p>
-      <w:pPr>
-        <w:pStyle w:val="NormalWeb"/>
-        <w:rPr>
-          <w:sz w:val="22"/>
-          <w:szCs w:val="22"/>
-          <w:lang w:val="en-US"/>
-        </w:rPr>
-      </w:pPr>
-      <w:r>
-        <w:rPr>
-          <w:sz w:val="22"/>
-          <w:szCs w:val="22"/>
-          <w:lang w:val="en-US"/>
-        </w:rPr>
-        <w:t xml:space="preserve">After this initial inspection, the relevant variables were selected according to the objectives of the project. When necessary, the data were grouped by year and region to create summary tables for the </w:t>
-      </w:r>
-      <w:proofErr w:type="gramStart"/>
-      <w:r>
-        <w:rPr>
-          <w:sz w:val="22"/>
-          <w:szCs w:val="22"/>
-          <w:lang w:val="en-US"/>
-        </w:rPr>
-        <w:t>exploratory</w:t>
-      </w:r>
-      <w:proofErr w:type="gramEnd"/>
-      <w:r>
-        <w:rPr>
-          <w:sz w:val="22"/>
-          <w:szCs w:val="22"/>
-          <w:lang w:val="en-US"/>
-        </w:rPr>
-        <w:t xml:space="preserve"> analysis. These prepared datasets were then used to produce descriptive statistics, visualizations and inferential tests.</w:t>
+        <w:t>After this initial inspection, the relevant variables were selected according to the objectives of the project. When necessary, the data were grouped by year and region to create summary tables for the exploratory analysis. These prepared datasets were then used to produce descriptive statistics, visualizations and inferential tests.</w:t>
       </w:r>
     </w:p>
     <w:p>
@@ -4287,8 +4085,1751 @@
         <w:rPr>
           <w:spacing w:val="-2"/>
         </w:rPr>
-        <w:t>Evolution of agricultural labour</w:t>
-      </w:r>
+        <w:t>Evolution of</w:t>
+      </w:r>
+      <w:r>
+        <w:rPr>
+          <w:spacing w:val="-2"/>
+        </w:rPr>
+        <w:t xml:space="preserve"> Agricultural Labour in Mainland Portugal</w:t>
+      </w:r>
+    </w:p>
+    <w:p>
+      <w:pPr>
+        <w:pStyle w:val="Heading1"/>
+        <w:tabs>
+          <w:tab w:val="left" w:pos="745"/>
+        </w:tabs>
+        <w:ind w:left="37" w:firstLine="0"/>
+        <w:rPr>
+          <w:spacing w:val="-2"/>
+        </w:rPr>
+      </w:pPr>
+      <w:r>
+        <w:rPr>
+          <w:spacing w:val="-2"/>
+        </w:rPr>
+        <w:t>3.1.1    National trend (1989 -2019)</w:t>
+      </w:r>
+    </w:p>
+    <w:p>
+      <w:pPr>
+        <w:pStyle w:val="Heading1"/>
+        <w:tabs>
+          <w:tab w:val="left" w:pos="745"/>
+        </w:tabs>
+        <w:ind w:left="37" w:firstLine="0"/>
+        <w:rPr>
+          <w:rFonts w:ascii="Times New Roman" w:hAnsi="Times New Roman" w:cs="Times New Roman"/>
+          <w:i w:val="0"/>
+          <w:iCs w:val="0"/>
+          <w:spacing w:val="-2"/>
+          <w:sz w:val="22"/>
+          <w:szCs w:val="22"/>
+        </w:rPr>
+      </w:pPr>
+      <w:r>
+        <w:rPr>
+          <w:rFonts w:ascii="Times New Roman" w:hAnsi="Times New Roman" w:cs="Times New Roman"/>
+          <w:i w:val="0"/>
+          <w:iCs w:val="0"/>
+          <w:spacing w:val="-2"/>
+          <w:sz w:val="22"/>
+          <w:szCs w:val="22"/>
+        </w:rPr>
+        <w:t>According to the database</w:t>
+      </w:r>
+      <w:r>
+        <w:rPr>
+          <w:rFonts w:ascii="Times New Roman" w:hAnsi="Times New Roman" w:cs="Times New Roman"/>
+          <w:i w:val="0"/>
+          <w:iCs w:val="0"/>
+          <w:spacing w:val="-2"/>
+          <w:sz w:val="22"/>
+          <w:szCs w:val="22"/>
+        </w:rPr>
+        <w:t xml:space="preserve"> </w:t>
+      </w:r>
+      <w:r>
+        <w:rPr>
+          <w:rFonts w:ascii="Times New Roman" w:hAnsi="Times New Roman" w:cs="Times New Roman"/>
+          <w:i w:val="0"/>
+          <w:iCs w:val="0"/>
+          <w:spacing w:val="-2"/>
+          <w:sz w:val="22"/>
+          <w:szCs w:val="22"/>
+        </w:rPr>
+        <w:t>from the Instituto Nacional de Estatistica (INE), agricultural labour in the mainland has dec</w:t>
+      </w:r>
+      <w:r>
+        <w:rPr>
+          <w:rFonts w:ascii="Times New Roman" w:hAnsi="Times New Roman" w:cs="Times New Roman"/>
+          <w:i w:val="0"/>
+          <w:iCs w:val="0"/>
+          <w:spacing w:val="-2"/>
+          <w:sz w:val="22"/>
+          <w:szCs w:val="22"/>
+        </w:rPr>
+        <w:t>reased substantially between 1989 and 2019. The table below presents the evolution of the total agricultural workforce over the years 1989, 1999, 2009 and 2019.</w:t>
+      </w:r>
+    </w:p>
+    <w:p>
+      <w:pPr>
+        <w:pStyle w:val="Heading1"/>
+        <w:tabs>
+          <w:tab w:val="left" w:pos="745"/>
+        </w:tabs>
+        <w:ind w:left="37" w:firstLine="0"/>
+        <w:rPr>
+          <w:rFonts w:ascii="Times New Roman" w:hAnsi="Times New Roman" w:cs="Times New Roman"/>
+          <w:i w:val="0"/>
+          <w:iCs w:val="0"/>
+          <w:spacing w:val="-2"/>
+          <w:sz w:val="22"/>
+          <w:szCs w:val="22"/>
+        </w:rPr>
+      </w:pPr>
+    </w:p>
+    <w:p>
+      <w:pPr>
+        <w:pStyle w:val="Heading1"/>
+        <w:tabs>
+          <w:tab w:val="left" w:pos="745"/>
+        </w:tabs>
+        <w:ind w:left="37" w:firstLine="0"/>
+        <w:rPr>
+          <w:rFonts w:ascii="Times New Roman" w:hAnsi="Times New Roman" w:cs="Times New Roman"/>
+          <w:i w:val="0"/>
+          <w:iCs w:val="0"/>
+          <w:spacing w:val="-2"/>
+          <w:sz w:val="22"/>
+          <w:szCs w:val="22"/>
+        </w:rPr>
+      </w:pPr>
+      <w:r>
+        <w:rPr>
+          <w:rFonts w:ascii="Times New Roman" w:hAnsi="Times New Roman" w:cs="Times New Roman"/>
+          <w:i w:val="0"/>
+          <w:iCs w:val="0"/>
+          <w:spacing w:val="-2"/>
+          <w:sz w:val="22"/>
+          <w:szCs w:val="22"/>
+        </w:rPr>
+        <w:t xml:space="preserve">Table 3.1 </w:t>
+      </w:r>
+      <w:r>
+        <w:rPr>
+          <w:rFonts w:ascii="Times New Roman" w:hAnsi="Times New Roman" w:cs="Times New Roman"/>
+          <w:i w:val="0"/>
+          <w:iCs w:val="0"/>
+          <w:spacing w:val="-2"/>
+          <w:sz w:val="22"/>
+          <w:szCs w:val="22"/>
+        </w:rPr>
+        <w:t>-</w:t>
+      </w:r>
+      <w:r>
+        <w:rPr>
+          <w:rFonts w:ascii="Times New Roman" w:hAnsi="Times New Roman" w:cs="Times New Roman"/>
+          <w:i w:val="0"/>
+          <w:iCs w:val="0"/>
+          <w:spacing w:val="-2"/>
+          <w:sz w:val="22"/>
+          <w:szCs w:val="22"/>
+        </w:rPr>
+        <w:t xml:space="preserve"> Agricultural labour in mainland Portugal (1989 – 2019)</w:t>
+      </w:r>
+    </w:p>
+    <w:tbl>
+      <w:tblPr>
+        <w:tblStyle w:val="TableGrid"/>
+        <w:tblW w:w="0" w:type="auto"/>
+        <w:tblInd w:w="37" w:type="dxa"/>
+        <w:tblLook w:val="04A0" w:firstRow="1" w:lastRow="0" w:firstColumn="1" w:lastColumn="0" w:noHBand="0" w:noVBand="1"/>
+      </w:tblPr>
+      <w:tblGrid>
+        <w:gridCol w:w="4371"/>
+        <w:gridCol w:w="4374"/>
+      </w:tblGrid>
+      <w:tr>
+        <w:tc>
+          <w:tcPr>
+            <w:tcW w:w="4391" w:type="dxa"/>
+          </w:tcPr>
+          <w:p>
+            <w:pPr>
+              <w:pStyle w:val="Heading1"/>
+              <w:tabs>
+                <w:tab w:val="left" w:pos="745"/>
+              </w:tabs>
+              <w:ind w:left="0" w:firstLine="0"/>
+              <w:rPr>
+                <w:rFonts w:ascii="Times New Roman" w:hAnsi="Times New Roman" w:cs="Times New Roman"/>
+                <w:i w:val="0"/>
+                <w:iCs w:val="0"/>
+                <w:sz w:val="22"/>
+                <w:szCs w:val="22"/>
+              </w:rPr>
+            </w:pPr>
+            <w:r>
+              <w:rPr>
+                <w:rFonts w:ascii="Times New Roman" w:hAnsi="Times New Roman" w:cs="Times New Roman"/>
+                <w:i w:val="0"/>
+                <w:iCs w:val="0"/>
+                <w:sz w:val="22"/>
+                <w:szCs w:val="22"/>
+              </w:rPr>
+              <w:t>Year</w:t>
+            </w:r>
+          </w:p>
+        </w:tc>
+        <w:tc>
+          <w:tcPr>
+            <w:tcW w:w="4391" w:type="dxa"/>
+          </w:tcPr>
+          <w:p>
+            <w:pPr>
+              <w:pStyle w:val="Heading1"/>
+              <w:tabs>
+                <w:tab w:val="left" w:pos="745"/>
+              </w:tabs>
+              <w:ind w:left="0" w:firstLine="0"/>
+              <w:rPr>
+                <w:rFonts w:ascii="Times New Roman" w:hAnsi="Times New Roman" w:cs="Times New Roman"/>
+                <w:i w:val="0"/>
+                <w:iCs w:val="0"/>
+                <w:sz w:val="22"/>
+                <w:szCs w:val="22"/>
+              </w:rPr>
+            </w:pPr>
+            <w:r>
+              <w:rPr>
+                <w:rFonts w:ascii="Times New Roman" w:hAnsi="Times New Roman" w:cs="Times New Roman"/>
+                <w:i w:val="0"/>
+                <w:iCs w:val="0"/>
+                <w:sz w:val="22"/>
+                <w:szCs w:val="22"/>
+              </w:rPr>
+              <w:t>Agricultural Labour (Mainland Portugal)</w:t>
+            </w:r>
+          </w:p>
+        </w:tc>
+      </w:tr>
+      <w:tr>
+        <w:tc>
+          <w:tcPr>
+            <w:tcW w:w="4391" w:type="dxa"/>
+          </w:tcPr>
+          <w:p>
+            <w:pPr>
+              <w:pStyle w:val="Heading1"/>
+              <w:tabs>
+                <w:tab w:val="left" w:pos="745"/>
+              </w:tabs>
+              <w:ind w:left="0" w:firstLine="0"/>
+              <w:rPr>
+                <w:rFonts w:ascii="Times New Roman" w:hAnsi="Times New Roman" w:cs="Times New Roman"/>
+                <w:i w:val="0"/>
+                <w:iCs w:val="0"/>
+                <w:sz w:val="22"/>
+                <w:szCs w:val="22"/>
+              </w:rPr>
+            </w:pPr>
+            <w:r>
+              <w:rPr>
+                <w:rFonts w:ascii="Times New Roman" w:hAnsi="Times New Roman" w:cs="Times New Roman"/>
+                <w:i w:val="0"/>
+                <w:iCs w:val="0"/>
+                <w:sz w:val="22"/>
+                <w:szCs w:val="22"/>
+              </w:rPr>
+              <w:t>1989</w:t>
+            </w:r>
+          </w:p>
+        </w:tc>
+        <w:tc>
+          <w:tcPr>
+            <w:tcW w:w="4391" w:type="dxa"/>
+          </w:tcPr>
+          <w:p>
+            <w:pPr>
+              <w:pStyle w:val="Heading1"/>
+              <w:tabs>
+                <w:tab w:val="left" w:pos="745"/>
+              </w:tabs>
+              <w:ind w:left="0" w:firstLine="0"/>
+              <w:rPr>
+                <w:rFonts w:ascii="Times New Roman" w:hAnsi="Times New Roman" w:cs="Times New Roman"/>
+                <w:i w:val="0"/>
+                <w:iCs w:val="0"/>
+                <w:sz w:val="22"/>
+                <w:szCs w:val="22"/>
+              </w:rPr>
+            </w:pPr>
+            <w:r>
+              <w:rPr>
+                <w:rFonts w:ascii="Times New Roman" w:hAnsi="Times New Roman" w:cs="Times New Roman"/>
+                <w:i w:val="0"/>
+                <w:iCs w:val="0"/>
+                <w:sz w:val="22"/>
+                <w:szCs w:val="22"/>
+              </w:rPr>
+              <w:t>1,449,906</w:t>
+            </w:r>
+          </w:p>
+        </w:tc>
+      </w:tr>
+      <w:tr>
+        <w:tc>
+          <w:tcPr>
+            <w:tcW w:w="4391" w:type="dxa"/>
+          </w:tcPr>
+          <w:p>
+            <w:pPr>
+              <w:pStyle w:val="Heading1"/>
+              <w:tabs>
+                <w:tab w:val="left" w:pos="745"/>
+              </w:tabs>
+              <w:ind w:left="0" w:firstLine="0"/>
+              <w:rPr>
+                <w:rFonts w:ascii="Times New Roman" w:hAnsi="Times New Roman" w:cs="Times New Roman"/>
+                <w:i w:val="0"/>
+                <w:iCs w:val="0"/>
+                <w:sz w:val="22"/>
+                <w:szCs w:val="22"/>
+              </w:rPr>
+            </w:pPr>
+            <w:r>
+              <w:rPr>
+                <w:rFonts w:ascii="Times New Roman" w:hAnsi="Times New Roman" w:cs="Times New Roman"/>
+                <w:i w:val="0"/>
+                <w:iCs w:val="0"/>
+                <w:sz w:val="22"/>
+                <w:szCs w:val="22"/>
+              </w:rPr>
+              <w:t>1999</w:t>
+            </w:r>
+          </w:p>
+        </w:tc>
+        <w:tc>
+          <w:tcPr>
+            <w:tcW w:w="4391" w:type="dxa"/>
+          </w:tcPr>
+          <w:p>
+            <w:pPr>
+              <w:pStyle w:val="Heading1"/>
+              <w:tabs>
+                <w:tab w:val="left" w:pos="745"/>
+              </w:tabs>
+              <w:ind w:left="0" w:firstLine="0"/>
+              <w:rPr>
+                <w:rFonts w:ascii="Times New Roman" w:hAnsi="Times New Roman" w:cs="Times New Roman"/>
+                <w:i w:val="0"/>
+                <w:iCs w:val="0"/>
+                <w:sz w:val="22"/>
+                <w:szCs w:val="22"/>
+              </w:rPr>
+            </w:pPr>
+            <w:r>
+              <w:rPr>
+                <w:rFonts w:ascii="Times New Roman" w:hAnsi="Times New Roman" w:cs="Times New Roman"/>
+                <w:i w:val="0"/>
+                <w:iCs w:val="0"/>
+                <w:sz w:val="22"/>
+                <w:szCs w:val="22"/>
+              </w:rPr>
+              <w:t>1,002,480</w:t>
+            </w:r>
+          </w:p>
+        </w:tc>
+      </w:tr>
+      <w:tr>
+        <w:tc>
+          <w:tcPr>
+            <w:tcW w:w="4391" w:type="dxa"/>
+          </w:tcPr>
+          <w:p>
+            <w:pPr>
+              <w:pStyle w:val="Heading1"/>
+              <w:tabs>
+                <w:tab w:val="left" w:pos="745"/>
+              </w:tabs>
+              <w:ind w:left="0" w:firstLine="0"/>
+              <w:rPr>
+                <w:rFonts w:ascii="Times New Roman" w:hAnsi="Times New Roman" w:cs="Times New Roman"/>
+                <w:i w:val="0"/>
+                <w:iCs w:val="0"/>
+                <w:sz w:val="22"/>
+                <w:szCs w:val="22"/>
+              </w:rPr>
+            </w:pPr>
+            <w:r>
+              <w:rPr>
+                <w:rFonts w:ascii="Times New Roman" w:hAnsi="Times New Roman" w:cs="Times New Roman"/>
+                <w:i w:val="0"/>
+                <w:iCs w:val="0"/>
+                <w:sz w:val="22"/>
+                <w:szCs w:val="22"/>
+              </w:rPr>
+              <w:t>2009</w:t>
+            </w:r>
+          </w:p>
+        </w:tc>
+        <w:tc>
+          <w:tcPr>
+            <w:tcW w:w="4391" w:type="dxa"/>
+          </w:tcPr>
+          <w:p>
+            <w:pPr>
+              <w:pStyle w:val="Heading1"/>
+              <w:tabs>
+                <w:tab w:val="left" w:pos="745"/>
+              </w:tabs>
+              <w:ind w:left="0" w:firstLine="0"/>
+              <w:rPr>
+                <w:rFonts w:ascii="Times New Roman" w:hAnsi="Times New Roman" w:cs="Times New Roman"/>
+                <w:i w:val="0"/>
+                <w:iCs w:val="0"/>
+                <w:sz w:val="22"/>
+                <w:szCs w:val="22"/>
+              </w:rPr>
+            </w:pPr>
+            <w:r>
+              <w:rPr>
+                <w:rFonts w:ascii="Times New Roman" w:hAnsi="Times New Roman" w:cs="Times New Roman"/>
+                <w:i w:val="0"/>
+                <w:iCs w:val="0"/>
+                <w:sz w:val="22"/>
+                <w:szCs w:val="22"/>
+              </w:rPr>
+              <w:t>649,607</w:t>
+            </w:r>
+          </w:p>
+        </w:tc>
+      </w:tr>
+      <w:tr>
+        <w:tc>
+          <w:tcPr>
+            <w:tcW w:w="4391" w:type="dxa"/>
+          </w:tcPr>
+          <w:p>
+            <w:pPr>
+              <w:pStyle w:val="Heading1"/>
+              <w:tabs>
+                <w:tab w:val="left" w:pos="745"/>
+              </w:tabs>
+              <w:ind w:left="0" w:firstLine="0"/>
+              <w:rPr>
+                <w:rFonts w:ascii="Times New Roman" w:hAnsi="Times New Roman" w:cs="Times New Roman"/>
+                <w:i w:val="0"/>
+                <w:iCs w:val="0"/>
+                <w:sz w:val="22"/>
+                <w:szCs w:val="22"/>
+              </w:rPr>
+            </w:pPr>
+            <w:r>
+              <w:rPr>
+                <w:rFonts w:ascii="Times New Roman" w:hAnsi="Times New Roman" w:cs="Times New Roman"/>
+                <w:i w:val="0"/>
+                <w:iCs w:val="0"/>
+                <w:sz w:val="22"/>
+                <w:szCs w:val="22"/>
+              </w:rPr>
+              <w:t>2019</w:t>
+            </w:r>
+          </w:p>
+        </w:tc>
+        <w:tc>
+          <w:tcPr>
+            <w:tcW w:w="4391" w:type="dxa"/>
+          </w:tcPr>
+          <w:p>
+            <w:pPr>
+              <w:pStyle w:val="Heading1"/>
+              <w:tabs>
+                <w:tab w:val="left" w:pos="745"/>
+              </w:tabs>
+              <w:ind w:left="0" w:firstLine="0"/>
+              <w:rPr>
+                <w:rFonts w:ascii="Times New Roman" w:hAnsi="Times New Roman" w:cs="Times New Roman"/>
+                <w:i w:val="0"/>
+                <w:iCs w:val="0"/>
+                <w:sz w:val="22"/>
+                <w:szCs w:val="22"/>
+              </w:rPr>
+            </w:pPr>
+            <w:r>
+              <w:rPr>
+                <w:rFonts w:ascii="Times New Roman" w:hAnsi="Times New Roman" w:cs="Times New Roman"/>
+                <w:i w:val="0"/>
+                <w:iCs w:val="0"/>
+                <w:sz w:val="22"/>
+                <w:szCs w:val="22"/>
+              </w:rPr>
+              <w:t>596,938</w:t>
+            </w:r>
+          </w:p>
+        </w:tc>
+      </w:tr>
+    </w:tbl>
+    <w:p>
+      <w:pPr>
+        <w:pStyle w:val="Heading1"/>
+        <w:tabs>
+          <w:tab w:val="left" w:pos="745"/>
+        </w:tabs>
+        <w:ind w:left="37" w:firstLine="0"/>
+        <w:rPr>
+          <w:rFonts w:ascii="Times New Roman" w:hAnsi="Times New Roman" w:cs="Times New Roman"/>
+          <w:i w:val="0"/>
+          <w:iCs w:val="0"/>
+          <w:sz w:val="16"/>
+          <w:szCs w:val="16"/>
+        </w:rPr>
+      </w:pPr>
+      <w:r>
+        <w:rPr>
+          <w:rFonts w:ascii="Times New Roman" w:hAnsi="Times New Roman" w:cs="Times New Roman"/>
+          <w:i w:val="0"/>
+          <w:iCs w:val="0"/>
+          <w:sz w:val="16"/>
+          <w:szCs w:val="16"/>
+        </w:rPr>
+        <w:t>Source: INE – Agricultural labour by geographic location (NUTS 2013), type of labour and work duration regime. Values for “Continente” (code 1).</w:t>
+      </w:r>
+    </w:p>
+    <w:p>
+      <w:pPr>
+        <w:pStyle w:val="Heading1"/>
+        <w:tabs>
+          <w:tab w:val="left" w:pos="745"/>
+        </w:tabs>
+        <w:ind w:left="37" w:firstLine="0"/>
+        <w:rPr>
+          <w:rFonts w:ascii="Times New Roman" w:hAnsi="Times New Roman" w:cs="Times New Roman"/>
+          <w:i w:val="0"/>
+          <w:iCs w:val="0"/>
+          <w:sz w:val="16"/>
+          <w:szCs w:val="16"/>
+        </w:rPr>
+      </w:pPr>
+    </w:p>
+    <w:p>
+      <w:pPr>
+        <w:pStyle w:val="Heading1"/>
+        <w:tabs>
+          <w:tab w:val="left" w:pos="745"/>
+        </w:tabs>
+        <w:ind w:left="37" w:firstLine="0"/>
+        <w:rPr>
+          <w:rFonts w:ascii="Times New Roman" w:hAnsi="Times New Roman" w:cs="Times New Roman"/>
+          <w:i w:val="0"/>
+          <w:iCs w:val="0"/>
+          <w:sz w:val="22"/>
+          <w:szCs w:val="22"/>
+        </w:rPr>
+      </w:pPr>
+      <w:r>
+        <w:rPr>
+          <w:rFonts w:ascii="Times New Roman" w:hAnsi="Times New Roman" w:cs="Times New Roman"/>
+          <w:i w:val="0"/>
+          <w:iCs w:val="0"/>
+          <w:sz w:val="22"/>
+          <w:szCs w:val="22"/>
+        </w:rPr>
+        <w:t>From this table it is apparent that approximately 1.45 million people were employed in agricultural activities in the mainland in 1989. Over the last 30-year period this number fell to just under 597,000 – a reduction of approximately 59%. For better reference, Figure 3.1 illustrates the difference between the years.</w:t>
+      </w:r>
+    </w:p>
+    <w:p>
+      <w:pPr>
+        <w:pStyle w:val="Heading1"/>
+        <w:tabs>
+          <w:tab w:val="left" w:pos="745"/>
+        </w:tabs>
+        <w:ind w:left="37" w:firstLine="0"/>
+        <w:rPr>
+          <w:rFonts w:ascii="Times New Roman" w:hAnsi="Times New Roman" w:cs="Times New Roman"/>
+          <w:i w:val="0"/>
+          <w:iCs w:val="0"/>
+          <w:sz w:val="22"/>
+          <w:szCs w:val="22"/>
+        </w:rPr>
+      </w:pPr>
+    </w:p>
+    <w:p>
+      <w:pPr>
+        <w:pStyle w:val="Heading1"/>
+        <w:tabs>
+          <w:tab w:val="left" w:pos="745"/>
+        </w:tabs>
+        <w:rPr>
+          <w:rFonts w:ascii="Times New Roman" w:hAnsi="Times New Roman" w:cs="Times New Roman"/>
+          <w:i w:val="0"/>
+          <w:iCs w:val="0"/>
+          <w:sz w:val="22"/>
+          <w:szCs w:val="22"/>
+        </w:rPr>
+      </w:pPr>
+      <w:r>
+        <w:rPr>
+          <w:rFonts w:ascii="Times New Roman" w:hAnsi="Times New Roman" w:cs="Times New Roman"/>
+          <w:i w:val="0"/>
+          <w:iCs w:val="0"/>
+          <w:sz w:val="22"/>
+          <w:szCs w:val="22"/>
+        </w:rPr>
+        <w:t>Figure 3.1 – Evolution of agricultural labour in mainland Portugal (1989 – 2019)</w:t>
+      </w:r>
+    </w:p>
+    <w:p>
+      <w:pPr>
+        <w:pStyle w:val="Heading1"/>
+        <w:tabs>
+          <w:tab w:val="left" w:pos="745"/>
+        </w:tabs>
+        <w:ind w:left="37" w:firstLine="0"/>
+        <w:rPr>
+          <w:rFonts w:ascii="Times New Roman" w:hAnsi="Times New Roman" w:cs="Times New Roman"/>
+          <w:i w:val="0"/>
+          <w:iCs w:val="0"/>
+          <w:sz w:val="22"/>
+          <w:szCs w:val="22"/>
+        </w:rPr>
+      </w:pPr>
+      <w:r>
+        <w:rPr>
+          <w:rFonts w:ascii="Times New Roman" w:hAnsi="Times New Roman" w:cs="Times New Roman"/>
+          <w:i w:val="0"/>
+          <w:iCs w:val="0"/>
+          <w:noProof/>
+          <w:sz w:val="22"/>
+          <w:szCs w:val="22"/>
+        </w:rPr>
+        <w:drawing>
+          <wp:inline distT="0" distB="0" distL="0" distR="0" wp14:anchorId="6CBC5351" wp14:editId="0FD547A2">
+            <wp:extent cx="5486400" cy="3200400"/>
+            <wp:effectExtent l="0" t="0" r="0" b="0"/>
+            <wp:docPr id="1319598588" name="Chart 3"/>
+            <wp:cNvGraphicFramePr/>
+            <a:graphic xmlns:a="http://schemas.openxmlformats.org/drawingml/2006/main">
+              <a:graphicData uri="http://schemas.openxmlformats.org/drawingml/2006/chart">
+                <c:chart xmlns:c="http://schemas.openxmlformats.org/drawingml/2006/chart" xmlns:r="http://schemas.openxmlformats.org/officeDocument/2006/relationships" r:id="rId9"/>
+              </a:graphicData>
+            </a:graphic>
+          </wp:inline>
+        </w:drawing>
+      </w:r>
+    </w:p>
+    <w:p>
+      <w:pPr>
+        <w:pStyle w:val="ds-markdown-paragraph"/>
+        <w:shd w:val="clear" w:color="auto" w:fill="FFFFFF"/>
+        <w:spacing w:before="240" w:beforeAutospacing="0" w:after="240" w:afterAutospacing="0"/>
+        <w:rPr>
+          <w:color w:val="0F1115"/>
+          <w:sz w:val="22"/>
+          <w:szCs w:val="22"/>
+        </w:rPr>
+      </w:pPr>
+    </w:p>
+    <w:p>
+      <w:pPr>
+        <w:pStyle w:val="ds-markdown-paragraph"/>
+        <w:shd w:val="clear" w:color="auto" w:fill="FFFFFF"/>
+        <w:spacing w:before="240" w:beforeAutospacing="0" w:after="240" w:afterAutospacing="0"/>
+        <w:rPr>
+          <w:color w:val="0F1115"/>
+          <w:sz w:val="22"/>
+          <w:szCs w:val="22"/>
+        </w:rPr>
+      </w:pPr>
+    </w:p>
+    <w:p>
+      <w:pPr>
+        <w:pStyle w:val="ds-markdown-paragraph"/>
+        <w:shd w:val="clear" w:color="auto" w:fill="FFFFFF"/>
+        <w:spacing w:before="240" w:beforeAutospacing="0" w:after="240" w:afterAutospacing="0"/>
+        <w:rPr>
+          <w:color w:val="0F1115"/>
+          <w:sz w:val="22"/>
+          <w:szCs w:val="22"/>
+        </w:rPr>
+      </w:pPr>
+      <w:r>
+        <w:rPr>
+          <w:color w:val="0F1115"/>
+          <w:sz w:val="22"/>
+          <w:szCs w:val="22"/>
+        </w:rPr>
+        <w:t>Three key observations stand out:</w:t>
+      </w:r>
+    </w:p>
+    <w:p>
+      <w:pPr>
+        <w:pStyle w:val="ds-markdown-paragraph"/>
+        <w:numPr>
+          <w:ilvl w:val="0"/>
+          <w:numId w:val="9"/>
+        </w:numPr>
+        <w:shd w:val="clear" w:color="auto" w:fill="FFFFFF"/>
+        <w:spacing w:before="0" w:beforeAutospacing="0" w:after="0" w:afterAutospacing="0"/>
+        <w:rPr>
+          <w:color w:val="0F1115"/>
+          <w:sz w:val="22"/>
+          <w:szCs w:val="22"/>
+        </w:rPr>
+      </w:pPr>
+      <w:r>
+        <w:rPr>
+          <w:rStyle w:val="Strong"/>
+          <w:b w:val="0"/>
+          <w:bCs w:val="0"/>
+          <w:color w:val="0F1115"/>
+          <w:sz w:val="22"/>
+          <w:szCs w:val="22"/>
+        </w:rPr>
+        <w:t>Steep initial decline (1989–1999):</w:t>
+      </w:r>
+      <w:r>
+        <w:rPr>
+          <w:color w:val="0F1115"/>
+          <w:sz w:val="22"/>
+          <w:szCs w:val="22"/>
+        </w:rPr>
+        <w:t> The loss of nearly 450,000 workers in the first decade reflects a period of intense rural exodus, mechanization, and the abandonment of small, non-viable farms following Portugal's integration into the European Economic Community (now EU) in 1986.</w:t>
+      </w:r>
+    </w:p>
+    <w:p>
+      <w:pPr>
+        <w:pStyle w:val="ds-markdown-paragraph"/>
+        <w:numPr>
+          <w:ilvl w:val="0"/>
+          <w:numId w:val="9"/>
+        </w:numPr>
+        <w:shd w:val="clear" w:color="auto" w:fill="FFFFFF"/>
+        <w:spacing w:before="0" w:beforeAutospacing="0" w:after="0" w:afterAutospacing="0"/>
+        <w:rPr>
+          <w:color w:val="0F1115"/>
+          <w:sz w:val="22"/>
+          <w:szCs w:val="22"/>
+        </w:rPr>
+      </w:pPr>
+      <w:r>
+        <w:rPr>
+          <w:rStyle w:val="Strong"/>
+          <w:b w:val="0"/>
+          <w:bCs w:val="0"/>
+          <w:color w:val="0F1115"/>
+          <w:sz w:val="22"/>
+          <w:szCs w:val="22"/>
+        </w:rPr>
+        <w:t>Continued but slower decline (1999–2009):</w:t>
+      </w:r>
+      <w:r>
+        <w:rPr>
+          <w:color w:val="0F1115"/>
+          <w:sz w:val="22"/>
+          <w:szCs w:val="22"/>
+        </w:rPr>
+        <w:t> The reduction of another 350,000 workers suggests that restructuring continued, though possibly at a more moderate pace as the agricultural sector adapted to EU policies, including the Common Agricultural Policy (CAP).</w:t>
+      </w:r>
+    </w:p>
+    <w:p>
+      <w:pPr>
+        <w:pStyle w:val="ds-markdown-paragraph"/>
+        <w:numPr>
+          <w:ilvl w:val="0"/>
+          <w:numId w:val="9"/>
+        </w:numPr>
+        <w:shd w:val="clear" w:color="auto" w:fill="FFFFFF"/>
+        <w:spacing w:before="0" w:beforeAutospacing="0" w:after="0" w:afterAutospacing="0"/>
+        <w:rPr>
+          <w:color w:val="0F1115"/>
+          <w:sz w:val="22"/>
+          <w:szCs w:val="22"/>
+        </w:rPr>
+      </w:pPr>
+      <w:r>
+        <w:rPr>
+          <w:rStyle w:val="Strong"/>
+          <w:b w:val="0"/>
+          <w:bCs w:val="0"/>
+          <w:color w:val="0F1115"/>
+          <w:sz w:val="22"/>
+          <w:szCs w:val="22"/>
+        </w:rPr>
+        <w:t>Moderation of decline (2009–2019):</w:t>
+      </w:r>
+      <w:r>
+        <w:rPr>
+          <w:color w:val="0F1115"/>
+          <w:sz w:val="22"/>
+          <w:szCs w:val="22"/>
+        </w:rPr>
+        <w:t> The sharp reduction in the rate of decline (only 52,669 workers lost) suggests that the agricultural labour force may be approaching a lower baseline. This remaining workforce likely consists of more specialized, full-time, and professional farmers.</w:t>
+      </w:r>
+    </w:p>
+    <w:p>
+      <w:pPr>
+        <w:pStyle w:val="ds-markdown-paragraph"/>
+        <w:shd w:val="clear" w:color="auto" w:fill="FFFFFF"/>
+        <w:spacing w:before="240" w:beforeAutospacing="0" w:after="240" w:afterAutospacing="0"/>
+        <w:rPr>
+          <w:color w:val="0F1115"/>
+          <w:sz w:val="22"/>
+          <w:szCs w:val="22"/>
+        </w:rPr>
+      </w:pPr>
+      <w:r>
+        <w:rPr>
+          <w:color w:val="0F1115"/>
+          <w:sz w:val="22"/>
+          <w:szCs w:val="22"/>
+        </w:rPr>
+        <w:t>Overall, these patterns are consistent with a process of </w:t>
+      </w:r>
+      <w:r>
+        <w:rPr>
+          <w:rStyle w:val="Strong"/>
+          <w:b w:val="0"/>
+          <w:bCs w:val="0"/>
+          <w:color w:val="0F1115"/>
+          <w:sz w:val="22"/>
+          <w:szCs w:val="22"/>
+        </w:rPr>
+        <w:t>agricultural restructuring</w:t>
+      </w:r>
+      <w:r>
+        <w:rPr>
+          <w:color w:val="0F1115"/>
+          <w:sz w:val="22"/>
+          <w:szCs w:val="22"/>
+        </w:rPr>
+        <w:t>, where fewer workers are needed to manage larger, more mechanized, and more capital-intensive farms. The slowing rate of decline after 2009 may also reflect stabilization of the sector after decades of transformation.</w:t>
+      </w:r>
+    </w:p>
+    <w:p>
+      <w:pPr>
+        <w:pStyle w:val="BodyText"/>
+        <w:spacing w:before="26"/>
+      </w:pPr>
+    </w:p>
+    <w:p>
+      <w:pPr>
+        <w:pStyle w:val="Heading1"/>
+        <w:numPr>
+          <w:ilvl w:val="1"/>
+          <w:numId w:val="2"/>
+        </w:numPr>
+        <w:tabs>
+          <w:tab w:val="left" w:pos="745"/>
+        </w:tabs>
+      </w:pPr>
+      <w:r>
+        <w:t>Changes in agricultural area / land use</w:t>
+      </w:r>
+    </w:p>
+    <w:p>
+      <w:pPr>
+        <w:pStyle w:val="Heading1"/>
+        <w:tabs>
+          <w:tab w:val="left" w:pos="745"/>
+        </w:tabs>
+        <w:ind w:left="37" w:firstLine="0"/>
+        <w:rPr>
+          <w:rFonts w:ascii="Times New Roman" w:hAnsi="Times New Roman" w:cs="Times New Roman"/>
+          <w:i w:val="0"/>
+          <w:iCs w:val="0"/>
+          <w:sz w:val="22"/>
+          <w:szCs w:val="22"/>
+        </w:rPr>
+      </w:pPr>
+      <w:r>
+        <w:rPr>
+          <w:rFonts w:ascii="Times New Roman" w:hAnsi="Times New Roman" w:cs="Times New Roman"/>
+          <w:i w:val="0"/>
+          <w:iCs w:val="0"/>
+          <w:sz w:val="22"/>
+          <w:szCs w:val="22"/>
+        </w:rPr>
+        <w:t>Beyond the decline in agricultural labour, understanding how agricultural land use evolved is essential for characterizing the restructuring process. This section examines changes in total agricultural area, temporary crop holdings, permanent crop holdings, and the relationship between these different land use categories between 1989 and 2019.</w:t>
+      </w:r>
+    </w:p>
+    <w:p>
+      <w:pPr>
+        <w:pStyle w:val="Heading1"/>
+        <w:tabs>
+          <w:tab w:val="left" w:pos="745"/>
+        </w:tabs>
+        <w:ind w:left="37" w:firstLine="0"/>
+        <w:rPr>
+          <w:rFonts w:ascii="Times New Roman" w:hAnsi="Times New Roman" w:cs="Times New Roman"/>
+          <w:i w:val="0"/>
+          <w:iCs w:val="0"/>
+          <w:sz w:val="22"/>
+          <w:szCs w:val="22"/>
+        </w:rPr>
+      </w:pPr>
+    </w:p>
+    <w:p>
+      <w:pPr>
+        <w:pStyle w:val="Heading1"/>
+        <w:tabs>
+          <w:tab w:val="left" w:pos="745"/>
+        </w:tabs>
+        <w:ind w:left="37" w:firstLine="0"/>
+        <w:rPr>
+          <w:spacing w:val="-2"/>
+        </w:rPr>
+      </w:pPr>
+      <w:r>
+        <w:rPr>
+          <w:spacing w:val="-2"/>
+        </w:rPr>
+        <w:t>3.2.1 Evolution of Total Agricultural Area</w:t>
+      </w:r>
+    </w:p>
+    <w:p>
+      <w:pPr>
+        <w:pStyle w:val="Heading1"/>
+        <w:tabs>
+          <w:tab w:val="left" w:pos="745"/>
+        </w:tabs>
+        <w:ind w:left="37" w:firstLine="0"/>
+        <w:rPr>
+          <w:rFonts w:ascii="Times New Roman" w:hAnsi="Times New Roman" w:cs="Times New Roman"/>
+          <w:i w:val="0"/>
+          <w:iCs w:val="0"/>
+          <w:spacing w:val="-2"/>
+          <w:sz w:val="22"/>
+          <w:szCs w:val="22"/>
+        </w:rPr>
+      </w:pPr>
+      <w:r>
+        <w:rPr>
+          <w:rFonts w:ascii="Times New Roman" w:hAnsi="Times New Roman" w:cs="Times New Roman"/>
+          <w:i w:val="0"/>
+          <w:iCs w:val="0"/>
+          <w:spacing w:val="-2"/>
+          <w:sz w:val="22"/>
+          <w:szCs w:val="22"/>
+        </w:rPr>
+        <w:t>Contrary to the sharp decline observed in agricultural labour, total agricultural area in mainland Portugal remained relatively stable over the 30-year period. Table 3.3 presents the evolution of the total agricultural holdings area between 1989 and 2019.</w:t>
+      </w:r>
+    </w:p>
+    <w:p>
+      <w:pPr>
+        <w:pStyle w:val="Heading1"/>
+        <w:tabs>
+          <w:tab w:val="left" w:pos="745"/>
+        </w:tabs>
+        <w:ind w:left="37" w:firstLine="0"/>
+        <w:rPr>
+          <w:rFonts w:ascii="Times New Roman" w:hAnsi="Times New Roman" w:cs="Times New Roman"/>
+          <w:i w:val="0"/>
+          <w:iCs w:val="0"/>
+          <w:sz w:val="22"/>
+          <w:szCs w:val="22"/>
+        </w:rPr>
+      </w:pPr>
+    </w:p>
+    <w:p>
+      <w:pPr>
+        <w:pStyle w:val="Heading1"/>
+        <w:tabs>
+          <w:tab w:val="left" w:pos="745"/>
+        </w:tabs>
+        <w:ind w:left="37" w:firstLine="0"/>
+        <w:rPr>
+          <w:rFonts w:ascii="Times New Roman" w:hAnsi="Times New Roman" w:cs="Times New Roman"/>
+          <w:i w:val="0"/>
+          <w:iCs w:val="0"/>
+          <w:spacing w:val="-2"/>
+          <w:sz w:val="22"/>
+          <w:szCs w:val="22"/>
+        </w:rPr>
+      </w:pPr>
+      <w:r>
+        <w:rPr>
+          <w:rFonts w:ascii="Times New Roman" w:hAnsi="Times New Roman" w:cs="Times New Roman"/>
+          <w:i w:val="0"/>
+          <w:iCs w:val="0"/>
+          <w:spacing w:val="-2"/>
+          <w:sz w:val="22"/>
+          <w:szCs w:val="22"/>
+        </w:rPr>
+        <w:t xml:space="preserve">Table 3.1 </w:t>
+      </w:r>
+      <w:r>
+        <w:rPr>
+          <w:rFonts w:ascii="Times New Roman" w:hAnsi="Times New Roman" w:cs="Times New Roman"/>
+          <w:i w:val="0"/>
+          <w:iCs w:val="0"/>
+          <w:spacing w:val="-2"/>
+          <w:sz w:val="22"/>
+          <w:szCs w:val="22"/>
+        </w:rPr>
+        <w:t>–</w:t>
+      </w:r>
+      <w:r>
+        <w:rPr>
+          <w:rFonts w:ascii="Times New Roman" w:hAnsi="Times New Roman" w:cs="Times New Roman"/>
+          <w:i w:val="0"/>
+          <w:iCs w:val="0"/>
+          <w:spacing w:val="-2"/>
+          <w:sz w:val="22"/>
+          <w:szCs w:val="22"/>
+        </w:rPr>
+        <w:t xml:space="preserve"> </w:t>
+      </w:r>
+      <w:r>
+        <w:rPr>
+          <w:rFonts w:ascii="Times New Roman" w:hAnsi="Times New Roman" w:cs="Times New Roman"/>
+          <w:i w:val="0"/>
+          <w:iCs w:val="0"/>
+          <w:spacing w:val="-2"/>
+          <w:sz w:val="22"/>
+          <w:szCs w:val="22"/>
+        </w:rPr>
+        <w:t>Total Agricultural Holdings Area in Mainland Portugal (1989 – 2019)</w:t>
+      </w:r>
+    </w:p>
+    <w:tbl>
+      <w:tblPr>
+        <w:tblStyle w:val="TableGrid"/>
+        <w:tblW w:w="0" w:type="auto"/>
+        <w:tblInd w:w="37" w:type="dxa"/>
+        <w:tblLook w:val="04A0" w:firstRow="1" w:lastRow="0" w:firstColumn="1" w:lastColumn="0" w:noHBand="0" w:noVBand="1"/>
+      </w:tblPr>
+      <w:tblGrid>
+        <w:gridCol w:w="4371"/>
+        <w:gridCol w:w="4374"/>
+      </w:tblGrid>
+      <w:tr>
+        <w:tc>
+          <w:tcPr>
+            <w:tcW w:w="4371" w:type="dxa"/>
+          </w:tcPr>
+          <w:p>
+            <w:pPr>
+              <w:pStyle w:val="Heading1"/>
+              <w:tabs>
+                <w:tab w:val="left" w:pos="745"/>
+              </w:tabs>
+              <w:ind w:left="0" w:firstLine="0"/>
+              <w:rPr>
+                <w:rFonts w:ascii="Times New Roman" w:hAnsi="Times New Roman" w:cs="Times New Roman"/>
+                <w:i w:val="0"/>
+                <w:iCs w:val="0"/>
+                <w:spacing w:val="-2"/>
+                <w:sz w:val="22"/>
+                <w:szCs w:val="22"/>
+              </w:rPr>
+            </w:pPr>
+            <w:r>
+              <w:rPr>
+                <w:rFonts w:ascii="Times New Roman" w:hAnsi="Times New Roman" w:cs="Times New Roman"/>
+                <w:i w:val="0"/>
+                <w:iCs w:val="0"/>
+                <w:spacing w:val="-2"/>
+                <w:sz w:val="22"/>
+                <w:szCs w:val="22"/>
+              </w:rPr>
+              <w:t>Year</w:t>
+            </w:r>
+          </w:p>
+        </w:tc>
+        <w:tc>
+          <w:tcPr>
+            <w:tcW w:w="4374" w:type="dxa"/>
+          </w:tcPr>
+          <w:p>
+            <w:pPr>
+              <w:pStyle w:val="Heading1"/>
+              <w:tabs>
+                <w:tab w:val="left" w:pos="745"/>
+              </w:tabs>
+              <w:ind w:left="0" w:firstLine="0"/>
+              <w:rPr>
+                <w:rFonts w:ascii="Times New Roman" w:hAnsi="Times New Roman" w:cs="Times New Roman"/>
+                <w:i w:val="0"/>
+                <w:iCs w:val="0"/>
+                <w:spacing w:val="-2"/>
+                <w:sz w:val="22"/>
+                <w:szCs w:val="22"/>
+              </w:rPr>
+            </w:pPr>
+            <w:r>
+              <w:rPr>
+                <w:rFonts w:ascii="Times New Roman" w:hAnsi="Times New Roman" w:cs="Times New Roman"/>
+                <w:i w:val="0"/>
+                <w:iCs w:val="0"/>
+                <w:spacing w:val="-2"/>
+                <w:sz w:val="22"/>
+                <w:szCs w:val="22"/>
+              </w:rPr>
+              <w:t>Agricultural Holdings Area (ha)</w:t>
+            </w:r>
+          </w:p>
+        </w:tc>
+      </w:tr>
+      <w:tr>
+        <w:tc>
+          <w:tcPr>
+            <w:tcW w:w="4371" w:type="dxa"/>
+          </w:tcPr>
+          <w:p>
+            <w:pPr>
+              <w:pStyle w:val="Heading1"/>
+              <w:tabs>
+                <w:tab w:val="left" w:pos="745"/>
+              </w:tabs>
+              <w:ind w:left="0" w:firstLine="0"/>
+              <w:rPr>
+                <w:rFonts w:ascii="Times New Roman" w:hAnsi="Times New Roman" w:cs="Times New Roman"/>
+                <w:i w:val="0"/>
+                <w:iCs w:val="0"/>
+                <w:spacing w:val="-2"/>
+                <w:sz w:val="22"/>
+                <w:szCs w:val="22"/>
+              </w:rPr>
+            </w:pPr>
+            <w:r>
+              <w:rPr>
+                <w:rFonts w:ascii="Times New Roman" w:hAnsi="Times New Roman" w:cs="Times New Roman"/>
+                <w:i w:val="0"/>
+                <w:iCs w:val="0"/>
+                <w:spacing w:val="-2"/>
+                <w:sz w:val="22"/>
+                <w:szCs w:val="22"/>
+              </w:rPr>
+              <w:t>1989</w:t>
+            </w:r>
+          </w:p>
+        </w:tc>
+        <w:tc>
+          <w:tcPr>
+            <w:tcW w:w="4374" w:type="dxa"/>
+          </w:tcPr>
+          <w:p>
+            <w:pPr>
+              <w:pStyle w:val="Heading1"/>
+              <w:tabs>
+                <w:tab w:val="left" w:pos="745"/>
+              </w:tabs>
+              <w:ind w:left="0" w:firstLine="0"/>
+              <w:rPr>
+                <w:rFonts w:ascii="Times New Roman" w:hAnsi="Times New Roman" w:cs="Times New Roman"/>
+                <w:i w:val="0"/>
+                <w:iCs w:val="0"/>
+                <w:spacing w:val="-2"/>
+                <w:sz w:val="22"/>
+                <w:szCs w:val="22"/>
+              </w:rPr>
+            </w:pPr>
+            <w:r>
+              <w:rPr>
+                <w:rFonts w:ascii="Times New Roman" w:hAnsi="Times New Roman" w:cs="Times New Roman"/>
+                <w:i w:val="0"/>
+                <w:iCs w:val="0"/>
+                <w:spacing w:val="-2"/>
+                <w:sz w:val="22"/>
+                <w:szCs w:val="22"/>
+              </w:rPr>
+              <w:t>5,157,213</w:t>
+            </w:r>
+          </w:p>
+        </w:tc>
+      </w:tr>
+      <w:tr>
+        <w:tc>
+          <w:tcPr>
+            <w:tcW w:w="4371" w:type="dxa"/>
+          </w:tcPr>
+          <w:p>
+            <w:pPr>
+              <w:pStyle w:val="Heading1"/>
+              <w:tabs>
+                <w:tab w:val="left" w:pos="745"/>
+              </w:tabs>
+              <w:ind w:left="0" w:firstLine="0"/>
+              <w:rPr>
+                <w:rFonts w:ascii="Times New Roman" w:hAnsi="Times New Roman" w:cs="Times New Roman"/>
+                <w:i w:val="0"/>
+                <w:iCs w:val="0"/>
+                <w:spacing w:val="-2"/>
+                <w:sz w:val="22"/>
+                <w:szCs w:val="22"/>
+              </w:rPr>
+            </w:pPr>
+            <w:r>
+              <w:rPr>
+                <w:rFonts w:ascii="Times New Roman" w:hAnsi="Times New Roman" w:cs="Times New Roman"/>
+                <w:i w:val="0"/>
+                <w:iCs w:val="0"/>
+                <w:spacing w:val="-2"/>
+                <w:sz w:val="22"/>
+                <w:szCs w:val="22"/>
+              </w:rPr>
+              <w:t>1999</w:t>
+            </w:r>
+          </w:p>
+        </w:tc>
+        <w:tc>
+          <w:tcPr>
+            <w:tcW w:w="4374" w:type="dxa"/>
+          </w:tcPr>
+          <w:p>
+            <w:pPr>
+              <w:pStyle w:val="Heading1"/>
+              <w:tabs>
+                <w:tab w:val="left" w:pos="745"/>
+              </w:tabs>
+              <w:ind w:left="0" w:firstLine="0"/>
+              <w:rPr>
+                <w:rFonts w:ascii="Times New Roman" w:hAnsi="Times New Roman" w:cs="Times New Roman"/>
+                <w:i w:val="0"/>
+                <w:iCs w:val="0"/>
+                <w:spacing w:val="-2"/>
+                <w:sz w:val="22"/>
+                <w:szCs w:val="22"/>
+              </w:rPr>
+            </w:pPr>
+            <w:r>
+              <w:rPr>
+                <w:rFonts w:ascii="Times New Roman" w:hAnsi="Times New Roman" w:cs="Times New Roman"/>
+                <w:i w:val="0"/>
+                <w:iCs w:val="0"/>
+                <w:spacing w:val="-2"/>
+                <w:sz w:val="22"/>
+                <w:szCs w:val="22"/>
+              </w:rPr>
+              <w:t>5,039,569</w:t>
+            </w:r>
+          </w:p>
+        </w:tc>
+      </w:tr>
+      <w:tr>
+        <w:tc>
+          <w:tcPr>
+            <w:tcW w:w="4371" w:type="dxa"/>
+          </w:tcPr>
+          <w:p>
+            <w:pPr>
+              <w:pStyle w:val="Heading1"/>
+              <w:tabs>
+                <w:tab w:val="left" w:pos="745"/>
+              </w:tabs>
+              <w:ind w:left="0" w:firstLine="0"/>
+              <w:rPr>
+                <w:rFonts w:ascii="Times New Roman" w:hAnsi="Times New Roman" w:cs="Times New Roman"/>
+                <w:i w:val="0"/>
+                <w:iCs w:val="0"/>
+                <w:spacing w:val="-2"/>
+                <w:sz w:val="22"/>
+                <w:szCs w:val="22"/>
+              </w:rPr>
+            </w:pPr>
+            <w:r>
+              <w:rPr>
+                <w:rFonts w:ascii="Times New Roman" w:hAnsi="Times New Roman" w:cs="Times New Roman"/>
+                <w:i w:val="0"/>
+                <w:iCs w:val="0"/>
+                <w:spacing w:val="-2"/>
+                <w:sz w:val="22"/>
+                <w:szCs w:val="22"/>
+              </w:rPr>
+              <w:t>2009</w:t>
+            </w:r>
+          </w:p>
+        </w:tc>
+        <w:tc>
+          <w:tcPr>
+            <w:tcW w:w="4374" w:type="dxa"/>
+          </w:tcPr>
+          <w:p>
+            <w:pPr>
+              <w:pStyle w:val="Heading1"/>
+              <w:tabs>
+                <w:tab w:val="left" w:pos="745"/>
+              </w:tabs>
+              <w:ind w:left="0" w:firstLine="0"/>
+              <w:rPr>
+                <w:rFonts w:ascii="Times New Roman" w:hAnsi="Times New Roman" w:cs="Times New Roman"/>
+                <w:i w:val="0"/>
+                <w:iCs w:val="0"/>
+                <w:spacing w:val="-2"/>
+                <w:sz w:val="22"/>
+                <w:szCs w:val="22"/>
+              </w:rPr>
+            </w:pPr>
+            <w:r>
+              <w:rPr>
+                <w:rFonts w:ascii="Times New Roman" w:hAnsi="Times New Roman" w:cs="Times New Roman"/>
+                <w:i w:val="0"/>
+                <w:iCs w:val="0"/>
+                <w:spacing w:val="-2"/>
+                <w:sz w:val="22"/>
+                <w:szCs w:val="22"/>
+              </w:rPr>
+              <w:t>4,571,531</w:t>
+            </w:r>
+          </w:p>
+        </w:tc>
+      </w:tr>
+      <w:tr>
+        <w:tc>
+          <w:tcPr>
+            <w:tcW w:w="4371" w:type="dxa"/>
+          </w:tcPr>
+          <w:p>
+            <w:pPr>
+              <w:pStyle w:val="Heading1"/>
+              <w:tabs>
+                <w:tab w:val="left" w:pos="745"/>
+              </w:tabs>
+              <w:ind w:left="0" w:firstLine="0"/>
+              <w:rPr>
+                <w:rFonts w:ascii="Times New Roman" w:hAnsi="Times New Roman" w:cs="Times New Roman"/>
+                <w:i w:val="0"/>
+                <w:iCs w:val="0"/>
+                <w:spacing w:val="-2"/>
+                <w:sz w:val="22"/>
+                <w:szCs w:val="22"/>
+              </w:rPr>
+            </w:pPr>
+            <w:r>
+              <w:rPr>
+                <w:rFonts w:ascii="Times New Roman" w:hAnsi="Times New Roman" w:cs="Times New Roman"/>
+                <w:i w:val="0"/>
+                <w:iCs w:val="0"/>
+                <w:spacing w:val="-2"/>
+                <w:sz w:val="22"/>
+                <w:szCs w:val="22"/>
+              </w:rPr>
+              <w:t>2019</w:t>
+            </w:r>
+          </w:p>
+        </w:tc>
+        <w:tc>
+          <w:tcPr>
+            <w:tcW w:w="4374" w:type="dxa"/>
+          </w:tcPr>
+          <w:p>
+            <w:pPr>
+              <w:pStyle w:val="Heading1"/>
+              <w:tabs>
+                <w:tab w:val="left" w:pos="745"/>
+              </w:tabs>
+              <w:ind w:left="0" w:firstLine="0"/>
+              <w:rPr>
+                <w:rFonts w:ascii="Times New Roman" w:hAnsi="Times New Roman" w:cs="Times New Roman"/>
+                <w:i w:val="0"/>
+                <w:iCs w:val="0"/>
+                <w:spacing w:val="-2"/>
+                <w:sz w:val="22"/>
+                <w:szCs w:val="22"/>
+              </w:rPr>
+            </w:pPr>
+            <w:r>
+              <w:rPr>
+                <w:rFonts w:ascii="Times New Roman" w:hAnsi="Times New Roman" w:cs="Times New Roman"/>
+                <w:i w:val="0"/>
+                <w:iCs w:val="0"/>
+                <w:spacing w:val="-2"/>
+                <w:sz w:val="22"/>
+                <w:szCs w:val="22"/>
+              </w:rPr>
+              <w:t>4,987,658</w:t>
+            </w:r>
+          </w:p>
+        </w:tc>
+      </w:tr>
+    </w:tbl>
+    <w:p>
+      <w:pPr>
+        <w:pStyle w:val="Heading1"/>
+        <w:tabs>
+          <w:tab w:val="left" w:pos="745"/>
+        </w:tabs>
+        <w:ind w:left="37"/>
+        <w:rPr>
+          <w:rFonts w:ascii="Times New Roman" w:hAnsi="Times New Roman" w:cs="Times New Roman"/>
+          <w:spacing w:val="-2"/>
+          <w:sz w:val="16"/>
+          <w:szCs w:val="16"/>
+        </w:rPr>
+      </w:pPr>
+      <w:r>
+        <w:rPr>
+          <w:spacing w:val="-2"/>
+        </w:rPr>
+        <w:tab/>
+      </w:r>
+      <w:r>
+        <w:rPr>
+          <w:rFonts w:ascii="Times New Roman" w:hAnsi="Times New Roman" w:cs="Times New Roman"/>
+          <w:spacing w:val="-2"/>
+          <w:sz w:val="16"/>
+          <w:szCs w:val="16"/>
+        </w:rPr>
+        <w:t>Source: INE – Agricultural holdings area by geographic location (NUTS 2013). Values for "Continente" (code 1).</w:t>
+      </w:r>
+    </w:p>
+    <w:p>
+      <w:pPr>
+        <w:pStyle w:val="Heading1"/>
+        <w:tabs>
+          <w:tab w:val="left" w:pos="745"/>
+        </w:tabs>
+        <w:ind w:left="37" w:firstLine="0"/>
+        <w:rPr>
+          <w:rFonts w:ascii="Times New Roman" w:hAnsi="Times New Roman" w:cs="Times New Roman"/>
+          <w:i w:val="0"/>
+          <w:iCs w:val="0"/>
+          <w:spacing w:val="-2"/>
+          <w:sz w:val="22"/>
+          <w:szCs w:val="22"/>
+        </w:rPr>
+      </w:pPr>
+    </w:p>
+    <w:p>
+      <w:pPr>
+        <w:pStyle w:val="Heading1"/>
+        <w:tabs>
+          <w:tab w:val="left" w:pos="745"/>
+        </w:tabs>
+        <w:ind w:left="37"/>
+        <w:rPr>
+          <w:rFonts w:ascii="Times New Roman" w:hAnsi="Times New Roman" w:cs="Times New Roman"/>
+          <w:i w:val="0"/>
+          <w:iCs w:val="0"/>
+        </w:rPr>
+      </w:pPr>
+      <w:r>
+        <w:tab/>
+      </w:r>
+      <w:r>
+        <w:rPr>
+          <w:rFonts w:ascii="Times New Roman" w:hAnsi="Times New Roman" w:cs="Times New Roman"/>
+          <w:i w:val="0"/>
+          <w:iCs w:val="0"/>
+        </w:rPr>
+        <w:t>The total agricultural area decreased by only 3.3% between 1989 and 2019, from approximately 5.16 million hectares to 4.99 million hectares. This stands in stark contrast to the 59% reduction in agricultural labour over the same period, suggesting that land abandonment was not the primary driver of labour decline.</w:t>
+      </w:r>
+    </w:p>
+    <w:p>
+      <w:pPr>
+        <w:pStyle w:val="Heading1"/>
+        <w:tabs>
+          <w:tab w:val="left" w:pos="745"/>
+        </w:tabs>
+        <w:ind w:left="37" w:firstLine="0"/>
+        <w:rPr>
+          <w:rFonts w:ascii="Times New Roman" w:hAnsi="Times New Roman" w:cs="Times New Roman"/>
+          <w:i w:val="0"/>
+          <w:iCs w:val="0"/>
+          <w:sz w:val="22"/>
+          <w:szCs w:val="22"/>
+        </w:rPr>
+      </w:pPr>
+    </w:p>
+    <w:p>
+      <w:pPr>
+        <w:pStyle w:val="Heading1"/>
+        <w:tabs>
+          <w:tab w:val="left" w:pos="745"/>
+        </w:tabs>
+        <w:ind w:left="37"/>
+        <w:rPr>
+          <w:rFonts w:ascii="Times New Roman" w:hAnsi="Times New Roman" w:cs="Times New Roman"/>
+          <w:i w:val="0"/>
+          <w:iCs w:val="0"/>
+        </w:rPr>
+      </w:pPr>
+      <w:r>
+        <w:rPr>
+          <w:rFonts w:ascii="Times New Roman" w:hAnsi="Times New Roman" w:cs="Times New Roman"/>
+          <w:i w:val="0"/>
+          <w:iCs w:val="0"/>
+        </w:rPr>
+        <w:tab/>
+        <w:t>Figure 3.3 — Evolution of Total Agricultural Area (1989–2019</w:t>
+      </w:r>
+      <w:r>
+        <w:rPr>
+          <w:rFonts w:ascii="Times New Roman" w:hAnsi="Times New Roman" w:cs="Times New Roman"/>
+          <w:i w:val="0"/>
+          <w:iCs w:val="0"/>
+        </w:rPr>
+        <w:t>)</w:t>
+      </w:r>
+    </w:p>
+    <w:p>
+      <w:pPr>
+        <w:pStyle w:val="Heading1"/>
+        <w:tabs>
+          <w:tab w:val="left" w:pos="745"/>
+        </w:tabs>
+        <w:ind w:left="37" w:firstLine="0"/>
+        <w:rPr>
+          <w:rFonts w:ascii="Times New Roman" w:hAnsi="Times New Roman" w:cs="Times New Roman"/>
+          <w:i w:val="0"/>
+          <w:iCs w:val="0"/>
+          <w:sz w:val="22"/>
+          <w:szCs w:val="22"/>
+        </w:rPr>
+      </w:pPr>
+      <w:r>
+        <w:rPr>
+          <w:rFonts w:ascii="Times New Roman" w:hAnsi="Times New Roman" w:cs="Times New Roman"/>
+          <w:i w:val="0"/>
+          <w:iCs w:val="0"/>
+          <w:noProof/>
+          <w:sz w:val="22"/>
+          <w:szCs w:val="22"/>
+        </w:rPr>
+        <w:lastRenderedPageBreak/>
+        <w:drawing>
+          <wp:inline distT="0" distB="0" distL="0" distR="0" wp14:anchorId="0429D969" wp14:editId="54865687">
+            <wp:extent cx="4400550" cy="2559050"/>
+            <wp:effectExtent l="0" t="0" r="0" b="12700"/>
+            <wp:docPr id="1455216147" name="Chart 1"/>
+            <wp:cNvGraphicFramePr/>
+            <a:graphic xmlns:a="http://schemas.openxmlformats.org/drawingml/2006/main">
+              <a:graphicData uri="http://schemas.openxmlformats.org/drawingml/2006/chart">
+                <c:chart xmlns:c="http://schemas.openxmlformats.org/drawingml/2006/chart" xmlns:r="http://schemas.openxmlformats.org/officeDocument/2006/relationships" r:id="rId10"/>
+              </a:graphicData>
+            </a:graphic>
+          </wp:inline>
+        </w:drawing>
+      </w:r>
+    </w:p>
+    <w:p>
+      <w:pPr>
+        <w:pStyle w:val="Heading1"/>
+        <w:tabs>
+          <w:tab w:val="left" w:pos="745"/>
+        </w:tabs>
+        <w:ind w:left="37" w:firstLine="0"/>
+        <w:rPr>
+          <w:rFonts w:ascii="Times New Roman" w:hAnsi="Times New Roman" w:cs="Times New Roman"/>
+          <w:i w:val="0"/>
+          <w:iCs w:val="0"/>
+          <w:sz w:val="22"/>
+          <w:szCs w:val="22"/>
+        </w:rPr>
+      </w:pPr>
+    </w:p>
+    <w:p>
+      <w:pPr>
+        <w:pStyle w:val="Heading1"/>
+        <w:tabs>
+          <w:tab w:val="left" w:pos="745"/>
+        </w:tabs>
+        <w:ind w:left="37"/>
+        <w:rPr>
+          <w:rFonts w:ascii="Times New Roman" w:hAnsi="Times New Roman" w:cs="Times New Roman"/>
+          <w:i w:val="0"/>
+          <w:iCs w:val="0"/>
+          <w:sz w:val="22"/>
+          <w:szCs w:val="22"/>
+        </w:rPr>
+      </w:pPr>
+      <w:r>
+        <w:rPr>
+          <w:rFonts w:ascii="Times New Roman" w:hAnsi="Times New Roman" w:cs="Times New Roman"/>
+          <w:i w:val="0"/>
+          <w:iCs w:val="0"/>
+          <w:sz w:val="22"/>
+          <w:szCs w:val="22"/>
+        </w:rPr>
+        <w:tab/>
+      </w:r>
+      <w:r>
+        <w:rPr>
+          <w:rFonts w:ascii="Times New Roman" w:hAnsi="Times New Roman" w:cs="Times New Roman"/>
+          <w:i w:val="0"/>
+          <w:iCs w:val="0"/>
+          <w:sz w:val="22"/>
+          <w:szCs w:val="22"/>
+        </w:rPr>
+        <w:t>Three key observations emerge from this analysis:</w:t>
+      </w:r>
+    </w:p>
+    <w:p>
+      <w:pPr>
+        <w:pStyle w:val="Heading1"/>
+        <w:tabs>
+          <w:tab w:val="left" w:pos="745"/>
+        </w:tabs>
+        <w:ind w:left="37"/>
+        <w:rPr>
+          <w:rFonts w:ascii="Times New Roman" w:hAnsi="Times New Roman" w:cs="Times New Roman"/>
+          <w:i w:val="0"/>
+          <w:iCs w:val="0"/>
+          <w:sz w:val="22"/>
+          <w:szCs w:val="22"/>
+        </w:rPr>
+      </w:pPr>
+    </w:p>
+    <w:p>
+      <w:pPr>
+        <w:pStyle w:val="Heading1"/>
+        <w:tabs>
+          <w:tab w:val="left" w:pos="745"/>
+        </w:tabs>
+        <w:ind w:left="37"/>
+        <w:rPr>
+          <w:rFonts w:ascii="Times New Roman" w:hAnsi="Times New Roman" w:cs="Times New Roman"/>
+          <w:i w:val="0"/>
+          <w:iCs w:val="0"/>
+          <w:sz w:val="22"/>
+          <w:szCs w:val="22"/>
+        </w:rPr>
+      </w:pPr>
+      <w:r>
+        <w:rPr>
+          <w:rFonts w:ascii="Times New Roman" w:hAnsi="Times New Roman" w:cs="Times New Roman"/>
+          <w:i w:val="0"/>
+          <w:iCs w:val="0"/>
+          <w:sz w:val="22"/>
+          <w:szCs w:val="22"/>
+        </w:rPr>
+        <w:tab/>
+      </w:r>
+      <w:r>
+        <w:rPr>
+          <w:rFonts w:ascii="Times New Roman" w:hAnsi="Times New Roman" w:cs="Times New Roman"/>
+          <w:i w:val="0"/>
+          <w:iCs w:val="0"/>
+          <w:sz w:val="22"/>
+          <w:szCs w:val="22"/>
+        </w:rPr>
+        <w:t>1. Relative stability (1989–1999): The agricultural area remained nearly constant between 1989 and 1999, decreasing by only 117,644 ha (2.3%). This suggests that during the first decade of analysis, labour decline was driven primarily by mechanization and efficiency gains rather than land abandonment.</w:t>
+      </w:r>
+    </w:p>
+    <w:p>
+      <w:pPr>
+        <w:pStyle w:val="Heading1"/>
+        <w:tabs>
+          <w:tab w:val="left" w:pos="745"/>
+        </w:tabs>
+        <w:ind w:left="37"/>
+        <w:rPr>
+          <w:rFonts w:ascii="Times New Roman" w:hAnsi="Times New Roman" w:cs="Times New Roman"/>
+          <w:i w:val="0"/>
+          <w:iCs w:val="0"/>
+          <w:sz w:val="22"/>
+          <w:szCs w:val="22"/>
+        </w:rPr>
+      </w:pPr>
+    </w:p>
+    <w:p>
+      <w:pPr>
+        <w:pStyle w:val="Heading1"/>
+        <w:tabs>
+          <w:tab w:val="left" w:pos="745"/>
+        </w:tabs>
+        <w:ind w:left="37"/>
+        <w:rPr>
+          <w:rFonts w:ascii="Times New Roman" w:hAnsi="Times New Roman" w:cs="Times New Roman"/>
+          <w:i w:val="0"/>
+          <w:iCs w:val="0"/>
+          <w:sz w:val="22"/>
+          <w:szCs w:val="22"/>
+        </w:rPr>
+      </w:pPr>
+      <w:r>
+        <w:rPr>
+          <w:rFonts w:ascii="Times New Roman" w:hAnsi="Times New Roman" w:cs="Times New Roman"/>
+          <w:i w:val="0"/>
+          <w:iCs w:val="0"/>
+          <w:sz w:val="22"/>
+          <w:szCs w:val="22"/>
+        </w:rPr>
+        <w:tab/>
+      </w:r>
+      <w:r>
+        <w:rPr>
+          <w:rFonts w:ascii="Times New Roman" w:hAnsi="Times New Roman" w:cs="Times New Roman"/>
+          <w:i w:val="0"/>
+          <w:iCs w:val="0"/>
+          <w:sz w:val="22"/>
+          <w:szCs w:val="22"/>
+        </w:rPr>
+        <w:t>2. Notable decline (1999–2009</w:t>
+      </w:r>
+      <w:r>
+        <w:rPr>
+          <w:rFonts w:ascii="Times New Roman" w:hAnsi="Times New Roman" w:cs="Times New Roman"/>
+          <w:i w:val="0"/>
+          <w:iCs w:val="0"/>
+          <w:sz w:val="22"/>
+          <w:szCs w:val="22"/>
+        </w:rPr>
+        <w:t>): The</w:t>
+      </w:r>
+      <w:r>
+        <w:rPr>
+          <w:rFonts w:ascii="Times New Roman" w:hAnsi="Times New Roman" w:cs="Times New Roman"/>
+          <w:i w:val="0"/>
+          <w:iCs w:val="0"/>
+          <w:sz w:val="22"/>
+          <w:szCs w:val="22"/>
+        </w:rPr>
+        <w:t xml:space="preserve"> period between 1999 and 2009 saw the largest reduction in agricultural area, with a loss of 468,038 ha (9.3%). This coincides with the continued adjustment to CAP reforms and may reflect the abandonment of marginal agricultural land, particularly in less productive regions.</w:t>
+      </w:r>
+    </w:p>
+    <w:p>
+      <w:pPr>
+        <w:pStyle w:val="Heading1"/>
+        <w:tabs>
+          <w:tab w:val="left" w:pos="745"/>
+        </w:tabs>
+        <w:ind w:left="37"/>
+        <w:rPr>
+          <w:rFonts w:ascii="Times New Roman" w:hAnsi="Times New Roman" w:cs="Times New Roman"/>
+          <w:i w:val="0"/>
+          <w:iCs w:val="0"/>
+          <w:sz w:val="22"/>
+          <w:szCs w:val="22"/>
+        </w:rPr>
+      </w:pPr>
+    </w:p>
+    <w:p>
+      <w:pPr>
+        <w:pStyle w:val="Heading1"/>
+        <w:tabs>
+          <w:tab w:val="left" w:pos="745"/>
+        </w:tabs>
+        <w:ind w:left="37" w:firstLine="0"/>
+        <w:rPr>
+          <w:rFonts w:ascii="Times New Roman" w:hAnsi="Times New Roman" w:cs="Times New Roman"/>
+          <w:i w:val="0"/>
+          <w:iCs w:val="0"/>
+          <w:sz w:val="22"/>
+          <w:szCs w:val="22"/>
+        </w:rPr>
+      </w:pPr>
+      <w:r>
+        <w:rPr>
+          <w:rFonts w:ascii="Times New Roman" w:hAnsi="Times New Roman" w:cs="Times New Roman"/>
+          <w:i w:val="0"/>
+          <w:iCs w:val="0"/>
+          <w:sz w:val="22"/>
+          <w:szCs w:val="22"/>
+        </w:rPr>
+        <w:t>3. Recovery and stabilization (2009–2019): Between 2009 and 2019, agricultural area increased by 416,127 ha (9.1%), nearly recovering to 1999 levels. This recovery may be associated with the expansion of permanent crops, particularly olive groves and vineyards, which have been supported by EU investment programs (INE, 2020).</w:t>
+      </w:r>
+    </w:p>
+    <w:p>
+      <w:pPr>
+        <w:pStyle w:val="Heading1"/>
+        <w:tabs>
+          <w:tab w:val="left" w:pos="745"/>
+        </w:tabs>
+      </w:pPr>
     </w:p>
     <w:p>
       <w:pPr>
@@ -4384,11 +5925,6 @@
     </w:p>
     <w:p>
       <w:pPr>
-        <w:pStyle w:val="ListParagraph"/>
-      </w:pPr>
-    </w:p>
-    <w:p>
-      <w:pPr>
         <w:pStyle w:val="Heading1"/>
         <w:tabs>
           <w:tab w:val="left" w:pos="745"/>
@@ -4419,7 +5955,7 @@
         <w:spacing w:line="249" w:lineRule="auto"/>
         <w:jc w:val="both"/>
         <w:sectPr>
-          <w:headerReference w:type="default" r:id="rId9"/>
+          <w:headerReference w:type="default" r:id="rId11"/>
           <w:pgSz w:w="11910" w:h="16840"/>
           <w:pgMar w:top="1020" w:right="1559" w:bottom="280" w:left="1559" w:header="615" w:footer="0" w:gutter="0"/>
           <w:cols w:space="720"/>
@@ -4572,15 +6108,7 @@
         </w:tabs>
       </w:pPr>
       <w:r>
-        <w:t xml:space="preserve">Statistical test </w:t>
-      </w:r>
-      <w:proofErr w:type="gramStart"/>
-      <w:r>
-        <w:t>of</w:t>
-      </w:r>
-      <w:proofErr w:type="gramEnd"/>
-      <w:r>
-        <w:t xml:space="preserve"> agricultural labour</w:t>
+        <w:t>Statistical test of agricultural labour</w:t>
       </w:r>
     </w:p>
     <w:p>
@@ -4634,15 +6162,7 @@
         <w:spacing w:line="249" w:lineRule="auto"/>
       </w:pPr>
       <w:r>
-        <w:t xml:space="preserve">Statistical test </w:t>
-      </w:r>
-      <w:proofErr w:type="gramStart"/>
-      <w:r>
-        <w:t>of</w:t>
-      </w:r>
-      <w:proofErr w:type="gramEnd"/>
-      <w:r>
-        <w:t xml:space="preserve"> crop systems</w:t>
+        <w:t>Statistical test of crop systems</w:t>
       </w:r>
     </w:p>
     <w:p>
@@ -5644,6 +7164,119 @@
     </w:lvl>
   </w:abstractNum>
   <w:abstractNum w:abstractNumId="6" w15:restartNumberingAfterBreak="0">
+    <w:nsid w:val="61901F43"/>
+    <w:multiLevelType w:val="multilevel"/>
+    <w:tmpl w:val="EEA4B09C"/>
+    <w:lvl w:ilvl="0">
+      <w:start w:val="1"/>
+      <w:numFmt w:val="decimal"/>
+      <w:lvlText w:val="%1."/>
+      <w:lvlJc w:val="left"/>
+      <w:pPr>
+        <w:tabs>
+          <w:tab w:val="num" w:pos="720"/>
+        </w:tabs>
+        <w:ind w:left="720" w:hanging="360"/>
+      </w:pPr>
+    </w:lvl>
+    <w:lvl w:ilvl="1" w:tentative="1">
+      <w:start w:val="1"/>
+      <w:numFmt w:val="decimal"/>
+      <w:lvlText w:val="%2."/>
+      <w:lvlJc w:val="left"/>
+      <w:pPr>
+        <w:tabs>
+          <w:tab w:val="num" w:pos="1440"/>
+        </w:tabs>
+        <w:ind w:left="1440" w:hanging="360"/>
+      </w:pPr>
+    </w:lvl>
+    <w:lvl w:ilvl="2" w:tentative="1">
+      <w:start w:val="1"/>
+      <w:numFmt w:val="decimal"/>
+      <w:lvlText w:val="%3."/>
+      <w:lvlJc w:val="left"/>
+      <w:pPr>
+        <w:tabs>
+          <w:tab w:val="num" w:pos="2160"/>
+        </w:tabs>
+        <w:ind w:left="2160" w:hanging="360"/>
+      </w:pPr>
+    </w:lvl>
+    <w:lvl w:ilvl="3" w:tentative="1">
+      <w:start w:val="1"/>
+      <w:numFmt w:val="decimal"/>
+      <w:lvlText w:val="%4."/>
+      <w:lvlJc w:val="left"/>
+      <w:pPr>
+        <w:tabs>
+          <w:tab w:val="num" w:pos="2880"/>
+        </w:tabs>
+        <w:ind w:left="2880" w:hanging="360"/>
+      </w:pPr>
+    </w:lvl>
+    <w:lvl w:ilvl="4" w:tentative="1">
+      <w:start w:val="1"/>
+      <w:numFmt w:val="decimal"/>
+      <w:lvlText w:val="%5."/>
+      <w:lvlJc w:val="left"/>
+      <w:pPr>
+        <w:tabs>
+          <w:tab w:val="num" w:pos="3600"/>
+        </w:tabs>
+        <w:ind w:left="3600" w:hanging="360"/>
+      </w:pPr>
+    </w:lvl>
+    <w:lvl w:ilvl="5" w:tentative="1">
+      <w:start w:val="1"/>
+      <w:numFmt w:val="decimal"/>
+      <w:lvlText w:val="%6."/>
+      <w:lvlJc w:val="left"/>
+      <w:pPr>
+        <w:tabs>
+          <w:tab w:val="num" w:pos="4320"/>
+        </w:tabs>
+        <w:ind w:left="4320" w:hanging="360"/>
+      </w:pPr>
+    </w:lvl>
+    <w:lvl w:ilvl="6" w:tentative="1">
+      <w:start w:val="1"/>
+      <w:numFmt w:val="decimal"/>
+      <w:lvlText w:val="%7."/>
+      <w:lvlJc w:val="left"/>
+      <w:pPr>
+        <w:tabs>
+          <w:tab w:val="num" w:pos="5040"/>
+        </w:tabs>
+        <w:ind w:left="5040" w:hanging="360"/>
+      </w:pPr>
+    </w:lvl>
+    <w:lvl w:ilvl="7" w:tentative="1">
+      <w:start w:val="1"/>
+      <w:numFmt w:val="decimal"/>
+      <w:lvlText w:val="%8."/>
+      <w:lvlJc w:val="left"/>
+      <w:pPr>
+        <w:tabs>
+          <w:tab w:val="num" w:pos="5760"/>
+        </w:tabs>
+        <w:ind w:left="5760" w:hanging="360"/>
+      </w:pPr>
+    </w:lvl>
+    <w:lvl w:ilvl="8" w:tentative="1">
+      <w:start w:val="1"/>
+      <w:numFmt w:val="decimal"/>
+      <w:lvlText w:val="%9."/>
+      <w:lvlJc w:val="left"/>
+      <w:pPr>
+        <w:tabs>
+          <w:tab w:val="num" w:pos="6480"/>
+        </w:tabs>
+        <w:ind w:left="6480" w:hanging="360"/>
+      </w:pPr>
+    </w:lvl>
+  </w:abstractNum>
+  <w:abstractNum w:abstractNumId="7" w15:restartNumberingAfterBreak="0">
     <w:nsid w:val="6DD378FB"/>
     <w:multiLevelType w:val="hybridMultilevel"/>
     <w:tmpl w:val="F87E864C"/>
@@ -5732,7 +7365,7 @@
       </w:pPr>
     </w:lvl>
   </w:abstractNum>
-  <w:abstractNum w:abstractNumId="7" w15:restartNumberingAfterBreak="0">
+  <w:abstractNum w:abstractNumId="8" w15:restartNumberingAfterBreak="0">
     <w:nsid w:val="73374D86"/>
     <w:multiLevelType w:val="multilevel"/>
     <w:tmpl w:val="30A0E4A6"/>
@@ -5856,7 +7489,7 @@
     </w:lvl>
   </w:abstractNum>
   <w:num w:numId="1" w16cid:durableId="1139882341">
-    <w:abstractNumId w:val="7"/>
+    <w:abstractNumId w:val="8"/>
   </w:num>
   <w:num w:numId="2" w16cid:durableId="1671984375">
     <w:abstractNumId w:val="2"/>
@@ -5877,6 +7510,9 @@
     <w:abstractNumId w:val="3"/>
   </w:num>
   <w:num w:numId="8" w16cid:durableId="524638695">
+    <w:abstractNumId w:val="7"/>
+  </w:num>
+  <w:num w:numId="9" w16cid:durableId="1898469407">
     <w:abstractNumId w:val="6"/>
   </w:num>
 </w:numbering>
@@ -6532,7 +8168,1797 @@
       <w:szCs w:val="24"/>
     </w:rPr>
   </w:style>
+  <w:style w:type="table" w:styleId="TableGrid">
+    <w:name w:val="Table Grid"/>
+    <w:basedOn w:val="TableNormal"/>
+    <w:uiPriority w:val="39"/>
+    <w:rsid w:val="006320D4"/>
+    <w:tblPr>
+      <w:tblBorders>
+        <w:top w:val="single" w:sz="4" w:space="0" w:color="auto"/>
+        <w:left w:val="single" w:sz="4" w:space="0" w:color="auto"/>
+        <w:bottom w:val="single" w:sz="4" w:space="0" w:color="auto"/>
+        <w:right w:val="single" w:sz="4" w:space="0" w:color="auto"/>
+        <w:insideH w:val="single" w:sz="4" w:space="0" w:color="auto"/>
+        <w:insideV w:val="single" w:sz="4" w:space="0" w:color="auto"/>
+      </w:tblBorders>
+    </w:tblPr>
+  </w:style>
+  <w:style w:type="paragraph" w:customStyle="1" w:styleId="ds-markdown-paragraph">
+    <w:name w:val="ds-markdown-paragraph"/>
+    <w:basedOn w:val="Normal"/>
+    <w:rsid w:val="006320D4"/>
+    <w:pPr>
+      <w:widowControl/>
+      <w:autoSpaceDE/>
+      <w:autoSpaceDN/>
+      <w:spacing w:before="100" w:beforeAutospacing="1" w:after="100" w:afterAutospacing="1"/>
+    </w:pPr>
+    <w:rPr>
+      <w:sz w:val="24"/>
+      <w:szCs w:val="24"/>
+    </w:rPr>
+  </w:style>
 </w:styles>
+</file>
+
+<file path=word/charts/chart1.xml><?xml version="1.0" encoding="utf-8"?>
+<c:chartSpace xmlns:c="http://schemas.openxmlformats.org/drawingml/2006/chart" xmlns:a="http://schemas.openxmlformats.org/drawingml/2006/main" xmlns:r="http://schemas.openxmlformats.org/officeDocument/2006/relationships" xmlns:c16r2="http://schemas.microsoft.com/office/drawing/2015/06/chart">
+  <c:date1904 val="0"/>
+  <c:lang val="en-US"/>
+  <c:roundedCorners val="0"/>
+  <mc:AlternateContent xmlns:mc="http://schemas.openxmlformats.org/markup-compatibility/2006">
+    <mc:Choice xmlns:c14="http://schemas.microsoft.com/office/drawing/2007/8/2/chart" Requires="c14">
+      <c14:style val="105"/>
+    </mc:Choice>
+    <mc:Fallback>
+      <c:style val="5"/>
+    </mc:Fallback>
+  </mc:AlternateContent>
+  <c:chart>
+    <c:title>
+      <c:tx>
+        <c:rich>
+          <a:bodyPr rot="0" spcFirstLastPara="1" vertOverflow="ellipsis" vert="horz" wrap="square" anchor="ctr" anchorCtr="1"/>
+          <a:lstStyle/>
+          <a:p>
+            <a:pPr>
+              <a:defRPr sz="1400" b="0" i="0" u="none" strike="noStrike" kern="1200" spc="0" baseline="0">
+                <a:solidFill>
+                  <a:schemeClr val="tx1">
+                    <a:lumMod val="65000"/>
+                    <a:lumOff val="35000"/>
+                  </a:schemeClr>
+                </a:solidFill>
+                <a:latin typeface="+mn-lt"/>
+                <a:ea typeface="+mn-ea"/>
+                <a:cs typeface="+mn-cs"/>
+              </a:defRPr>
+            </a:pPr>
+            <a:r>
+              <a:rPr lang="en-US"/>
+              <a:t>Total Agricultural Labour (N.º) – all regimes
+</a:t>
+            </a:r>
+          </a:p>
+        </c:rich>
+      </c:tx>
+      <c:overlay val="0"/>
+      <c:spPr>
+        <a:noFill/>
+        <a:ln>
+          <a:noFill/>
+        </a:ln>
+        <a:effectLst/>
+      </c:spPr>
+      <c:txPr>
+        <a:bodyPr rot="0" spcFirstLastPara="1" vertOverflow="ellipsis" vert="horz" wrap="square" anchor="ctr" anchorCtr="1"/>
+        <a:lstStyle/>
+        <a:p>
+          <a:pPr>
+            <a:defRPr sz="1400" b="0" i="0" u="none" strike="noStrike" kern="1200" spc="0" baseline="0">
+              <a:solidFill>
+                <a:schemeClr val="tx1">
+                  <a:lumMod val="65000"/>
+                  <a:lumOff val="35000"/>
+                </a:schemeClr>
+              </a:solidFill>
+              <a:latin typeface="+mn-lt"/>
+              <a:ea typeface="+mn-ea"/>
+              <a:cs typeface="+mn-cs"/>
+            </a:defRPr>
+          </a:pPr>
+          <a:endParaRPr lang="en-US"/>
+        </a:p>
+      </c:txPr>
+    </c:title>
+    <c:autoTitleDeleted val="0"/>
+    <c:plotArea>
+      <c:layout/>
+      <c:lineChart>
+        <c:grouping val="standard"/>
+        <c:varyColors val="0"/>
+        <c:ser>
+          <c:idx val="0"/>
+          <c:order val="0"/>
+          <c:tx>
+            <c:strRef>
+              <c:f>Sheet1!$B$1</c:f>
+              <c:strCache>
+                <c:ptCount val="1"/>
+                <c:pt idx="0">
+                  <c:v>Total agricultural labour (N.º) – all regimes
+</c:v>
+                </c:pt>
+              </c:strCache>
+            </c:strRef>
+          </c:tx>
+          <c:spPr>
+            <a:ln w="28575" cap="rnd">
+              <a:solidFill>
+                <a:schemeClr val="accent3"/>
+              </a:solidFill>
+              <a:round/>
+            </a:ln>
+            <a:effectLst/>
+          </c:spPr>
+          <c:marker>
+            <c:symbol val="circle"/>
+            <c:size val="5"/>
+            <c:spPr>
+              <a:solidFill>
+                <a:schemeClr val="accent3"/>
+              </a:solidFill>
+              <a:ln w="9525">
+                <a:solidFill>
+                  <a:schemeClr val="accent3"/>
+                </a:solidFill>
+              </a:ln>
+              <a:effectLst/>
+            </c:spPr>
+          </c:marker>
+          <c:cat>
+            <c:strRef>
+              <c:f>Sheet1!$A$2:$A$6</c:f>
+              <c:strCache>
+                <c:ptCount val="5"/>
+                <c:pt idx="0">
+                  <c:v>Years</c:v>
+                </c:pt>
+                <c:pt idx="1">
+                  <c:v>1989</c:v>
+                </c:pt>
+                <c:pt idx="2">
+                  <c:v>1999</c:v>
+                </c:pt>
+                <c:pt idx="3">
+                  <c:v>2009</c:v>
+                </c:pt>
+                <c:pt idx="4">
+                  <c:v>2019</c:v>
+                </c:pt>
+              </c:strCache>
+            </c:strRef>
+          </c:cat>
+          <c:val>
+            <c:numRef>
+              <c:f>Sheet1!$B$2:$B$6</c:f>
+              <c:numCache>
+                <c:formatCode>#,##0</c:formatCode>
+                <c:ptCount val="5"/>
+                <c:pt idx="1">
+                  <c:v>1449906</c:v>
+                </c:pt>
+                <c:pt idx="2">
+                  <c:v>1002480</c:v>
+                </c:pt>
+                <c:pt idx="3">
+                  <c:v>649607</c:v>
+                </c:pt>
+                <c:pt idx="4">
+                  <c:v>596938</c:v>
+                </c:pt>
+              </c:numCache>
+            </c:numRef>
+          </c:val>
+          <c:smooth val="0"/>
+          <c:extLst>
+            <c:ext xmlns:c16="http://schemas.microsoft.com/office/drawing/2014/chart" uri="{C3380CC4-5D6E-409C-BE32-E72D297353CC}">
+              <c16:uniqueId val="{00000000-5582-4D27-AA26-B94D06433950}"/>
+            </c:ext>
+          </c:extLst>
+        </c:ser>
+        <c:dLbls>
+          <c:showLegendKey val="0"/>
+          <c:showVal val="0"/>
+          <c:showCatName val="0"/>
+          <c:showSerName val="0"/>
+          <c:showPercent val="0"/>
+          <c:showBubbleSize val="0"/>
+        </c:dLbls>
+        <c:marker val="1"/>
+        <c:smooth val="0"/>
+        <c:axId val="872830528"/>
+        <c:axId val="872840608"/>
+      </c:lineChart>
+      <c:catAx>
+        <c:axId val="872830528"/>
+        <c:scaling>
+          <c:orientation val="minMax"/>
+        </c:scaling>
+        <c:delete val="0"/>
+        <c:axPos val="b"/>
+        <c:numFmt formatCode="General" sourceLinked="1"/>
+        <c:majorTickMark val="none"/>
+        <c:minorTickMark val="none"/>
+        <c:tickLblPos val="nextTo"/>
+        <c:spPr>
+          <a:noFill/>
+          <a:ln w="9525" cap="flat" cmpd="sng" algn="ctr">
+            <a:solidFill>
+              <a:schemeClr val="tx1">
+                <a:lumMod val="15000"/>
+                <a:lumOff val="85000"/>
+              </a:schemeClr>
+            </a:solidFill>
+            <a:round/>
+          </a:ln>
+          <a:effectLst/>
+        </c:spPr>
+        <c:txPr>
+          <a:bodyPr rot="-60000000" spcFirstLastPara="1" vertOverflow="ellipsis" vert="horz" wrap="square" anchor="ctr" anchorCtr="1"/>
+          <a:lstStyle/>
+          <a:p>
+            <a:pPr>
+              <a:defRPr sz="900" b="0" i="0" u="none" strike="noStrike" kern="1200" baseline="0">
+                <a:solidFill>
+                  <a:schemeClr val="tx1">
+                    <a:lumMod val="65000"/>
+                    <a:lumOff val="35000"/>
+                  </a:schemeClr>
+                </a:solidFill>
+                <a:latin typeface="+mn-lt"/>
+                <a:ea typeface="+mn-ea"/>
+                <a:cs typeface="+mn-cs"/>
+              </a:defRPr>
+            </a:pPr>
+            <a:endParaRPr lang="en-US"/>
+          </a:p>
+        </c:txPr>
+        <c:crossAx val="872840608"/>
+        <c:crosses val="autoZero"/>
+        <c:auto val="1"/>
+        <c:lblAlgn val="ctr"/>
+        <c:lblOffset val="100"/>
+        <c:noMultiLvlLbl val="0"/>
+      </c:catAx>
+      <c:valAx>
+        <c:axId val="872840608"/>
+        <c:scaling>
+          <c:orientation val="minMax"/>
+        </c:scaling>
+        <c:delete val="0"/>
+        <c:axPos val="l"/>
+        <c:majorGridlines>
+          <c:spPr>
+            <a:ln w="9525" cap="flat" cmpd="sng" algn="ctr">
+              <a:solidFill>
+                <a:schemeClr val="tx1">
+                  <a:lumMod val="15000"/>
+                  <a:lumOff val="85000"/>
+                </a:schemeClr>
+              </a:solidFill>
+              <a:round/>
+            </a:ln>
+            <a:effectLst/>
+          </c:spPr>
+        </c:majorGridlines>
+        <c:numFmt formatCode="#,##0" sourceLinked="1"/>
+        <c:majorTickMark val="none"/>
+        <c:minorTickMark val="none"/>
+        <c:tickLblPos val="nextTo"/>
+        <c:spPr>
+          <a:noFill/>
+          <a:ln>
+            <a:noFill/>
+          </a:ln>
+          <a:effectLst/>
+        </c:spPr>
+        <c:txPr>
+          <a:bodyPr rot="-60000000" spcFirstLastPara="1" vertOverflow="ellipsis" vert="horz" wrap="square" anchor="ctr" anchorCtr="1"/>
+          <a:lstStyle/>
+          <a:p>
+            <a:pPr>
+              <a:defRPr sz="900" b="0" i="0" u="none" strike="noStrike" kern="1200" baseline="0">
+                <a:solidFill>
+                  <a:schemeClr val="tx1">
+                    <a:lumMod val="65000"/>
+                    <a:lumOff val="35000"/>
+                  </a:schemeClr>
+                </a:solidFill>
+                <a:latin typeface="+mn-lt"/>
+                <a:ea typeface="+mn-ea"/>
+                <a:cs typeface="+mn-cs"/>
+              </a:defRPr>
+            </a:pPr>
+            <a:endParaRPr lang="en-US"/>
+          </a:p>
+        </c:txPr>
+        <c:crossAx val="872830528"/>
+        <c:crosses val="autoZero"/>
+        <c:crossBetween val="between"/>
+      </c:valAx>
+      <c:spPr>
+        <a:noFill/>
+        <a:ln>
+          <a:noFill/>
+        </a:ln>
+        <a:effectLst/>
+      </c:spPr>
+    </c:plotArea>
+    <c:legend>
+      <c:legendPos val="b"/>
+      <c:overlay val="0"/>
+      <c:spPr>
+        <a:noFill/>
+        <a:ln>
+          <a:noFill/>
+        </a:ln>
+        <a:effectLst/>
+      </c:spPr>
+      <c:txPr>
+        <a:bodyPr rot="0" spcFirstLastPara="1" vertOverflow="ellipsis" vert="horz" wrap="square" anchor="ctr" anchorCtr="1"/>
+        <a:lstStyle/>
+        <a:p>
+          <a:pPr>
+            <a:defRPr sz="900" b="0" i="0" u="none" strike="noStrike" kern="1200" baseline="0">
+              <a:solidFill>
+                <a:schemeClr val="tx1">
+                  <a:lumMod val="65000"/>
+                  <a:lumOff val="35000"/>
+                </a:schemeClr>
+              </a:solidFill>
+              <a:latin typeface="+mn-lt"/>
+              <a:ea typeface="+mn-ea"/>
+              <a:cs typeface="+mn-cs"/>
+            </a:defRPr>
+          </a:pPr>
+          <a:endParaRPr lang="en-US"/>
+        </a:p>
+      </c:txPr>
+    </c:legend>
+    <c:plotVisOnly val="1"/>
+    <c:dispBlanksAs val="gap"/>
+    <c:showDLblsOverMax val="0"/>
+    <c:extLst>
+      <c:ext xmlns:c16r3="http://schemas.microsoft.com/office/drawing/2017/03/chart" uri="{56B9EC1D-385E-4148-901F-78D8002777C0}">
+        <c16r3:dataDisplayOptions16>
+          <c16r3:dispNaAsBlank val="1"/>
+        </c16r3:dataDisplayOptions16>
+      </c:ext>
+    </c:extLst>
+  </c:chart>
+  <c:spPr>
+    <a:solidFill>
+      <a:schemeClr val="bg1"/>
+    </a:solidFill>
+    <a:ln w="9525" cap="flat" cmpd="sng" algn="ctr">
+      <a:solidFill>
+        <a:schemeClr val="tx1">
+          <a:lumMod val="15000"/>
+          <a:lumOff val="85000"/>
+        </a:schemeClr>
+      </a:solidFill>
+      <a:round/>
+    </a:ln>
+    <a:effectLst/>
+  </c:spPr>
+  <c:txPr>
+    <a:bodyPr/>
+    <a:lstStyle/>
+    <a:p>
+      <a:pPr>
+        <a:defRPr/>
+      </a:pPr>
+      <a:endParaRPr lang="en-US"/>
+    </a:p>
+  </c:txPr>
+  <c:externalData r:id="rId3">
+    <c:autoUpdate val="0"/>
+  </c:externalData>
+</c:chartSpace>
+</file>
+
+<file path=word/charts/chart2.xml><?xml version="1.0" encoding="utf-8"?>
+<c:chartSpace xmlns:c="http://schemas.openxmlformats.org/drawingml/2006/chart" xmlns:a="http://schemas.openxmlformats.org/drawingml/2006/main" xmlns:r="http://schemas.openxmlformats.org/officeDocument/2006/relationships" xmlns:c16r2="http://schemas.microsoft.com/office/drawing/2015/06/chart">
+  <c:date1904 val="0"/>
+  <c:lang val="en-US"/>
+  <c:roundedCorners val="0"/>
+  <mc:AlternateContent xmlns:mc="http://schemas.openxmlformats.org/markup-compatibility/2006">
+    <mc:Choice xmlns:c14="http://schemas.microsoft.com/office/drawing/2007/8/2/chart" Requires="c14">
+      <c14:style val="102"/>
+    </mc:Choice>
+    <mc:Fallback>
+      <c:style val="2"/>
+    </mc:Fallback>
+  </mc:AlternateContent>
+  <c:chart>
+    <c:title>
+      <c:overlay val="0"/>
+      <c:spPr>
+        <a:noFill/>
+        <a:ln>
+          <a:noFill/>
+        </a:ln>
+        <a:effectLst/>
+      </c:spPr>
+      <c:txPr>
+        <a:bodyPr rot="0" spcFirstLastPara="1" vertOverflow="ellipsis" vert="horz" wrap="square" anchor="ctr" anchorCtr="1"/>
+        <a:lstStyle/>
+        <a:p>
+          <a:pPr>
+            <a:defRPr sz="1400" b="0" i="0" u="none" strike="noStrike" kern="1200" spc="0" baseline="0">
+              <a:solidFill>
+                <a:schemeClr val="tx1">
+                  <a:lumMod val="65000"/>
+                  <a:lumOff val="35000"/>
+                </a:schemeClr>
+              </a:solidFill>
+              <a:latin typeface="+mn-lt"/>
+              <a:ea typeface="+mn-ea"/>
+              <a:cs typeface="+mn-cs"/>
+            </a:defRPr>
+          </a:pPr>
+          <a:endParaRPr lang="en-US"/>
+        </a:p>
+      </c:txPr>
+    </c:title>
+    <c:autoTitleDeleted val="0"/>
+    <c:plotArea>
+      <c:layout/>
+      <c:lineChart>
+        <c:grouping val="standard"/>
+        <c:varyColors val="0"/>
+        <c:ser>
+          <c:idx val="0"/>
+          <c:order val="0"/>
+          <c:tx>
+            <c:strRef>
+              <c:f>Sheet1!$B$1</c:f>
+              <c:strCache>
+                <c:ptCount val="1"/>
+                <c:pt idx="0">
+                  <c:v>Agricultural Holdings Area (ha)</c:v>
+                </c:pt>
+              </c:strCache>
+            </c:strRef>
+          </c:tx>
+          <c:spPr>
+            <a:ln w="28575" cap="rnd">
+              <a:solidFill>
+                <a:schemeClr val="accent1"/>
+              </a:solidFill>
+              <a:round/>
+            </a:ln>
+            <a:effectLst/>
+          </c:spPr>
+          <c:marker>
+            <c:symbol val="none"/>
+          </c:marker>
+          <c:cat>
+            <c:strRef>
+              <c:f>Sheet1!$A$2:$A$6</c:f>
+              <c:strCache>
+                <c:ptCount val="5"/>
+                <c:pt idx="0">
+                  <c:v>Year</c:v>
+                </c:pt>
+                <c:pt idx="1">
+                  <c:v>1989</c:v>
+                </c:pt>
+                <c:pt idx="2">
+                  <c:v>1999</c:v>
+                </c:pt>
+                <c:pt idx="3">
+                  <c:v>2009</c:v>
+                </c:pt>
+                <c:pt idx="4">
+                  <c:v>2019</c:v>
+                </c:pt>
+              </c:strCache>
+            </c:strRef>
+          </c:cat>
+          <c:val>
+            <c:numRef>
+              <c:f>Sheet1!$B$2:$B$6</c:f>
+              <c:numCache>
+                <c:formatCode>#,##0</c:formatCode>
+                <c:ptCount val="5"/>
+                <c:pt idx="1">
+                  <c:v>5157213</c:v>
+                </c:pt>
+                <c:pt idx="2" formatCode="General">
+                  <c:v>5039569</c:v>
+                </c:pt>
+                <c:pt idx="3" formatCode="General">
+                  <c:v>4571531</c:v>
+                </c:pt>
+                <c:pt idx="4" formatCode="General">
+                  <c:v>4987658</c:v>
+                </c:pt>
+              </c:numCache>
+            </c:numRef>
+          </c:val>
+          <c:smooth val="0"/>
+          <c:extLst>
+            <c:ext xmlns:c16="http://schemas.microsoft.com/office/drawing/2014/chart" uri="{C3380CC4-5D6E-409C-BE32-E72D297353CC}">
+              <c16:uniqueId val="{00000000-6D59-43C7-91B3-8F4F0ECF03A3}"/>
+            </c:ext>
+          </c:extLst>
+        </c:ser>
+        <c:dLbls>
+          <c:showLegendKey val="0"/>
+          <c:showVal val="0"/>
+          <c:showCatName val="0"/>
+          <c:showSerName val="0"/>
+          <c:showPercent val="0"/>
+          <c:showBubbleSize val="0"/>
+        </c:dLbls>
+        <c:smooth val="0"/>
+        <c:axId val="598683391"/>
+        <c:axId val="598683871"/>
+      </c:lineChart>
+      <c:catAx>
+        <c:axId val="598683391"/>
+        <c:scaling>
+          <c:orientation val="minMax"/>
+        </c:scaling>
+        <c:delete val="0"/>
+        <c:axPos val="b"/>
+        <c:numFmt formatCode="General" sourceLinked="1"/>
+        <c:majorTickMark val="none"/>
+        <c:minorTickMark val="none"/>
+        <c:tickLblPos val="nextTo"/>
+        <c:spPr>
+          <a:noFill/>
+          <a:ln w="9525" cap="flat" cmpd="sng" algn="ctr">
+            <a:solidFill>
+              <a:schemeClr val="tx1">
+                <a:lumMod val="15000"/>
+                <a:lumOff val="85000"/>
+              </a:schemeClr>
+            </a:solidFill>
+            <a:round/>
+          </a:ln>
+          <a:effectLst/>
+        </c:spPr>
+        <c:txPr>
+          <a:bodyPr rot="-60000000" spcFirstLastPara="1" vertOverflow="ellipsis" vert="horz" wrap="square" anchor="ctr" anchorCtr="1"/>
+          <a:lstStyle/>
+          <a:p>
+            <a:pPr>
+              <a:defRPr sz="900" b="0" i="0" u="none" strike="noStrike" kern="1200" baseline="0">
+                <a:solidFill>
+                  <a:schemeClr val="tx1">
+                    <a:lumMod val="65000"/>
+                    <a:lumOff val="35000"/>
+                  </a:schemeClr>
+                </a:solidFill>
+                <a:latin typeface="+mn-lt"/>
+                <a:ea typeface="+mn-ea"/>
+                <a:cs typeface="+mn-cs"/>
+              </a:defRPr>
+            </a:pPr>
+            <a:endParaRPr lang="en-US"/>
+          </a:p>
+        </c:txPr>
+        <c:crossAx val="598683871"/>
+        <c:crosses val="autoZero"/>
+        <c:auto val="1"/>
+        <c:lblAlgn val="ctr"/>
+        <c:lblOffset val="100"/>
+        <c:noMultiLvlLbl val="0"/>
+      </c:catAx>
+      <c:valAx>
+        <c:axId val="598683871"/>
+        <c:scaling>
+          <c:orientation val="minMax"/>
+        </c:scaling>
+        <c:delete val="0"/>
+        <c:axPos val="l"/>
+        <c:majorGridlines>
+          <c:spPr>
+            <a:ln w="9525" cap="flat" cmpd="sng" algn="ctr">
+              <a:solidFill>
+                <a:schemeClr val="tx1">
+                  <a:lumMod val="15000"/>
+                  <a:lumOff val="85000"/>
+                </a:schemeClr>
+              </a:solidFill>
+              <a:round/>
+            </a:ln>
+            <a:effectLst/>
+          </c:spPr>
+        </c:majorGridlines>
+        <c:numFmt formatCode="#,##0" sourceLinked="1"/>
+        <c:majorTickMark val="none"/>
+        <c:minorTickMark val="none"/>
+        <c:tickLblPos val="nextTo"/>
+        <c:spPr>
+          <a:noFill/>
+          <a:ln>
+            <a:noFill/>
+          </a:ln>
+          <a:effectLst/>
+        </c:spPr>
+        <c:txPr>
+          <a:bodyPr rot="-60000000" spcFirstLastPara="1" vertOverflow="ellipsis" vert="horz" wrap="square" anchor="ctr" anchorCtr="1"/>
+          <a:lstStyle/>
+          <a:p>
+            <a:pPr>
+              <a:defRPr sz="900" b="0" i="0" u="none" strike="noStrike" kern="1200" baseline="0">
+                <a:solidFill>
+                  <a:schemeClr val="tx1">
+                    <a:lumMod val="65000"/>
+                    <a:lumOff val="35000"/>
+                  </a:schemeClr>
+                </a:solidFill>
+                <a:latin typeface="+mn-lt"/>
+                <a:ea typeface="+mn-ea"/>
+                <a:cs typeface="+mn-cs"/>
+              </a:defRPr>
+            </a:pPr>
+            <a:endParaRPr lang="en-US"/>
+          </a:p>
+        </c:txPr>
+        <c:crossAx val="598683391"/>
+        <c:crosses val="autoZero"/>
+        <c:crossBetween val="between"/>
+      </c:valAx>
+      <c:spPr>
+        <a:noFill/>
+        <a:ln>
+          <a:noFill/>
+        </a:ln>
+        <a:effectLst/>
+      </c:spPr>
+    </c:plotArea>
+    <c:legend>
+      <c:legendPos val="b"/>
+      <c:overlay val="0"/>
+      <c:spPr>
+        <a:noFill/>
+        <a:ln>
+          <a:noFill/>
+        </a:ln>
+        <a:effectLst/>
+      </c:spPr>
+      <c:txPr>
+        <a:bodyPr rot="0" spcFirstLastPara="1" vertOverflow="ellipsis" vert="horz" wrap="square" anchor="ctr" anchorCtr="1"/>
+        <a:lstStyle/>
+        <a:p>
+          <a:pPr>
+            <a:defRPr sz="900" b="0" i="0" u="none" strike="noStrike" kern="1200" baseline="0">
+              <a:solidFill>
+                <a:schemeClr val="tx1">
+                  <a:lumMod val="65000"/>
+                  <a:lumOff val="35000"/>
+                </a:schemeClr>
+              </a:solidFill>
+              <a:latin typeface="+mn-lt"/>
+              <a:ea typeface="+mn-ea"/>
+              <a:cs typeface="+mn-cs"/>
+            </a:defRPr>
+          </a:pPr>
+          <a:endParaRPr lang="en-US"/>
+        </a:p>
+      </c:txPr>
+    </c:legend>
+    <c:plotVisOnly val="1"/>
+    <c:dispBlanksAs val="gap"/>
+    <c:showDLblsOverMax val="0"/>
+    <c:extLst>
+      <c:ext xmlns:c16r3="http://schemas.microsoft.com/office/drawing/2017/03/chart" uri="{56B9EC1D-385E-4148-901F-78D8002777C0}">
+        <c16r3:dataDisplayOptions16>
+          <c16r3:dispNaAsBlank val="1"/>
+        </c16r3:dataDisplayOptions16>
+      </c:ext>
+    </c:extLst>
+  </c:chart>
+  <c:spPr>
+    <a:solidFill>
+      <a:schemeClr val="bg1"/>
+    </a:solidFill>
+    <a:ln w="9525" cap="flat" cmpd="sng" algn="ctr">
+      <a:solidFill>
+        <a:schemeClr val="tx1">
+          <a:lumMod val="15000"/>
+          <a:lumOff val="85000"/>
+        </a:schemeClr>
+      </a:solidFill>
+      <a:round/>
+    </a:ln>
+    <a:effectLst/>
+  </c:spPr>
+  <c:txPr>
+    <a:bodyPr/>
+    <a:lstStyle/>
+    <a:p>
+      <a:pPr>
+        <a:defRPr/>
+      </a:pPr>
+      <a:endParaRPr lang="en-US"/>
+    </a:p>
+  </c:txPr>
+  <c:externalData r:id="rId3">
+    <c:autoUpdate val="0"/>
+  </c:externalData>
+</c:chartSpace>
+</file>
+
+<file path=word/charts/colors1.xml><?xml version="1.0" encoding="utf-8"?>
+<cs:colorStyle xmlns:cs="http://schemas.microsoft.com/office/drawing/2012/chartStyle" xmlns:a="http://schemas.openxmlformats.org/drawingml/2006/main" meth="withinLinear" id="16">
+  <a:schemeClr val="accent3"/>
+</cs:colorStyle>
+</file>
+
+<file path=word/charts/colors2.xml><?xml version="1.0" encoding="utf-8"?>
+<cs:colorStyle xmlns:cs="http://schemas.microsoft.com/office/drawing/2012/chartStyle" xmlns:a="http://schemas.openxmlformats.org/drawingml/2006/main" meth="cycle" id="10">
+  <a:schemeClr val="accent1"/>
+  <a:schemeClr val="accent2"/>
+  <a:schemeClr val="accent3"/>
+  <a:schemeClr val="accent4"/>
+  <a:schemeClr val="accent5"/>
+  <a:schemeClr val="accent6"/>
+  <cs:variation/>
+  <cs:variation>
+    <a:lumMod val="60000"/>
+  </cs:variation>
+  <cs:variation>
+    <a:lumMod val="80000"/>
+    <a:lumOff val="20000"/>
+  </cs:variation>
+  <cs:variation>
+    <a:lumMod val="80000"/>
+  </cs:variation>
+  <cs:variation>
+    <a:lumMod val="60000"/>
+    <a:lumOff val="40000"/>
+  </cs:variation>
+  <cs:variation>
+    <a:lumMod val="50000"/>
+  </cs:variation>
+  <cs:variation>
+    <a:lumMod val="70000"/>
+    <a:lumOff val="30000"/>
+  </cs:variation>
+  <cs:variation>
+    <a:lumMod val="70000"/>
+  </cs:variation>
+  <cs:variation>
+    <a:lumMod val="50000"/>
+    <a:lumOff val="50000"/>
+  </cs:variation>
+</cs:colorStyle>
+</file>
+
+<file path=word/charts/style1.xml><?xml version="1.0" encoding="utf-8"?>
+<cs:chartStyle xmlns:cs="http://schemas.microsoft.com/office/drawing/2012/chartStyle" xmlns:a="http://schemas.openxmlformats.org/drawingml/2006/main" id="332">
+  <cs:axisTitle>
+    <cs:lnRef idx="0"/>
+    <cs:fillRef idx="0"/>
+    <cs:effectRef idx="0"/>
+    <cs:fontRef idx="minor">
+      <a:schemeClr val="tx1">
+        <a:lumMod val="65000"/>
+        <a:lumOff val="35000"/>
+      </a:schemeClr>
+    </cs:fontRef>
+    <cs:defRPr sz="1000" kern="1200"/>
+  </cs:axisTitle>
+  <cs:categoryAxis>
+    <cs:lnRef idx="0"/>
+    <cs:fillRef idx="0"/>
+    <cs:effectRef idx="0"/>
+    <cs:fontRef idx="minor">
+      <a:schemeClr val="tx1">
+        <a:lumMod val="65000"/>
+        <a:lumOff val="35000"/>
+      </a:schemeClr>
+    </cs:fontRef>
+    <cs:spPr>
+      <a:ln w="9525" cap="flat" cmpd="sng" algn="ctr">
+        <a:solidFill>
+          <a:schemeClr val="tx1">
+            <a:lumMod val="15000"/>
+            <a:lumOff val="85000"/>
+          </a:schemeClr>
+        </a:solidFill>
+        <a:round/>
+      </a:ln>
+    </cs:spPr>
+    <cs:defRPr sz="900" kern="1200"/>
+  </cs:categoryAxis>
+  <cs:chartArea mods="allowNoFillOverride allowNoLineOverride">
+    <cs:lnRef idx="0"/>
+    <cs:fillRef idx="0"/>
+    <cs:effectRef idx="0"/>
+    <cs:fontRef idx="minor">
+      <a:schemeClr val="tx1"/>
+    </cs:fontRef>
+    <cs:spPr>
+      <a:solidFill>
+        <a:schemeClr val="bg1"/>
+      </a:solidFill>
+      <a:ln w="9525" cap="flat" cmpd="sng" algn="ctr">
+        <a:solidFill>
+          <a:schemeClr val="tx1">
+            <a:lumMod val="15000"/>
+            <a:lumOff val="85000"/>
+          </a:schemeClr>
+        </a:solidFill>
+        <a:round/>
+      </a:ln>
+    </cs:spPr>
+    <cs:defRPr sz="1000" kern="1200"/>
+  </cs:chartArea>
+  <cs:dataLabel>
+    <cs:lnRef idx="0"/>
+    <cs:fillRef idx="0"/>
+    <cs:effectRef idx="0"/>
+    <cs:fontRef idx="minor">
+      <a:schemeClr val="tx1">
+        <a:lumMod val="75000"/>
+        <a:lumOff val="25000"/>
+      </a:schemeClr>
+    </cs:fontRef>
+    <cs:defRPr sz="900" kern="1200"/>
+  </cs:dataLabel>
+  <cs:dataLabelCallout>
+    <cs:lnRef idx="0"/>
+    <cs:fillRef idx="0"/>
+    <cs:effectRef idx="0"/>
+    <cs:fontRef idx="minor">
+      <a:schemeClr val="dk1">
+        <a:lumMod val="65000"/>
+        <a:lumOff val="35000"/>
+      </a:schemeClr>
+    </cs:fontRef>
+    <cs:spPr>
+      <a:solidFill>
+        <a:schemeClr val="lt1"/>
+      </a:solidFill>
+      <a:ln>
+        <a:solidFill>
+          <a:schemeClr val="dk1">
+            <a:lumMod val="25000"/>
+            <a:lumOff val="75000"/>
+          </a:schemeClr>
+        </a:solidFill>
+      </a:ln>
+    </cs:spPr>
+    <cs:defRPr sz="900" kern="1200"/>
+    <cs:bodyPr rot="0" spcFirstLastPara="1" vertOverflow="clip" horzOverflow="clip" vert="horz" wrap="square" lIns="36576" tIns="18288" rIns="36576" bIns="18288" anchor="ctr" anchorCtr="1">
+      <a:spAutoFit/>
+    </cs:bodyPr>
+  </cs:dataLabelCallout>
+  <cs:dataPoint>
+    <cs:lnRef idx="0"/>
+    <cs:fillRef idx="1">
+      <cs:styleClr val="auto"/>
+    </cs:fillRef>
+    <cs:effectRef idx="0"/>
+    <cs:fontRef idx="minor">
+      <a:schemeClr val="tx1"/>
+    </cs:fontRef>
+  </cs:dataPoint>
+  <cs:dataPoint3D>
+    <cs:lnRef idx="0"/>
+    <cs:fillRef idx="1">
+      <cs:styleClr val="auto"/>
+    </cs:fillRef>
+    <cs:effectRef idx="0"/>
+    <cs:fontRef idx="minor">
+      <a:schemeClr val="tx1"/>
+    </cs:fontRef>
+  </cs:dataPoint3D>
+  <cs:dataPointLine>
+    <cs:lnRef idx="0">
+      <cs:styleClr val="auto"/>
+    </cs:lnRef>
+    <cs:fillRef idx="1"/>
+    <cs:effectRef idx="0"/>
+    <cs:fontRef idx="minor">
+      <a:schemeClr val="tx1"/>
+    </cs:fontRef>
+    <cs:spPr>
+      <a:ln w="28575" cap="rnd">
+        <a:solidFill>
+          <a:schemeClr val="phClr"/>
+        </a:solidFill>
+        <a:round/>
+      </a:ln>
+    </cs:spPr>
+  </cs:dataPointLine>
+  <cs:dataPointMarker>
+    <cs:lnRef idx="0">
+      <cs:styleClr val="auto"/>
+    </cs:lnRef>
+    <cs:fillRef idx="1">
+      <cs:styleClr val="auto"/>
+    </cs:fillRef>
+    <cs:effectRef idx="0"/>
+    <cs:fontRef idx="minor">
+      <a:schemeClr val="tx1"/>
+    </cs:fontRef>
+    <cs:spPr>
+      <a:ln w="9525">
+        <a:solidFill>
+          <a:schemeClr val="phClr"/>
+        </a:solidFill>
+      </a:ln>
+    </cs:spPr>
+  </cs:dataPointMarker>
+  <cs:dataPointMarkerLayout symbol="circle" size="5"/>
+  <cs:dataPointWireframe>
+    <cs:lnRef idx="0">
+      <cs:styleClr val="auto"/>
+    </cs:lnRef>
+    <cs:fillRef idx="1"/>
+    <cs:effectRef idx="0"/>
+    <cs:fontRef idx="minor">
+      <a:schemeClr val="tx1"/>
+    </cs:fontRef>
+    <cs:spPr>
+      <a:ln w="9525" cap="rnd">
+        <a:solidFill>
+          <a:schemeClr val="phClr"/>
+        </a:solidFill>
+        <a:round/>
+      </a:ln>
+    </cs:spPr>
+  </cs:dataPointWireframe>
+  <cs:dataTable>
+    <cs:lnRef idx="0"/>
+    <cs:fillRef idx="0"/>
+    <cs:effectRef idx="0"/>
+    <cs:fontRef idx="minor">
+      <a:schemeClr val="tx1">
+        <a:lumMod val="65000"/>
+        <a:lumOff val="35000"/>
+      </a:schemeClr>
+    </cs:fontRef>
+    <cs:spPr>
+      <a:noFill/>
+      <a:ln w="9525" cap="flat" cmpd="sng" algn="ctr">
+        <a:solidFill>
+          <a:schemeClr val="tx1">
+            <a:lumMod val="15000"/>
+            <a:lumOff val="85000"/>
+          </a:schemeClr>
+        </a:solidFill>
+        <a:round/>
+      </a:ln>
+    </cs:spPr>
+    <cs:defRPr sz="900" kern="1200"/>
+  </cs:dataTable>
+  <cs:downBar>
+    <cs:lnRef idx="0"/>
+    <cs:fillRef idx="0"/>
+    <cs:effectRef idx="0"/>
+    <cs:fontRef idx="minor">
+      <a:schemeClr val="dk1"/>
+    </cs:fontRef>
+    <cs:spPr>
+      <a:solidFill>
+        <a:schemeClr val="dk1">
+          <a:lumMod val="65000"/>
+          <a:lumOff val="35000"/>
+        </a:schemeClr>
+      </a:solidFill>
+      <a:ln w="9525">
+        <a:solidFill>
+          <a:schemeClr val="tx1">
+            <a:lumMod val="65000"/>
+            <a:lumOff val="35000"/>
+          </a:schemeClr>
+        </a:solidFill>
+      </a:ln>
+    </cs:spPr>
+  </cs:downBar>
+  <cs:dropLine>
+    <cs:lnRef idx="0"/>
+    <cs:fillRef idx="0"/>
+    <cs:effectRef idx="0"/>
+    <cs:fontRef idx="minor">
+      <a:schemeClr val="tx1"/>
+    </cs:fontRef>
+    <cs:spPr>
+      <a:ln w="9525" cap="flat" cmpd="sng" algn="ctr">
+        <a:solidFill>
+          <a:schemeClr val="tx1">
+            <a:lumMod val="35000"/>
+            <a:lumOff val="65000"/>
+          </a:schemeClr>
+        </a:solidFill>
+        <a:round/>
+      </a:ln>
+    </cs:spPr>
+  </cs:dropLine>
+  <cs:errorBar>
+    <cs:lnRef idx="0"/>
+    <cs:fillRef idx="0"/>
+    <cs:effectRef idx="0"/>
+    <cs:fontRef idx="minor">
+      <a:schemeClr val="tx1"/>
+    </cs:fontRef>
+    <cs:spPr>
+      <a:ln w="9525" cap="flat" cmpd="sng" algn="ctr">
+        <a:solidFill>
+          <a:schemeClr val="tx1">
+            <a:lumMod val="65000"/>
+            <a:lumOff val="35000"/>
+          </a:schemeClr>
+        </a:solidFill>
+        <a:round/>
+      </a:ln>
+    </cs:spPr>
+  </cs:errorBar>
+  <cs:floor>
+    <cs:lnRef idx="0"/>
+    <cs:fillRef idx="0"/>
+    <cs:effectRef idx="0"/>
+    <cs:fontRef idx="minor">
+      <a:schemeClr val="tx1"/>
+    </cs:fontRef>
+    <cs:spPr>
+      <a:noFill/>
+      <a:ln>
+        <a:noFill/>
+      </a:ln>
+    </cs:spPr>
+  </cs:floor>
+  <cs:gridlineMajor>
+    <cs:lnRef idx="0"/>
+    <cs:fillRef idx="0"/>
+    <cs:effectRef idx="0"/>
+    <cs:fontRef idx="minor">
+      <a:schemeClr val="tx1"/>
+    </cs:fontRef>
+    <cs:spPr>
+      <a:ln w="9525" cap="flat" cmpd="sng" algn="ctr">
+        <a:solidFill>
+          <a:schemeClr val="tx1">
+            <a:lumMod val="15000"/>
+            <a:lumOff val="85000"/>
+          </a:schemeClr>
+        </a:solidFill>
+        <a:round/>
+      </a:ln>
+    </cs:spPr>
+  </cs:gridlineMajor>
+  <cs:gridlineMinor>
+    <cs:lnRef idx="0"/>
+    <cs:fillRef idx="0"/>
+    <cs:effectRef idx="0"/>
+    <cs:fontRef idx="minor">
+      <a:schemeClr val="tx1"/>
+    </cs:fontRef>
+    <cs:spPr>
+      <a:ln w="9525" cap="flat" cmpd="sng" algn="ctr">
+        <a:solidFill>
+          <a:schemeClr val="tx1">
+            <a:lumMod val="5000"/>
+            <a:lumOff val="95000"/>
+          </a:schemeClr>
+        </a:solidFill>
+        <a:round/>
+      </a:ln>
+    </cs:spPr>
+  </cs:gridlineMinor>
+  <cs:hiLoLine>
+    <cs:lnRef idx="0"/>
+    <cs:fillRef idx="0"/>
+    <cs:effectRef idx="0"/>
+    <cs:fontRef idx="minor">
+      <a:schemeClr val="tx1"/>
+    </cs:fontRef>
+    <cs:spPr>
+      <a:ln w="9525" cap="flat" cmpd="sng" algn="ctr">
+        <a:solidFill>
+          <a:schemeClr val="tx1">
+            <a:lumMod val="75000"/>
+            <a:lumOff val="25000"/>
+          </a:schemeClr>
+        </a:solidFill>
+        <a:round/>
+      </a:ln>
+    </cs:spPr>
+  </cs:hiLoLine>
+  <cs:leaderLine>
+    <cs:lnRef idx="0"/>
+    <cs:fillRef idx="0"/>
+    <cs:effectRef idx="0"/>
+    <cs:fontRef idx="minor">
+      <a:schemeClr val="tx1"/>
+    </cs:fontRef>
+    <cs:spPr>
+      <a:ln w="9525" cap="flat" cmpd="sng" algn="ctr">
+        <a:solidFill>
+          <a:schemeClr val="tx1">
+            <a:lumMod val="35000"/>
+            <a:lumOff val="65000"/>
+          </a:schemeClr>
+        </a:solidFill>
+        <a:round/>
+      </a:ln>
+    </cs:spPr>
+  </cs:leaderLine>
+  <cs:legend>
+    <cs:lnRef idx="0"/>
+    <cs:fillRef idx="0"/>
+    <cs:effectRef idx="0"/>
+    <cs:fontRef idx="minor">
+      <a:schemeClr val="tx1">
+        <a:lumMod val="65000"/>
+        <a:lumOff val="35000"/>
+      </a:schemeClr>
+    </cs:fontRef>
+    <cs:defRPr sz="900" kern="1200"/>
+  </cs:legend>
+  <cs:plotArea mods="allowNoFillOverride allowNoLineOverride">
+    <cs:lnRef idx="0"/>
+    <cs:fillRef idx="0"/>
+    <cs:effectRef idx="0"/>
+    <cs:fontRef idx="minor">
+      <a:schemeClr val="tx1"/>
+    </cs:fontRef>
+  </cs:plotArea>
+  <cs:plotArea3D mods="allowNoFillOverride allowNoLineOverride">
+    <cs:lnRef idx="0"/>
+    <cs:fillRef idx="0"/>
+    <cs:effectRef idx="0"/>
+    <cs:fontRef idx="minor">
+      <a:schemeClr val="tx1"/>
+    </cs:fontRef>
+  </cs:plotArea3D>
+  <cs:seriesAxis>
+    <cs:lnRef idx="0"/>
+    <cs:fillRef idx="0"/>
+    <cs:effectRef idx="0"/>
+    <cs:fontRef idx="minor">
+      <a:schemeClr val="tx1">
+        <a:lumMod val="65000"/>
+        <a:lumOff val="35000"/>
+      </a:schemeClr>
+    </cs:fontRef>
+    <cs:defRPr sz="900" kern="1200"/>
+  </cs:seriesAxis>
+  <cs:seriesLine>
+    <cs:lnRef idx="0"/>
+    <cs:fillRef idx="0"/>
+    <cs:effectRef idx="0"/>
+    <cs:fontRef idx="minor">
+      <a:schemeClr val="tx1"/>
+    </cs:fontRef>
+    <cs:spPr>
+      <a:ln w="9525" cap="flat" cmpd="sng" algn="ctr">
+        <a:solidFill>
+          <a:schemeClr val="tx1">
+            <a:lumMod val="35000"/>
+            <a:lumOff val="65000"/>
+          </a:schemeClr>
+        </a:solidFill>
+        <a:round/>
+      </a:ln>
+    </cs:spPr>
+  </cs:seriesLine>
+  <cs:title>
+    <cs:lnRef idx="0"/>
+    <cs:fillRef idx="0"/>
+    <cs:effectRef idx="0"/>
+    <cs:fontRef idx="minor">
+      <a:schemeClr val="tx1">
+        <a:lumMod val="65000"/>
+        <a:lumOff val="35000"/>
+      </a:schemeClr>
+    </cs:fontRef>
+    <cs:defRPr sz="1400" b="0" kern="1200" spc="0" baseline="0"/>
+  </cs:title>
+  <cs:trendline>
+    <cs:lnRef idx="0">
+      <cs:styleClr val="auto"/>
+    </cs:lnRef>
+    <cs:fillRef idx="0"/>
+    <cs:effectRef idx="0"/>
+    <cs:fontRef idx="minor">
+      <a:schemeClr val="tx1"/>
+    </cs:fontRef>
+    <cs:spPr>
+      <a:ln w="19050" cap="rnd">
+        <a:solidFill>
+          <a:schemeClr val="phClr"/>
+        </a:solidFill>
+        <a:prstDash val="sysDot"/>
+      </a:ln>
+    </cs:spPr>
+  </cs:trendline>
+  <cs:trendlineLabel>
+    <cs:lnRef idx="0"/>
+    <cs:fillRef idx="0"/>
+    <cs:effectRef idx="0"/>
+    <cs:fontRef idx="minor">
+      <a:schemeClr val="tx1">
+        <a:lumMod val="65000"/>
+        <a:lumOff val="35000"/>
+      </a:schemeClr>
+    </cs:fontRef>
+    <cs:defRPr sz="900" kern="1200"/>
+  </cs:trendlineLabel>
+  <cs:upBar>
+    <cs:lnRef idx="0"/>
+    <cs:fillRef idx="0"/>
+    <cs:effectRef idx="0"/>
+    <cs:fontRef idx="minor">
+      <a:schemeClr val="dk1"/>
+    </cs:fontRef>
+    <cs:spPr>
+      <a:solidFill>
+        <a:schemeClr val="lt1"/>
+      </a:solidFill>
+      <a:ln w="9525">
+        <a:solidFill>
+          <a:schemeClr val="tx1">
+            <a:lumMod val="15000"/>
+            <a:lumOff val="85000"/>
+          </a:schemeClr>
+        </a:solidFill>
+      </a:ln>
+    </cs:spPr>
+  </cs:upBar>
+  <cs:valueAxis>
+    <cs:lnRef idx="0"/>
+    <cs:fillRef idx="0"/>
+    <cs:effectRef idx="0"/>
+    <cs:fontRef idx="minor">
+      <a:schemeClr val="tx1">
+        <a:lumMod val="65000"/>
+        <a:lumOff val="35000"/>
+      </a:schemeClr>
+    </cs:fontRef>
+    <cs:defRPr sz="900" kern="1200"/>
+  </cs:valueAxis>
+  <cs:wall>
+    <cs:lnRef idx="0"/>
+    <cs:fillRef idx="0"/>
+    <cs:effectRef idx="0"/>
+    <cs:fontRef idx="minor">
+      <a:schemeClr val="tx1"/>
+    </cs:fontRef>
+    <cs:spPr>
+      <a:noFill/>
+      <a:ln>
+        <a:noFill/>
+      </a:ln>
+    </cs:spPr>
+  </cs:wall>
+</cs:chartStyle>
+</file>
+
+<file path=word/charts/style2.xml><?xml version="1.0" encoding="utf-8"?>
+<cs:chartStyle xmlns:cs="http://schemas.microsoft.com/office/drawing/2012/chartStyle" xmlns:a="http://schemas.openxmlformats.org/drawingml/2006/main" id="227">
+  <cs:axisTitle>
+    <cs:lnRef idx="0"/>
+    <cs:fillRef idx="0"/>
+    <cs:effectRef idx="0"/>
+    <cs:fontRef idx="minor">
+      <a:schemeClr val="tx1">
+        <a:lumMod val="65000"/>
+        <a:lumOff val="35000"/>
+      </a:schemeClr>
+    </cs:fontRef>
+    <cs:defRPr sz="1000" kern="1200"/>
+  </cs:axisTitle>
+  <cs:categoryAxis>
+    <cs:lnRef idx="0"/>
+    <cs:fillRef idx="0"/>
+    <cs:effectRef idx="0"/>
+    <cs:fontRef idx="minor">
+      <a:schemeClr val="tx1">
+        <a:lumMod val="65000"/>
+        <a:lumOff val="35000"/>
+      </a:schemeClr>
+    </cs:fontRef>
+    <cs:spPr>
+      <a:ln w="9525" cap="flat" cmpd="sng" algn="ctr">
+        <a:solidFill>
+          <a:schemeClr val="tx1">
+            <a:lumMod val="15000"/>
+            <a:lumOff val="85000"/>
+          </a:schemeClr>
+        </a:solidFill>
+        <a:round/>
+      </a:ln>
+    </cs:spPr>
+    <cs:defRPr sz="900" kern="1200"/>
+  </cs:categoryAxis>
+  <cs:chartArea mods="allowNoFillOverride allowNoLineOverride">
+    <cs:lnRef idx="0"/>
+    <cs:fillRef idx="0"/>
+    <cs:effectRef idx="0"/>
+    <cs:fontRef idx="minor">
+      <a:schemeClr val="tx1"/>
+    </cs:fontRef>
+    <cs:spPr>
+      <a:solidFill>
+        <a:schemeClr val="bg1"/>
+      </a:solidFill>
+      <a:ln w="9525" cap="flat" cmpd="sng" algn="ctr">
+        <a:solidFill>
+          <a:schemeClr val="tx1">
+            <a:lumMod val="15000"/>
+            <a:lumOff val="85000"/>
+          </a:schemeClr>
+        </a:solidFill>
+        <a:round/>
+      </a:ln>
+    </cs:spPr>
+    <cs:defRPr sz="1000" kern="1200"/>
+  </cs:chartArea>
+  <cs:dataLabel>
+    <cs:lnRef idx="0"/>
+    <cs:fillRef idx="0"/>
+    <cs:effectRef idx="0"/>
+    <cs:fontRef idx="minor">
+      <a:schemeClr val="tx1">
+        <a:lumMod val="75000"/>
+        <a:lumOff val="25000"/>
+      </a:schemeClr>
+    </cs:fontRef>
+    <cs:defRPr sz="900" kern="1200"/>
+  </cs:dataLabel>
+  <cs:dataLabelCallout>
+    <cs:lnRef idx="0"/>
+    <cs:fillRef idx="0"/>
+    <cs:effectRef idx="0"/>
+    <cs:fontRef idx="minor">
+      <a:schemeClr val="dk1">
+        <a:lumMod val="65000"/>
+        <a:lumOff val="35000"/>
+      </a:schemeClr>
+    </cs:fontRef>
+    <cs:spPr>
+      <a:solidFill>
+        <a:schemeClr val="lt1"/>
+      </a:solidFill>
+      <a:ln>
+        <a:solidFill>
+          <a:schemeClr val="dk1">
+            <a:lumMod val="25000"/>
+            <a:lumOff val="75000"/>
+          </a:schemeClr>
+        </a:solidFill>
+      </a:ln>
+    </cs:spPr>
+    <cs:defRPr sz="900" kern="1200"/>
+    <cs:bodyPr rot="0" spcFirstLastPara="1" vertOverflow="clip" horzOverflow="clip" vert="horz" wrap="square" lIns="36576" tIns="18288" rIns="36576" bIns="18288" anchor="ctr" anchorCtr="1">
+      <a:spAutoFit/>
+    </cs:bodyPr>
+  </cs:dataLabelCallout>
+  <cs:dataPoint>
+    <cs:lnRef idx="0"/>
+    <cs:fillRef idx="1">
+      <cs:styleClr val="auto"/>
+    </cs:fillRef>
+    <cs:effectRef idx="0"/>
+    <cs:fontRef idx="minor">
+      <a:schemeClr val="tx1"/>
+    </cs:fontRef>
+    <cs:spPr>
+      <a:solidFill>
+        <a:schemeClr val="phClr"/>
+      </a:solidFill>
+    </cs:spPr>
+  </cs:dataPoint>
+  <cs:dataPoint3D>
+    <cs:lnRef idx="0"/>
+    <cs:fillRef idx="1">
+      <cs:styleClr val="auto"/>
+    </cs:fillRef>
+    <cs:effectRef idx="0"/>
+    <cs:fontRef idx="minor">
+      <a:schemeClr val="tx1"/>
+    </cs:fontRef>
+    <cs:spPr>
+      <a:solidFill>
+        <a:schemeClr val="phClr"/>
+      </a:solidFill>
+    </cs:spPr>
+  </cs:dataPoint3D>
+  <cs:dataPointLine>
+    <cs:lnRef idx="0">
+      <cs:styleClr val="auto"/>
+    </cs:lnRef>
+    <cs:fillRef idx="1"/>
+    <cs:effectRef idx="0"/>
+    <cs:fontRef idx="minor">
+      <a:schemeClr val="tx1"/>
+    </cs:fontRef>
+    <cs:spPr>
+      <a:ln w="28575" cap="rnd">
+        <a:solidFill>
+          <a:schemeClr val="phClr"/>
+        </a:solidFill>
+        <a:round/>
+      </a:ln>
+    </cs:spPr>
+  </cs:dataPointLine>
+  <cs:dataPointMarker>
+    <cs:lnRef idx="0">
+      <cs:styleClr val="auto"/>
+    </cs:lnRef>
+    <cs:fillRef idx="1">
+      <cs:styleClr val="auto"/>
+    </cs:fillRef>
+    <cs:effectRef idx="0"/>
+    <cs:fontRef idx="minor">
+      <a:schemeClr val="tx1"/>
+    </cs:fontRef>
+    <cs:spPr>
+      <a:solidFill>
+        <a:schemeClr val="phClr"/>
+      </a:solidFill>
+      <a:ln w="9525">
+        <a:solidFill>
+          <a:schemeClr val="phClr"/>
+        </a:solidFill>
+      </a:ln>
+    </cs:spPr>
+  </cs:dataPointMarker>
+  <cs:dataPointMarkerLayout symbol="circle" size="5"/>
+  <cs:dataPointWireframe>
+    <cs:lnRef idx="0">
+      <cs:styleClr val="auto"/>
+    </cs:lnRef>
+    <cs:fillRef idx="1"/>
+    <cs:effectRef idx="0"/>
+    <cs:fontRef idx="minor">
+      <a:schemeClr val="tx1"/>
+    </cs:fontRef>
+    <cs:spPr>
+      <a:ln w="9525" cap="rnd">
+        <a:solidFill>
+          <a:schemeClr val="phClr"/>
+        </a:solidFill>
+        <a:round/>
+      </a:ln>
+    </cs:spPr>
+  </cs:dataPointWireframe>
+  <cs:dataTable>
+    <cs:lnRef idx="0"/>
+    <cs:fillRef idx="0"/>
+    <cs:effectRef idx="0"/>
+    <cs:fontRef idx="minor">
+      <a:schemeClr val="tx1">
+        <a:lumMod val="65000"/>
+        <a:lumOff val="35000"/>
+      </a:schemeClr>
+    </cs:fontRef>
+    <cs:spPr>
+      <a:noFill/>
+      <a:ln w="9525" cap="flat" cmpd="sng" algn="ctr">
+        <a:solidFill>
+          <a:schemeClr val="tx1">
+            <a:lumMod val="15000"/>
+            <a:lumOff val="85000"/>
+          </a:schemeClr>
+        </a:solidFill>
+        <a:round/>
+      </a:ln>
+    </cs:spPr>
+    <cs:defRPr sz="900" kern="1200"/>
+  </cs:dataTable>
+  <cs:downBar>
+    <cs:lnRef idx="0"/>
+    <cs:fillRef idx="0"/>
+    <cs:effectRef idx="0"/>
+    <cs:fontRef idx="minor">
+      <a:schemeClr val="dk1"/>
+    </cs:fontRef>
+    <cs:spPr>
+      <a:solidFill>
+        <a:schemeClr val="dk1">
+          <a:lumMod val="65000"/>
+          <a:lumOff val="35000"/>
+        </a:schemeClr>
+      </a:solidFill>
+      <a:ln w="9525">
+        <a:solidFill>
+          <a:schemeClr val="tx1">
+            <a:lumMod val="65000"/>
+            <a:lumOff val="35000"/>
+          </a:schemeClr>
+        </a:solidFill>
+      </a:ln>
+    </cs:spPr>
+  </cs:downBar>
+  <cs:dropLine>
+    <cs:lnRef idx="0"/>
+    <cs:fillRef idx="0"/>
+    <cs:effectRef idx="0"/>
+    <cs:fontRef idx="minor">
+      <a:schemeClr val="tx1"/>
+    </cs:fontRef>
+    <cs:spPr>
+      <a:ln w="9525" cap="flat" cmpd="sng" algn="ctr">
+        <a:solidFill>
+          <a:schemeClr val="tx1">
+            <a:lumMod val="35000"/>
+            <a:lumOff val="65000"/>
+          </a:schemeClr>
+        </a:solidFill>
+        <a:round/>
+      </a:ln>
+    </cs:spPr>
+  </cs:dropLine>
+  <cs:errorBar>
+    <cs:lnRef idx="0"/>
+    <cs:fillRef idx="0"/>
+    <cs:effectRef idx="0"/>
+    <cs:fontRef idx="minor">
+      <a:schemeClr val="tx1"/>
+    </cs:fontRef>
+    <cs:spPr>
+      <a:ln w="9525" cap="flat" cmpd="sng" algn="ctr">
+        <a:solidFill>
+          <a:schemeClr val="tx1">
+            <a:lumMod val="65000"/>
+            <a:lumOff val="35000"/>
+          </a:schemeClr>
+        </a:solidFill>
+        <a:round/>
+      </a:ln>
+    </cs:spPr>
+  </cs:errorBar>
+  <cs:floor>
+    <cs:lnRef idx="0"/>
+    <cs:fillRef idx="0"/>
+    <cs:effectRef idx="0"/>
+    <cs:fontRef idx="minor">
+      <a:schemeClr val="tx1"/>
+    </cs:fontRef>
+    <cs:spPr>
+      <a:noFill/>
+      <a:ln>
+        <a:noFill/>
+      </a:ln>
+    </cs:spPr>
+  </cs:floor>
+  <cs:gridlineMajor>
+    <cs:lnRef idx="0"/>
+    <cs:fillRef idx="0"/>
+    <cs:effectRef idx="0"/>
+    <cs:fontRef idx="minor">
+      <a:schemeClr val="tx1"/>
+    </cs:fontRef>
+    <cs:spPr>
+      <a:ln w="9525" cap="flat" cmpd="sng" algn="ctr">
+        <a:solidFill>
+          <a:schemeClr val="tx1">
+            <a:lumMod val="15000"/>
+            <a:lumOff val="85000"/>
+          </a:schemeClr>
+        </a:solidFill>
+        <a:round/>
+      </a:ln>
+    </cs:spPr>
+  </cs:gridlineMajor>
+  <cs:gridlineMinor>
+    <cs:lnRef idx="0"/>
+    <cs:fillRef idx="0"/>
+    <cs:effectRef idx="0"/>
+    <cs:fontRef idx="minor">
+      <a:schemeClr val="tx1"/>
+    </cs:fontRef>
+    <cs:spPr>
+      <a:ln w="9525" cap="flat" cmpd="sng" algn="ctr">
+        <a:solidFill>
+          <a:schemeClr val="tx1">
+            <a:lumMod val="5000"/>
+            <a:lumOff val="95000"/>
+          </a:schemeClr>
+        </a:solidFill>
+        <a:round/>
+      </a:ln>
+    </cs:spPr>
+  </cs:gridlineMinor>
+  <cs:hiLoLine>
+    <cs:lnRef idx="0"/>
+    <cs:fillRef idx="0"/>
+    <cs:effectRef idx="0"/>
+    <cs:fontRef idx="minor">
+      <a:schemeClr val="tx1"/>
+    </cs:fontRef>
+    <cs:spPr>
+      <a:ln w="9525" cap="flat" cmpd="sng" algn="ctr">
+        <a:solidFill>
+          <a:schemeClr val="tx1">
+            <a:lumMod val="75000"/>
+            <a:lumOff val="25000"/>
+          </a:schemeClr>
+        </a:solidFill>
+        <a:round/>
+      </a:ln>
+    </cs:spPr>
+  </cs:hiLoLine>
+  <cs:leaderLine>
+    <cs:lnRef idx="0"/>
+    <cs:fillRef idx="0"/>
+    <cs:effectRef idx="0"/>
+    <cs:fontRef idx="minor">
+      <a:schemeClr val="tx1"/>
+    </cs:fontRef>
+    <cs:spPr>
+      <a:ln w="9525" cap="flat" cmpd="sng" algn="ctr">
+        <a:solidFill>
+          <a:schemeClr val="tx1">
+            <a:lumMod val="35000"/>
+            <a:lumOff val="65000"/>
+          </a:schemeClr>
+        </a:solidFill>
+        <a:round/>
+      </a:ln>
+    </cs:spPr>
+  </cs:leaderLine>
+  <cs:legend>
+    <cs:lnRef idx="0"/>
+    <cs:fillRef idx="0"/>
+    <cs:effectRef idx="0"/>
+    <cs:fontRef idx="minor">
+      <a:schemeClr val="tx1">
+        <a:lumMod val="65000"/>
+        <a:lumOff val="35000"/>
+      </a:schemeClr>
+    </cs:fontRef>
+    <cs:defRPr sz="900" kern="1200"/>
+  </cs:legend>
+  <cs:plotArea mods="allowNoFillOverride allowNoLineOverride">
+    <cs:lnRef idx="0"/>
+    <cs:fillRef idx="0"/>
+    <cs:effectRef idx="0"/>
+    <cs:fontRef idx="minor">
+      <a:schemeClr val="tx1"/>
+    </cs:fontRef>
+  </cs:plotArea>
+  <cs:plotArea3D mods="allowNoFillOverride allowNoLineOverride">
+    <cs:lnRef idx="0"/>
+    <cs:fillRef idx="0"/>
+    <cs:effectRef idx="0"/>
+    <cs:fontRef idx="minor">
+      <a:schemeClr val="tx1"/>
+    </cs:fontRef>
+  </cs:plotArea3D>
+  <cs:seriesAxis>
+    <cs:lnRef idx="0"/>
+    <cs:fillRef idx="0"/>
+    <cs:effectRef idx="0"/>
+    <cs:fontRef idx="minor">
+      <a:schemeClr val="tx1">
+        <a:lumMod val="65000"/>
+        <a:lumOff val="35000"/>
+      </a:schemeClr>
+    </cs:fontRef>
+    <cs:defRPr sz="900" kern="1200"/>
+  </cs:seriesAxis>
+  <cs:seriesLine>
+    <cs:lnRef idx="0"/>
+    <cs:fillRef idx="0"/>
+    <cs:effectRef idx="0"/>
+    <cs:fontRef idx="minor">
+      <a:schemeClr val="tx1"/>
+    </cs:fontRef>
+    <cs:spPr>
+      <a:ln w="9525" cap="flat" cmpd="sng" algn="ctr">
+        <a:solidFill>
+          <a:schemeClr val="tx1">
+            <a:lumMod val="35000"/>
+            <a:lumOff val="65000"/>
+          </a:schemeClr>
+        </a:solidFill>
+        <a:round/>
+      </a:ln>
+    </cs:spPr>
+  </cs:seriesLine>
+  <cs:title>
+    <cs:lnRef idx="0"/>
+    <cs:fillRef idx="0"/>
+    <cs:effectRef idx="0"/>
+    <cs:fontRef idx="minor">
+      <a:schemeClr val="tx1">
+        <a:lumMod val="65000"/>
+        <a:lumOff val="35000"/>
+      </a:schemeClr>
+    </cs:fontRef>
+    <cs:defRPr sz="1400" b="0" kern="1200" spc="0" baseline="0"/>
+  </cs:title>
+  <cs:trendline>
+    <cs:lnRef idx="0">
+      <cs:styleClr val="auto"/>
+    </cs:lnRef>
+    <cs:fillRef idx="0"/>
+    <cs:effectRef idx="0"/>
+    <cs:fontRef idx="minor">
+      <a:schemeClr val="tx1"/>
+    </cs:fontRef>
+    <cs:spPr>
+      <a:ln w="19050" cap="rnd">
+        <a:solidFill>
+          <a:schemeClr val="phClr"/>
+        </a:solidFill>
+        <a:prstDash val="sysDot"/>
+      </a:ln>
+    </cs:spPr>
+  </cs:trendline>
+  <cs:trendlineLabel>
+    <cs:lnRef idx="0"/>
+    <cs:fillRef idx="0"/>
+    <cs:effectRef idx="0"/>
+    <cs:fontRef idx="minor">
+      <a:schemeClr val="tx1">
+        <a:lumMod val="65000"/>
+        <a:lumOff val="35000"/>
+      </a:schemeClr>
+    </cs:fontRef>
+    <cs:defRPr sz="900" kern="1200"/>
+  </cs:trendlineLabel>
+  <cs:upBar>
+    <cs:lnRef idx="0"/>
+    <cs:fillRef idx="0"/>
+    <cs:effectRef idx="0"/>
+    <cs:fontRef idx="minor">
+      <a:schemeClr val="dk1"/>
+    </cs:fontRef>
+    <cs:spPr>
+      <a:solidFill>
+        <a:schemeClr val="lt1"/>
+      </a:solidFill>
+      <a:ln w="9525">
+        <a:solidFill>
+          <a:schemeClr val="tx1">
+            <a:lumMod val="15000"/>
+            <a:lumOff val="85000"/>
+          </a:schemeClr>
+        </a:solidFill>
+      </a:ln>
+    </cs:spPr>
+  </cs:upBar>
+  <cs:valueAxis>
+    <cs:lnRef idx="0"/>
+    <cs:fillRef idx="0"/>
+    <cs:effectRef idx="0"/>
+    <cs:fontRef idx="minor">
+      <a:schemeClr val="tx1">
+        <a:lumMod val="65000"/>
+        <a:lumOff val="35000"/>
+      </a:schemeClr>
+    </cs:fontRef>
+    <cs:defRPr sz="900" kern="1200"/>
+  </cs:valueAxis>
+  <cs:wall>
+    <cs:lnRef idx="0"/>
+    <cs:fillRef idx="0"/>
+    <cs:effectRef idx="0"/>
+    <cs:fontRef idx="minor">
+      <a:schemeClr val="tx1"/>
+    </cs:fontRef>
+    <cs:spPr>
+      <a:noFill/>
+      <a:ln>
+        <a:noFill/>
+      </a:ln>
+    </cs:spPr>
+  </cs:wall>
+</cs:chartStyle>
 </file>
 
 <file path=word/theme/theme1.xml><?xml version="1.0" encoding="utf-8"?>

--- a/report/Report_AVCAD.docx
+++ b/report/Report_AVCAD.docx
@@ -676,7 +676,27 @@
           <w:color w:val="333333"/>
           <w:sz w:val="24"/>
         </w:rPr>
-        <w:t>Analysis and Visualization of Complex Agro-Environmental Data</w:t>
+        <w:t xml:space="preserve">Analysis and Visualization of Complex </w:t>
+      </w:r>
+      <w:proofErr w:type="spellStart"/>
+      <w:r>
+        <w:rPr>
+          <w:rFonts w:ascii="Calibri"/>
+          <w:b/>
+          <w:color w:val="333333"/>
+          <w:sz w:val="24"/>
+        </w:rPr>
+        <w:t>Agro</w:t>
+      </w:r>
+      <w:proofErr w:type="spellEnd"/>
+      <w:r>
+        <w:rPr>
+          <w:rFonts w:ascii="Calibri"/>
+          <w:b/>
+          <w:color w:val="333333"/>
+          <w:sz w:val="24"/>
+        </w:rPr>
+        <w:t>-Environmental Data</w:t>
       </w:r>
     </w:p>
     <w:p>
@@ -857,7 +877,15 @@
         <w:jc w:val="both"/>
       </w:pPr>
       <w:r>
-        <w:t xml:space="preserve">Agricultural labour is one of the clearest indicators of this process. Its decline may reflect broader changes such as </w:t>
+        <w:t xml:space="preserve">Agricultural </w:t>
+      </w:r>
+      <w:proofErr w:type="spellStart"/>
+      <w:r>
+        <w:t>labour</w:t>
+      </w:r>
+      <w:proofErr w:type="spellEnd"/>
+      <w:r>
+        <w:t xml:space="preserve"> is one of the clearest indicators of this process. Its decline may reflect broader changes such as </w:t>
       </w:r>
       <w:r>
         <w:t>mechanization</w:t>
@@ -886,7 +914,15 @@
         <w:jc w:val="both"/>
       </w:pPr>
       <w:r>
-        <w:t xml:space="preserve">This project analyses the structural transformation of agriculture in mainland Portugal between 1989 and 2019, using data from the INE database. The main objective is to understand how agricultural labour, land use, crop systems and productivity evolved over time, and whether these changes suggest decline, concentration, regional </w:t>
+        <w:t xml:space="preserve">This project analyses the structural transformation of agriculture in mainland Portugal between 1989 and 2019, using data from the INE database. The main objective is to understand how agricultural </w:t>
+      </w:r>
+      <w:proofErr w:type="spellStart"/>
+      <w:r>
+        <w:t>labour</w:t>
+      </w:r>
+      <w:proofErr w:type="spellEnd"/>
+      <w:r>
+        <w:t xml:space="preserve">, land use, crop systems and productivity evolved over time, and whether these changes suggest decline, concentration, regional </w:t>
       </w:r>
       <w:r>
         <w:t>specialization</w:t>
@@ -978,7 +1014,39 @@
           <w:sz w:val="20"/>
           <w:szCs w:val="20"/>
         </w:rPr>
-        <w:t xml:space="preserve"> Agricultural labour decreased between 1989 and 2019, reflecting a long-term reduction in the labour force involved in agricultural activities.</w:t>
+        <w:t xml:space="preserve"> Agricultural </w:t>
+      </w:r>
+      <w:proofErr w:type="spellStart"/>
+      <w:r>
+        <w:rPr>
+          <w:sz w:val="20"/>
+          <w:szCs w:val="20"/>
+        </w:rPr>
+        <w:t>labour</w:t>
+      </w:r>
+      <w:proofErr w:type="spellEnd"/>
+      <w:r>
+        <w:rPr>
+          <w:sz w:val="20"/>
+          <w:szCs w:val="20"/>
+        </w:rPr>
+        <w:t xml:space="preserve"> decreased between 1989 and 2019, reflecting a long-term reduction in the </w:t>
+      </w:r>
+      <w:proofErr w:type="spellStart"/>
+      <w:r>
+        <w:rPr>
+          <w:sz w:val="20"/>
+          <w:szCs w:val="20"/>
+        </w:rPr>
+        <w:t>labour</w:t>
+      </w:r>
+      <w:proofErr w:type="spellEnd"/>
+      <w:r>
+        <w:rPr>
+          <w:sz w:val="20"/>
+          <w:szCs w:val="20"/>
+        </w:rPr>
+        <w:t xml:space="preserve"> force involved in agricultural activities.</w:t>
       </w:r>
     </w:p>
     <w:p>
@@ -1147,7 +1215,15 @@
         <w:jc w:val="both"/>
       </w:pPr>
       <w:r>
-        <w:t>Overall, this project does not approach Portuguese agriculture only as a declining sector. Instead, it understands agricultural change as a process of restructuring, in which labour, land use, crop systems and productivity evolve unevenly across time and space.</w:t>
+        <w:t xml:space="preserve">Overall, this project does not approach Portuguese agriculture only as a declining sector. Instead, it understands agricultural change as a process of restructuring, in which </w:t>
+      </w:r>
+      <w:proofErr w:type="spellStart"/>
+      <w:r>
+        <w:t>labour</w:t>
+      </w:r>
+      <w:proofErr w:type="spellEnd"/>
+      <w:r>
+        <w:t>, land use, crop systems and productivity evolve unevenly across time and space.</w:t>
       </w:r>
     </w:p>
     <w:p>
@@ -1250,13 +1326,29 @@
         <w:jc w:val="both"/>
       </w:pPr>
       <w:r>
-        <w:t xml:space="preserve">The data used in this project were collected from the Statistics Portugal database and focus on agricultural indicators for mainland Portugal between 1989 and 2019. The datasets cover different dimensions of agricultural structure, including agricultural labour, </w:t>
+        <w:t xml:space="preserve">The data used in this project were collected from the Statistics Portugal database and focus on agricultural indicators for mainland Portugal between 1989 and 2019. The datasets cover different dimensions of agricultural structure, including agricultural </w:t>
+      </w:r>
+      <w:proofErr w:type="spellStart"/>
+      <w:r>
+        <w:t>labour</w:t>
+      </w:r>
+      <w:proofErr w:type="spellEnd"/>
+      <w:r>
+        <w:t xml:space="preserve">, </w:t>
       </w:r>
       <w:r>
         <w:t>utilized</w:t>
       </w:r>
       <w:r>
-        <w:t xml:space="preserve"> agricultural area, temporary crops, permanent crops, permanent grasslands and pastures, and productivity of main agricultural crops. These variables were selected because they allow the analysis of agricultural transformation from different perspectives: labour, land use, crop systems and productivity.</w:t>
+        <w:t xml:space="preserve"> agricultural area, temporary crops, permanent crops, permanent grasslands and pastures, and productivity of main agricultural crops. These variables were selected because they allow the analysis of agricultural transformation from different perspectives: </w:t>
+      </w:r>
+      <w:proofErr w:type="spellStart"/>
+      <w:r>
+        <w:t>labour</w:t>
+      </w:r>
+      <w:proofErr w:type="spellEnd"/>
+      <w:r>
+        <w:t>, land use, crop systems and productivity.</w:t>
       </w:r>
     </w:p>
     <w:p>
@@ -1298,7 +1390,25 @@
           <w:szCs w:val="22"/>
           <w:lang w:val="en-US"/>
         </w:rPr>
-        <w:t>The project uses several datasets related to different dimensions of agricultural activity in mainland Portugal. Each dataset focuses on a specific aspect of agricultural structure, allowing the analysis to combine information on labour, land use, crops and productivity.</w:t>
+        <w:t xml:space="preserve">The project uses several datasets related to different dimensions of agricultural activity in mainland Portugal. Each dataset focuses on a specific aspect of agricultural structure, allowing the analysis to combine information on </w:t>
+      </w:r>
+      <w:proofErr w:type="spellStart"/>
+      <w:r>
+        <w:rPr>
+          <w:sz w:val="22"/>
+          <w:szCs w:val="22"/>
+          <w:lang w:val="en-US"/>
+        </w:rPr>
+        <w:t>labour</w:t>
+      </w:r>
+      <w:proofErr w:type="spellEnd"/>
+      <w:r>
+        <w:rPr>
+          <w:sz w:val="22"/>
+          <w:szCs w:val="22"/>
+          <w:lang w:val="en-US"/>
+        </w:rPr>
+        <w:t>, land use, crops and productivity.</w:t>
       </w:r>
     </w:p>
     <w:p>
@@ -1317,7 +1427,25 @@
           <w:szCs w:val="22"/>
           <w:lang w:val="en-US"/>
         </w:rPr>
-        <w:t xml:space="preserve">The agricultural labour dataset is used to examine changes in the number of people working in agriculture. The study area dataset provides information on agricultural land, making it possible to </w:t>
+        <w:t xml:space="preserve">The agricultural </w:t>
+      </w:r>
+      <w:proofErr w:type="spellStart"/>
+      <w:r>
+        <w:rPr>
+          <w:sz w:val="22"/>
+          <w:szCs w:val="22"/>
+          <w:lang w:val="en-US"/>
+        </w:rPr>
+        <w:t>labour</w:t>
+      </w:r>
+      <w:proofErr w:type="spellEnd"/>
+      <w:r>
+        <w:rPr>
+          <w:sz w:val="22"/>
+          <w:szCs w:val="22"/>
+          <w:lang w:val="en-US"/>
+        </w:rPr>
+        <w:t xml:space="preserve"> dataset is used to examine changes in the number of people working in agriculture. The study area dataset provides information on agricultural land, making it possible to </w:t>
       </w:r>
       <w:r>
         <w:rPr>
@@ -1756,7 +1884,47 @@
                 <w:szCs w:val="20"/>
                 <w:lang w:eastAsia="pt-PT"/>
               </w:rPr>
-              <w:t>To analyse whether agricultural labour decreased between 1989 and 2019</w:t>
+              <w:t xml:space="preserve">To </w:t>
+            </w:r>
+            <w:proofErr w:type="spellStart"/>
+            <w:r>
+              <w:rPr>
+                <w:color w:val="000000"/>
+                <w:sz w:val="20"/>
+                <w:szCs w:val="20"/>
+                <w:lang w:eastAsia="pt-PT"/>
+              </w:rPr>
+              <w:t>analyse</w:t>
+            </w:r>
+            <w:proofErr w:type="spellEnd"/>
+            <w:r>
+              <w:rPr>
+                <w:color w:val="000000"/>
+                <w:sz w:val="20"/>
+                <w:szCs w:val="20"/>
+                <w:lang w:eastAsia="pt-PT"/>
+              </w:rPr>
+              <w:t xml:space="preserve"> whether agricultural </w:t>
+            </w:r>
+            <w:proofErr w:type="spellStart"/>
+            <w:r>
+              <w:rPr>
+                <w:color w:val="000000"/>
+                <w:sz w:val="20"/>
+                <w:szCs w:val="20"/>
+                <w:lang w:eastAsia="pt-PT"/>
+              </w:rPr>
+              <w:t>labour</w:t>
+            </w:r>
+            <w:proofErr w:type="spellEnd"/>
+            <w:r>
+              <w:rPr>
+                <w:color w:val="000000"/>
+                <w:sz w:val="20"/>
+                <w:szCs w:val="20"/>
+                <w:lang w:eastAsia="pt-PT"/>
+              </w:rPr>
+              <w:t xml:space="preserve"> decreased between 1989 and 2019</w:t>
             </w:r>
           </w:p>
         </w:tc>
@@ -2070,7 +2238,27 @@
                 <w:szCs w:val="20"/>
                 <w:lang w:eastAsia="pt-PT"/>
               </w:rPr>
-              <w:t>To analyse changes in temporary crop systems</w:t>
+              <w:t xml:space="preserve">To </w:t>
+            </w:r>
+            <w:proofErr w:type="spellStart"/>
+            <w:r>
+              <w:rPr>
+                <w:color w:val="000000"/>
+                <w:sz w:val="20"/>
+                <w:szCs w:val="20"/>
+                <w:lang w:eastAsia="pt-PT"/>
+              </w:rPr>
+              <w:t>analyse</w:t>
+            </w:r>
+            <w:proofErr w:type="spellEnd"/>
+            <w:r>
+              <w:rPr>
+                <w:color w:val="000000"/>
+                <w:sz w:val="20"/>
+                <w:szCs w:val="20"/>
+                <w:lang w:eastAsia="pt-PT"/>
+              </w:rPr>
+              <w:t xml:space="preserve"> changes in temporary crop systems</w:t>
             </w:r>
           </w:p>
         </w:tc>
@@ -2541,7 +2729,27 @@
                 <w:szCs w:val="20"/>
                 <w:lang w:eastAsia="pt-PT"/>
               </w:rPr>
-              <w:t xml:space="preserve">To analyse whether structural changes were accompanied by changes in </w:t>
+              <w:t xml:space="preserve">To </w:t>
+            </w:r>
+            <w:proofErr w:type="spellStart"/>
+            <w:r>
+              <w:rPr>
+                <w:color w:val="000000"/>
+                <w:sz w:val="20"/>
+                <w:szCs w:val="20"/>
+                <w:lang w:eastAsia="pt-PT"/>
+              </w:rPr>
+              <w:t>analyse</w:t>
+            </w:r>
+            <w:proofErr w:type="spellEnd"/>
+            <w:r>
+              <w:rPr>
+                <w:color w:val="000000"/>
+                <w:sz w:val="20"/>
+                <w:szCs w:val="20"/>
+                <w:lang w:eastAsia="pt-PT"/>
+              </w:rPr>
+              <w:t xml:space="preserve"> whether structural changes were accompanied by changes in </w:t>
             </w:r>
             <w:r>
               <w:rPr>
@@ -2588,7 +2796,25 @@
           <w:szCs w:val="14"/>
           <w:lang w:val="en-US"/>
         </w:rPr>
-        <w:t>This table presents the main datasets used in the project, including their key indicators, measurement focus and analytical purpose. Together, these datasets support the analysis of agricultural labour, land use, crop systems and productivity in mainland Portugal between 1989 and 2019</w:t>
+        <w:t xml:space="preserve">This table presents the main datasets used in the project, including their key indicators, measurement focus and analytical purpose. Together, these datasets support the analysis of agricultural </w:t>
+      </w:r>
+      <w:proofErr w:type="spellStart"/>
+      <w:r>
+        <w:rPr>
+          <w:sz w:val="14"/>
+          <w:szCs w:val="14"/>
+          <w:lang w:val="en-US"/>
+        </w:rPr>
+        <w:t>labour</w:t>
+      </w:r>
+      <w:proofErr w:type="spellEnd"/>
+      <w:r>
+        <w:rPr>
+          <w:sz w:val="14"/>
+          <w:szCs w:val="14"/>
+          <w:lang w:val="en-US"/>
+        </w:rPr>
+        <w:t>, land use, crop systems and productivity in mainland Portugal between 1989 and 2019</w:t>
       </w:r>
       <w:r>
         <w:rPr>
@@ -2652,7 +2878,25 @@
           <w:szCs w:val="22"/>
           <w:lang w:val="en-US"/>
         </w:rPr>
-        <w:t>The main variables used in the analysis are year, geographical area, agricultural labour, agricultural area, crop type, grasslands and pastures, and productivity values. The year variable is essential for identifying changes over time, while the geographical variable allows the analysis of regional differences within mainland Portugal.</w:t>
+        <w:t xml:space="preserve">The main variables used in the analysis are year, geographical area, agricultural </w:t>
+      </w:r>
+      <w:proofErr w:type="spellStart"/>
+      <w:r>
+        <w:rPr>
+          <w:sz w:val="22"/>
+          <w:szCs w:val="22"/>
+          <w:lang w:val="en-US"/>
+        </w:rPr>
+        <w:t>labour</w:t>
+      </w:r>
+      <w:proofErr w:type="spellEnd"/>
+      <w:r>
+        <w:rPr>
+          <w:sz w:val="22"/>
+          <w:szCs w:val="22"/>
+          <w:lang w:val="en-US"/>
+        </w:rPr>
+        <w:t>, agricultural area, crop type, grasslands and pastures, and productivity values. The year variable is essential for identifying changes over time, while the geographical variable allows the analysis of regional differences within mainland Portugal.</w:t>
       </w:r>
     </w:p>
     <w:p>
@@ -2671,7 +2915,25 @@
           <w:szCs w:val="22"/>
           <w:lang w:val="en-US"/>
         </w:rPr>
-        <w:t>Agricultural labour is used to assess whether the number of people working in agriculture decreased between 1989 and 2019. Land-use variables are used to examine how agricultural areas, temporary crops, permanent crops, and grasslands evolved during the period under analysis. Productivity indicators are included to determine whether changes in agricultural structure were accompanied by changes in productive performance.</w:t>
+        <w:t xml:space="preserve">Agricultural </w:t>
+      </w:r>
+      <w:proofErr w:type="spellStart"/>
+      <w:r>
+        <w:rPr>
+          <w:sz w:val="22"/>
+          <w:szCs w:val="22"/>
+          <w:lang w:val="en-US"/>
+        </w:rPr>
+        <w:t>labour</w:t>
+      </w:r>
+      <w:proofErr w:type="spellEnd"/>
+      <w:r>
+        <w:rPr>
+          <w:sz w:val="22"/>
+          <w:szCs w:val="22"/>
+          <w:lang w:val="en-US"/>
+        </w:rPr>
+        <w:t xml:space="preserve"> is used to assess whether the number of people working in agriculture decreased between 1989 and 2019. Land-use variables are used to examine how agricultural areas, temporary crops, permanent crops, and grasslands evolved during the period under analysis. Productivity indicators are included to determine whether changes in agricultural structure were accompanied by changes in productive performance.</w:t>
       </w:r>
     </w:p>
     <w:p>
@@ -2997,7 +3259,27 @@
                 <w:szCs w:val="20"/>
                 <w:lang w:eastAsia="pt-PT"/>
               </w:rPr>
-              <w:t>To analyse agricultural evolution over time, especially between 1989 and 2019</w:t>
+              <w:t xml:space="preserve">To </w:t>
+            </w:r>
+            <w:proofErr w:type="spellStart"/>
+            <w:r>
+              <w:rPr>
+                <w:color w:val="000000"/>
+                <w:sz w:val="20"/>
+                <w:szCs w:val="20"/>
+                <w:lang w:eastAsia="pt-PT"/>
+              </w:rPr>
+              <w:t>analyse</w:t>
+            </w:r>
+            <w:proofErr w:type="spellEnd"/>
+            <w:r>
+              <w:rPr>
+                <w:color w:val="000000"/>
+                <w:sz w:val="20"/>
+                <w:szCs w:val="20"/>
+                <w:lang w:eastAsia="pt-PT"/>
+              </w:rPr>
+              <w:t xml:space="preserve"> agricultural evolution over time, especially between 1989 and 2019</w:t>
             </w:r>
           </w:p>
         </w:tc>
@@ -3193,6 +3475,7 @@
                 <w:lang w:eastAsia="pt-PT"/>
               </w:rPr>
             </w:pPr>
+            <w:proofErr w:type="spellStart"/>
             <w:r>
               <w:rPr>
                 <w:color w:val="000000"/>
@@ -3200,7 +3483,17 @@
                 <w:szCs w:val="20"/>
                 <w:lang w:eastAsia="pt-PT"/>
               </w:rPr>
-              <w:t>Labour force involved in agricultural activity</w:t>
+              <w:t>Labour</w:t>
+            </w:r>
+            <w:proofErr w:type="spellEnd"/>
+            <w:r>
+              <w:rPr>
+                <w:color w:val="000000"/>
+                <w:sz w:val="20"/>
+                <w:szCs w:val="20"/>
+                <w:lang w:eastAsia="pt-PT"/>
+              </w:rPr>
+              <w:t xml:space="preserve"> force involved in agricultural activity</w:t>
             </w:r>
           </w:p>
         </w:tc>
@@ -3237,8 +3530,39 @@
                 <w:szCs w:val="20"/>
                 <w:lang w:eastAsia="pt-PT"/>
               </w:rPr>
-              <w:t>To test whether agricultural labour declined over the period analysed</w:t>
+              <w:t xml:space="preserve">To test whether agricultural </w:t>
             </w:r>
+            <w:proofErr w:type="spellStart"/>
+            <w:r>
+              <w:rPr>
+                <w:color w:val="000000"/>
+                <w:sz w:val="20"/>
+                <w:szCs w:val="20"/>
+                <w:lang w:eastAsia="pt-PT"/>
+              </w:rPr>
+              <w:t>labour</w:t>
+            </w:r>
+            <w:proofErr w:type="spellEnd"/>
+            <w:r>
+              <w:rPr>
+                <w:color w:val="000000"/>
+                <w:sz w:val="20"/>
+                <w:szCs w:val="20"/>
+                <w:lang w:eastAsia="pt-PT"/>
+              </w:rPr>
+              <w:t xml:space="preserve"> declined over the period </w:t>
+            </w:r>
+            <w:proofErr w:type="spellStart"/>
+            <w:r>
+              <w:rPr>
+                <w:color w:val="000000"/>
+                <w:sz w:val="20"/>
+                <w:szCs w:val="20"/>
+                <w:lang w:eastAsia="pt-PT"/>
+              </w:rPr>
+              <w:t>analysed</w:t>
+            </w:r>
+            <w:proofErr w:type="spellEnd"/>
           </w:p>
         </w:tc>
       </w:tr>
@@ -3717,7 +4041,27 @@
                 <w:szCs w:val="20"/>
                 <w:lang w:eastAsia="pt-PT"/>
               </w:rPr>
-              <w:t>To analyse changes in extensive land use and land management</w:t>
+              <w:t xml:space="preserve">To </w:t>
+            </w:r>
+            <w:proofErr w:type="spellStart"/>
+            <w:r>
+              <w:rPr>
+                <w:color w:val="000000"/>
+                <w:sz w:val="20"/>
+                <w:szCs w:val="20"/>
+                <w:lang w:eastAsia="pt-PT"/>
+              </w:rPr>
+              <w:t>analyse</w:t>
+            </w:r>
+            <w:proofErr w:type="spellEnd"/>
+            <w:r>
+              <w:rPr>
+                <w:color w:val="000000"/>
+                <w:sz w:val="20"/>
+                <w:szCs w:val="20"/>
+                <w:lang w:eastAsia="pt-PT"/>
+              </w:rPr>
+              <w:t xml:space="preserve"> changes in extensive land use and land management</w:t>
             </w:r>
           </w:p>
         </w:tc>
@@ -4043,7 +4387,25 @@
           <w:szCs w:val="22"/>
           <w:lang w:val="en-US"/>
         </w:rPr>
-        <w:t>The analysis focuses on the indicators directly connected to the research hypotheses: agricultural labour, agricultural area, temporary crops, permanent crops, permanent grasslands and pastures, and productivity. These dimensions make it possible to observe whether agricultural change in mainland Portugal followed patterns of decline, restructuring or regional differentiation.</w:t>
+        <w:t xml:space="preserve">The analysis focuses on the indicators directly connected to the research hypotheses: agricultural </w:t>
+      </w:r>
+      <w:proofErr w:type="spellStart"/>
+      <w:r>
+        <w:rPr>
+          <w:sz w:val="22"/>
+          <w:szCs w:val="22"/>
+          <w:lang w:val="en-US"/>
+        </w:rPr>
+        <w:t>labour</w:t>
+      </w:r>
+      <w:proofErr w:type="spellEnd"/>
+      <w:r>
+        <w:rPr>
+          <w:sz w:val="22"/>
+          <w:szCs w:val="22"/>
+          <w:lang w:val="en-US"/>
+        </w:rPr>
+        <w:t>, agricultural area, temporary crops, permanent crops, permanent grasslands and pastures, and productivity. These dimensions make it possible to observe whether agricultural change in mainland Portugal followed patterns of decline, restructuring or regional differentiation.</w:t>
       </w:r>
     </w:p>
     <w:p>
@@ -4091,8 +4453,31 @@
         <w:rPr>
           <w:spacing w:val="-2"/>
         </w:rPr>
-        <w:t xml:space="preserve"> Agricultural Labour in Mainland Portugal</w:t>
-      </w:r>
+        <w:t xml:space="preserve"> Agricultural </w:t>
+      </w:r>
+      <w:proofErr w:type="spellStart"/>
+      <w:r>
+        <w:rPr>
+          <w:spacing w:val="-2"/>
+        </w:rPr>
+        <w:t>Labour</w:t>
+      </w:r>
+      <w:proofErr w:type="spellEnd"/>
+      <w:r>
+        <w:rPr>
+          <w:spacing w:val="-2"/>
+        </w:rPr>
+        <w:t xml:space="preserve"> in Mainland Portugal</w:t>
+      </w:r>
+    </w:p>
+    <w:p>
+      <w:pPr>
+        <w:pStyle w:val="Heading1"/>
+        <w:tabs>
+          <w:tab w:val="left" w:pos="745"/>
+        </w:tabs>
+        <w:ind w:firstLine="0"/>
+      </w:pPr>
     </w:p>
     <w:p>
       <w:pPr>
@@ -4109,7 +4494,7 @@
         <w:rPr>
           <w:spacing w:val="-2"/>
         </w:rPr>
-        <w:t>3.1.1    National trend (1989 -2019)</w:t>
+        <w:t>3.1.1    National trend (1989 - 2019)</w:t>
       </w:r>
     </w:p>
     <w:p>
@@ -4159,7 +4544,55 @@
           <w:sz w:val="22"/>
           <w:szCs w:val="22"/>
         </w:rPr>
-        <w:t>from the Instituto Nacional de Estatistica (INE), agricultural labour in the mainland has dec</w:t>
+        <w:t xml:space="preserve">from the Instituto Nacional de </w:t>
+      </w:r>
+      <w:proofErr w:type="spellStart"/>
+      <w:r>
+        <w:rPr>
+          <w:rFonts w:ascii="Times New Roman" w:hAnsi="Times New Roman" w:cs="Times New Roman"/>
+          <w:i w:val="0"/>
+          <w:iCs w:val="0"/>
+          <w:spacing w:val="-2"/>
+          <w:sz w:val="22"/>
+          <w:szCs w:val="22"/>
+        </w:rPr>
+        <w:t>Estatistica</w:t>
+      </w:r>
+      <w:proofErr w:type="spellEnd"/>
+      <w:r>
+        <w:rPr>
+          <w:rFonts w:ascii="Times New Roman" w:hAnsi="Times New Roman" w:cs="Times New Roman"/>
+          <w:i w:val="0"/>
+          <w:iCs w:val="0"/>
+          <w:spacing w:val="-2"/>
+          <w:sz w:val="22"/>
+          <w:szCs w:val="22"/>
+        </w:rPr>
+        <w:t xml:space="preserve"> (INE), agricultural </w:t>
+      </w:r>
+      <w:proofErr w:type="spellStart"/>
+      <w:r>
+        <w:rPr>
+          <w:rFonts w:ascii="Times New Roman" w:hAnsi="Times New Roman" w:cs="Times New Roman"/>
+          <w:i w:val="0"/>
+          <w:iCs w:val="0"/>
+          <w:spacing w:val="-2"/>
+          <w:sz w:val="22"/>
+          <w:szCs w:val="22"/>
+        </w:rPr>
+        <w:t>labour</w:t>
+      </w:r>
+      <w:proofErr w:type="spellEnd"/>
+      <w:r>
+        <w:rPr>
+          <w:rFonts w:ascii="Times New Roman" w:hAnsi="Times New Roman" w:cs="Times New Roman"/>
+          <w:i w:val="0"/>
+          <w:iCs w:val="0"/>
+          <w:spacing w:val="-2"/>
+          <w:sz w:val="22"/>
+          <w:szCs w:val="22"/>
+        </w:rPr>
+        <w:t xml:space="preserve"> in the mainland has dec</w:t>
       </w:r>
       <w:r>
         <w:rPr>
@@ -4237,341 +4670,33 @@
           <w:sz w:val="22"/>
           <w:szCs w:val="22"/>
         </w:rPr>
-        <w:t xml:space="preserve"> Agricultural labour in mainland Portugal (1989 – 2019)</w:t>
-      </w:r>
-    </w:p>
-    <w:tbl>
-      <w:tblPr>
-        <w:tblStyle w:val="TableGrid"/>
-        <w:tblW w:w="0" w:type="auto"/>
-        <w:tblInd w:w="37" w:type="dxa"/>
-        <w:tblLook w:val="04A0" w:firstRow="1" w:lastRow="0" w:firstColumn="1" w:lastColumn="0" w:noHBand="0" w:noVBand="1"/>
-      </w:tblPr>
-      <w:tblGrid>
-        <w:gridCol w:w="4371"/>
-        <w:gridCol w:w="4374"/>
-      </w:tblGrid>
-      <w:tr>
-        <w:tc>
-          <w:tcPr>
-            <w:tcW w:w="4391" w:type="dxa"/>
-          </w:tcPr>
-          <w:p>
-            <w:pPr>
-              <w:pStyle w:val="Heading1"/>
-              <w:tabs>
-                <w:tab w:val="left" w:pos="745"/>
-              </w:tabs>
-              <w:ind w:left="0" w:firstLine="0"/>
-              <w:rPr>
-                <w:rFonts w:ascii="Times New Roman" w:hAnsi="Times New Roman" w:cs="Times New Roman"/>
-                <w:i w:val="0"/>
-                <w:iCs w:val="0"/>
-                <w:sz w:val="22"/>
-                <w:szCs w:val="22"/>
-              </w:rPr>
-            </w:pPr>
-            <w:r>
-              <w:rPr>
-                <w:rFonts w:ascii="Times New Roman" w:hAnsi="Times New Roman" w:cs="Times New Roman"/>
-                <w:i w:val="0"/>
-                <w:iCs w:val="0"/>
-                <w:sz w:val="22"/>
-                <w:szCs w:val="22"/>
-              </w:rPr>
-              <w:t>Year</w:t>
-            </w:r>
-          </w:p>
-        </w:tc>
-        <w:tc>
-          <w:tcPr>
-            <w:tcW w:w="4391" w:type="dxa"/>
-          </w:tcPr>
-          <w:p>
-            <w:pPr>
-              <w:pStyle w:val="Heading1"/>
-              <w:tabs>
-                <w:tab w:val="left" w:pos="745"/>
-              </w:tabs>
-              <w:ind w:left="0" w:firstLine="0"/>
-              <w:rPr>
-                <w:rFonts w:ascii="Times New Roman" w:hAnsi="Times New Roman" w:cs="Times New Roman"/>
-                <w:i w:val="0"/>
-                <w:iCs w:val="0"/>
-                <w:sz w:val="22"/>
-                <w:szCs w:val="22"/>
-              </w:rPr>
-            </w:pPr>
-            <w:r>
-              <w:rPr>
-                <w:rFonts w:ascii="Times New Roman" w:hAnsi="Times New Roman" w:cs="Times New Roman"/>
-                <w:i w:val="0"/>
-                <w:iCs w:val="0"/>
-                <w:sz w:val="22"/>
-                <w:szCs w:val="22"/>
-              </w:rPr>
-              <w:t>Agricultural Labour (Mainland Portugal)</w:t>
-            </w:r>
-          </w:p>
-        </w:tc>
-      </w:tr>
-      <w:tr>
-        <w:tc>
-          <w:tcPr>
-            <w:tcW w:w="4391" w:type="dxa"/>
-          </w:tcPr>
-          <w:p>
-            <w:pPr>
-              <w:pStyle w:val="Heading1"/>
-              <w:tabs>
-                <w:tab w:val="left" w:pos="745"/>
-              </w:tabs>
-              <w:ind w:left="0" w:firstLine="0"/>
-              <w:rPr>
-                <w:rFonts w:ascii="Times New Roman" w:hAnsi="Times New Roman" w:cs="Times New Roman"/>
-                <w:i w:val="0"/>
-                <w:iCs w:val="0"/>
-                <w:sz w:val="22"/>
-                <w:szCs w:val="22"/>
-              </w:rPr>
-            </w:pPr>
-            <w:r>
-              <w:rPr>
-                <w:rFonts w:ascii="Times New Roman" w:hAnsi="Times New Roman" w:cs="Times New Roman"/>
-                <w:i w:val="0"/>
-                <w:iCs w:val="0"/>
-                <w:sz w:val="22"/>
-                <w:szCs w:val="22"/>
-              </w:rPr>
-              <w:t>1989</w:t>
-            </w:r>
-          </w:p>
-        </w:tc>
-        <w:tc>
-          <w:tcPr>
-            <w:tcW w:w="4391" w:type="dxa"/>
-          </w:tcPr>
-          <w:p>
-            <w:pPr>
-              <w:pStyle w:val="Heading1"/>
-              <w:tabs>
-                <w:tab w:val="left" w:pos="745"/>
-              </w:tabs>
-              <w:ind w:left="0" w:firstLine="0"/>
-              <w:rPr>
-                <w:rFonts w:ascii="Times New Roman" w:hAnsi="Times New Roman" w:cs="Times New Roman"/>
-                <w:i w:val="0"/>
-                <w:iCs w:val="0"/>
-                <w:sz w:val="22"/>
-                <w:szCs w:val="22"/>
-              </w:rPr>
-            </w:pPr>
-            <w:r>
-              <w:rPr>
-                <w:rFonts w:ascii="Times New Roman" w:hAnsi="Times New Roman" w:cs="Times New Roman"/>
-                <w:i w:val="0"/>
-                <w:iCs w:val="0"/>
-                <w:sz w:val="22"/>
-                <w:szCs w:val="22"/>
-              </w:rPr>
-              <w:t>1,449,906</w:t>
-            </w:r>
-          </w:p>
-        </w:tc>
-      </w:tr>
-      <w:tr>
-        <w:tc>
-          <w:tcPr>
-            <w:tcW w:w="4391" w:type="dxa"/>
-          </w:tcPr>
-          <w:p>
-            <w:pPr>
-              <w:pStyle w:val="Heading1"/>
-              <w:tabs>
-                <w:tab w:val="left" w:pos="745"/>
-              </w:tabs>
-              <w:ind w:left="0" w:firstLine="0"/>
-              <w:rPr>
-                <w:rFonts w:ascii="Times New Roman" w:hAnsi="Times New Roman" w:cs="Times New Roman"/>
-                <w:i w:val="0"/>
-                <w:iCs w:val="0"/>
-                <w:sz w:val="22"/>
-                <w:szCs w:val="22"/>
-              </w:rPr>
-            </w:pPr>
-            <w:r>
-              <w:rPr>
-                <w:rFonts w:ascii="Times New Roman" w:hAnsi="Times New Roman" w:cs="Times New Roman"/>
-                <w:i w:val="0"/>
-                <w:iCs w:val="0"/>
-                <w:sz w:val="22"/>
-                <w:szCs w:val="22"/>
-              </w:rPr>
-              <w:t>1999</w:t>
-            </w:r>
-          </w:p>
-        </w:tc>
-        <w:tc>
-          <w:tcPr>
-            <w:tcW w:w="4391" w:type="dxa"/>
-          </w:tcPr>
-          <w:p>
-            <w:pPr>
-              <w:pStyle w:val="Heading1"/>
-              <w:tabs>
-                <w:tab w:val="left" w:pos="745"/>
-              </w:tabs>
-              <w:ind w:left="0" w:firstLine="0"/>
-              <w:rPr>
-                <w:rFonts w:ascii="Times New Roman" w:hAnsi="Times New Roman" w:cs="Times New Roman"/>
-                <w:i w:val="0"/>
-                <w:iCs w:val="0"/>
-                <w:sz w:val="22"/>
-                <w:szCs w:val="22"/>
-              </w:rPr>
-            </w:pPr>
-            <w:r>
-              <w:rPr>
-                <w:rFonts w:ascii="Times New Roman" w:hAnsi="Times New Roman" w:cs="Times New Roman"/>
-                <w:i w:val="0"/>
-                <w:iCs w:val="0"/>
-                <w:sz w:val="22"/>
-                <w:szCs w:val="22"/>
-              </w:rPr>
-              <w:t>1,002,480</w:t>
-            </w:r>
-          </w:p>
-        </w:tc>
-      </w:tr>
-      <w:tr>
-        <w:tc>
-          <w:tcPr>
-            <w:tcW w:w="4391" w:type="dxa"/>
-          </w:tcPr>
-          <w:p>
-            <w:pPr>
-              <w:pStyle w:val="Heading1"/>
-              <w:tabs>
-                <w:tab w:val="left" w:pos="745"/>
-              </w:tabs>
-              <w:ind w:left="0" w:firstLine="0"/>
-              <w:rPr>
-                <w:rFonts w:ascii="Times New Roman" w:hAnsi="Times New Roman" w:cs="Times New Roman"/>
-                <w:i w:val="0"/>
-                <w:iCs w:val="0"/>
-                <w:sz w:val="22"/>
-                <w:szCs w:val="22"/>
-              </w:rPr>
-            </w:pPr>
-            <w:r>
-              <w:rPr>
-                <w:rFonts w:ascii="Times New Roman" w:hAnsi="Times New Roman" w:cs="Times New Roman"/>
-                <w:i w:val="0"/>
-                <w:iCs w:val="0"/>
-                <w:sz w:val="22"/>
-                <w:szCs w:val="22"/>
-              </w:rPr>
-              <w:t>2009</w:t>
-            </w:r>
-          </w:p>
-        </w:tc>
-        <w:tc>
-          <w:tcPr>
-            <w:tcW w:w="4391" w:type="dxa"/>
-          </w:tcPr>
-          <w:p>
-            <w:pPr>
-              <w:pStyle w:val="Heading1"/>
-              <w:tabs>
-                <w:tab w:val="left" w:pos="745"/>
-              </w:tabs>
-              <w:ind w:left="0" w:firstLine="0"/>
-              <w:rPr>
-                <w:rFonts w:ascii="Times New Roman" w:hAnsi="Times New Roman" w:cs="Times New Roman"/>
-                <w:i w:val="0"/>
-                <w:iCs w:val="0"/>
-                <w:sz w:val="22"/>
-                <w:szCs w:val="22"/>
-              </w:rPr>
-            </w:pPr>
-            <w:r>
-              <w:rPr>
-                <w:rFonts w:ascii="Times New Roman" w:hAnsi="Times New Roman" w:cs="Times New Roman"/>
-                <w:i w:val="0"/>
-                <w:iCs w:val="0"/>
-                <w:sz w:val="22"/>
-                <w:szCs w:val="22"/>
-              </w:rPr>
-              <w:t>649,607</w:t>
-            </w:r>
-          </w:p>
-        </w:tc>
-      </w:tr>
-      <w:tr>
-        <w:tc>
-          <w:tcPr>
-            <w:tcW w:w="4391" w:type="dxa"/>
-          </w:tcPr>
-          <w:p>
-            <w:pPr>
-              <w:pStyle w:val="Heading1"/>
-              <w:tabs>
-                <w:tab w:val="left" w:pos="745"/>
-              </w:tabs>
-              <w:ind w:left="0" w:firstLine="0"/>
-              <w:rPr>
-                <w:rFonts w:ascii="Times New Roman" w:hAnsi="Times New Roman" w:cs="Times New Roman"/>
-                <w:i w:val="0"/>
-                <w:iCs w:val="0"/>
-                <w:sz w:val="22"/>
-                <w:szCs w:val="22"/>
-              </w:rPr>
-            </w:pPr>
-            <w:r>
-              <w:rPr>
-                <w:rFonts w:ascii="Times New Roman" w:hAnsi="Times New Roman" w:cs="Times New Roman"/>
-                <w:i w:val="0"/>
-                <w:iCs w:val="0"/>
-                <w:sz w:val="22"/>
-                <w:szCs w:val="22"/>
-              </w:rPr>
-              <w:t>2019</w:t>
-            </w:r>
-          </w:p>
-        </w:tc>
-        <w:tc>
-          <w:tcPr>
-            <w:tcW w:w="4391" w:type="dxa"/>
-          </w:tcPr>
-          <w:p>
-            <w:pPr>
-              <w:pStyle w:val="Heading1"/>
-              <w:tabs>
-                <w:tab w:val="left" w:pos="745"/>
-              </w:tabs>
-              <w:ind w:left="0" w:firstLine="0"/>
-              <w:rPr>
-                <w:rFonts w:ascii="Times New Roman" w:hAnsi="Times New Roman" w:cs="Times New Roman"/>
-                <w:i w:val="0"/>
-                <w:iCs w:val="0"/>
-                <w:sz w:val="22"/>
-                <w:szCs w:val="22"/>
-              </w:rPr>
-            </w:pPr>
-            <w:r>
-              <w:rPr>
-                <w:rFonts w:ascii="Times New Roman" w:hAnsi="Times New Roman" w:cs="Times New Roman"/>
-                <w:i w:val="0"/>
-                <w:iCs w:val="0"/>
-                <w:sz w:val="22"/>
-                <w:szCs w:val="22"/>
-              </w:rPr>
-              <w:t>596,938</w:t>
-            </w:r>
-          </w:p>
-        </w:tc>
-      </w:tr>
-    </w:tbl>
+        <w:t xml:space="preserve"> Agricultural </w:t>
+      </w:r>
+      <w:proofErr w:type="spellStart"/>
+      <w:r>
+        <w:rPr>
+          <w:rFonts w:ascii="Times New Roman" w:hAnsi="Times New Roman" w:cs="Times New Roman"/>
+          <w:i w:val="0"/>
+          <w:iCs w:val="0"/>
+          <w:spacing w:val="-2"/>
+          <w:sz w:val="22"/>
+          <w:szCs w:val="22"/>
+        </w:rPr>
+        <w:t>labour</w:t>
+      </w:r>
+      <w:proofErr w:type="spellEnd"/>
+      <w:r>
+        <w:rPr>
+          <w:rFonts w:ascii="Times New Roman" w:hAnsi="Times New Roman" w:cs="Times New Roman"/>
+          <w:i w:val="0"/>
+          <w:iCs w:val="0"/>
+          <w:spacing w:val="-2"/>
+          <w:sz w:val="22"/>
+          <w:szCs w:val="22"/>
+        </w:rPr>
+        <w:t xml:space="preserve"> in mainland Portugal (1989 – 2019)</w:t>
+      </w:r>
+    </w:p>
     <w:p>
       <w:pPr>
         <w:pStyle w:val="Heading1"/>
@@ -4583,19 +4708,71 @@
           <w:rFonts w:ascii="Times New Roman" w:hAnsi="Times New Roman" w:cs="Times New Roman"/>
           <w:i w:val="0"/>
           <w:iCs w:val="0"/>
-          <w:sz w:val="16"/>
-          <w:szCs w:val="16"/>
-        </w:rPr>
-      </w:pPr>
-      <w:r>
-        <w:rPr>
-          <w:rFonts w:ascii="Times New Roman" w:hAnsi="Times New Roman" w:cs="Times New Roman"/>
-          <w:i w:val="0"/>
-          <w:iCs w:val="0"/>
-          <w:sz w:val="16"/>
-          <w:szCs w:val="16"/>
-        </w:rPr>
-        <w:t>Source: INE – Agricultural labour by geographic location (NUTS 2013), type of labour and work duration regime. Values for “Continente” (code 1).</w:t>
+          <w:spacing w:val="-2"/>
+          <w:sz w:val="22"/>
+          <w:szCs w:val="22"/>
+        </w:rPr>
+      </w:pPr>
+      <w:r>
+        <w:rPr>
+          <w:rFonts w:ascii="Times New Roman" w:hAnsi="Times New Roman" w:cs="Times New Roman"/>
+          <w:i w:val="0"/>
+          <w:iCs w:val="0"/>
+          <w:noProof/>
+          <w:spacing w:val="-2"/>
+          <w:sz w:val="22"/>
+          <w:szCs w:val="22"/>
+        </w:rPr>
+        <w:drawing>
+          <wp:inline distT="0" distB="0" distL="0" distR="0" wp14:anchorId="36D0D54E" wp14:editId="0493DA65">
+            <wp:extent cx="5582920" cy="882650"/>
+            <wp:effectExtent l="0" t="0" r="0" b="0"/>
+            <wp:docPr id="596815712" name="Picture 12"/>
+            <wp:cNvGraphicFramePr>
+              <a:graphicFrameLocks xmlns:a="http://schemas.openxmlformats.org/drawingml/2006/main" noChangeAspect="1"/>
+            </wp:cNvGraphicFramePr>
+            <a:graphic xmlns:a="http://schemas.openxmlformats.org/drawingml/2006/main">
+              <a:graphicData uri="http://schemas.openxmlformats.org/drawingml/2006/picture">
+                <pic:pic xmlns:pic="http://schemas.openxmlformats.org/drawingml/2006/picture">
+                  <pic:nvPicPr>
+                    <pic:cNvPr id="596815712" name="Picture 596815712"/>
+                    <pic:cNvPicPr/>
+                  </pic:nvPicPr>
+                  <pic:blipFill rotWithShape="1">
+                    <a:blip r:embed="rId9" cstate="print">
+                      <a:extLst>
+                        <a:ext uri="{28A0092B-C50C-407E-A947-70E740481C1C}">
+                          <a14:useLocalDpi xmlns:a14="http://schemas.microsoft.com/office/drawing/2010/main" val="0"/>
+                        </a:ext>
+                      </a:extLst>
+                    </a:blip>
+                    <a:srcRect t="33368" b="18817"/>
+                    <a:stretch>
+                      <a:fillRect/>
+                    </a:stretch>
+                  </pic:blipFill>
+                  <pic:spPr bwMode="auto">
+                    <a:xfrm>
+                      <a:off x="0" y="0"/>
+                      <a:ext cx="5582920" cy="882650"/>
+                    </a:xfrm>
+                    <a:prstGeom prst="rect">
+                      <a:avLst/>
+                    </a:prstGeom>
+                    <a:ln>
+                      <a:noFill/>
+                    </a:ln>
+                    <a:extLst>
+                      <a:ext uri="{53640926-AAD7-44D8-BBD7-CCE9431645EC}">
+                        <a14:shadowObscured xmlns:a14="http://schemas.microsoft.com/office/drawing/2010/main"/>
+                      </a:ext>
+                    </a:extLst>
+                  </pic:spPr>
+                </pic:pic>
+              </a:graphicData>
+            </a:graphic>
+          </wp:inline>
+        </w:drawing>
       </w:r>
     </w:p>
     <w:p>
@@ -4607,12 +4784,70 @@
         <w:ind w:left="37" w:firstLine="0"/>
         <w:rPr>
           <w:rFonts w:ascii="Times New Roman" w:hAnsi="Times New Roman" w:cs="Times New Roman"/>
-          <w:i w:val="0"/>
-          <w:iCs w:val="0"/>
           <w:sz w:val="16"/>
           <w:szCs w:val="16"/>
         </w:rPr>
       </w:pPr>
+      <w:r>
+        <w:rPr>
+          <w:rFonts w:ascii="Times New Roman" w:hAnsi="Times New Roman" w:cs="Times New Roman"/>
+          <w:sz w:val="16"/>
+          <w:szCs w:val="16"/>
+        </w:rPr>
+        <w:t xml:space="preserve">Source: INE </w:t>
+      </w:r>
+      <w:r>
+        <w:rPr>
+          <w:rFonts w:ascii="Times New Roman" w:hAnsi="Times New Roman" w:cs="Times New Roman"/>
+          <w:sz w:val="16"/>
+          <w:szCs w:val="16"/>
+        </w:rPr>
+        <w:t>-</w:t>
+      </w:r>
+      <w:r>
+        <w:rPr>
+          <w:rFonts w:ascii="Times New Roman" w:hAnsi="Times New Roman" w:cs="Times New Roman"/>
+          <w:sz w:val="16"/>
+          <w:szCs w:val="16"/>
+        </w:rPr>
+        <w:t xml:space="preserve"> Agricultural </w:t>
+      </w:r>
+      <w:proofErr w:type="spellStart"/>
+      <w:r>
+        <w:rPr>
+          <w:rFonts w:ascii="Times New Roman" w:hAnsi="Times New Roman" w:cs="Times New Roman"/>
+          <w:sz w:val="16"/>
+          <w:szCs w:val="16"/>
+        </w:rPr>
+        <w:t>labour</w:t>
+      </w:r>
+      <w:proofErr w:type="spellEnd"/>
+      <w:r>
+        <w:rPr>
+          <w:rFonts w:ascii="Times New Roman" w:hAnsi="Times New Roman" w:cs="Times New Roman"/>
+          <w:sz w:val="16"/>
+          <w:szCs w:val="16"/>
+        </w:rPr>
+        <w:t xml:space="preserve"> by geographic location (NUTS 2013), type of </w:t>
+      </w:r>
+      <w:proofErr w:type="spellStart"/>
+      <w:r>
+        <w:rPr>
+          <w:rFonts w:ascii="Times New Roman" w:hAnsi="Times New Roman" w:cs="Times New Roman"/>
+          <w:sz w:val="16"/>
+          <w:szCs w:val="16"/>
+        </w:rPr>
+        <w:t>labour</w:t>
+      </w:r>
+      <w:proofErr w:type="spellEnd"/>
+      <w:r>
+        <w:rPr>
+          <w:rFonts w:ascii="Times New Roman" w:hAnsi="Times New Roman" w:cs="Times New Roman"/>
+          <w:sz w:val="16"/>
+          <w:szCs w:val="16"/>
+        </w:rPr>
+        <w:t xml:space="preserve"> and work duration regime. Values for “Continente” (code 1).</w:t>
+      </w:r>
     </w:p>
     <w:p>
       <w:pPr>
@@ -4625,20 +4860,10 @@
           <w:rFonts w:ascii="Times New Roman" w:hAnsi="Times New Roman" w:cs="Times New Roman"/>
           <w:i w:val="0"/>
           <w:iCs w:val="0"/>
-          <w:sz w:val="22"/>
-          <w:szCs w:val="22"/>
-        </w:rPr>
-      </w:pPr>
-      <w:r>
-        <w:rPr>
-          <w:rFonts w:ascii="Times New Roman" w:hAnsi="Times New Roman" w:cs="Times New Roman"/>
-          <w:i w:val="0"/>
-          <w:iCs w:val="0"/>
-          <w:sz w:val="22"/>
-          <w:szCs w:val="22"/>
-        </w:rPr>
-        <w:t>From this table it is apparent that approximately 1.45 million people were employed in agricultural activities in the mainland in 1989. Over the last 30-year period this number fell to just under 597,000 – a reduction of approximately 59%. For better reference, Figure 3.1 illustrates the difference between the years.</w:t>
-      </w:r>
+          <w:sz w:val="16"/>
+          <w:szCs w:val="16"/>
+        </w:rPr>
+      </w:pPr>
     </w:p>
     <w:p>
       <w:pPr>
@@ -4655,30 +4880,15 @@
           <w:szCs w:val="22"/>
         </w:rPr>
       </w:pPr>
-    </w:p>
-    <w:p>
-      <w:pPr>
-        <w:pStyle w:val="Heading1"/>
-        <w:tabs>
-          <w:tab w:val="left" w:pos="745"/>
-        </w:tabs>
-        <w:rPr>
-          <w:rFonts w:ascii="Times New Roman" w:hAnsi="Times New Roman" w:cs="Times New Roman"/>
-          <w:i w:val="0"/>
-          <w:iCs w:val="0"/>
-          <w:sz w:val="22"/>
-          <w:szCs w:val="22"/>
-        </w:rPr>
-      </w:pPr>
-      <w:r>
-        <w:rPr>
-          <w:rFonts w:ascii="Times New Roman" w:hAnsi="Times New Roman" w:cs="Times New Roman"/>
-          <w:i w:val="0"/>
-          <w:iCs w:val="0"/>
-          <w:sz w:val="22"/>
-          <w:szCs w:val="22"/>
-        </w:rPr>
-        <w:t>Figure 3.1 – Evolution of agricultural labour in mainland Portugal (1989 – 2019)</w:t>
+      <w:r>
+        <w:rPr>
+          <w:rFonts w:ascii="Times New Roman" w:hAnsi="Times New Roman" w:cs="Times New Roman"/>
+          <w:i w:val="0"/>
+          <w:iCs w:val="0"/>
+          <w:sz w:val="22"/>
+          <w:szCs w:val="22"/>
+        </w:rPr>
+        <w:t>From this table it is apparent that approximately 1.45 million people were employed in agricultural activities in the mainland in 1989. Over the last 30-year period this number fell to just under 597,000 – a reduction of approximately 59%. For better reference, Figure 3.1 illustrates the difference between the years.</w:t>
       </w:r>
     </w:p>
     <w:p>
@@ -4696,6 +4906,84 @@
           <w:szCs w:val="22"/>
         </w:rPr>
       </w:pPr>
+    </w:p>
+    <w:p>
+      <w:pPr>
+        <w:pStyle w:val="Heading1"/>
+        <w:tabs>
+          <w:tab w:val="left" w:pos="745"/>
+        </w:tabs>
+        <w:rPr>
+          <w:rFonts w:ascii="Times New Roman" w:hAnsi="Times New Roman" w:cs="Times New Roman"/>
+          <w:i w:val="0"/>
+          <w:iCs w:val="0"/>
+          <w:sz w:val="22"/>
+          <w:szCs w:val="22"/>
+        </w:rPr>
+      </w:pPr>
+      <w:r>
+        <w:rPr>
+          <w:rFonts w:ascii="Times New Roman" w:hAnsi="Times New Roman" w:cs="Times New Roman"/>
+          <w:i w:val="0"/>
+          <w:iCs w:val="0"/>
+          <w:sz w:val="22"/>
+          <w:szCs w:val="22"/>
+        </w:rPr>
+        <w:t xml:space="preserve">Figure 3.1 – Evolution of agricultural </w:t>
+      </w:r>
+      <w:proofErr w:type="spellStart"/>
+      <w:r>
+        <w:rPr>
+          <w:rFonts w:ascii="Times New Roman" w:hAnsi="Times New Roman" w:cs="Times New Roman"/>
+          <w:i w:val="0"/>
+          <w:iCs w:val="0"/>
+          <w:sz w:val="22"/>
+          <w:szCs w:val="22"/>
+        </w:rPr>
+        <w:t>labour</w:t>
+      </w:r>
+      <w:proofErr w:type="spellEnd"/>
+      <w:r>
+        <w:rPr>
+          <w:rFonts w:ascii="Times New Roman" w:hAnsi="Times New Roman" w:cs="Times New Roman"/>
+          <w:i w:val="0"/>
+          <w:iCs w:val="0"/>
+          <w:sz w:val="22"/>
+          <w:szCs w:val="22"/>
+        </w:rPr>
+        <w:t xml:space="preserve"> in mainland Portugal (1989 – 2019)</w:t>
+      </w:r>
+    </w:p>
+    <w:p>
+      <w:pPr>
+        <w:pStyle w:val="Heading1"/>
+        <w:tabs>
+          <w:tab w:val="left" w:pos="745"/>
+        </w:tabs>
+        <w:rPr>
+          <w:rFonts w:ascii="Times New Roman" w:hAnsi="Times New Roman" w:cs="Times New Roman"/>
+          <w:i w:val="0"/>
+          <w:iCs w:val="0"/>
+          <w:sz w:val="22"/>
+          <w:szCs w:val="22"/>
+        </w:rPr>
+      </w:pPr>
+    </w:p>
+    <w:p>
+      <w:pPr>
+        <w:pStyle w:val="Heading1"/>
+        <w:tabs>
+          <w:tab w:val="left" w:pos="745"/>
+        </w:tabs>
+        <w:ind w:left="37" w:firstLine="0"/>
+        <w:rPr>
+          <w:rFonts w:ascii="Times New Roman" w:hAnsi="Times New Roman" w:cs="Times New Roman"/>
+          <w:i w:val="0"/>
+          <w:iCs w:val="0"/>
+          <w:sz w:val="22"/>
+          <w:szCs w:val="22"/>
+        </w:rPr>
+      </w:pPr>
       <w:r>
         <w:rPr>
           <w:rFonts w:ascii="Times New Roman" w:hAnsi="Times New Roman" w:cs="Times New Roman"/>
@@ -4706,14 +4994,42 @@
           <w:szCs w:val="22"/>
         </w:rPr>
         <w:drawing>
-          <wp:inline distT="0" distB="0" distL="0" distR="0" wp14:anchorId="6CBC5351" wp14:editId="0FD547A2">
-            <wp:extent cx="5486400" cy="3200400"/>
-            <wp:effectExtent l="0" t="0" r="0" b="0"/>
-            <wp:docPr id="1319598588" name="Chart 3"/>
-            <wp:cNvGraphicFramePr/>
+          <wp:inline distT="0" distB="0" distL="0" distR="0" wp14:anchorId="372E0BFD" wp14:editId="033D9D34">
+            <wp:extent cx="4349750" cy="2609751"/>
+            <wp:effectExtent l="0" t="0" r="0" b="635"/>
+            <wp:docPr id="962601632" name="Picture 13"/>
+            <wp:cNvGraphicFramePr>
+              <a:graphicFrameLocks xmlns:a="http://schemas.openxmlformats.org/drawingml/2006/main" noChangeAspect="1"/>
+            </wp:cNvGraphicFramePr>
             <a:graphic xmlns:a="http://schemas.openxmlformats.org/drawingml/2006/main">
-              <a:graphicData uri="http://schemas.openxmlformats.org/drawingml/2006/chart">
-                <c:chart xmlns:c="http://schemas.openxmlformats.org/drawingml/2006/chart" xmlns:r="http://schemas.openxmlformats.org/officeDocument/2006/relationships" r:id="rId9"/>
+              <a:graphicData uri="http://schemas.openxmlformats.org/drawingml/2006/picture">
+                <pic:pic xmlns:pic="http://schemas.openxmlformats.org/drawingml/2006/picture">
+                  <pic:nvPicPr>
+                    <pic:cNvPr id="962601632" name="Picture 962601632"/>
+                    <pic:cNvPicPr/>
+                  </pic:nvPicPr>
+                  <pic:blipFill>
+                    <a:blip r:embed="rId10">
+                      <a:extLst>
+                        <a:ext uri="{28A0092B-C50C-407E-A947-70E740481C1C}">
+                          <a14:useLocalDpi xmlns:a14="http://schemas.microsoft.com/office/drawing/2010/main" val="0"/>
+                        </a:ext>
+                      </a:extLst>
+                    </a:blip>
+                    <a:stretch>
+                      <a:fillRect/>
+                    </a:stretch>
+                  </pic:blipFill>
+                  <pic:spPr>
+                    <a:xfrm>
+                      <a:off x="0" y="0"/>
+                      <a:ext cx="4362258" cy="2617256"/>
+                    </a:xfrm>
+                    <a:prstGeom prst="rect">
+                      <a:avLst/>
+                    </a:prstGeom>
+                  </pic:spPr>
+                </pic:pic>
               </a:graphicData>
             </a:graphic>
           </wp:inline>
@@ -4761,6 +5077,7 @@
           <w:sz w:val="22"/>
           <w:szCs w:val="22"/>
         </w:rPr>
+        <w:lastRenderedPageBreak/>
         <w:t>Three key observations stand out:</w:t>
       </w:r>
     </w:p>
@@ -4788,7 +5105,29 @@
           <w:sz w:val="22"/>
           <w:szCs w:val="22"/>
         </w:rPr>
-        <w:t>Steep initial decline (1989–1999):</w:t>
+        <w:t>Steep initial decline (1989</w:t>
+      </w:r>
+      <w:r>
+        <w:rPr>
+          <w:rStyle w:val="Strong"/>
+          <w:b w:val="0"/>
+          <w:bCs w:val="0"/>
+          <w:color w:val="0F1115"/>
+          <w:sz w:val="22"/>
+          <w:szCs w:val="22"/>
+        </w:rPr>
+        <w:t xml:space="preserve"> - </w:t>
+      </w:r>
+      <w:r>
+        <w:rPr>
+          <w:rStyle w:val="Strong"/>
+          <w:b w:val="0"/>
+          <w:bCs w:val="0"/>
+          <w:color w:val="0F1115"/>
+          <w:sz w:val="22"/>
+          <w:szCs w:val="22"/>
+        </w:rPr>
+        <w:t>1999):</w:t>
       </w:r>
       <w:r>
         <w:rPr>
@@ -4823,7 +5162,29 @@
           <w:sz w:val="22"/>
           <w:szCs w:val="22"/>
         </w:rPr>
-        <w:t>Continued but slower decline (1999–2009):</w:t>
+        <w:t>Continued but slower decline (1999</w:t>
+      </w:r>
+      <w:r>
+        <w:rPr>
+          <w:rStyle w:val="Strong"/>
+          <w:b w:val="0"/>
+          <w:bCs w:val="0"/>
+          <w:color w:val="0F1115"/>
+          <w:sz w:val="22"/>
+          <w:szCs w:val="22"/>
+        </w:rPr>
+        <w:t xml:space="preserve"> - </w:t>
+      </w:r>
+      <w:r>
+        <w:rPr>
+          <w:rStyle w:val="Strong"/>
+          <w:b w:val="0"/>
+          <w:bCs w:val="0"/>
+          <w:color w:val="0F1115"/>
+          <w:sz w:val="22"/>
+          <w:szCs w:val="22"/>
+        </w:rPr>
+        <w:t>2009):</w:t>
       </w:r>
       <w:r>
         <w:rPr>
@@ -4858,15 +5219,55 @@
           <w:sz w:val="22"/>
           <w:szCs w:val="22"/>
         </w:rPr>
-        <w:t>Moderation of decline (2009–2019):</w:t>
-      </w:r>
-      <w:r>
-        <w:rPr>
+        <w:t>Moderation of decline (2009</w:t>
+      </w:r>
+      <w:r>
+        <w:rPr>
+          <w:rStyle w:val="Strong"/>
+          <w:b w:val="0"/>
+          <w:bCs w:val="0"/>
           <w:color w:val="0F1115"/>
           <w:sz w:val="22"/>
           <w:szCs w:val="22"/>
         </w:rPr>
-        <w:t> The sharp reduction in the rate of decline (only 52,669 workers lost) suggests that the agricultural labour force may be approaching a lower baseline. This remaining workforce likely consists of more specialized, full-time, and professional farmers.</w:t>
+        <w:t xml:space="preserve"> - </w:t>
+      </w:r>
+      <w:r>
+        <w:rPr>
+          <w:rStyle w:val="Strong"/>
+          <w:b w:val="0"/>
+          <w:bCs w:val="0"/>
+          <w:color w:val="0F1115"/>
+          <w:sz w:val="22"/>
+          <w:szCs w:val="22"/>
+        </w:rPr>
+        <w:t>2019):</w:t>
+      </w:r>
+      <w:r>
+        <w:rPr>
+          <w:color w:val="0F1115"/>
+          <w:sz w:val="22"/>
+          <w:szCs w:val="22"/>
+        </w:rPr>
+        <w:t xml:space="preserve"> The sharp reduction in the rate of decline (only 52,669 workers lost) suggests that the agricultural </w:t>
+      </w:r>
+      <w:proofErr w:type="spellStart"/>
+      <w:r>
+        <w:rPr>
+          <w:color w:val="0F1115"/>
+          <w:sz w:val="22"/>
+          <w:szCs w:val="22"/>
+        </w:rPr>
+        <w:t>labour</w:t>
+      </w:r>
+      <w:proofErr w:type="spellEnd"/>
+      <w:r>
+        <w:rPr>
+          <w:color w:val="0F1115"/>
+          <w:sz w:val="22"/>
+          <w:szCs w:val="22"/>
+        </w:rPr>
+        <w:t xml:space="preserve"> force may be approaching a lower baseline. This remaining workforce likely consists of more specialized, full-time, and professional farmers.</w:t>
       </w:r>
     </w:p>
     <w:p>
@@ -4935,25 +5336,8 @@
         <w:tabs>
           <w:tab w:val="left" w:pos="745"/>
         </w:tabs>
-        <w:ind w:left="37" w:firstLine="0"/>
-        <w:rPr>
-          <w:rFonts w:ascii="Times New Roman" w:hAnsi="Times New Roman" w:cs="Times New Roman"/>
-          <w:i w:val="0"/>
-          <w:iCs w:val="0"/>
-          <w:sz w:val="22"/>
-          <w:szCs w:val="22"/>
-        </w:rPr>
-      </w:pPr>
-      <w:r>
-        <w:rPr>
-          <w:rFonts w:ascii="Times New Roman" w:hAnsi="Times New Roman" w:cs="Times New Roman"/>
-          <w:i w:val="0"/>
-          <w:iCs w:val="0"/>
-          <w:sz w:val="22"/>
-          <w:szCs w:val="22"/>
-        </w:rPr>
-        <w:t>Beyond the decline in agricultural labour, understanding how agricultural land use evolved is essential for characterizing the restructuring process. This section examines changes in total agricultural area, temporary crop holdings, permanent crop holdings, and the relationship between these different land use categories between 1989 and 2019.</w:t>
-      </w:r>
+        <w:ind w:firstLine="0"/>
+      </w:pPr>
     </w:p>
     <w:p>
       <w:pPr>
@@ -4970,6 +5354,38 @@
           <w:szCs w:val="22"/>
         </w:rPr>
       </w:pPr>
+      <w:r>
+        <w:rPr>
+          <w:rFonts w:ascii="Times New Roman" w:hAnsi="Times New Roman" w:cs="Times New Roman"/>
+          <w:i w:val="0"/>
+          <w:iCs w:val="0"/>
+          <w:sz w:val="22"/>
+          <w:szCs w:val="22"/>
+        </w:rPr>
+        <w:t xml:space="preserve">Beyond the decline in agricultural </w:t>
+      </w:r>
+      <w:proofErr w:type="spellStart"/>
+      <w:r>
+        <w:rPr>
+          <w:rFonts w:ascii="Times New Roman" w:hAnsi="Times New Roman" w:cs="Times New Roman"/>
+          <w:i w:val="0"/>
+          <w:iCs w:val="0"/>
+          <w:sz w:val="22"/>
+          <w:szCs w:val="22"/>
+        </w:rPr>
+        <w:t>labour</w:t>
+      </w:r>
+      <w:proofErr w:type="spellEnd"/>
+      <w:r>
+        <w:rPr>
+          <w:rFonts w:ascii="Times New Roman" w:hAnsi="Times New Roman" w:cs="Times New Roman"/>
+          <w:i w:val="0"/>
+          <w:iCs w:val="0"/>
+          <w:sz w:val="22"/>
+          <w:szCs w:val="22"/>
+        </w:rPr>
+        <w:t>, understanding how agricultural land use evolved is essential for characterizing the restructuring process. This section examines changes in total agricultural area, temporary crop holdings, permanent crop holdings, and the relationship between these different land use categories between 1989 and 2019.</w:t>
+      </w:r>
     </w:p>
     <w:p>
       <w:pPr>
@@ -4979,15 +5395,13 @@
         </w:tabs>
         <w:ind w:left="37" w:firstLine="0"/>
         <w:rPr>
-          <w:spacing w:val="-2"/>
-        </w:rPr>
-      </w:pPr>
-      <w:r>
-        <w:rPr>
-          <w:spacing w:val="-2"/>
-        </w:rPr>
-        <w:t>3.2.1 Evolution of Total Agricultural Area</w:t>
-      </w:r>
+          <w:rFonts w:ascii="Times New Roman" w:hAnsi="Times New Roman" w:cs="Times New Roman"/>
+          <w:i w:val="0"/>
+          <w:iCs w:val="0"/>
+          <w:sz w:val="22"/>
+          <w:szCs w:val="22"/>
+        </w:rPr>
+      </w:pPr>
     </w:p>
     <w:p>
       <w:pPr>
@@ -4997,24 +5411,14 @@
         </w:tabs>
         <w:ind w:left="37" w:firstLine="0"/>
         <w:rPr>
-          <w:rFonts w:ascii="Times New Roman" w:hAnsi="Times New Roman" w:cs="Times New Roman"/>
-          <w:i w:val="0"/>
-          <w:iCs w:val="0"/>
           <w:spacing w:val="-2"/>
-          <w:sz w:val="22"/>
-          <w:szCs w:val="22"/>
-        </w:rPr>
-      </w:pPr>
-      <w:r>
-        <w:rPr>
-          <w:rFonts w:ascii="Times New Roman" w:hAnsi="Times New Roman" w:cs="Times New Roman"/>
-          <w:i w:val="0"/>
-          <w:iCs w:val="0"/>
+        </w:rPr>
+      </w:pPr>
+      <w:r>
+        <w:rPr>
           <w:spacing w:val="-2"/>
-          <w:sz w:val="22"/>
-          <w:szCs w:val="22"/>
-        </w:rPr>
-        <w:t>Contrary to the sharp decline observed in agricultural labour, total agricultural area in mainland Portugal remained relatively stable over the 30-year period. Table 3.3 presents the evolution of the total agricultural holdings area between 1989 and 2019.</w:t>
+        </w:rPr>
+        <w:t>3.2.1 Evolution of Total Agricultural Area</w:t>
       </w:r>
     </w:p>
     <w:p>
@@ -5025,11 +5429,7 @@
         </w:tabs>
         <w:ind w:left="37" w:firstLine="0"/>
         <w:rPr>
-          <w:rFonts w:ascii="Times New Roman" w:hAnsi="Times New Roman" w:cs="Times New Roman"/>
-          <w:i w:val="0"/>
-          <w:iCs w:val="0"/>
-          <w:sz w:val="22"/>
-          <w:szCs w:val="22"/>
+          <w:spacing w:val="-2"/>
         </w:rPr>
       </w:pPr>
     </w:p>
@@ -5058,6 +5458,74 @@
           <w:sz w:val="22"/>
           <w:szCs w:val="22"/>
         </w:rPr>
+        <w:t xml:space="preserve">Contrary to the sharp decline observed in agricultural </w:t>
+      </w:r>
+      <w:proofErr w:type="spellStart"/>
+      <w:r>
+        <w:rPr>
+          <w:rFonts w:ascii="Times New Roman" w:hAnsi="Times New Roman" w:cs="Times New Roman"/>
+          <w:i w:val="0"/>
+          <w:iCs w:val="0"/>
+          <w:spacing w:val="-2"/>
+          <w:sz w:val="22"/>
+          <w:szCs w:val="22"/>
+        </w:rPr>
+        <w:t>labour</w:t>
+      </w:r>
+      <w:proofErr w:type="spellEnd"/>
+      <w:r>
+        <w:rPr>
+          <w:rFonts w:ascii="Times New Roman" w:hAnsi="Times New Roman" w:cs="Times New Roman"/>
+          <w:i w:val="0"/>
+          <w:iCs w:val="0"/>
+          <w:spacing w:val="-2"/>
+          <w:sz w:val="22"/>
+          <w:szCs w:val="22"/>
+        </w:rPr>
+        <w:t>, total agricultural area in mainland Portugal remained relatively stable over the 30-year period. Table 3.3 presents the evolution of the total agricultural holdings area between 1989 and 2019.</w:t>
+      </w:r>
+    </w:p>
+    <w:p>
+      <w:pPr>
+        <w:pStyle w:val="Heading1"/>
+        <w:tabs>
+          <w:tab w:val="left" w:pos="745"/>
+        </w:tabs>
+        <w:ind w:left="37" w:firstLine="0"/>
+        <w:rPr>
+          <w:rFonts w:ascii="Times New Roman" w:hAnsi="Times New Roman" w:cs="Times New Roman"/>
+          <w:i w:val="0"/>
+          <w:iCs w:val="0"/>
+          <w:sz w:val="22"/>
+          <w:szCs w:val="22"/>
+        </w:rPr>
+      </w:pPr>
+    </w:p>
+    <w:p>
+      <w:pPr>
+        <w:pStyle w:val="Heading1"/>
+        <w:tabs>
+          <w:tab w:val="left" w:pos="745"/>
+        </w:tabs>
+        <w:ind w:left="37" w:firstLine="0"/>
+        <w:rPr>
+          <w:rFonts w:ascii="Times New Roman" w:hAnsi="Times New Roman" w:cs="Times New Roman"/>
+          <w:i w:val="0"/>
+          <w:iCs w:val="0"/>
+          <w:spacing w:val="-2"/>
+          <w:sz w:val="22"/>
+          <w:szCs w:val="22"/>
+        </w:rPr>
+      </w:pPr>
+      <w:r>
+        <w:rPr>
+          <w:rFonts w:ascii="Times New Roman" w:hAnsi="Times New Roman" w:cs="Times New Roman"/>
+          <w:i w:val="0"/>
+          <w:iCs w:val="0"/>
+          <w:spacing w:val="-2"/>
+          <w:sz w:val="22"/>
+          <w:szCs w:val="22"/>
+        </w:rPr>
         <w:t xml:space="preserve">Table 3.1 </w:t>
       </w:r>
       <w:r>
@@ -5069,7 +5537,7 @@
           <w:sz w:val="22"/>
           <w:szCs w:val="22"/>
         </w:rPr>
-        <w:t>–</w:t>
+        <w:t>-</w:t>
       </w:r>
       <w:r>
         <w:rPr>
@@ -5091,361 +5559,87 @@
           <w:sz w:val="22"/>
           <w:szCs w:val="22"/>
         </w:rPr>
-        <w:t>Total Agricultural Holdings Area in Mainland Portugal (1989 – 2019)</w:t>
-      </w:r>
-    </w:p>
-    <w:tbl>
-      <w:tblPr>
-        <w:tblStyle w:val="TableGrid"/>
-        <w:tblW w:w="0" w:type="auto"/>
-        <w:tblInd w:w="37" w:type="dxa"/>
-        <w:tblLook w:val="04A0" w:firstRow="1" w:lastRow="0" w:firstColumn="1" w:lastColumn="0" w:noHBand="0" w:noVBand="1"/>
-      </w:tblPr>
-      <w:tblGrid>
-        <w:gridCol w:w="4371"/>
-        <w:gridCol w:w="4374"/>
-      </w:tblGrid>
-      <w:tr>
-        <w:tc>
-          <w:tcPr>
-            <w:tcW w:w="4371" w:type="dxa"/>
-          </w:tcPr>
-          <w:p>
-            <w:pPr>
-              <w:pStyle w:val="Heading1"/>
-              <w:tabs>
-                <w:tab w:val="left" w:pos="745"/>
-              </w:tabs>
-              <w:ind w:left="0" w:firstLine="0"/>
-              <w:rPr>
-                <w:rFonts w:ascii="Times New Roman" w:hAnsi="Times New Roman" w:cs="Times New Roman"/>
-                <w:i w:val="0"/>
-                <w:iCs w:val="0"/>
-                <w:spacing w:val="-2"/>
-                <w:sz w:val="22"/>
-                <w:szCs w:val="22"/>
-              </w:rPr>
-            </w:pPr>
-            <w:r>
-              <w:rPr>
-                <w:rFonts w:ascii="Times New Roman" w:hAnsi="Times New Roman" w:cs="Times New Roman"/>
-                <w:i w:val="0"/>
-                <w:iCs w:val="0"/>
-                <w:spacing w:val="-2"/>
-                <w:sz w:val="22"/>
-                <w:szCs w:val="22"/>
-              </w:rPr>
-              <w:t>Year</w:t>
-            </w:r>
-          </w:p>
-        </w:tc>
-        <w:tc>
-          <w:tcPr>
-            <w:tcW w:w="4374" w:type="dxa"/>
-          </w:tcPr>
-          <w:p>
-            <w:pPr>
-              <w:pStyle w:val="Heading1"/>
-              <w:tabs>
-                <w:tab w:val="left" w:pos="745"/>
-              </w:tabs>
-              <w:ind w:left="0" w:firstLine="0"/>
-              <w:rPr>
-                <w:rFonts w:ascii="Times New Roman" w:hAnsi="Times New Roman" w:cs="Times New Roman"/>
-                <w:i w:val="0"/>
-                <w:iCs w:val="0"/>
-                <w:spacing w:val="-2"/>
-                <w:sz w:val="22"/>
-                <w:szCs w:val="22"/>
-              </w:rPr>
-            </w:pPr>
-            <w:r>
-              <w:rPr>
-                <w:rFonts w:ascii="Times New Roman" w:hAnsi="Times New Roman" w:cs="Times New Roman"/>
-                <w:i w:val="0"/>
-                <w:iCs w:val="0"/>
-                <w:spacing w:val="-2"/>
-                <w:sz w:val="22"/>
-                <w:szCs w:val="22"/>
-              </w:rPr>
-              <w:t>Agricultural Holdings Area (ha)</w:t>
-            </w:r>
-          </w:p>
-        </w:tc>
-      </w:tr>
-      <w:tr>
-        <w:tc>
-          <w:tcPr>
-            <w:tcW w:w="4371" w:type="dxa"/>
-          </w:tcPr>
-          <w:p>
-            <w:pPr>
-              <w:pStyle w:val="Heading1"/>
-              <w:tabs>
-                <w:tab w:val="left" w:pos="745"/>
-              </w:tabs>
-              <w:ind w:left="0" w:firstLine="0"/>
-              <w:rPr>
-                <w:rFonts w:ascii="Times New Roman" w:hAnsi="Times New Roman" w:cs="Times New Roman"/>
-                <w:i w:val="0"/>
-                <w:iCs w:val="0"/>
-                <w:spacing w:val="-2"/>
-                <w:sz w:val="22"/>
-                <w:szCs w:val="22"/>
-              </w:rPr>
-            </w:pPr>
-            <w:r>
-              <w:rPr>
-                <w:rFonts w:ascii="Times New Roman" w:hAnsi="Times New Roman" w:cs="Times New Roman"/>
-                <w:i w:val="0"/>
-                <w:iCs w:val="0"/>
-                <w:spacing w:val="-2"/>
-                <w:sz w:val="22"/>
-                <w:szCs w:val="22"/>
-              </w:rPr>
-              <w:t>1989</w:t>
-            </w:r>
-          </w:p>
-        </w:tc>
-        <w:tc>
-          <w:tcPr>
-            <w:tcW w:w="4374" w:type="dxa"/>
-          </w:tcPr>
-          <w:p>
-            <w:pPr>
-              <w:pStyle w:val="Heading1"/>
-              <w:tabs>
-                <w:tab w:val="left" w:pos="745"/>
-              </w:tabs>
-              <w:ind w:left="0" w:firstLine="0"/>
-              <w:rPr>
-                <w:rFonts w:ascii="Times New Roman" w:hAnsi="Times New Roman" w:cs="Times New Roman"/>
-                <w:i w:val="0"/>
-                <w:iCs w:val="0"/>
-                <w:spacing w:val="-2"/>
-                <w:sz w:val="22"/>
-                <w:szCs w:val="22"/>
-              </w:rPr>
-            </w:pPr>
-            <w:r>
-              <w:rPr>
-                <w:rFonts w:ascii="Times New Roman" w:hAnsi="Times New Roman" w:cs="Times New Roman"/>
-                <w:i w:val="0"/>
-                <w:iCs w:val="0"/>
-                <w:spacing w:val="-2"/>
-                <w:sz w:val="22"/>
-                <w:szCs w:val="22"/>
-              </w:rPr>
-              <w:t>5,157,213</w:t>
-            </w:r>
-          </w:p>
-        </w:tc>
-      </w:tr>
-      <w:tr>
-        <w:tc>
-          <w:tcPr>
-            <w:tcW w:w="4371" w:type="dxa"/>
-          </w:tcPr>
-          <w:p>
-            <w:pPr>
-              <w:pStyle w:val="Heading1"/>
-              <w:tabs>
-                <w:tab w:val="left" w:pos="745"/>
-              </w:tabs>
-              <w:ind w:left="0" w:firstLine="0"/>
-              <w:rPr>
-                <w:rFonts w:ascii="Times New Roman" w:hAnsi="Times New Roman" w:cs="Times New Roman"/>
-                <w:i w:val="0"/>
-                <w:iCs w:val="0"/>
-                <w:spacing w:val="-2"/>
-                <w:sz w:val="22"/>
-                <w:szCs w:val="22"/>
-              </w:rPr>
-            </w:pPr>
-            <w:r>
-              <w:rPr>
-                <w:rFonts w:ascii="Times New Roman" w:hAnsi="Times New Roman" w:cs="Times New Roman"/>
-                <w:i w:val="0"/>
-                <w:iCs w:val="0"/>
-                <w:spacing w:val="-2"/>
-                <w:sz w:val="22"/>
-                <w:szCs w:val="22"/>
-              </w:rPr>
-              <w:t>1999</w:t>
-            </w:r>
-          </w:p>
-        </w:tc>
-        <w:tc>
-          <w:tcPr>
-            <w:tcW w:w="4374" w:type="dxa"/>
-          </w:tcPr>
-          <w:p>
-            <w:pPr>
-              <w:pStyle w:val="Heading1"/>
-              <w:tabs>
-                <w:tab w:val="left" w:pos="745"/>
-              </w:tabs>
-              <w:ind w:left="0" w:firstLine="0"/>
-              <w:rPr>
-                <w:rFonts w:ascii="Times New Roman" w:hAnsi="Times New Roman" w:cs="Times New Roman"/>
-                <w:i w:val="0"/>
-                <w:iCs w:val="0"/>
-                <w:spacing w:val="-2"/>
-                <w:sz w:val="22"/>
-                <w:szCs w:val="22"/>
-              </w:rPr>
-            </w:pPr>
-            <w:r>
-              <w:rPr>
-                <w:rFonts w:ascii="Times New Roman" w:hAnsi="Times New Roman" w:cs="Times New Roman"/>
-                <w:i w:val="0"/>
-                <w:iCs w:val="0"/>
-                <w:spacing w:val="-2"/>
-                <w:sz w:val="22"/>
-                <w:szCs w:val="22"/>
-              </w:rPr>
-              <w:t>5,039,569</w:t>
-            </w:r>
-          </w:p>
-        </w:tc>
-      </w:tr>
-      <w:tr>
-        <w:tc>
-          <w:tcPr>
-            <w:tcW w:w="4371" w:type="dxa"/>
-          </w:tcPr>
-          <w:p>
-            <w:pPr>
-              <w:pStyle w:val="Heading1"/>
-              <w:tabs>
-                <w:tab w:val="left" w:pos="745"/>
-              </w:tabs>
-              <w:ind w:left="0" w:firstLine="0"/>
-              <w:rPr>
-                <w:rFonts w:ascii="Times New Roman" w:hAnsi="Times New Roman" w:cs="Times New Roman"/>
-                <w:i w:val="0"/>
-                <w:iCs w:val="0"/>
-                <w:spacing w:val="-2"/>
-                <w:sz w:val="22"/>
-                <w:szCs w:val="22"/>
-              </w:rPr>
-            </w:pPr>
-            <w:r>
-              <w:rPr>
-                <w:rFonts w:ascii="Times New Roman" w:hAnsi="Times New Roman" w:cs="Times New Roman"/>
-                <w:i w:val="0"/>
-                <w:iCs w:val="0"/>
-                <w:spacing w:val="-2"/>
-                <w:sz w:val="22"/>
-                <w:szCs w:val="22"/>
-              </w:rPr>
-              <w:t>2009</w:t>
-            </w:r>
-          </w:p>
-        </w:tc>
-        <w:tc>
-          <w:tcPr>
-            <w:tcW w:w="4374" w:type="dxa"/>
-          </w:tcPr>
-          <w:p>
-            <w:pPr>
-              <w:pStyle w:val="Heading1"/>
-              <w:tabs>
-                <w:tab w:val="left" w:pos="745"/>
-              </w:tabs>
-              <w:ind w:left="0" w:firstLine="0"/>
-              <w:rPr>
-                <w:rFonts w:ascii="Times New Roman" w:hAnsi="Times New Roman" w:cs="Times New Roman"/>
-                <w:i w:val="0"/>
-                <w:iCs w:val="0"/>
-                <w:spacing w:val="-2"/>
-                <w:sz w:val="22"/>
-                <w:szCs w:val="22"/>
-              </w:rPr>
-            </w:pPr>
-            <w:r>
-              <w:rPr>
-                <w:rFonts w:ascii="Times New Roman" w:hAnsi="Times New Roman" w:cs="Times New Roman"/>
-                <w:i w:val="0"/>
-                <w:iCs w:val="0"/>
-                <w:spacing w:val="-2"/>
-                <w:sz w:val="22"/>
-                <w:szCs w:val="22"/>
-              </w:rPr>
-              <w:t>4,571,531</w:t>
-            </w:r>
-          </w:p>
-        </w:tc>
-      </w:tr>
-      <w:tr>
-        <w:tc>
-          <w:tcPr>
-            <w:tcW w:w="4371" w:type="dxa"/>
-          </w:tcPr>
-          <w:p>
-            <w:pPr>
-              <w:pStyle w:val="Heading1"/>
-              <w:tabs>
-                <w:tab w:val="left" w:pos="745"/>
-              </w:tabs>
-              <w:ind w:left="0" w:firstLine="0"/>
-              <w:rPr>
-                <w:rFonts w:ascii="Times New Roman" w:hAnsi="Times New Roman" w:cs="Times New Roman"/>
-                <w:i w:val="0"/>
-                <w:iCs w:val="0"/>
-                <w:spacing w:val="-2"/>
-                <w:sz w:val="22"/>
-                <w:szCs w:val="22"/>
-              </w:rPr>
-            </w:pPr>
-            <w:r>
-              <w:rPr>
-                <w:rFonts w:ascii="Times New Roman" w:hAnsi="Times New Roman" w:cs="Times New Roman"/>
-                <w:i w:val="0"/>
-                <w:iCs w:val="0"/>
-                <w:spacing w:val="-2"/>
-                <w:sz w:val="22"/>
-                <w:szCs w:val="22"/>
-              </w:rPr>
-              <w:t>2019</w:t>
-            </w:r>
-          </w:p>
-        </w:tc>
-        <w:tc>
-          <w:tcPr>
-            <w:tcW w:w="4374" w:type="dxa"/>
-          </w:tcPr>
-          <w:p>
-            <w:pPr>
-              <w:pStyle w:val="Heading1"/>
-              <w:tabs>
-                <w:tab w:val="left" w:pos="745"/>
-              </w:tabs>
-              <w:ind w:left="0" w:firstLine="0"/>
-              <w:rPr>
-                <w:rFonts w:ascii="Times New Roman" w:hAnsi="Times New Roman" w:cs="Times New Roman"/>
-                <w:i w:val="0"/>
-                <w:iCs w:val="0"/>
-                <w:spacing w:val="-2"/>
-                <w:sz w:val="22"/>
-                <w:szCs w:val="22"/>
-              </w:rPr>
-            </w:pPr>
-            <w:r>
-              <w:rPr>
-                <w:rFonts w:ascii="Times New Roman" w:hAnsi="Times New Roman" w:cs="Times New Roman"/>
-                <w:i w:val="0"/>
-                <w:iCs w:val="0"/>
-                <w:spacing w:val="-2"/>
-                <w:sz w:val="22"/>
-                <w:szCs w:val="22"/>
-              </w:rPr>
-              <w:t>4,987,658</w:t>
-            </w:r>
-          </w:p>
-        </w:tc>
-      </w:tr>
-    </w:tbl>
+        <w:t>Total Agricultural Holdings Area in Mainland Portugal (1989 - 2019)</w:t>
+      </w:r>
+    </w:p>
+    <w:p>
+      <w:pPr>
+        <w:pStyle w:val="Heading1"/>
+        <w:tabs>
+          <w:tab w:val="left" w:pos="745"/>
+        </w:tabs>
+        <w:ind w:left="37" w:firstLine="0"/>
+        <w:rPr>
+          <w:rFonts w:ascii="Times New Roman" w:hAnsi="Times New Roman" w:cs="Times New Roman"/>
+          <w:i w:val="0"/>
+          <w:iCs w:val="0"/>
+          <w:spacing w:val="-2"/>
+          <w:sz w:val="22"/>
+          <w:szCs w:val="22"/>
+        </w:rPr>
+      </w:pPr>
+      <w:r>
+        <w:rPr>
+          <w:rFonts w:ascii="Times New Roman" w:hAnsi="Times New Roman" w:cs="Times New Roman"/>
+          <w:i w:val="0"/>
+          <w:iCs w:val="0"/>
+          <w:noProof/>
+          <w:spacing w:val="-2"/>
+          <w:sz w:val="22"/>
+          <w:szCs w:val="22"/>
+        </w:rPr>
+        <w:drawing>
+          <wp:inline distT="0" distB="0" distL="0" distR="0" wp14:anchorId="0C1CCE10" wp14:editId="4819F6C8">
+            <wp:extent cx="5582920" cy="1210310"/>
+            <wp:effectExtent l="0" t="0" r="0" b="8890"/>
+            <wp:docPr id="175270362" name="Picture 2"/>
+            <wp:cNvGraphicFramePr>
+              <a:graphicFrameLocks xmlns:a="http://schemas.openxmlformats.org/drawingml/2006/main" noChangeAspect="1"/>
+            </wp:cNvGraphicFramePr>
+            <a:graphic xmlns:a="http://schemas.openxmlformats.org/drawingml/2006/main">
+              <a:graphicData uri="http://schemas.openxmlformats.org/drawingml/2006/picture">
+                <pic:pic xmlns:pic="http://schemas.openxmlformats.org/drawingml/2006/picture">
+                  <pic:nvPicPr>
+                    <pic:cNvPr id="175270362" name="Picture 175270362"/>
+                    <pic:cNvPicPr/>
+                  </pic:nvPicPr>
+                  <pic:blipFill rotWithShape="1">
+                    <a:blip r:embed="rId11" cstate="print">
+                      <a:extLst>
+                        <a:ext uri="{28A0092B-C50C-407E-A947-70E740481C1C}">
+                          <a14:useLocalDpi xmlns:a14="http://schemas.microsoft.com/office/drawing/2010/main" val="0"/>
+                        </a:ext>
+                      </a:extLst>
+                    </a:blip>
+                    <a:srcRect t="22709"/>
+                    <a:stretch>
+                      <a:fillRect/>
+                    </a:stretch>
+                  </pic:blipFill>
+                  <pic:spPr bwMode="auto">
+                    <a:xfrm>
+                      <a:off x="0" y="0"/>
+                      <a:ext cx="5582920" cy="1210310"/>
+                    </a:xfrm>
+                    <a:prstGeom prst="rect">
+                      <a:avLst/>
+                    </a:prstGeom>
+                    <a:ln>
+                      <a:noFill/>
+                    </a:ln>
+                    <a:extLst>
+                      <a:ext uri="{53640926-AAD7-44D8-BBD7-CCE9431645EC}">
+                        <a14:shadowObscured xmlns:a14="http://schemas.microsoft.com/office/drawing/2010/main"/>
+                      </a:ext>
+                    </a:extLst>
+                  </pic:spPr>
+                </pic:pic>
+              </a:graphicData>
+            </a:graphic>
+          </wp:inline>
+        </w:drawing>
+      </w:r>
+    </w:p>
     <w:p>
       <w:pPr>
         <w:pStyle w:val="Heading1"/>
@@ -5473,7 +5667,7 @@
           <w:sz w:val="16"/>
           <w:szCs w:val="16"/>
         </w:rPr>
-        <w:t>Source: INE – Agricultural holdings area by geographic location (NUTS 2013). Values for "Continente" (code 1).</w:t>
+        <w:t>Source: INE – Agricultural holdings area by geographic location (NUTS 2013). Values for "Continente".</w:t>
       </w:r>
     </w:p>
     <w:p>
@@ -5515,7 +5709,43 @@
           <w:i w:val="0"/>
           <w:iCs w:val="0"/>
         </w:rPr>
-        <w:t>The total agricultural area decreased by only 3.3% between 1989 and 2019, from approximately 5.16 million hectares to 4.99 million hectares. This stands in stark contrast to the 59% reduction in agricultural labour over the same period, suggesting that land abandonment was not the primary driver of labour decline.</w:t>
+        <w:t xml:space="preserve">The total agricultural area decreased by only 3.3% between 1989 and 2019, from approximately 5.16 million hectares to 4.99 million hectares. This stands in stark contrast to the 59% reduction in agricultural </w:t>
+      </w:r>
+      <w:proofErr w:type="spellStart"/>
+      <w:r>
+        <w:rPr>
+          <w:rFonts w:ascii="Times New Roman" w:hAnsi="Times New Roman" w:cs="Times New Roman"/>
+          <w:i w:val="0"/>
+          <w:iCs w:val="0"/>
+        </w:rPr>
+        <w:t>labour</w:t>
+      </w:r>
+      <w:proofErr w:type="spellEnd"/>
+      <w:r>
+        <w:rPr>
+          <w:rFonts w:ascii="Times New Roman" w:hAnsi="Times New Roman" w:cs="Times New Roman"/>
+          <w:i w:val="0"/>
+          <w:iCs w:val="0"/>
+        </w:rPr>
+        <w:t xml:space="preserve"> over the same period, suggesting that land abandonment was not the primary driver of </w:t>
+      </w:r>
+      <w:proofErr w:type="spellStart"/>
+      <w:r>
+        <w:rPr>
+          <w:rFonts w:ascii="Times New Roman" w:hAnsi="Times New Roman" w:cs="Times New Roman"/>
+          <w:i w:val="0"/>
+          <w:iCs w:val="0"/>
+        </w:rPr>
+        <w:t>labour</w:t>
+      </w:r>
+      <w:proofErr w:type="spellEnd"/>
+      <w:r>
+        <w:rPr>
+          <w:rFonts w:ascii="Times New Roman" w:hAnsi="Times New Roman" w:cs="Times New Roman"/>
+          <w:i w:val="0"/>
+          <w:iCs w:val="0"/>
+        </w:rPr>
+        <w:t xml:space="preserve"> decline.</w:t>
       </w:r>
     </w:p>
     <w:p>
@@ -5554,7 +5784,23 @@
           <w:iCs w:val="0"/>
         </w:rPr>
         <w:tab/>
-        <w:t>Figure 3.3 — Evolution of Total Agricultural Area (1989–2019</w:t>
+        <w:t xml:space="preserve">Figure 3.3 </w:t>
+      </w:r>
+      <w:r>
+        <w:rPr>
+          <w:rFonts w:ascii="Times New Roman" w:hAnsi="Times New Roman" w:cs="Times New Roman"/>
+          <w:i w:val="0"/>
+          <w:iCs w:val="0"/>
+        </w:rPr>
+        <w:t>-</w:t>
+      </w:r>
+      <w:r>
+        <w:rPr>
+          <w:rFonts w:ascii="Times New Roman" w:hAnsi="Times New Roman" w:cs="Times New Roman"/>
+          <w:i w:val="0"/>
+          <w:iCs w:val="0"/>
+        </w:rPr>
+        <w:t xml:space="preserve"> Evolution of Total Agricultural Area (1989–2019</w:t>
       </w:r>
       <w:r>
         <w:rPr>
@@ -5591,14 +5837,42 @@
         </w:rPr>
         <w:lastRenderedPageBreak/>
         <w:drawing>
-          <wp:inline distT="0" distB="0" distL="0" distR="0" wp14:anchorId="0429D969" wp14:editId="54865687">
-            <wp:extent cx="4400550" cy="2559050"/>
-            <wp:effectExtent l="0" t="0" r="0" b="12700"/>
-            <wp:docPr id="1455216147" name="Chart 1"/>
-            <wp:cNvGraphicFramePr/>
+          <wp:inline distT="0" distB="0" distL="0" distR="0" wp14:anchorId="271D2EA0" wp14:editId="25926D0B">
+            <wp:extent cx="5582920" cy="3349625"/>
+            <wp:effectExtent l="0" t="0" r="0" b="3175"/>
+            <wp:docPr id="1838426292" name="Picture 14"/>
+            <wp:cNvGraphicFramePr>
+              <a:graphicFrameLocks xmlns:a="http://schemas.openxmlformats.org/drawingml/2006/main" noChangeAspect="1"/>
+            </wp:cNvGraphicFramePr>
             <a:graphic xmlns:a="http://schemas.openxmlformats.org/drawingml/2006/main">
-              <a:graphicData uri="http://schemas.openxmlformats.org/drawingml/2006/chart">
-                <c:chart xmlns:c="http://schemas.openxmlformats.org/drawingml/2006/chart" xmlns:r="http://schemas.openxmlformats.org/officeDocument/2006/relationships" r:id="rId10"/>
+              <a:graphicData uri="http://schemas.openxmlformats.org/drawingml/2006/picture">
+                <pic:pic xmlns:pic="http://schemas.openxmlformats.org/drawingml/2006/picture">
+                  <pic:nvPicPr>
+                    <pic:cNvPr id="1838426292" name="Picture 1838426292"/>
+                    <pic:cNvPicPr/>
+                  </pic:nvPicPr>
+                  <pic:blipFill>
+                    <a:blip r:embed="rId12">
+                      <a:extLst>
+                        <a:ext uri="{28A0092B-C50C-407E-A947-70E740481C1C}">
+                          <a14:useLocalDpi xmlns:a14="http://schemas.microsoft.com/office/drawing/2010/main" val="0"/>
+                        </a:ext>
+                      </a:extLst>
+                    </a:blip>
+                    <a:stretch>
+                      <a:fillRect/>
+                    </a:stretch>
+                  </pic:blipFill>
+                  <pic:spPr>
+                    <a:xfrm>
+                      <a:off x="0" y="0"/>
+                      <a:ext cx="5582920" cy="3349625"/>
+                    </a:xfrm>
+                    <a:prstGeom prst="rect">
+                      <a:avLst/>
+                    </a:prstGeom>
+                  </pic:spPr>
+                </pic:pic>
               </a:graphicData>
             </a:graphic>
           </wp:inline>
@@ -5630,10 +5904,9 @@
         <w:ind w:left="37"/>
         <w:rPr>
           <w:rFonts w:ascii="Times New Roman" w:hAnsi="Times New Roman" w:cs="Times New Roman"/>
-          <w:i w:val="0"/>
-          <w:iCs w:val="0"/>
-          <w:sz w:val="22"/>
-          <w:szCs w:val="22"/>
+          <w:spacing w:val="-2"/>
+          <w:sz w:val="16"/>
+          <w:szCs w:val="16"/>
         </w:rPr>
       </w:pPr>
       <w:r>
@@ -5648,13 +5921,54 @@
       </w:r>
       <w:r>
         <w:rPr>
-          <w:rFonts w:ascii="Times New Roman" w:hAnsi="Times New Roman" w:cs="Times New Roman"/>
-          <w:i w:val="0"/>
-          <w:iCs w:val="0"/>
-          <w:sz w:val="22"/>
-          <w:szCs w:val="22"/>
-        </w:rPr>
-        <w:t>Three key observations emerge from this analysis:</w:t>
+          <w:spacing w:val="-2"/>
+        </w:rPr>
+        <w:tab/>
+      </w:r>
+      <w:r>
+        <w:rPr>
+          <w:rFonts w:ascii="Times New Roman" w:hAnsi="Times New Roman" w:cs="Times New Roman"/>
+          <w:spacing w:val="-2"/>
+          <w:sz w:val="16"/>
+          <w:szCs w:val="16"/>
+        </w:rPr>
+        <w:t>Source: INE – Agricultural</w:t>
+      </w:r>
+      <w:r>
+        <w:rPr>
+          <w:rFonts w:ascii="Times New Roman" w:hAnsi="Times New Roman" w:cs="Times New Roman"/>
+          <w:spacing w:val="-2"/>
+          <w:sz w:val="16"/>
+          <w:szCs w:val="16"/>
+        </w:rPr>
+        <w:t xml:space="preserve"> Area in Mainland Portugal</w:t>
+      </w:r>
+      <w:r>
+        <w:rPr>
+          <w:rFonts w:ascii="Times New Roman" w:hAnsi="Times New Roman" w:cs="Times New Roman"/>
+          <w:spacing w:val="-2"/>
+          <w:sz w:val="16"/>
+          <w:szCs w:val="16"/>
+        </w:rPr>
+        <w:t xml:space="preserve"> </w:t>
+      </w:r>
+      <w:r>
+        <w:rPr>
+          <w:rFonts w:ascii="Times New Roman" w:hAnsi="Times New Roman" w:cs="Times New Roman"/>
+          <w:spacing w:val="-2"/>
+          <w:sz w:val="16"/>
+          <w:szCs w:val="16"/>
+        </w:rPr>
+        <w:t>(</w:t>
+      </w:r>
+      <w:r>
+        <w:rPr>
+          <w:rFonts w:ascii="Times New Roman" w:hAnsi="Times New Roman" w:cs="Times New Roman"/>
+          <w:spacing w:val="-2"/>
+          <w:sz w:val="16"/>
+          <w:szCs w:val="16"/>
+        </w:rPr>
+        <w:t>NUTS 2013). Values for "Continente".</w:t>
       </w:r>
     </w:p>
     <w:p>
@@ -5688,26 +6002,6 @@
           <w:szCs w:val="22"/>
         </w:rPr>
       </w:pPr>
-      <w:r>
-        <w:rPr>
-          <w:rFonts w:ascii="Times New Roman" w:hAnsi="Times New Roman" w:cs="Times New Roman"/>
-          <w:i w:val="0"/>
-          <w:iCs w:val="0"/>
-          <w:sz w:val="22"/>
-          <w:szCs w:val="22"/>
-        </w:rPr>
-        <w:tab/>
-      </w:r>
-      <w:r>
-        <w:rPr>
-          <w:rFonts w:ascii="Times New Roman" w:hAnsi="Times New Roman" w:cs="Times New Roman"/>
-          <w:i w:val="0"/>
-          <w:iCs w:val="0"/>
-          <w:sz w:val="22"/>
-          <w:szCs w:val="22"/>
-        </w:rPr>
-        <w:t>1. Relative stability (1989–1999): The agricultural area remained nearly constant between 1989 and 1999, decreasing by only 117,644 ha (2.3%). This suggests that during the first decade of analysis, labour decline was driven primarily by mechanization and efficiency gains rather than land abandonment.</w:t>
-      </w:r>
     </w:p>
     <w:p>
       <w:pPr>
@@ -5724,6 +6018,26 @@
           <w:szCs w:val="22"/>
         </w:rPr>
       </w:pPr>
+      <w:r>
+        <w:rPr>
+          <w:rFonts w:ascii="Times New Roman" w:hAnsi="Times New Roman" w:cs="Times New Roman"/>
+          <w:i w:val="0"/>
+          <w:iCs w:val="0"/>
+          <w:sz w:val="22"/>
+          <w:szCs w:val="22"/>
+        </w:rPr>
+        <w:tab/>
+      </w:r>
+      <w:r>
+        <w:rPr>
+          <w:rFonts w:ascii="Times New Roman" w:hAnsi="Times New Roman" w:cs="Times New Roman"/>
+          <w:i w:val="0"/>
+          <w:iCs w:val="0"/>
+          <w:sz w:val="22"/>
+          <w:szCs w:val="22"/>
+        </w:rPr>
+        <w:t>Three key observations emerge from this analysis:</w:t>
+      </w:r>
     </w:p>
     <w:p>
       <w:pPr>
@@ -5740,46 +6054,6 @@
           <w:szCs w:val="22"/>
         </w:rPr>
       </w:pPr>
-      <w:r>
-        <w:rPr>
-          <w:rFonts w:ascii="Times New Roman" w:hAnsi="Times New Roman" w:cs="Times New Roman"/>
-          <w:i w:val="0"/>
-          <w:iCs w:val="0"/>
-          <w:sz w:val="22"/>
-          <w:szCs w:val="22"/>
-        </w:rPr>
-        <w:tab/>
-      </w:r>
-      <w:r>
-        <w:rPr>
-          <w:rFonts w:ascii="Times New Roman" w:hAnsi="Times New Roman" w:cs="Times New Roman"/>
-          <w:i w:val="0"/>
-          <w:iCs w:val="0"/>
-          <w:sz w:val="22"/>
-          <w:szCs w:val="22"/>
-        </w:rPr>
-        <w:t>2. Notable decline (1999–2009</w:t>
-      </w:r>
-      <w:r>
-        <w:rPr>
-          <w:rFonts w:ascii="Times New Roman" w:hAnsi="Times New Roman" w:cs="Times New Roman"/>
-          <w:i w:val="0"/>
-          <w:iCs w:val="0"/>
-          <w:sz w:val="22"/>
-          <w:szCs w:val="22"/>
-        </w:rPr>
-        <w:t>): The</w:t>
-      </w:r>
-      <w:r>
-        <w:rPr>
-          <w:rFonts w:ascii="Times New Roman" w:hAnsi="Times New Roman" w:cs="Times New Roman"/>
-          <w:i w:val="0"/>
-          <w:iCs w:val="0"/>
-          <w:sz w:val="22"/>
-          <w:szCs w:val="22"/>
-        </w:rPr>
-        <w:t xml:space="preserve"> period between 1999 and 2009 saw the largest reduction in agricultural area, with a loss of 468,038 ha (9.3%). This coincides with the continued adjustment to CAP reforms and may reflect the abandonment of marginal agricultural land, particularly in less productive regions.</w:t>
-      </w:r>
     </w:p>
     <w:p>
       <w:pPr>
@@ -5796,6 +6070,156 @@
           <w:szCs w:val="22"/>
         </w:rPr>
       </w:pPr>
+      <w:r>
+        <w:rPr>
+          <w:rFonts w:ascii="Times New Roman" w:hAnsi="Times New Roman" w:cs="Times New Roman"/>
+          <w:i w:val="0"/>
+          <w:iCs w:val="0"/>
+          <w:sz w:val="22"/>
+          <w:szCs w:val="22"/>
+        </w:rPr>
+        <w:tab/>
+      </w:r>
+      <w:r>
+        <w:rPr>
+          <w:rFonts w:ascii="Times New Roman" w:hAnsi="Times New Roman" w:cs="Times New Roman"/>
+          <w:i w:val="0"/>
+          <w:iCs w:val="0"/>
+          <w:sz w:val="22"/>
+          <w:szCs w:val="22"/>
+        </w:rPr>
+        <w:t>1. Relative stability (1989</w:t>
+      </w:r>
+      <w:r>
+        <w:rPr>
+          <w:rFonts w:ascii="Times New Roman" w:hAnsi="Times New Roman" w:cs="Times New Roman"/>
+          <w:i w:val="0"/>
+          <w:iCs w:val="0"/>
+          <w:sz w:val="22"/>
+          <w:szCs w:val="22"/>
+        </w:rPr>
+        <w:t xml:space="preserve"> - </w:t>
+      </w:r>
+      <w:r>
+        <w:rPr>
+          <w:rFonts w:ascii="Times New Roman" w:hAnsi="Times New Roman" w:cs="Times New Roman"/>
+          <w:i w:val="0"/>
+          <w:iCs w:val="0"/>
+          <w:sz w:val="22"/>
+          <w:szCs w:val="22"/>
+        </w:rPr>
+        <w:t xml:space="preserve">1999): The agricultural area remained nearly constant between 1989 and 1999, decreasing by only 117,644 ha (2.3%). This suggests that during the first decade of analysis, </w:t>
+      </w:r>
+      <w:proofErr w:type="spellStart"/>
+      <w:r>
+        <w:rPr>
+          <w:rFonts w:ascii="Times New Roman" w:hAnsi="Times New Roman" w:cs="Times New Roman"/>
+          <w:i w:val="0"/>
+          <w:iCs w:val="0"/>
+          <w:sz w:val="22"/>
+          <w:szCs w:val="22"/>
+        </w:rPr>
+        <w:t>labour</w:t>
+      </w:r>
+      <w:proofErr w:type="spellEnd"/>
+      <w:r>
+        <w:rPr>
+          <w:rFonts w:ascii="Times New Roman" w:hAnsi="Times New Roman" w:cs="Times New Roman"/>
+          <w:i w:val="0"/>
+          <w:iCs w:val="0"/>
+          <w:sz w:val="22"/>
+          <w:szCs w:val="22"/>
+        </w:rPr>
+        <w:t xml:space="preserve"> decline was driven primarily by mechanization and efficiency gains rather than land abandonment.</w:t>
+      </w:r>
+    </w:p>
+    <w:p>
+      <w:pPr>
+        <w:pStyle w:val="Heading1"/>
+        <w:tabs>
+          <w:tab w:val="left" w:pos="745"/>
+        </w:tabs>
+        <w:ind w:left="37"/>
+        <w:rPr>
+          <w:rFonts w:ascii="Times New Roman" w:hAnsi="Times New Roman" w:cs="Times New Roman"/>
+          <w:i w:val="0"/>
+          <w:iCs w:val="0"/>
+          <w:sz w:val="22"/>
+          <w:szCs w:val="22"/>
+        </w:rPr>
+      </w:pPr>
+    </w:p>
+    <w:p>
+      <w:pPr>
+        <w:pStyle w:val="Heading1"/>
+        <w:tabs>
+          <w:tab w:val="left" w:pos="745"/>
+        </w:tabs>
+        <w:ind w:left="37"/>
+        <w:rPr>
+          <w:rFonts w:ascii="Times New Roman" w:hAnsi="Times New Roman" w:cs="Times New Roman"/>
+          <w:i w:val="0"/>
+          <w:iCs w:val="0"/>
+          <w:sz w:val="22"/>
+          <w:szCs w:val="22"/>
+        </w:rPr>
+      </w:pPr>
+      <w:r>
+        <w:rPr>
+          <w:rFonts w:ascii="Times New Roman" w:hAnsi="Times New Roman" w:cs="Times New Roman"/>
+          <w:i w:val="0"/>
+          <w:iCs w:val="0"/>
+          <w:sz w:val="22"/>
+          <w:szCs w:val="22"/>
+        </w:rPr>
+        <w:tab/>
+      </w:r>
+      <w:r>
+        <w:rPr>
+          <w:rFonts w:ascii="Times New Roman" w:hAnsi="Times New Roman" w:cs="Times New Roman"/>
+          <w:i w:val="0"/>
+          <w:iCs w:val="0"/>
+          <w:sz w:val="22"/>
+          <w:szCs w:val="22"/>
+        </w:rPr>
+        <w:t>2. Notable decline (1999</w:t>
+      </w:r>
+      <w:r>
+        <w:rPr>
+          <w:rFonts w:ascii="Times New Roman" w:hAnsi="Times New Roman" w:cs="Times New Roman"/>
+          <w:i w:val="0"/>
+          <w:iCs w:val="0"/>
+          <w:sz w:val="22"/>
+          <w:szCs w:val="22"/>
+        </w:rPr>
+        <w:t xml:space="preserve"> - </w:t>
+      </w:r>
+      <w:r>
+        <w:rPr>
+          <w:rFonts w:ascii="Times New Roman" w:hAnsi="Times New Roman" w:cs="Times New Roman"/>
+          <w:i w:val="0"/>
+          <w:iCs w:val="0"/>
+          <w:sz w:val="22"/>
+          <w:szCs w:val="22"/>
+        </w:rPr>
+        <w:t>2009):The period between 1999 and 2009 saw the largest reduction in agricultural area, with a loss of 468,038 ha (9.3%). This coincides with the continued adjustment to CAP reforms and may reflect the abandonment of marginal agricultural land, particularly in less productive regions.</w:t>
+      </w:r>
+    </w:p>
+    <w:p>
+      <w:pPr>
+        <w:pStyle w:val="Heading1"/>
+        <w:tabs>
+          <w:tab w:val="left" w:pos="745"/>
+        </w:tabs>
+        <w:ind w:left="37"/>
+        <w:rPr>
+          <w:rFonts w:ascii="Times New Roman" w:hAnsi="Times New Roman" w:cs="Times New Roman"/>
+          <w:i w:val="0"/>
+          <w:iCs w:val="0"/>
+          <w:sz w:val="22"/>
+          <w:szCs w:val="22"/>
+        </w:rPr>
+      </w:pPr>
     </w:p>
     <w:p>
       <w:pPr>
@@ -5820,7 +6244,423 @@
           <w:sz w:val="22"/>
           <w:szCs w:val="22"/>
         </w:rPr>
-        <w:t>3. Recovery and stabilization (2009–2019): Between 2009 and 2019, agricultural area increased by 416,127 ha (9.1%), nearly recovering to 1999 levels. This recovery may be associated with the expansion of permanent crops, particularly olive groves and vineyards, which have been supported by EU investment programs (INE, 2020).</w:t>
+        <w:t>3. Recovery and stabilization (2009</w:t>
+      </w:r>
+      <w:r>
+        <w:rPr>
+          <w:rFonts w:ascii="Times New Roman" w:hAnsi="Times New Roman" w:cs="Times New Roman"/>
+          <w:i w:val="0"/>
+          <w:iCs w:val="0"/>
+          <w:sz w:val="22"/>
+          <w:szCs w:val="22"/>
+        </w:rPr>
+        <w:t xml:space="preserve"> - </w:t>
+      </w:r>
+      <w:r>
+        <w:rPr>
+          <w:rFonts w:ascii="Times New Roman" w:hAnsi="Times New Roman" w:cs="Times New Roman"/>
+          <w:i w:val="0"/>
+          <w:iCs w:val="0"/>
+          <w:sz w:val="22"/>
+          <w:szCs w:val="22"/>
+        </w:rPr>
+        <w:t>2019): Between 2009 and 2019, agricultural area increased by 416,127 ha (9.1%), nearly recovering to 1999 levels. This recovery may be associated with the expansion of permanent crops, particularly olive groves and vineyards, which have been supported by EU investment programs (INE, 2020).</w:t>
+      </w:r>
+    </w:p>
+    <w:p>
+      <w:pPr>
+        <w:pStyle w:val="Heading1"/>
+        <w:tabs>
+          <w:tab w:val="left" w:pos="745"/>
+        </w:tabs>
+        <w:ind w:left="37" w:firstLine="0"/>
+        <w:rPr>
+          <w:rFonts w:ascii="Times New Roman" w:hAnsi="Times New Roman" w:cs="Times New Roman"/>
+          <w:i w:val="0"/>
+          <w:iCs w:val="0"/>
+          <w:sz w:val="22"/>
+          <w:szCs w:val="22"/>
+        </w:rPr>
+      </w:pPr>
+    </w:p>
+    <w:p>
+      <w:pPr>
+        <w:pStyle w:val="Heading1"/>
+        <w:tabs>
+          <w:tab w:val="left" w:pos="745"/>
+        </w:tabs>
+        <w:ind w:left="37" w:firstLine="0"/>
+        <w:rPr>
+          <w:spacing w:val="-2"/>
+        </w:rPr>
+      </w:pPr>
+      <w:r>
+        <w:rPr>
+          <w:spacing w:val="-2"/>
+        </w:rPr>
+        <w:t>3.2.2 Land Use Concentration and Restructuring</w:t>
+      </w:r>
+    </w:p>
+    <w:p>
+      <w:pPr>
+        <w:pStyle w:val="Heading1"/>
+        <w:tabs>
+          <w:tab w:val="left" w:pos="745"/>
+        </w:tabs>
+        <w:ind w:left="37" w:firstLine="0"/>
+        <w:rPr>
+          <w:spacing w:val="-2"/>
+        </w:rPr>
+      </w:pPr>
+    </w:p>
+    <w:p>
+      <w:pPr>
+        <w:pStyle w:val="Heading1"/>
+        <w:tabs>
+          <w:tab w:val="left" w:pos="745"/>
+        </w:tabs>
+        <w:ind w:left="37" w:firstLine="0"/>
+        <w:rPr>
+          <w:rFonts w:ascii="Times New Roman" w:hAnsi="Times New Roman" w:cs="Times New Roman"/>
+          <w:i w:val="0"/>
+          <w:iCs w:val="0"/>
+          <w:spacing w:val="-2"/>
+          <w:sz w:val="22"/>
+          <w:szCs w:val="22"/>
+        </w:rPr>
+      </w:pPr>
+      <w:r>
+        <w:rPr>
+          <w:rFonts w:ascii="Times New Roman" w:hAnsi="Times New Roman" w:cs="Times New Roman"/>
+          <w:i w:val="0"/>
+          <w:iCs w:val="0"/>
+          <w:spacing w:val="-2"/>
+          <w:sz w:val="22"/>
+          <w:szCs w:val="22"/>
+        </w:rPr>
+        <w:t>The data reveal a process of agricultural concentration and restructuring. While total agricultural area decreased only slightly (3.3%), the number of holdings fell dramatically (63%), suggesting that farms became larger on average. This is consistent with the restructuring hypothesis: agricultural land is being managed by fewer, larger, and more specialized operations.</w:t>
+      </w:r>
+    </w:p>
+    <w:p>
+      <w:pPr>
+        <w:pStyle w:val="Heading1"/>
+        <w:tabs>
+          <w:tab w:val="left" w:pos="745"/>
+        </w:tabs>
+        <w:ind w:left="37" w:firstLine="0"/>
+        <w:rPr>
+          <w:rFonts w:ascii="Times New Roman" w:hAnsi="Times New Roman" w:cs="Times New Roman"/>
+          <w:i w:val="0"/>
+          <w:iCs w:val="0"/>
+          <w:spacing w:val="-2"/>
+          <w:sz w:val="22"/>
+          <w:szCs w:val="22"/>
+        </w:rPr>
+      </w:pPr>
+    </w:p>
+    <w:p>
+      <w:pPr>
+        <w:pStyle w:val="Heading1"/>
+        <w:tabs>
+          <w:tab w:val="left" w:pos="745"/>
+        </w:tabs>
+        <w:ind w:left="37" w:firstLine="0"/>
+        <w:rPr>
+          <w:rFonts w:ascii="Times New Roman" w:hAnsi="Times New Roman" w:cs="Times New Roman"/>
+          <w:i w:val="0"/>
+          <w:iCs w:val="0"/>
+        </w:rPr>
+      </w:pPr>
+      <w:r>
+        <w:rPr>
+          <w:rFonts w:ascii="Times New Roman" w:hAnsi="Times New Roman" w:cs="Times New Roman"/>
+          <w:i w:val="0"/>
+          <w:iCs w:val="0"/>
+        </w:rPr>
+        <w:t>Table 3.4 - Average Holding Size by Crop Type (1989 - 2019)</w:t>
+      </w:r>
+    </w:p>
+    <w:p>
+      <w:pPr>
+        <w:pStyle w:val="Heading1"/>
+        <w:tabs>
+          <w:tab w:val="left" w:pos="745"/>
+        </w:tabs>
+        <w:ind w:left="37" w:firstLine="0"/>
+        <w:rPr>
+          <w:rFonts w:ascii="Times New Roman" w:hAnsi="Times New Roman" w:cs="Times New Roman"/>
+          <w:i w:val="0"/>
+          <w:iCs w:val="0"/>
+        </w:rPr>
+      </w:pPr>
+    </w:p>
+    <w:p>
+      <w:pPr>
+        <w:pStyle w:val="Heading1"/>
+        <w:tabs>
+          <w:tab w:val="left" w:pos="745"/>
+        </w:tabs>
+        <w:ind w:left="37" w:firstLine="0"/>
+        <w:rPr>
+          <w:rFonts w:ascii="Times New Roman" w:hAnsi="Times New Roman" w:cs="Times New Roman"/>
+          <w:i w:val="0"/>
+          <w:iCs w:val="0"/>
+        </w:rPr>
+      </w:pPr>
+      <w:r>
+        <w:rPr>
+          <w:rFonts w:ascii="Times New Roman" w:hAnsi="Times New Roman" w:cs="Times New Roman"/>
+          <w:i w:val="0"/>
+          <w:iCs w:val="0"/>
+          <w:noProof/>
+        </w:rPr>
+        <w:drawing>
+          <wp:inline distT="0" distB="0" distL="0" distR="0" wp14:anchorId="7D6E0C52" wp14:editId="01DB9104">
+            <wp:extent cx="5582920" cy="812800"/>
+            <wp:effectExtent l="0" t="0" r="0" b="6350"/>
+            <wp:docPr id="562691848" name="Picture 15"/>
+            <wp:cNvGraphicFramePr>
+              <a:graphicFrameLocks xmlns:a="http://schemas.openxmlformats.org/drawingml/2006/main" noChangeAspect="1"/>
+            </wp:cNvGraphicFramePr>
+            <a:graphic xmlns:a="http://schemas.openxmlformats.org/drawingml/2006/main">
+              <a:graphicData uri="http://schemas.openxmlformats.org/drawingml/2006/picture">
+                <pic:pic xmlns:pic="http://schemas.openxmlformats.org/drawingml/2006/picture">
+                  <pic:nvPicPr>
+                    <pic:cNvPr id="562691848" name="Picture 15"/>
+                    <pic:cNvPicPr/>
+                  </pic:nvPicPr>
+                  <pic:blipFill rotWithShape="1">
+                    <a:blip r:embed="rId13" cstate="print">
+                      <a:extLst>
+                        <a:ext uri="{28A0092B-C50C-407E-A947-70E740481C1C}">
+                          <a14:useLocalDpi xmlns:a14="http://schemas.microsoft.com/office/drawing/2010/main" val="0"/>
+                        </a:ext>
+                      </a:extLst>
+                    </a:blip>
+                    <a:srcRect t="22039" b="19192"/>
+                    <a:stretch>
+                      <a:fillRect/>
+                    </a:stretch>
+                  </pic:blipFill>
+                  <pic:spPr bwMode="auto">
+                    <a:xfrm>
+                      <a:off x="0" y="0"/>
+                      <a:ext cx="5582920" cy="812800"/>
+                    </a:xfrm>
+                    <a:prstGeom prst="rect">
+                      <a:avLst/>
+                    </a:prstGeom>
+                    <a:ln>
+                      <a:noFill/>
+                    </a:ln>
+                    <a:extLst>
+                      <a:ext uri="{53640926-AAD7-44D8-BBD7-CCE9431645EC}">
+                        <a14:shadowObscured xmlns:a14="http://schemas.microsoft.com/office/drawing/2010/main"/>
+                      </a:ext>
+                    </a:extLst>
+                  </pic:spPr>
+                </pic:pic>
+              </a:graphicData>
+            </a:graphic>
+          </wp:inline>
+        </w:drawing>
+      </w:r>
+    </w:p>
+    <w:p>
+      <w:pPr>
+        <w:pStyle w:val="Heading1"/>
+        <w:tabs>
+          <w:tab w:val="left" w:pos="745"/>
+        </w:tabs>
+        <w:ind w:left="37" w:firstLine="0"/>
+        <w:rPr>
+          <w:rFonts w:ascii="Times New Roman" w:hAnsi="Times New Roman" w:cs="Times New Roman"/>
+          <w:i w:val="0"/>
+          <w:iCs w:val="0"/>
+        </w:rPr>
+      </w:pPr>
+    </w:p>
+    <w:p>
+      <w:pPr>
+        <w:pStyle w:val="Heading1"/>
+        <w:tabs>
+          <w:tab w:val="left" w:pos="745"/>
+        </w:tabs>
+        <w:ind w:left="37" w:firstLine="0"/>
+        <w:rPr>
+          <w:rFonts w:ascii="Times New Roman" w:hAnsi="Times New Roman" w:cs="Times New Roman"/>
+          <w:i w:val="0"/>
+          <w:iCs w:val="0"/>
+        </w:rPr>
+      </w:pPr>
+      <w:r>
+        <w:rPr>
+          <w:rFonts w:ascii="Times New Roman" w:hAnsi="Times New Roman" w:cs="Times New Roman"/>
+          <w:i w:val="0"/>
+          <w:iCs w:val="0"/>
+        </w:rPr>
+        <w:t xml:space="preserve">The average temporary crop holding size increased by 247% (from 11.5 to 39.9 ha), while average permanent crop holding size increased by 113% (from 11.4 to 24.3 ha). This suggests that the consolidation process was more pronounced in temporary cropping </w:t>
+      </w:r>
+      <w:r>
+        <w:rPr>
+          <w:rFonts w:ascii="Times New Roman" w:hAnsi="Times New Roman" w:cs="Times New Roman"/>
+          <w:i w:val="0"/>
+          <w:iCs w:val="0"/>
+        </w:rPr>
+        <w:lastRenderedPageBreak/>
+        <w:t>systems, where mechanization and scale economies are more readily achievable.</w:t>
+      </w:r>
+    </w:p>
+    <w:p>
+      <w:pPr>
+        <w:pStyle w:val="Heading1"/>
+        <w:tabs>
+          <w:tab w:val="left" w:pos="745"/>
+        </w:tabs>
+        <w:ind w:left="37" w:firstLine="0"/>
+        <w:rPr>
+          <w:rFonts w:ascii="Times New Roman" w:hAnsi="Times New Roman" w:cs="Times New Roman"/>
+          <w:i w:val="0"/>
+          <w:iCs w:val="0"/>
+        </w:rPr>
+      </w:pPr>
+    </w:p>
+    <w:p>
+      <w:pPr>
+        <w:pStyle w:val="Heading1"/>
+        <w:tabs>
+          <w:tab w:val="left" w:pos="745"/>
+        </w:tabs>
+        <w:rPr>
+          <w:rFonts w:ascii="Times New Roman" w:hAnsi="Times New Roman" w:cs="Times New Roman"/>
+          <w:i w:val="0"/>
+          <w:iCs w:val="0"/>
+        </w:rPr>
+      </w:pPr>
+      <w:r>
+        <w:rPr>
+          <w:rFonts w:ascii="Times New Roman" w:hAnsi="Times New Roman" w:cs="Times New Roman"/>
+          <w:i w:val="0"/>
+          <w:iCs w:val="0"/>
+          <w:noProof/>
+        </w:rPr>
+        <w:drawing>
+          <wp:inline distT="0" distB="0" distL="0" distR="0" wp14:anchorId="5F56F73B" wp14:editId="265775CB">
+            <wp:extent cx="5582920" cy="3349625"/>
+            <wp:effectExtent l="0" t="0" r="0" b="3175"/>
+            <wp:docPr id="966056308" name="Picture 7"/>
+            <wp:cNvGraphicFramePr>
+              <a:graphicFrameLocks xmlns:a="http://schemas.openxmlformats.org/drawingml/2006/main" noChangeAspect="1"/>
+            </wp:cNvGraphicFramePr>
+            <a:graphic xmlns:a="http://schemas.openxmlformats.org/drawingml/2006/main">
+              <a:graphicData uri="http://schemas.openxmlformats.org/drawingml/2006/picture">
+                <pic:pic xmlns:pic="http://schemas.openxmlformats.org/drawingml/2006/picture">
+                  <pic:nvPicPr>
+                    <pic:cNvPr id="966056308" name="Picture 966056308"/>
+                    <pic:cNvPicPr/>
+                  </pic:nvPicPr>
+                  <pic:blipFill>
+                    <a:blip r:embed="rId14">
+                      <a:extLst>
+                        <a:ext uri="{28A0092B-C50C-407E-A947-70E740481C1C}">
+                          <a14:useLocalDpi xmlns:a14="http://schemas.microsoft.com/office/drawing/2010/main" val="0"/>
+                        </a:ext>
+                      </a:extLst>
+                    </a:blip>
+                    <a:stretch>
+                      <a:fillRect/>
+                    </a:stretch>
+                  </pic:blipFill>
+                  <pic:spPr>
+                    <a:xfrm>
+                      <a:off x="0" y="0"/>
+                      <a:ext cx="5582920" cy="3349625"/>
+                    </a:xfrm>
+                    <a:prstGeom prst="rect">
+                      <a:avLst/>
+                    </a:prstGeom>
+                  </pic:spPr>
+                </pic:pic>
+              </a:graphicData>
+            </a:graphic>
+          </wp:inline>
+        </w:drawing>
+      </w:r>
+    </w:p>
+    <w:p>
+      <w:pPr>
+        <w:pStyle w:val="Heading1"/>
+        <w:tabs>
+          <w:tab w:val="left" w:pos="745"/>
+        </w:tabs>
+        <w:ind w:left="37" w:firstLine="0"/>
+        <w:rPr>
+          <w:rFonts w:ascii="Times New Roman" w:hAnsi="Times New Roman" w:cs="Times New Roman"/>
+          <w:i w:val="0"/>
+          <w:iCs w:val="0"/>
+          <w:spacing w:val="-2"/>
+          <w:sz w:val="22"/>
+          <w:szCs w:val="22"/>
+        </w:rPr>
+      </w:pPr>
+      <w:r>
+        <w:rPr>
+          <w:rFonts w:ascii="Times New Roman" w:hAnsi="Times New Roman" w:cs="Times New Roman"/>
+          <w:i w:val="0"/>
+          <w:iCs w:val="0"/>
+          <w:spacing w:val="-2"/>
+          <w:sz w:val="22"/>
+          <w:szCs w:val="22"/>
+        </w:rPr>
+        <w:t xml:space="preserve">The sharp increase in average holding size, combined with the reduction in </w:t>
+      </w:r>
+      <w:proofErr w:type="spellStart"/>
+      <w:r>
+        <w:rPr>
+          <w:rFonts w:ascii="Times New Roman" w:hAnsi="Times New Roman" w:cs="Times New Roman"/>
+          <w:i w:val="0"/>
+          <w:iCs w:val="0"/>
+          <w:spacing w:val="-2"/>
+          <w:sz w:val="22"/>
+          <w:szCs w:val="22"/>
+        </w:rPr>
+        <w:t>labour</w:t>
+      </w:r>
+      <w:proofErr w:type="spellEnd"/>
+      <w:r>
+        <w:rPr>
+          <w:rFonts w:ascii="Times New Roman" w:hAnsi="Times New Roman" w:cs="Times New Roman"/>
+          <w:i w:val="0"/>
+          <w:iCs w:val="0"/>
+          <w:spacing w:val="-2"/>
+          <w:sz w:val="22"/>
+          <w:szCs w:val="22"/>
+        </w:rPr>
+        <w:t xml:space="preserve"> intensity documented in Section 3.1.2, points to a clear pattern of agricultural intensification: fewer, larger farms employing less </w:t>
+      </w:r>
+      <w:proofErr w:type="spellStart"/>
+      <w:r>
+        <w:rPr>
+          <w:rFonts w:ascii="Times New Roman" w:hAnsi="Times New Roman" w:cs="Times New Roman"/>
+          <w:i w:val="0"/>
+          <w:iCs w:val="0"/>
+          <w:spacing w:val="-2"/>
+          <w:sz w:val="22"/>
+          <w:szCs w:val="22"/>
+        </w:rPr>
+        <w:t>labour</w:t>
+      </w:r>
+      <w:proofErr w:type="spellEnd"/>
+      <w:r>
+        <w:rPr>
+          <w:rFonts w:ascii="Times New Roman" w:hAnsi="Times New Roman" w:cs="Times New Roman"/>
+          <w:i w:val="0"/>
+          <w:iCs w:val="0"/>
+          <w:spacing w:val="-2"/>
+          <w:sz w:val="22"/>
+          <w:szCs w:val="22"/>
+        </w:rPr>
+        <w:t xml:space="preserve"> per hectare, particularly in temporary cropping systems.</w:t>
       </w:r>
     </w:p>
     <w:p>
@@ -5955,7 +6795,7 @@
         <w:spacing w:line="249" w:lineRule="auto"/>
         <w:jc w:val="both"/>
         <w:sectPr>
-          <w:headerReference w:type="default" r:id="rId11"/>
+          <w:headerReference w:type="default" r:id="rId15"/>
           <w:pgSz w:w="11910" w:h="16840"/>
           <w:pgMar w:top="1020" w:right="1559" w:bottom="280" w:left="1559" w:header="615" w:footer="0" w:gutter="0"/>
           <w:cols w:space="720"/>
@@ -6108,8 +6948,13 @@
         </w:tabs>
       </w:pPr>
       <w:r>
-        <w:t>Statistical test of agricultural labour</w:t>
-      </w:r>
+        <w:t xml:space="preserve">Statistical test of agricultural </w:t>
+      </w:r>
+      <w:proofErr w:type="spellStart"/>
+      <w:r>
+        <w:t>labour</w:t>
+      </w:r>
+      <w:proofErr w:type="spellEnd"/>
     </w:p>
     <w:p>
       <w:pPr>
@@ -6332,24 +7177,28 @@
           <w:tab w:val="left" w:pos="745"/>
         </w:tabs>
       </w:pPr>
+      <w:proofErr w:type="spellStart"/>
       <w:r>
         <w:rPr>
           <w:spacing w:val="-2"/>
         </w:rPr>
         <w:t>Referências</w:t>
       </w:r>
+      <w:proofErr w:type="spellEnd"/>
       <w:r>
         <w:rPr>
           <w:spacing w:val="7"/>
         </w:rPr>
         <w:t xml:space="preserve"> </w:t>
       </w:r>
+      <w:proofErr w:type="spellStart"/>
       <w:r>
         <w:rPr>
           <w:spacing w:val="-2"/>
         </w:rPr>
         <w:t>Bibliográficas</w:t>
       </w:r>
+      <w:proofErr w:type="spellEnd"/>
     </w:p>
     <w:p>
       <w:pPr>
@@ -8202,1765 +9051,6 @@
 </w:styles>
 </file>
 
-<file path=word/charts/chart1.xml><?xml version="1.0" encoding="utf-8"?>
-<c:chartSpace xmlns:c="http://schemas.openxmlformats.org/drawingml/2006/chart" xmlns:a="http://schemas.openxmlformats.org/drawingml/2006/main" xmlns:r="http://schemas.openxmlformats.org/officeDocument/2006/relationships" xmlns:c16r2="http://schemas.microsoft.com/office/drawing/2015/06/chart">
-  <c:date1904 val="0"/>
-  <c:lang val="en-US"/>
-  <c:roundedCorners val="0"/>
-  <mc:AlternateContent xmlns:mc="http://schemas.openxmlformats.org/markup-compatibility/2006">
-    <mc:Choice xmlns:c14="http://schemas.microsoft.com/office/drawing/2007/8/2/chart" Requires="c14">
-      <c14:style val="105"/>
-    </mc:Choice>
-    <mc:Fallback>
-      <c:style val="5"/>
-    </mc:Fallback>
-  </mc:AlternateContent>
-  <c:chart>
-    <c:title>
-      <c:tx>
-        <c:rich>
-          <a:bodyPr rot="0" spcFirstLastPara="1" vertOverflow="ellipsis" vert="horz" wrap="square" anchor="ctr" anchorCtr="1"/>
-          <a:lstStyle/>
-          <a:p>
-            <a:pPr>
-              <a:defRPr sz="1400" b="0" i="0" u="none" strike="noStrike" kern="1200" spc="0" baseline="0">
-                <a:solidFill>
-                  <a:schemeClr val="tx1">
-                    <a:lumMod val="65000"/>
-                    <a:lumOff val="35000"/>
-                  </a:schemeClr>
-                </a:solidFill>
-                <a:latin typeface="+mn-lt"/>
-                <a:ea typeface="+mn-ea"/>
-                <a:cs typeface="+mn-cs"/>
-              </a:defRPr>
-            </a:pPr>
-            <a:r>
-              <a:rPr lang="en-US"/>
-              <a:t>Total Agricultural Labour (N.º) – all regimes
-</a:t>
-            </a:r>
-          </a:p>
-        </c:rich>
-      </c:tx>
-      <c:overlay val="0"/>
-      <c:spPr>
-        <a:noFill/>
-        <a:ln>
-          <a:noFill/>
-        </a:ln>
-        <a:effectLst/>
-      </c:spPr>
-      <c:txPr>
-        <a:bodyPr rot="0" spcFirstLastPara="1" vertOverflow="ellipsis" vert="horz" wrap="square" anchor="ctr" anchorCtr="1"/>
-        <a:lstStyle/>
-        <a:p>
-          <a:pPr>
-            <a:defRPr sz="1400" b="0" i="0" u="none" strike="noStrike" kern="1200" spc="0" baseline="0">
-              <a:solidFill>
-                <a:schemeClr val="tx1">
-                  <a:lumMod val="65000"/>
-                  <a:lumOff val="35000"/>
-                </a:schemeClr>
-              </a:solidFill>
-              <a:latin typeface="+mn-lt"/>
-              <a:ea typeface="+mn-ea"/>
-              <a:cs typeface="+mn-cs"/>
-            </a:defRPr>
-          </a:pPr>
-          <a:endParaRPr lang="en-US"/>
-        </a:p>
-      </c:txPr>
-    </c:title>
-    <c:autoTitleDeleted val="0"/>
-    <c:plotArea>
-      <c:layout/>
-      <c:lineChart>
-        <c:grouping val="standard"/>
-        <c:varyColors val="0"/>
-        <c:ser>
-          <c:idx val="0"/>
-          <c:order val="0"/>
-          <c:tx>
-            <c:strRef>
-              <c:f>Sheet1!$B$1</c:f>
-              <c:strCache>
-                <c:ptCount val="1"/>
-                <c:pt idx="0">
-                  <c:v>Total agricultural labour (N.º) – all regimes
-</c:v>
-                </c:pt>
-              </c:strCache>
-            </c:strRef>
-          </c:tx>
-          <c:spPr>
-            <a:ln w="28575" cap="rnd">
-              <a:solidFill>
-                <a:schemeClr val="accent3"/>
-              </a:solidFill>
-              <a:round/>
-            </a:ln>
-            <a:effectLst/>
-          </c:spPr>
-          <c:marker>
-            <c:symbol val="circle"/>
-            <c:size val="5"/>
-            <c:spPr>
-              <a:solidFill>
-                <a:schemeClr val="accent3"/>
-              </a:solidFill>
-              <a:ln w="9525">
-                <a:solidFill>
-                  <a:schemeClr val="accent3"/>
-                </a:solidFill>
-              </a:ln>
-              <a:effectLst/>
-            </c:spPr>
-          </c:marker>
-          <c:cat>
-            <c:strRef>
-              <c:f>Sheet1!$A$2:$A$6</c:f>
-              <c:strCache>
-                <c:ptCount val="5"/>
-                <c:pt idx="0">
-                  <c:v>Years</c:v>
-                </c:pt>
-                <c:pt idx="1">
-                  <c:v>1989</c:v>
-                </c:pt>
-                <c:pt idx="2">
-                  <c:v>1999</c:v>
-                </c:pt>
-                <c:pt idx="3">
-                  <c:v>2009</c:v>
-                </c:pt>
-                <c:pt idx="4">
-                  <c:v>2019</c:v>
-                </c:pt>
-              </c:strCache>
-            </c:strRef>
-          </c:cat>
-          <c:val>
-            <c:numRef>
-              <c:f>Sheet1!$B$2:$B$6</c:f>
-              <c:numCache>
-                <c:formatCode>#,##0</c:formatCode>
-                <c:ptCount val="5"/>
-                <c:pt idx="1">
-                  <c:v>1449906</c:v>
-                </c:pt>
-                <c:pt idx="2">
-                  <c:v>1002480</c:v>
-                </c:pt>
-                <c:pt idx="3">
-                  <c:v>649607</c:v>
-                </c:pt>
-                <c:pt idx="4">
-                  <c:v>596938</c:v>
-                </c:pt>
-              </c:numCache>
-            </c:numRef>
-          </c:val>
-          <c:smooth val="0"/>
-          <c:extLst>
-            <c:ext xmlns:c16="http://schemas.microsoft.com/office/drawing/2014/chart" uri="{C3380CC4-5D6E-409C-BE32-E72D297353CC}">
-              <c16:uniqueId val="{00000000-5582-4D27-AA26-B94D06433950}"/>
-            </c:ext>
-          </c:extLst>
-        </c:ser>
-        <c:dLbls>
-          <c:showLegendKey val="0"/>
-          <c:showVal val="0"/>
-          <c:showCatName val="0"/>
-          <c:showSerName val="0"/>
-          <c:showPercent val="0"/>
-          <c:showBubbleSize val="0"/>
-        </c:dLbls>
-        <c:marker val="1"/>
-        <c:smooth val="0"/>
-        <c:axId val="872830528"/>
-        <c:axId val="872840608"/>
-      </c:lineChart>
-      <c:catAx>
-        <c:axId val="872830528"/>
-        <c:scaling>
-          <c:orientation val="minMax"/>
-        </c:scaling>
-        <c:delete val="0"/>
-        <c:axPos val="b"/>
-        <c:numFmt formatCode="General" sourceLinked="1"/>
-        <c:majorTickMark val="none"/>
-        <c:minorTickMark val="none"/>
-        <c:tickLblPos val="nextTo"/>
-        <c:spPr>
-          <a:noFill/>
-          <a:ln w="9525" cap="flat" cmpd="sng" algn="ctr">
-            <a:solidFill>
-              <a:schemeClr val="tx1">
-                <a:lumMod val="15000"/>
-                <a:lumOff val="85000"/>
-              </a:schemeClr>
-            </a:solidFill>
-            <a:round/>
-          </a:ln>
-          <a:effectLst/>
-        </c:spPr>
-        <c:txPr>
-          <a:bodyPr rot="-60000000" spcFirstLastPara="1" vertOverflow="ellipsis" vert="horz" wrap="square" anchor="ctr" anchorCtr="1"/>
-          <a:lstStyle/>
-          <a:p>
-            <a:pPr>
-              <a:defRPr sz="900" b="0" i="0" u="none" strike="noStrike" kern="1200" baseline="0">
-                <a:solidFill>
-                  <a:schemeClr val="tx1">
-                    <a:lumMod val="65000"/>
-                    <a:lumOff val="35000"/>
-                  </a:schemeClr>
-                </a:solidFill>
-                <a:latin typeface="+mn-lt"/>
-                <a:ea typeface="+mn-ea"/>
-                <a:cs typeface="+mn-cs"/>
-              </a:defRPr>
-            </a:pPr>
-            <a:endParaRPr lang="en-US"/>
-          </a:p>
-        </c:txPr>
-        <c:crossAx val="872840608"/>
-        <c:crosses val="autoZero"/>
-        <c:auto val="1"/>
-        <c:lblAlgn val="ctr"/>
-        <c:lblOffset val="100"/>
-        <c:noMultiLvlLbl val="0"/>
-      </c:catAx>
-      <c:valAx>
-        <c:axId val="872840608"/>
-        <c:scaling>
-          <c:orientation val="minMax"/>
-        </c:scaling>
-        <c:delete val="0"/>
-        <c:axPos val="l"/>
-        <c:majorGridlines>
-          <c:spPr>
-            <a:ln w="9525" cap="flat" cmpd="sng" algn="ctr">
-              <a:solidFill>
-                <a:schemeClr val="tx1">
-                  <a:lumMod val="15000"/>
-                  <a:lumOff val="85000"/>
-                </a:schemeClr>
-              </a:solidFill>
-              <a:round/>
-            </a:ln>
-            <a:effectLst/>
-          </c:spPr>
-        </c:majorGridlines>
-        <c:numFmt formatCode="#,##0" sourceLinked="1"/>
-        <c:majorTickMark val="none"/>
-        <c:minorTickMark val="none"/>
-        <c:tickLblPos val="nextTo"/>
-        <c:spPr>
-          <a:noFill/>
-          <a:ln>
-            <a:noFill/>
-          </a:ln>
-          <a:effectLst/>
-        </c:spPr>
-        <c:txPr>
-          <a:bodyPr rot="-60000000" spcFirstLastPara="1" vertOverflow="ellipsis" vert="horz" wrap="square" anchor="ctr" anchorCtr="1"/>
-          <a:lstStyle/>
-          <a:p>
-            <a:pPr>
-              <a:defRPr sz="900" b="0" i="0" u="none" strike="noStrike" kern="1200" baseline="0">
-                <a:solidFill>
-                  <a:schemeClr val="tx1">
-                    <a:lumMod val="65000"/>
-                    <a:lumOff val="35000"/>
-                  </a:schemeClr>
-                </a:solidFill>
-                <a:latin typeface="+mn-lt"/>
-                <a:ea typeface="+mn-ea"/>
-                <a:cs typeface="+mn-cs"/>
-              </a:defRPr>
-            </a:pPr>
-            <a:endParaRPr lang="en-US"/>
-          </a:p>
-        </c:txPr>
-        <c:crossAx val="872830528"/>
-        <c:crosses val="autoZero"/>
-        <c:crossBetween val="between"/>
-      </c:valAx>
-      <c:spPr>
-        <a:noFill/>
-        <a:ln>
-          <a:noFill/>
-        </a:ln>
-        <a:effectLst/>
-      </c:spPr>
-    </c:plotArea>
-    <c:legend>
-      <c:legendPos val="b"/>
-      <c:overlay val="0"/>
-      <c:spPr>
-        <a:noFill/>
-        <a:ln>
-          <a:noFill/>
-        </a:ln>
-        <a:effectLst/>
-      </c:spPr>
-      <c:txPr>
-        <a:bodyPr rot="0" spcFirstLastPara="1" vertOverflow="ellipsis" vert="horz" wrap="square" anchor="ctr" anchorCtr="1"/>
-        <a:lstStyle/>
-        <a:p>
-          <a:pPr>
-            <a:defRPr sz="900" b="0" i="0" u="none" strike="noStrike" kern="1200" baseline="0">
-              <a:solidFill>
-                <a:schemeClr val="tx1">
-                  <a:lumMod val="65000"/>
-                  <a:lumOff val="35000"/>
-                </a:schemeClr>
-              </a:solidFill>
-              <a:latin typeface="+mn-lt"/>
-              <a:ea typeface="+mn-ea"/>
-              <a:cs typeface="+mn-cs"/>
-            </a:defRPr>
-          </a:pPr>
-          <a:endParaRPr lang="en-US"/>
-        </a:p>
-      </c:txPr>
-    </c:legend>
-    <c:plotVisOnly val="1"/>
-    <c:dispBlanksAs val="gap"/>
-    <c:showDLblsOverMax val="0"/>
-    <c:extLst>
-      <c:ext xmlns:c16r3="http://schemas.microsoft.com/office/drawing/2017/03/chart" uri="{56B9EC1D-385E-4148-901F-78D8002777C0}">
-        <c16r3:dataDisplayOptions16>
-          <c16r3:dispNaAsBlank val="1"/>
-        </c16r3:dataDisplayOptions16>
-      </c:ext>
-    </c:extLst>
-  </c:chart>
-  <c:spPr>
-    <a:solidFill>
-      <a:schemeClr val="bg1"/>
-    </a:solidFill>
-    <a:ln w="9525" cap="flat" cmpd="sng" algn="ctr">
-      <a:solidFill>
-        <a:schemeClr val="tx1">
-          <a:lumMod val="15000"/>
-          <a:lumOff val="85000"/>
-        </a:schemeClr>
-      </a:solidFill>
-      <a:round/>
-    </a:ln>
-    <a:effectLst/>
-  </c:spPr>
-  <c:txPr>
-    <a:bodyPr/>
-    <a:lstStyle/>
-    <a:p>
-      <a:pPr>
-        <a:defRPr/>
-      </a:pPr>
-      <a:endParaRPr lang="en-US"/>
-    </a:p>
-  </c:txPr>
-  <c:externalData r:id="rId3">
-    <c:autoUpdate val="0"/>
-  </c:externalData>
-</c:chartSpace>
-</file>
-
-<file path=word/charts/chart2.xml><?xml version="1.0" encoding="utf-8"?>
-<c:chartSpace xmlns:c="http://schemas.openxmlformats.org/drawingml/2006/chart" xmlns:a="http://schemas.openxmlformats.org/drawingml/2006/main" xmlns:r="http://schemas.openxmlformats.org/officeDocument/2006/relationships" xmlns:c16r2="http://schemas.microsoft.com/office/drawing/2015/06/chart">
-  <c:date1904 val="0"/>
-  <c:lang val="en-US"/>
-  <c:roundedCorners val="0"/>
-  <mc:AlternateContent xmlns:mc="http://schemas.openxmlformats.org/markup-compatibility/2006">
-    <mc:Choice xmlns:c14="http://schemas.microsoft.com/office/drawing/2007/8/2/chart" Requires="c14">
-      <c14:style val="102"/>
-    </mc:Choice>
-    <mc:Fallback>
-      <c:style val="2"/>
-    </mc:Fallback>
-  </mc:AlternateContent>
-  <c:chart>
-    <c:title>
-      <c:overlay val="0"/>
-      <c:spPr>
-        <a:noFill/>
-        <a:ln>
-          <a:noFill/>
-        </a:ln>
-        <a:effectLst/>
-      </c:spPr>
-      <c:txPr>
-        <a:bodyPr rot="0" spcFirstLastPara="1" vertOverflow="ellipsis" vert="horz" wrap="square" anchor="ctr" anchorCtr="1"/>
-        <a:lstStyle/>
-        <a:p>
-          <a:pPr>
-            <a:defRPr sz="1400" b="0" i="0" u="none" strike="noStrike" kern="1200" spc="0" baseline="0">
-              <a:solidFill>
-                <a:schemeClr val="tx1">
-                  <a:lumMod val="65000"/>
-                  <a:lumOff val="35000"/>
-                </a:schemeClr>
-              </a:solidFill>
-              <a:latin typeface="+mn-lt"/>
-              <a:ea typeface="+mn-ea"/>
-              <a:cs typeface="+mn-cs"/>
-            </a:defRPr>
-          </a:pPr>
-          <a:endParaRPr lang="en-US"/>
-        </a:p>
-      </c:txPr>
-    </c:title>
-    <c:autoTitleDeleted val="0"/>
-    <c:plotArea>
-      <c:layout/>
-      <c:lineChart>
-        <c:grouping val="standard"/>
-        <c:varyColors val="0"/>
-        <c:ser>
-          <c:idx val="0"/>
-          <c:order val="0"/>
-          <c:tx>
-            <c:strRef>
-              <c:f>Sheet1!$B$1</c:f>
-              <c:strCache>
-                <c:ptCount val="1"/>
-                <c:pt idx="0">
-                  <c:v>Agricultural Holdings Area (ha)</c:v>
-                </c:pt>
-              </c:strCache>
-            </c:strRef>
-          </c:tx>
-          <c:spPr>
-            <a:ln w="28575" cap="rnd">
-              <a:solidFill>
-                <a:schemeClr val="accent1"/>
-              </a:solidFill>
-              <a:round/>
-            </a:ln>
-            <a:effectLst/>
-          </c:spPr>
-          <c:marker>
-            <c:symbol val="none"/>
-          </c:marker>
-          <c:cat>
-            <c:strRef>
-              <c:f>Sheet1!$A$2:$A$6</c:f>
-              <c:strCache>
-                <c:ptCount val="5"/>
-                <c:pt idx="0">
-                  <c:v>Year</c:v>
-                </c:pt>
-                <c:pt idx="1">
-                  <c:v>1989</c:v>
-                </c:pt>
-                <c:pt idx="2">
-                  <c:v>1999</c:v>
-                </c:pt>
-                <c:pt idx="3">
-                  <c:v>2009</c:v>
-                </c:pt>
-                <c:pt idx="4">
-                  <c:v>2019</c:v>
-                </c:pt>
-              </c:strCache>
-            </c:strRef>
-          </c:cat>
-          <c:val>
-            <c:numRef>
-              <c:f>Sheet1!$B$2:$B$6</c:f>
-              <c:numCache>
-                <c:formatCode>#,##0</c:formatCode>
-                <c:ptCount val="5"/>
-                <c:pt idx="1">
-                  <c:v>5157213</c:v>
-                </c:pt>
-                <c:pt idx="2" formatCode="General">
-                  <c:v>5039569</c:v>
-                </c:pt>
-                <c:pt idx="3" formatCode="General">
-                  <c:v>4571531</c:v>
-                </c:pt>
-                <c:pt idx="4" formatCode="General">
-                  <c:v>4987658</c:v>
-                </c:pt>
-              </c:numCache>
-            </c:numRef>
-          </c:val>
-          <c:smooth val="0"/>
-          <c:extLst>
-            <c:ext xmlns:c16="http://schemas.microsoft.com/office/drawing/2014/chart" uri="{C3380CC4-5D6E-409C-BE32-E72D297353CC}">
-              <c16:uniqueId val="{00000000-6D59-43C7-91B3-8F4F0ECF03A3}"/>
-            </c:ext>
-          </c:extLst>
-        </c:ser>
-        <c:dLbls>
-          <c:showLegendKey val="0"/>
-          <c:showVal val="0"/>
-          <c:showCatName val="0"/>
-          <c:showSerName val="0"/>
-          <c:showPercent val="0"/>
-          <c:showBubbleSize val="0"/>
-        </c:dLbls>
-        <c:smooth val="0"/>
-        <c:axId val="598683391"/>
-        <c:axId val="598683871"/>
-      </c:lineChart>
-      <c:catAx>
-        <c:axId val="598683391"/>
-        <c:scaling>
-          <c:orientation val="minMax"/>
-        </c:scaling>
-        <c:delete val="0"/>
-        <c:axPos val="b"/>
-        <c:numFmt formatCode="General" sourceLinked="1"/>
-        <c:majorTickMark val="none"/>
-        <c:minorTickMark val="none"/>
-        <c:tickLblPos val="nextTo"/>
-        <c:spPr>
-          <a:noFill/>
-          <a:ln w="9525" cap="flat" cmpd="sng" algn="ctr">
-            <a:solidFill>
-              <a:schemeClr val="tx1">
-                <a:lumMod val="15000"/>
-                <a:lumOff val="85000"/>
-              </a:schemeClr>
-            </a:solidFill>
-            <a:round/>
-          </a:ln>
-          <a:effectLst/>
-        </c:spPr>
-        <c:txPr>
-          <a:bodyPr rot="-60000000" spcFirstLastPara="1" vertOverflow="ellipsis" vert="horz" wrap="square" anchor="ctr" anchorCtr="1"/>
-          <a:lstStyle/>
-          <a:p>
-            <a:pPr>
-              <a:defRPr sz="900" b="0" i="0" u="none" strike="noStrike" kern="1200" baseline="0">
-                <a:solidFill>
-                  <a:schemeClr val="tx1">
-                    <a:lumMod val="65000"/>
-                    <a:lumOff val="35000"/>
-                  </a:schemeClr>
-                </a:solidFill>
-                <a:latin typeface="+mn-lt"/>
-                <a:ea typeface="+mn-ea"/>
-                <a:cs typeface="+mn-cs"/>
-              </a:defRPr>
-            </a:pPr>
-            <a:endParaRPr lang="en-US"/>
-          </a:p>
-        </c:txPr>
-        <c:crossAx val="598683871"/>
-        <c:crosses val="autoZero"/>
-        <c:auto val="1"/>
-        <c:lblAlgn val="ctr"/>
-        <c:lblOffset val="100"/>
-        <c:noMultiLvlLbl val="0"/>
-      </c:catAx>
-      <c:valAx>
-        <c:axId val="598683871"/>
-        <c:scaling>
-          <c:orientation val="minMax"/>
-        </c:scaling>
-        <c:delete val="0"/>
-        <c:axPos val="l"/>
-        <c:majorGridlines>
-          <c:spPr>
-            <a:ln w="9525" cap="flat" cmpd="sng" algn="ctr">
-              <a:solidFill>
-                <a:schemeClr val="tx1">
-                  <a:lumMod val="15000"/>
-                  <a:lumOff val="85000"/>
-                </a:schemeClr>
-              </a:solidFill>
-              <a:round/>
-            </a:ln>
-            <a:effectLst/>
-          </c:spPr>
-        </c:majorGridlines>
-        <c:numFmt formatCode="#,##0" sourceLinked="1"/>
-        <c:majorTickMark val="none"/>
-        <c:minorTickMark val="none"/>
-        <c:tickLblPos val="nextTo"/>
-        <c:spPr>
-          <a:noFill/>
-          <a:ln>
-            <a:noFill/>
-          </a:ln>
-          <a:effectLst/>
-        </c:spPr>
-        <c:txPr>
-          <a:bodyPr rot="-60000000" spcFirstLastPara="1" vertOverflow="ellipsis" vert="horz" wrap="square" anchor="ctr" anchorCtr="1"/>
-          <a:lstStyle/>
-          <a:p>
-            <a:pPr>
-              <a:defRPr sz="900" b="0" i="0" u="none" strike="noStrike" kern="1200" baseline="0">
-                <a:solidFill>
-                  <a:schemeClr val="tx1">
-                    <a:lumMod val="65000"/>
-                    <a:lumOff val="35000"/>
-                  </a:schemeClr>
-                </a:solidFill>
-                <a:latin typeface="+mn-lt"/>
-                <a:ea typeface="+mn-ea"/>
-                <a:cs typeface="+mn-cs"/>
-              </a:defRPr>
-            </a:pPr>
-            <a:endParaRPr lang="en-US"/>
-          </a:p>
-        </c:txPr>
-        <c:crossAx val="598683391"/>
-        <c:crosses val="autoZero"/>
-        <c:crossBetween val="between"/>
-      </c:valAx>
-      <c:spPr>
-        <a:noFill/>
-        <a:ln>
-          <a:noFill/>
-        </a:ln>
-        <a:effectLst/>
-      </c:spPr>
-    </c:plotArea>
-    <c:legend>
-      <c:legendPos val="b"/>
-      <c:overlay val="0"/>
-      <c:spPr>
-        <a:noFill/>
-        <a:ln>
-          <a:noFill/>
-        </a:ln>
-        <a:effectLst/>
-      </c:spPr>
-      <c:txPr>
-        <a:bodyPr rot="0" spcFirstLastPara="1" vertOverflow="ellipsis" vert="horz" wrap="square" anchor="ctr" anchorCtr="1"/>
-        <a:lstStyle/>
-        <a:p>
-          <a:pPr>
-            <a:defRPr sz="900" b="0" i="0" u="none" strike="noStrike" kern="1200" baseline="0">
-              <a:solidFill>
-                <a:schemeClr val="tx1">
-                  <a:lumMod val="65000"/>
-                  <a:lumOff val="35000"/>
-                </a:schemeClr>
-              </a:solidFill>
-              <a:latin typeface="+mn-lt"/>
-              <a:ea typeface="+mn-ea"/>
-              <a:cs typeface="+mn-cs"/>
-            </a:defRPr>
-          </a:pPr>
-          <a:endParaRPr lang="en-US"/>
-        </a:p>
-      </c:txPr>
-    </c:legend>
-    <c:plotVisOnly val="1"/>
-    <c:dispBlanksAs val="gap"/>
-    <c:showDLblsOverMax val="0"/>
-    <c:extLst>
-      <c:ext xmlns:c16r3="http://schemas.microsoft.com/office/drawing/2017/03/chart" uri="{56B9EC1D-385E-4148-901F-78D8002777C0}">
-        <c16r3:dataDisplayOptions16>
-          <c16r3:dispNaAsBlank val="1"/>
-        </c16r3:dataDisplayOptions16>
-      </c:ext>
-    </c:extLst>
-  </c:chart>
-  <c:spPr>
-    <a:solidFill>
-      <a:schemeClr val="bg1"/>
-    </a:solidFill>
-    <a:ln w="9525" cap="flat" cmpd="sng" algn="ctr">
-      <a:solidFill>
-        <a:schemeClr val="tx1">
-          <a:lumMod val="15000"/>
-          <a:lumOff val="85000"/>
-        </a:schemeClr>
-      </a:solidFill>
-      <a:round/>
-    </a:ln>
-    <a:effectLst/>
-  </c:spPr>
-  <c:txPr>
-    <a:bodyPr/>
-    <a:lstStyle/>
-    <a:p>
-      <a:pPr>
-        <a:defRPr/>
-      </a:pPr>
-      <a:endParaRPr lang="en-US"/>
-    </a:p>
-  </c:txPr>
-  <c:externalData r:id="rId3">
-    <c:autoUpdate val="0"/>
-  </c:externalData>
-</c:chartSpace>
-</file>
-
-<file path=word/charts/colors1.xml><?xml version="1.0" encoding="utf-8"?>
-<cs:colorStyle xmlns:cs="http://schemas.microsoft.com/office/drawing/2012/chartStyle" xmlns:a="http://schemas.openxmlformats.org/drawingml/2006/main" meth="withinLinear" id="16">
-  <a:schemeClr val="accent3"/>
-</cs:colorStyle>
-</file>
-
-<file path=word/charts/colors2.xml><?xml version="1.0" encoding="utf-8"?>
-<cs:colorStyle xmlns:cs="http://schemas.microsoft.com/office/drawing/2012/chartStyle" xmlns:a="http://schemas.openxmlformats.org/drawingml/2006/main" meth="cycle" id="10">
-  <a:schemeClr val="accent1"/>
-  <a:schemeClr val="accent2"/>
-  <a:schemeClr val="accent3"/>
-  <a:schemeClr val="accent4"/>
-  <a:schemeClr val="accent5"/>
-  <a:schemeClr val="accent6"/>
-  <cs:variation/>
-  <cs:variation>
-    <a:lumMod val="60000"/>
-  </cs:variation>
-  <cs:variation>
-    <a:lumMod val="80000"/>
-    <a:lumOff val="20000"/>
-  </cs:variation>
-  <cs:variation>
-    <a:lumMod val="80000"/>
-  </cs:variation>
-  <cs:variation>
-    <a:lumMod val="60000"/>
-    <a:lumOff val="40000"/>
-  </cs:variation>
-  <cs:variation>
-    <a:lumMod val="50000"/>
-  </cs:variation>
-  <cs:variation>
-    <a:lumMod val="70000"/>
-    <a:lumOff val="30000"/>
-  </cs:variation>
-  <cs:variation>
-    <a:lumMod val="70000"/>
-  </cs:variation>
-  <cs:variation>
-    <a:lumMod val="50000"/>
-    <a:lumOff val="50000"/>
-  </cs:variation>
-</cs:colorStyle>
-</file>
-
-<file path=word/charts/style1.xml><?xml version="1.0" encoding="utf-8"?>
-<cs:chartStyle xmlns:cs="http://schemas.microsoft.com/office/drawing/2012/chartStyle" xmlns:a="http://schemas.openxmlformats.org/drawingml/2006/main" id="332">
-  <cs:axisTitle>
-    <cs:lnRef idx="0"/>
-    <cs:fillRef idx="0"/>
-    <cs:effectRef idx="0"/>
-    <cs:fontRef idx="minor">
-      <a:schemeClr val="tx1">
-        <a:lumMod val="65000"/>
-        <a:lumOff val="35000"/>
-      </a:schemeClr>
-    </cs:fontRef>
-    <cs:defRPr sz="1000" kern="1200"/>
-  </cs:axisTitle>
-  <cs:categoryAxis>
-    <cs:lnRef idx="0"/>
-    <cs:fillRef idx="0"/>
-    <cs:effectRef idx="0"/>
-    <cs:fontRef idx="minor">
-      <a:schemeClr val="tx1">
-        <a:lumMod val="65000"/>
-        <a:lumOff val="35000"/>
-      </a:schemeClr>
-    </cs:fontRef>
-    <cs:spPr>
-      <a:ln w="9525" cap="flat" cmpd="sng" algn="ctr">
-        <a:solidFill>
-          <a:schemeClr val="tx1">
-            <a:lumMod val="15000"/>
-            <a:lumOff val="85000"/>
-          </a:schemeClr>
-        </a:solidFill>
-        <a:round/>
-      </a:ln>
-    </cs:spPr>
-    <cs:defRPr sz="900" kern="1200"/>
-  </cs:categoryAxis>
-  <cs:chartArea mods="allowNoFillOverride allowNoLineOverride">
-    <cs:lnRef idx="0"/>
-    <cs:fillRef idx="0"/>
-    <cs:effectRef idx="0"/>
-    <cs:fontRef idx="minor">
-      <a:schemeClr val="tx1"/>
-    </cs:fontRef>
-    <cs:spPr>
-      <a:solidFill>
-        <a:schemeClr val="bg1"/>
-      </a:solidFill>
-      <a:ln w="9525" cap="flat" cmpd="sng" algn="ctr">
-        <a:solidFill>
-          <a:schemeClr val="tx1">
-            <a:lumMod val="15000"/>
-            <a:lumOff val="85000"/>
-          </a:schemeClr>
-        </a:solidFill>
-        <a:round/>
-      </a:ln>
-    </cs:spPr>
-    <cs:defRPr sz="1000" kern="1200"/>
-  </cs:chartArea>
-  <cs:dataLabel>
-    <cs:lnRef idx="0"/>
-    <cs:fillRef idx="0"/>
-    <cs:effectRef idx="0"/>
-    <cs:fontRef idx="minor">
-      <a:schemeClr val="tx1">
-        <a:lumMod val="75000"/>
-        <a:lumOff val="25000"/>
-      </a:schemeClr>
-    </cs:fontRef>
-    <cs:defRPr sz="900" kern="1200"/>
-  </cs:dataLabel>
-  <cs:dataLabelCallout>
-    <cs:lnRef idx="0"/>
-    <cs:fillRef idx="0"/>
-    <cs:effectRef idx="0"/>
-    <cs:fontRef idx="minor">
-      <a:schemeClr val="dk1">
-        <a:lumMod val="65000"/>
-        <a:lumOff val="35000"/>
-      </a:schemeClr>
-    </cs:fontRef>
-    <cs:spPr>
-      <a:solidFill>
-        <a:schemeClr val="lt1"/>
-      </a:solidFill>
-      <a:ln>
-        <a:solidFill>
-          <a:schemeClr val="dk1">
-            <a:lumMod val="25000"/>
-            <a:lumOff val="75000"/>
-          </a:schemeClr>
-        </a:solidFill>
-      </a:ln>
-    </cs:spPr>
-    <cs:defRPr sz="900" kern="1200"/>
-    <cs:bodyPr rot="0" spcFirstLastPara="1" vertOverflow="clip" horzOverflow="clip" vert="horz" wrap="square" lIns="36576" tIns="18288" rIns="36576" bIns="18288" anchor="ctr" anchorCtr="1">
-      <a:spAutoFit/>
-    </cs:bodyPr>
-  </cs:dataLabelCallout>
-  <cs:dataPoint>
-    <cs:lnRef idx="0"/>
-    <cs:fillRef idx="1">
-      <cs:styleClr val="auto"/>
-    </cs:fillRef>
-    <cs:effectRef idx="0"/>
-    <cs:fontRef idx="minor">
-      <a:schemeClr val="tx1"/>
-    </cs:fontRef>
-  </cs:dataPoint>
-  <cs:dataPoint3D>
-    <cs:lnRef idx="0"/>
-    <cs:fillRef idx="1">
-      <cs:styleClr val="auto"/>
-    </cs:fillRef>
-    <cs:effectRef idx="0"/>
-    <cs:fontRef idx="minor">
-      <a:schemeClr val="tx1"/>
-    </cs:fontRef>
-  </cs:dataPoint3D>
-  <cs:dataPointLine>
-    <cs:lnRef idx="0">
-      <cs:styleClr val="auto"/>
-    </cs:lnRef>
-    <cs:fillRef idx="1"/>
-    <cs:effectRef idx="0"/>
-    <cs:fontRef idx="minor">
-      <a:schemeClr val="tx1"/>
-    </cs:fontRef>
-    <cs:spPr>
-      <a:ln w="28575" cap="rnd">
-        <a:solidFill>
-          <a:schemeClr val="phClr"/>
-        </a:solidFill>
-        <a:round/>
-      </a:ln>
-    </cs:spPr>
-  </cs:dataPointLine>
-  <cs:dataPointMarker>
-    <cs:lnRef idx="0">
-      <cs:styleClr val="auto"/>
-    </cs:lnRef>
-    <cs:fillRef idx="1">
-      <cs:styleClr val="auto"/>
-    </cs:fillRef>
-    <cs:effectRef idx="0"/>
-    <cs:fontRef idx="minor">
-      <a:schemeClr val="tx1"/>
-    </cs:fontRef>
-    <cs:spPr>
-      <a:ln w="9525">
-        <a:solidFill>
-          <a:schemeClr val="phClr"/>
-        </a:solidFill>
-      </a:ln>
-    </cs:spPr>
-  </cs:dataPointMarker>
-  <cs:dataPointMarkerLayout symbol="circle" size="5"/>
-  <cs:dataPointWireframe>
-    <cs:lnRef idx="0">
-      <cs:styleClr val="auto"/>
-    </cs:lnRef>
-    <cs:fillRef idx="1"/>
-    <cs:effectRef idx="0"/>
-    <cs:fontRef idx="minor">
-      <a:schemeClr val="tx1"/>
-    </cs:fontRef>
-    <cs:spPr>
-      <a:ln w="9525" cap="rnd">
-        <a:solidFill>
-          <a:schemeClr val="phClr"/>
-        </a:solidFill>
-        <a:round/>
-      </a:ln>
-    </cs:spPr>
-  </cs:dataPointWireframe>
-  <cs:dataTable>
-    <cs:lnRef idx="0"/>
-    <cs:fillRef idx="0"/>
-    <cs:effectRef idx="0"/>
-    <cs:fontRef idx="minor">
-      <a:schemeClr val="tx1">
-        <a:lumMod val="65000"/>
-        <a:lumOff val="35000"/>
-      </a:schemeClr>
-    </cs:fontRef>
-    <cs:spPr>
-      <a:noFill/>
-      <a:ln w="9525" cap="flat" cmpd="sng" algn="ctr">
-        <a:solidFill>
-          <a:schemeClr val="tx1">
-            <a:lumMod val="15000"/>
-            <a:lumOff val="85000"/>
-          </a:schemeClr>
-        </a:solidFill>
-        <a:round/>
-      </a:ln>
-    </cs:spPr>
-    <cs:defRPr sz="900" kern="1200"/>
-  </cs:dataTable>
-  <cs:downBar>
-    <cs:lnRef idx="0"/>
-    <cs:fillRef idx="0"/>
-    <cs:effectRef idx="0"/>
-    <cs:fontRef idx="minor">
-      <a:schemeClr val="dk1"/>
-    </cs:fontRef>
-    <cs:spPr>
-      <a:solidFill>
-        <a:schemeClr val="dk1">
-          <a:lumMod val="65000"/>
-          <a:lumOff val="35000"/>
-        </a:schemeClr>
-      </a:solidFill>
-      <a:ln w="9525">
-        <a:solidFill>
-          <a:schemeClr val="tx1">
-            <a:lumMod val="65000"/>
-            <a:lumOff val="35000"/>
-          </a:schemeClr>
-        </a:solidFill>
-      </a:ln>
-    </cs:spPr>
-  </cs:downBar>
-  <cs:dropLine>
-    <cs:lnRef idx="0"/>
-    <cs:fillRef idx="0"/>
-    <cs:effectRef idx="0"/>
-    <cs:fontRef idx="minor">
-      <a:schemeClr val="tx1"/>
-    </cs:fontRef>
-    <cs:spPr>
-      <a:ln w="9525" cap="flat" cmpd="sng" algn="ctr">
-        <a:solidFill>
-          <a:schemeClr val="tx1">
-            <a:lumMod val="35000"/>
-            <a:lumOff val="65000"/>
-          </a:schemeClr>
-        </a:solidFill>
-        <a:round/>
-      </a:ln>
-    </cs:spPr>
-  </cs:dropLine>
-  <cs:errorBar>
-    <cs:lnRef idx="0"/>
-    <cs:fillRef idx="0"/>
-    <cs:effectRef idx="0"/>
-    <cs:fontRef idx="minor">
-      <a:schemeClr val="tx1"/>
-    </cs:fontRef>
-    <cs:spPr>
-      <a:ln w="9525" cap="flat" cmpd="sng" algn="ctr">
-        <a:solidFill>
-          <a:schemeClr val="tx1">
-            <a:lumMod val="65000"/>
-            <a:lumOff val="35000"/>
-          </a:schemeClr>
-        </a:solidFill>
-        <a:round/>
-      </a:ln>
-    </cs:spPr>
-  </cs:errorBar>
-  <cs:floor>
-    <cs:lnRef idx="0"/>
-    <cs:fillRef idx="0"/>
-    <cs:effectRef idx="0"/>
-    <cs:fontRef idx="minor">
-      <a:schemeClr val="tx1"/>
-    </cs:fontRef>
-    <cs:spPr>
-      <a:noFill/>
-      <a:ln>
-        <a:noFill/>
-      </a:ln>
-    </cs:spPr>
-  </cs:floor>
-  <cs:gridlineMajor>
-    <cs:lnRef idx="0"/>
-    <cs:fillRef idx="0"/>
-    <cs:effectRef idx="0"/>
-    <cs:fontRef idx="minor">
-      <a:schemeClr val="tx1"/>
-    </cs:fontRef>
-    <cs:spPr>
-      <a:ln w="9525" cap="flat" cmpd="sng" algn="ctr">
-        <a:solidFill>
-          <a:schemeClr val="tx1">
-            <a:lumMod val="15000"/>
-            <a:lumOff val="85000"/>
-          </a:schemeClr>
-        </a:solidFill>
-        <a:round/>
-      </a:ln>
-    </cs:spPr>
-  </cs:gridlineMajor>
-  <cs:gridlineMinor>
-    <cs:lnRef idx="0"/>
-    <cs:fillRef idx="0"/>
-    <cs:effectRef idx="0"/>
-    <cs:fontRef idx="minor">
-      <a:schemeClr val="tx1"/>
-    </cs:fontRef>
-    <cs:spPr>
-      <a:ln w="9525" cap="flat" cmpd="sng" algn="ctr">
-        <a:solidFill>
-          <a:schemeClr val="tx1">
-            <a:lumMod val="5000"/>
-            <a:lumOff val="95000"/>
-          </a:schemeClr>
-        </a:solidFill>
-        <a:round/>
-      </a:ln>
-    </cs:spPr>
-  </cs:gridlineMinor>
-  <cs:hiLoLine>
-    <cs:lnRef idx="0"/>
-    <cs:fillRef idx="0"/>
-    <cs:effectRef idx="0"/>
-    <cs:fontRef idx="minor">
-      <a:schemeClr val="tx1"/>
-    </cs:fontRef>
-    <cs:spPr>
-      <a:ln w="9525" cap="flat" cmpd="sng" algn="ctr">
-        <a:solidFill>
-          <a:schemeClr val="tx1">
-            <a:lumMod val="75000"/>
-            <a:lumOff val="25000"/>
-          </a:schemeClr>
-        </a:solidFill>
-        <a:round/>
-      </a:ln>
-    </cs:spPr>
-  </cs:hiLoLine>
-  <cs:leaderLine>
-    <cs:lnRef idx="0"/>
-    <cs:fillRef idx="0"/>
-    <cs:effectRef idx="0"/>
-    <cs:fontRef idx="minor">
-      <a:schemeClr val="tx1"/>
-    </cs:fontRef>
-    <cs:spPr>
-      <a:ln w="9525" cap="flat" cmpd="sng" algn="ctr">
-        <a:solidFill>
-          <a:schemeClr val="tx1">
-            <a:lumMod val="35000"/>
-            <a:lumOff val="65000"/>
-          </a:schemeClr>
-        </a:solidFill>
-        <a:round/>
-      </a:ln>
-    </cs:spPr>
-  </cs:leaderLine>
-  <cs:legend>
-    <cs:lnRef idx="0"/>
-    <cs:fillRef idx="0"/>
-    <cs:effectRef idx="0"/>
-    <cs:fontRef idx="minor">
-      <a:schemeClr val="tx1">
-        <a:lumMod val="65000"/>
-        <a:lumOff val="35000"/>
-      </a:schemeClr>
-    </cs:fontRef>
-    <cs:defRPr sz="900" kern="1200"/>
-  </cs:legend>
-  <cs:plotArea mods="allowNoFillOverride allowNoLineOverride">
-    <cs:lnRef idx="0"/>
-    <cs:fillRef idx="0"/>
-    <cs:effectRef idx="0"/>
-    <cs:fontRef idx="minor">
-      <a:schemeClr val="tx1"/>
-    </cs:fontRef>
-  </cs:plotArea>
-  <cs:plotArea3D mods="allowNoFillOverride allowNoLineOverride">
-    <cs:lnRef idx="0"/>
-    <cs:fillRef idx="0"/>
-    <cs:effectRef idx="0"/>
-    <cs:fontRef idx="minor">
-      <a:schemeClr val="tx1"/>
-    </cs:fontRef>
-  </cs:plotArea3D>
-  <cs:seriesAxis>
-    <cs:lnRef idx="0"/>
-    <cs:fillRef idx="0"/>
-    <cs:effectRef idx="0"/>
-    <cs:fontRef idx="minor">
-      <a:schemeClr val="tx1">
-        <a:lumMod val="65000"/>
-        <a:lumOff val="35000"/>
-      </a:schemeClr>
-    </cs:fontRef>
-    <cs:defRPr sz="900" kern="1200"/>
-  </cs:seriesAxis>
-  <cs:seriesLine>
-    <cs:lnRef idx="0"/>
-    <cs:fillRef idx="0"/>
-    <cs:effectRef idx="0"/>
-    <cs:fontRef idx="minor">
-      <a:schemeClr val="tx1"/>
-    </cs:fontRef>
-    <cs:spPr>
-      <a:ln w="9525" cap="flat" cmpd="sng" algn="ctr">
-        <a:solidFill>
-          <a:schemeClr val="tx1">
-            <a:lumMod val="35000"/>
-            <a:lumOff val="65000"/>
-          </a:schemeClr>
-        </a:solidFill>
-        <a:round/>
-      </a:ln>
-    </cs:spPr>
-  </cs:seriesLine>
-  <cs:title>
-    <cs:lnRef idx="0"/>
-    <cs:fillRef idx="0"/>
-    <cs:effectRef idx="0"/>
-    <cs:fontRef idx="minor">
-      <a:schemeClr val="tx1">
-        <a:lumMod val="65000"/>
-        <a:lumOff val="35000"/>
-      </a:schemeClr>
-    </cs:fontRef>
-    <cs:defRPr sz="1400" b="0" kern="1200" spc="0" baseline="0"/>
-  </cs:title>
-  <cs:trendline>
-    <cs:lnRef idx="0">
-      <cs:styleClr val="auto"/>
-    </cs:lnRef>
-    <cs:fillRef idx="0"/>
-    <cs:effectRef idx="0"/>
-    <cs:fontRef idx="minor">
-      <a:schemeClr val="tx1"/>
-    </cs:fontRef>
-    <cs:spPr>
-      <a:ln w="19050" cap="rnd">
-        <a:solidFill>
-          <a:schemeClr val="phClr"/>
-        </a:solidFill>
-        <a:prstDash val="sysDot"/>
-      </a:ln>
-    </cs:spPr>
-  </cs:trendline>
-  <cs:trendlineLabel>
-    <cs:lnRef idx="0"/>
-    <cs:fillRef idx="0"/>
-    <cs:effectRef idx="0"/>
-    <cs:fontRef idx="minor">
-      <a:schemeClr val="tx1">
-        <a:lumMod val="65000"/>
-        <a:lumOff val="35000"/>
-      </a:schemeClr>
-    </cs:fontRef>
-    <cs:defRPr sz="900" kern="1200"/>
-  </cs:trendlineLabel>
-  <cs:upBar>
-    <cs:lnRef idx="0"/>
-    <cs:fillRef idx="0"/>
-    <cs:effectRef idx="0"/>
-    <cs:fontRef idx="minor">
-      <a:schemeClr val="dk1"/>
-    </cs:fontRef>
-    <cs:spPr>
-      <a:solidFill>
-        <a:schemeClr val="lt1"/>
-      </a:solidFill>
-      <a:ln w="9525">
-        <a:solidFill>
-          <a:schemeClr val="tx1">
-            <a:lumMod val="15000"/>
-            <a:lumOff val="85000"/>
-          </a:schemeClr>
-        </a:solidFill>
-      </a:ln>
-    </cs:spPr>
-  </cs:upBar>
-  <cs:valueAxis>
-    <cs:lnRef idx="0"/>
-    <cs:fillRef idx="0"/>
-    <cs:effectRef idx="0"/>
-    <cs:fontRef idx="minor">
-      <a:schemeClr val="tx1">
-        <a:lumMod val="65000"/>
-        <a:lumOff val="35000"/>
-      </a:schemeClr>
-    </cs:fontRef>
-    <cs:defRPr sz="900" kern="1200"/>
-  </cs:valueAxis>
-  <cs:wall>
-    <cs:lnRef idx="0"/>
-    <cs:fillRef idx="0"/>
-    <cs:effectRef idx="0"/>
-    <cs:fontRef idx="minor">
-      <a:schemeClr val="tx1"/>
-    </cs:fontRef>
-    <cs:spPr>
-      <a:noFill/>
-      <a:ln>
-        <a:noFill/>
-      </a:ln>
-    </cs:spPr>
-  </cs:wall>
-</cs:chartStyle>
-</file>
-
-<file path=word/charts/style2.xml><?xml version="1.0" encoding="utf-8"?>
-<cs:chartStyle xmlns:cs="http://schemas.microsoft.com/office/drawing/2012/chartStyle" xmlns:a="http://schemas.openxmlformats.org/drawingml/2006/main" id="227">
-  <cs:axisTitle>
-    <cs:lnRef idx="0"/>
-    <cs:fillRef idx="0"/>
-    <cs:effectRef idx="0"/>
-    <cs:fontRef idx="minor">
-      <a:schemeClr val="tx1">
-        <a:lumMod val="65000"/>
-        <a:lumOff val="35000"/>
-      </a:schemeClr>
-    </cs:fontRef>
-    <cs:defRPr sz="1000" kern="1200"/>
-  </cs:axisTitle>
-  <cs:categoryAxis>
-    <cs:lnRef idx="0"/>
-    <cs:fillRef idx="0"/>
-    <cs:effectRef idx="0"/>
-    <cs:fontRef idx="minor">
-      <a:schemeClr val="tx1">
-        <a:lumMod val="65000"/>
-        <a:lumOff val="35000"/>
-      </a:schemeClr>
-    </cs:fontRef>
-    <cs:spPr>
-      <a:ln w="9525" cap="flat" cmpd="sng" algn="ctr">
-        <a:solidFill>
-          <a:schemeClr val="tx1">
-            <a:lumMod val="15000"/>
-            <a:lumOff val="85000"/>
-          </a:schemeClr>
-        </a:solidFill>
-        <a:round/>
-      </a:ln>
-    </cs:spPr>
-    <cs:defRPr sz="900" kern="1200"/>
-  </cs:categoryAxis>
-  <cs:chartArea mods="allowNoFillOverride allowNoLineOverride">
-    <cs:lnRef idx="0"/>
-    <cs:fillRef idx="0"/>
-    <cs:effectRef idx="0"/>
-    <cs:fontRef idx="minor">
-      <a:schemeClr val="tx1"/>
-    </cs:fontRef>
-    <cs:spPr>
-      <a:solidFill>
-        <a:schemeClr val="bg1"/>
-      </a:solidFill>
-      <a:ln w="9525" cap="flat" cmpd="sng" algn="ctr">
-        <a:solidFill>
-          <a:schemeClr val="tx1">
-            <a:lumMod val="15000"/>
-            <a:lumOff val="85000"/>
-          </a:schemeClr>
-        </a:solidFill>
-        <a:round/>
-      </a:ln>
-    </cs:spPr>
-    <cs:defRPr sz="1000" kern="1200"/>
-  </cs:chartArea>
-  <cs:dataLabel>
-    <cs:lnRef idx="0"/>
-    <cs:fillRef idx="0"/>
-    <cs:effectRef idx="0"/>
-    <cs:fontRef idx="minor">
-      <a:schemeClr val="tx1">
-        <a:lumMod val="75000"/>
-        <a:lumOff val="25000"/>
-      </a:schemeClr>
-    </cs:fontRef>
-    <cs:defRPr sz="900" kern="1200"/>
-  </cs:dataLabel>
-  <cs:dataLabelCallout>
-    <cs:lnRef idx="0"/>
-    <cs:fillRef idx="0"/>
-    <cs:effectRef idx="0"/>
-    <cs:fontRef idx="minor">
-      <a:schemeClr val="dk1">
-        <a:lumMod val="65000"/>
-        <a:lumOff val="35000"/>
-      </a:schemeClr>
-    </cs:fontRef>
-    <cs:spPr>
-      <a:solidFill>
-        <a:schemeClr val="lt1"/>
-      </a:solidFill>
-      <a:ln>
-        <a:solidFill>
-          <a:schemeClr val="dk1">
-            <a:lumMod val="25000"/>
-            <a:lumOff val="75000"/>
-          </a:schemeClr>
-        </a:solidFill>
-      </a:ln>
-    </cs:spPr>
-    <cs:defRPr sz="900" kern="1200"/>
-    <cs:bodyPr rot="0" spcFirstLastPara="1" vertOverflow="clip" horzOverflow="clip" vert="horz" wrap="square" lIns="36576" tIns="18288" rIns="36576" bIns="18288" anchor="ctr" anchorCtr="1">
-      <a:spAutoFit/>
-    </cs:bodyPr>
-  </cs:dataLabelCallout>
-  <cs:dataPoint>
-    <cs:lnRef idx="0"/>
-    <cs:fillRef idx="1">
-      <cs:styleClr val="auto"/>
-    </cs:fillRef>
-    <cs:effectRef idx="0"/>
-    <cs:fontRef idx="minor">
-      <a:schemeClr val="tx1"/>
-    </cs:fontRef>
-    <cs:spPr>
-      <a:solidFill>
-        <a:schemeClr val="phClr"/>
-      </a:solidFill>
-    </cs:spPr>
-  </cs:dataPoint>
-  <cs:dataPoint3D>
-    <cs:lnRef idx="0"/>
-    <cs:fillRef idx="1">
-      <cs:styleClr val="auto"/>
-    </cs:fillRef>
-    <cs:effectRef idx="0"/>
-    <cs:fontRef idx="minor">
-      <a:schemeClr val="tx1"/>
-    </cs:fontRef>
-    <cs:spPr>
-      <a:solidFill>
-        <a:schemeClr val="phClr"/>
-      </a:solidFill>
-    </cs:spPr>
-  </cs:dataPoint3D>
-  <cs:dataPointLine>
-    <cs:lnRef idx="0">
-      <cs:styleClr val="auto"/>
-    </cs:lnRef>
-    <cs:fillRef idx="1"/>
-    <cs:effectRef idx="0"/>
-    <cs:fontRef idx="minor">
-      <a:schemeClr val="tx1"/>
-    </cs:fontRef>
-    <cs:spPr>
-      <a:ln w="28575" cap="rnd">
-        <a:solidFill>
-          <a:schemeClr val="phClr"/>
-        </a:solidFill>
-        <a:round/>
-      </a:ln>
-    </cs:spPr>
-  </cs:dataPointLine>
-  <cs:dataPointMarker>
-    <cs:lnRef idx="0">
-      <cs:styleClr val="auto"/>
-    </cs:lnRef>
-    <cs:fillRef idx="1">
-      <cs:styleClr val="auto"/>
-    </cs:fillRef>
-    <cs:effectRef idx="0"/>
-    <cs:fontRef idx="minor">
-      <a:schemeClr val="tx1"/>
-    </cs:fontRef>
-    <cs:spPr>
-      <a:solidFill>
-        <a:schemeClr val="phClr"/>
-      </a:solidFill>
-      <a:ln w="9525">
-        <a:solidFill>
-          <a:schemeClr val="phClr"/>
-        </a:solidFill>
-      </a:ln>
-    </cs:spPr>
-  </cs:dataPointMarker>
-  <cs:dataPointMarkerLayout symbol="circle" size="5"/>
-  <cs:dataPointWireframe>
-    <cs:lnRef idx="0">
-      <cs:styleClr val="auto"/>
-    </cs:lnRef>
-    <cs:fillRef idx="1"/>
-    <cs:effectRef idx="0"/>
-    <cs:fontRef idx="minor">
-      <a:schemeClr val="tx1"/>
-    </cs:fontRef>
-    <cs:spPr>
-      <a:ln w="9525" cap="rnd">
-        <a:solidFill>
-          <a:schemeClr val="phClr"/>
-        </a:solidFill>
-        <a:round/>
-      </a:ln>
-    </cs:spPr>
-  </cs:dataPointWireframe>
-  <cs:dataTable>
-    <cs:lnRef idx="0"/>
-    <cs:fillRef idx="0"/>
-    <cs:effectRef idx="0"/>
-    <cs:fontRef idx="minor">
-      <a:schemeClr val="tx1">
-        <a:lumMod val="65000"/>
-        <a:lumOff val="35000"/>
-      </a:schemeClr>
-    </cs:fontRef>
-    <cs:spPr>
-      <a:noFill/>
-      <a:ln w="9525" cap="flat" cmpd="sng" algn="ctr">
-        <a:solidFill>
-          <a:schemeClr val="tx1">
-            <a:lumMod val="15000"/>
-            <a:lumOff val="85000"/>
-          </a:schemeClr>
-        </a:solidFill>
-        <a:round/>
-      </a:ln>
-    </cs:spPr>
-    <cs:defRPr sz="900" kern="1200"/>
-  </cs:dataTable>
-  <cs:downBar>
-    <cs:lnRef idx="0"/>
-    <cs:fillRef idx="0"/>
-    <cs:effectRef idx="0"/>
-    <cs:fontRef idx="minor">
-      <a:schemeClr val="dk1"/>
-    </cs:fontRef>
-    <cs:spPr>
-      <a:solidFill>
-        <a:schemeClr val="dk1">
-          <a:lumMod val="65000"/>
-          <a:lumOff val="35000"/>
-        </a:schemeClr>
-      </a:solidFill>
-      <a:ln w="9525">
-        <a:solidFill>
-          <a:schemeClr val="tx1">
-            <a:lumMod val="65000"/>
-            <a:lumOff val="35000"/>
-          </a:schemeClr>
-        </a:solidFill>
-      </a:ln>
-    </cs:spPr>
-  </cs:downBar>
-  <cs:dropLine>
-    <cs:lnRef idx="0"/>
-    <cs:fillRef idx="0"/>
-    <cs:effectRef idx="0"/>
-    <cs:fontRef idx="minor">
-      <a:schemeClr val="tx1"/>
-    </cs:fontRef>
-    <cs:spPr>
-      <a:ln w="9525" cap="flat" cmpd="sng" algn="ctr">
-        <a:solidFill>
-          <a:schemeClr val="tx1">
-            <a:lumMod val="35000"/>
-            <a:lumOff val="65000"/>
-          </a:schemeClr>
-        </a:solidFill>
-        <a:round/>
-      </a:ln>
-    </cs:spPr>
-  </cs:dropLine>
-  <cs:errorBar>
-    <cs:lnRef idx="0"/>
-    <cs:fillRef idx="0"/>
-    <cs:effectRef idx="0"/>
-    <cs:fontRef idx="minor">
-      <a:schemeClr val="tx1"/>
-    </cs:fontRef>
-    <cs:spPr>
-      <a:ln w="9525" cap="flat" cmpd="sng" algn="ctr">
-        <a:solidFill>
-          <a:schemeClr val="tx1">
-            <a:lumMod val="65000"/>
-            <a:lumOff val="35000"/>
-          </a:schemeClr>
-        </a:solidFill>
-        <a:round/>
-      </a:ln>
-    </cs:spPr>
-  </cs:errorBar>
-  <cs:floor>
-    <cs:lnRef idx="0"/>
-    <cs:fillRef idx="0"/>
-    <cs:effectRef idx="0"/>
-    <cs:fontRef idx="minor">
-      <a:schemeClr val="tx1"/>
-    </cs:fontRef>
-    <cs:spPr>
-      <a:noFill/>
-      <a:ln>
-        <a:noFill/>
-      </a:ln>
-    </cs:spPr>
-  </cs:floor>
-  <cs:gridlineMajor>
-    <cs:lnRef idx="0"/>
-    <cs:fillRef idx="0"/>
-    <cs:effectRef idx="0"/>
-    <cs:fontRef idx="minor">
-      <a:schemeClr val="tx1"/>
-    </cs:fontRef>
-    <cs:spPr>
-      <a:ln w="9525" cap="flat" cmpd="sng" algn="ctr">
-        <a:solidFill>
-          <a:schemeClr val="tx1">
-            <a:lumMod val="15000"/>
-            <a:lumOff val="85000"/>
-          </a:schemeClr>
-        </a:solidFill>
-        <a:round/>
-      </a:ln>
-    </cs:spPr>
-  </cs:gridlineMajor>
-  <cs:gridlineMinor>
-    <cs:lnRef idx="0"/>
-    <cs:fillRef idx="0"/>
-    <cs:effectRef idx="0"/>
-    <cs:fontRef idx="minor">
-      <a:schemeClr val="tx1"/>
-    </cs:fontRef>
-    <cs:spPr>
-      <a:ln w="9525" cap="flat" cmpd="sng" algn="ctr">
-        <a:solidFill>
-          <a:schemeClr val="tx1">
-            <a:lumMod val="5000"/>
-            <a:lumOff val="95000"/>
-          </a:schemeClr>
-        </a:solidFill>
-        <a:round/>
-      </a:ln>
-    </cs:spPr>
-  </cs:gridlineMinor>
-  <cs:hiLoLine>
-    <cs:lnRef idx="0"/>
-    <cs:fillRef idx="0"/>
-    <cs:effectRef idx="0"/>
-    <cs:fontRef idx="minor">
-      <a:schemeClr val="tx1"/>
-    </cs:fontRef>
-    <cs:spPr>
-      <a:ln w="9525" cap="flat" cmpd="sng" algn="ctr">
-        <a:solidFill>
-          <a:schemeClr val="tx1">
-            <a:lumMod val="75000"/>
-            <a:lumOff val="25000"/>
-          </a:schemeClr>
-        </a:solidFill>
-        <a:round/>
-      </a:ln>
-    </cs:spPr>
-  </cs:hiLoLine>
-  <cs:leaderLine>
-    <cs:lnRef idx="0"/>
-    <cs:fillRef idx="0"/>
-    <cs:effectRef idx="0"/>
-    <cs:fontRef idx="minor">
-      <a:schemeClr val="tx1"/>
-    </cs:fontRef>
-    <cs:spPr>
-      <a:ln w="9525" cap="flat" cmpd="sng" algn="ctr">
-        <a:solidFill>
-          <a:schemeClr val="tx1">
-            <a:lumMod val="35000"/>
-            <a:lumOff val="65000"/>
-          </a:schemeClr>
-        </a:solidFill>
-        <a:round/>
-      </a:ln>
-    </cs:spPr>
-  </cs:leaderLine>
-  <cs:legend>
-    <cs:lnRef idx="0"/>
-    <cs:fillRef idx="0"/>
-    <cs:effectRef idx="0"/>
-    <cs:fontRef idx="minor">
-      <a:schemeClr val="tx1">
-        <a:lumMod val="65000"/>
-        <a:lumOff val="35000"/>
-      </a:schemeClr>
-    </cs:fontRef>
-    <cs:defRPr sz="900" kern="1200"/>
-  </cs:legend>
-  <cs:plotArea mods="allowNoFillOverride allowNoLineOverride">
-    <cs:lnRef idx="0"/>
-    <cs:fillRef idx="0"/>
-    <cs:effectRef idx="0"/>
-    <cs:fontRef idx="minor">
-      <a:schemeClr val="tx1"/>
-    </cs:fontRef>
-  </cs:plotArea>
-  <cs:plotArea3D mods="allowNoFillOverride allowNoLineOverride">
-    <cs:lnRef idx="0"/>
-    <cs:fillRef idx="0"/>
-    <cs:effectRef idx="0"/>
-    <cs:fontRef idx="minor">
-      <a:schemeClr val="tx1"/>
-    </cs:fontRef>
-  </cs:plotArea3D>
-  <cs:seriesAxis>
-    <cs:lnRef idx="0"/>
-    <cs:fillRef idx="0"/>
-    <cs:effectRef idx="0"/>
-    <cs:fontRef idx="minor">
-      <a:schemeClr val="tx1">
-        <a:lumMod val="65000"/>
-        <a:lumOff val="35000"/>
-      </a:schemeClr>
-    </cs:fontRef>
-    <cs:defRPr sz="900" kern="1200"/>
-  </cs:seriesAxis>
-  <cs:seriesLine>
-    <cs:lnRef idx="0"/>
-    <cs:fillRef idx="0"/>
-    <cs:effectRef idx="0"/>
-    <cs:fontRef idx="minor">
-      <a:schemeClr val="tx1"/>
-    </cs:fontRef>
-    <cs:spPr>
-      <a:ln w="9525" cap="flat" cmpd="sng" algn="ctr">
-        <a:solidFill>
-          <a:schemeClr val="tx1">
-            <a:lumMod val="35000"/>
-            <a:lumOff val="65000"/>
-          </a:schemeClr>
-        </a:solidFill>
-        <a:round/>
-      </a:ln>
-    </cs:spPr>
-  </cs:seriesLine>
-  <cs:title>
-    <cs:lnRef idx="0"/>
-    <cs:fillRef idx="0"/>
-    <cs:effectRef idx="0"/>
-    <cs:fontRef idx="minor">
-      <a:schemeClr val="tx1">
-        <a:lumMod val="65000"/>
-        <a:lumOff val="35000"/>
-      </a:schemeClr>
-    </cs:fontRef>
-    <cs:defRPr sz="1400" b="0" kern="1200" spc="0" baseline="0"/>
-  </cs:title>
-  <cs:trendline>
-    <cs:lnRef idx="0">
-      <cs:styleClr val="auto"/>
-    </cs:lnRef>
-    <cs:fillRef idx="0"/>
-    <cs:effectRef idx="0"/>
-    <cs:fontRef idx="minor">
-      <a:schemeClr val="tx1"/>
-    </cs:fontRef>
-    <cs:spPr>
-      <a:ln w="19050" cap="rnd">
-        <a:solidFill>
-          <a:schemeClr val="phClr"/>
-        </a:solidFill>
-        <a:prstDash val="sysDot"/>
-      </a:ln>
-    </cs:spPr>
-  </cs:trendline>
-  <cs:trendlineLabel>
-    <cs:lnRef idx="0"/>
-    <cs:fillRef idx="0"/>
-    <cs:effectRef idx="0"/>
-    <cs:fontRef idx="minor">
-      <a:schemeClr val="tx1">
-        <a:lumMod val="65000"/>
-        <a:lumOff val="35000"/>
-      </a:schemeClr>
-    </cs:fontRef>
-    <cs:defRPr sz="900" kern="1200"/>
-  </cs:trendlineLabel>
-  <cs:upBar>
-    <cs:lnRef idx="0"/>
-    <cs:fillRef idx="0"/>
-    <cs:effectRef idx="0"/>
-    <cs:fontRef idx="minor">
-      <a:schemeClr val="dk1"/>
-    </cs:fontRef>
-    <cs:spPr>
-      <a:solidFill>
-        <a:schemeClr val="lt1"/>
-      </a:solidFill>
-      <a:ln w="9525">
-        <a:solidFill>
-          <a:schemeClr val="tx1">
-            <a:lumMod val="15000"/>
-            <a:lumOff val="85000"/>
-          </a:schemeClr>
-        </a:solidFill>
-      </a:ln>
-    </cs:spPr>
-  </cs:upBar>
-  <cs:valueAxis>
-    <cs:lnRef idx="0"/>
-    <cs:fillRef idx="0"/>
-    <cs:effectRef idx="0"/>
-    <cs:fontRef idx="minor">
-      <a:schemeClr val="tx1">
-        <a:lumMod val="65000"/>
-        <a:lumOff val="35000"/>
-      </a:schemeClr>
-    </cs:fontRef>
-    <cs:defRPr sz="900" kern="1200"/>
-  </cs:valueAxis>
-  <cs:wall>
-    <cs:lnRef idx="0"/>
-    <cs:fillRef idx="0"/>
-    <cs:effectRef idx="0"/>
-    <cs:fontRef idx="minor">
-      <a:schemeClr val="tx1"/>
-    </cs:fontRef>
-    <cs:spPr>
-      <a:noFill/>
-      <a:ln>
-        <a:noFill/>
-      </a:ln>
-    </cs:spPr>
-  </cs:wall>
-</cs:chartStyle>
-</file>
-
 <file path=word/theme/theme1.xml><?xml version="1.0" encoding="utf-8"?>
 <a:theme xmlns:a="http://schemas.openxmlformats.org/drawingml/2006/main" name="Office Theme">
   <a:themeElements>

--- a/report/Report_AVCAD.docx
+++ b/report/Report_AVCAD.docx
@@ -6673,24 +6673,12 @@
     </w:p>
     <w:p>
       <w:pPr>
-        <w:pStyle w:val="BodyText"/>
-        <w:spacing w:before="26"/>
-      </w:pPr>
-    </w:p>
-    <w:p>
-      <w:pPr>
         <w:pStyle w:val="Heading1"/>
-        <w:numPr>
-          <w:ilvl w:val="1"/>
-          <w:numId w:val="2"/>
-        </w:numPr>
         <w:tabs>
           <w:tab w:val="left" w:pos="745"/>
         </w:tabs>
-      </w:pPr>
-      <w:r>
-        <w:t>Changes in agricultural area / land use</w:t>
-      </w:r>
+        <w:ind w:left="0" w:firstLine="0"/>
+      </w:pPr>
     </w:p>
     <w:p>
       <w:pPr>

--- a/report/Report_AVCAD.docx
+++ b/report/Report_AVCAD.docx
@@ -30,7 +30,7 @@
                     <pic:cNvPicPr/>
                   </pic:nvPicPr>
                   <pic:blipFill>
-                    <a:blip r:embed="rId7" cstate="print"/>
+                    <a:blip r:embed="rId8" cstate="print"/>
                     <a:stretch>
                       <a:fillRect/>
                     </a:stretch>
@@ -214,7 +214,7 @@
                     </pic:cNvPicPr>
                   </pic:nvPicPr>
                   <pic:blipFill rotWithShape="1">
-                    <a:blip r:embed="rId8" cstate="print">
+                    <a:blip r:embed="rId9" cstate="print">
                       <a:extLst>
                         <a:ext uri="{28A0092B-C50C-407E-A947-70E740481C1C}">
                           <a14:useLocalDpi xmlns:a14="http://schemas.microsoft.com/office/drawing/2010/main" val="0"/>
@@ -4263,7 +4263,25 @@
           <w:szCs w:val="22"/>
           <w:lang w:val="en-US"/>
         </w:rPr>
-        <w:t>Before starting the analysis, the datasets were imported into Python using the pandas library. Each dataset was inspected to understand its structure, identify the available variables, check the data types and detect possible missing values.</w:t>
+        <w:t xml:space="preserve">Before starting the analysis, the datasets were imported into Python using the </w:t>
+      </w:r>
+      <w:proofErr w:type="gramStart"/>
+      <w:r>
+        <w:rPr>
+          <w:sz w:val="22"/>
+          <w:szCs w:val="22"/>
+          <w:lang w:val="en-US"/>
+        </w:rPr>
+        <w:t>pandas</w:t>
+      </w:r>
+      <w:proofErr w:type="gramEnd"/>
+      <w:r>
+        <w:rPr>
+          <w:sz w:val="22"/>
+          <w:szCs w:val="22"/>
+          <w:lang w:val="en-US"/>
+        </w:rPr>
+        <w:t xml:space="preserve"> library. Each dataset was inspected to understand its structure, identify the available variables, check the data types and detect possible missing values.</w:t>
       </w:r>
     </w:p>
     <w:p>
@@ -4299,7 +4317,25 @@
           <w:szCs w:val="22"/>
           <w:lang w:val="en-US"/>
         </w:rPr>
-        <w:t>After this initial inspection, the relevant variables were selected according to the objectives of the project. When necessary, the data were grouped by year and region to create summary tables for the exploratory analysis. These prepared datasets were then used to produce descriptive statistics, visualizations and inferential tests.</w:t>
+        <w:t xml:space="preserve">After this initial inspection, the relevant variables were selected according to the objectives of the project. When necessary, the data were grouped by year and region to create summary tables for the </w:t>
+      </w:r>
+      <w:proofErr w:type="gramStart"/>
+      <w:r>
+        <w:rPr>
+          <w:sz w:val="22"/>
+          <w:szCs w:val="22"/>
+          <w:lang w:val="en-US"/>
+        </w:rPr>
+        <w:t>exploratory</w:t>
+      </w:r>
+      <w:proofErr w:type="gramEnd"/>
+      <w:r>
+        <w:rPr>
+          <w:sz w:val="22"/>
+          <w:szCs w:val="22"/>
+          <w:lang w:val="en-US"/>
+        </w:rPr>
+        <w:t xml:space="preserve"> analysis. These prepared datasets were then used to produce descriptive statistics, visualizations and inferential tests.</w:t>
       </w:r>
     </w:p>
     <w:p>
@@ -4648,7 +4684,29 @@
           <w:sz w:val="22"/>
           <w:szCs w:val="22"/>
         </w:rPr>
-        <w:t xml:space="preserve">Table 3.1 </w:t>
+        <w:t>Table 3</w:t>
+      </w:r>
+      <w:r>
+        <w:rPr>
+          <w:rFonts w:ascii="Times New Roman" w:hAnsi="Times New Roman" w:cs="Times New Roman"/>
+          <w:i w:val="0"/>
+          <w:iCs w:val="0"/>
+          <w:spacing w:val="-2"/>
+          <w:sz w:val="22"/>
+          <w:szCs w:val="22"/>
+        </w:rPr>
+        <w:t>.1</w:t>
+      </w:r>
+      <w:r>
+        <w:rPr>
+          <w:rFonts w:ascii="Times New Roman" w:hAnsi="Times New Roman" w:cs="Times New Roman"/>
+          <w:i w:val="0"/>
+          <w:iCs w:val="0"/>
+          <w:spacing w:val="-2"/>
+          <w:sz w:val="22"/>
+          <w:szCs w:val="22"/>
+        </w:rPr>
+        <w:t xml:space="preserve"> </w:t>
       </w:r>
       <w:r>
         <w:rPr>
@@ -4739,7 +4797,7 @@
                     <pic:cNvPicPr/>
                   </pic:nvPicPr>
                   <pic:blipFill rotWithShape="1">
-                    <a:blip r:embed="rId9" cstate="print">
+                    <a:blip r:embed="rId10" cstate="print">
                       <a:extLst>
                         <a:ext uri="{28A0092B-C50C-407E-A947-70E740481C1C}">
                           <a14:useLocalDpi xmlns:a14="http://schemas.microsoft.com/office/drawing/2010/main" val="0"/>
@@ -4846,7 +4904,7 @@
           <w:sz w:val="16"/>
           <w:szCs w:val="16"/>
         </w:rPr>
-        <w:t xml:space="preserve"> and work duration regime. Values for “Continente” (code 1).</w:t>
+        <w:t xml:space="preserve"> and work duration regime. Values for “Continente”.</w:t>
       </w:r>
     </w:p>
     <w:p>
@@ -4888,7 +4946,27 @@
           <w:sz w:val="22"/>
           <w:szCs w:val="22"/>
         </w:rPr>
-        <w:t>From this table it is apparent that approximately 1.45 million people were employed in agricultural activities in the mainland in 1989. Over the last 30-year period this number fell to just under 597,000 – a reduction of approximately 59%. For better reference, Figure 3.1 illustrates the difference between the years.</w:t>
+        <w:t>From this table it is apparent that approximately 1.45 million people were employed in agricultural activities in the mainland in 1989. Over the last 30-year period this number fell to just under 597,000 – a reduction of approximately 59%. For better reference, Figure 3</w:t>
+      </w:r>
+      <w:r>
+        <w:rPr>
+          <w:rFonts w:ascii="Times New Roman" w:hAnsi="Times New Roman" w:cs="Times New Roman"/>
+          <w:i w:val="0"/>
+          <w:iCs w:val="0"/>
+          <w:sz w:val="22"/>
+          <w:szCs w:val="22"/>
+        </w:rPr>
+        <w:t>.1</w:t>
+      </w:r>
+      <w:r>
+        <w:rPr>
+          <w:rFonts w:ascii="Times New Roman" w:hAnsi="Times New Roman" w:cs="Times New Roman"/>
+          <w:i w:val="0"/>
+          <w:iCs w:val="0"/>
+          <w:sz w:val="22"/>
+          <w:szCs w:val="22"/>
+        </w:rPr>
+        <w:t xml:space="preserve"> illustrates the difference between the years.</w:t>
       </w:r>
     </w:p>
     <w:p>
@@ -4929,7 +5007,27 @@
           <w:sz w:val="22"/>
           <w:szCs w:val="22"/>
         </w:rPr>
-        <w:t xml:space="preserve">Figure 3.1 – Evolution of agricultural </w:t>
+        <w:t xml:space="preserve">Figure </w:t>
+      </w:r>
+      <w:r>
+        <w:rPr>
+          <w:rFonts w:ascii="Times New Roman" w:hAnsi="Times New Roman" w:cs="Times New Roman"/>
+          <w:i w:val="0"/>
+          <w:iCs w:val="0"/>
+          <w:sz w:val="22"/>
+          <w:szCs w:val="22"/>
+        </w:rPr>
+        <w:t>3.1</w:t>
+      </w:r>
+      <w:r>
+        <w:rPr>
+          <w:rFonts w:ascii="Times New Roman" w:hAnsi="Times New Roman" w:cs="Times New Roman"/>
+          <w:i w:val="0"/>
+          <w:iCs w:val="0"/>
+          <w:sz w:val="22"/>
+          <w:szCs w:val="22"/>
+        </w:rPr>
+        <w:t xml:space="preserve"> – Evolution of agricultural </w:t>
       </w:r>
       <w:proofErr w:type="spellStart"/>
       <w:r>
@@ -5009,7 +5107,7 @@
                     <pic:cNvPicPr/>
                   </pic:nvPicPr>
                   <pic:blipFill>
-                    <a:blip r:embed="rId10">
+                    <a:blip r:embed="rId11">
                       <a:extLst>
                         <a:ext uri="{28A0092B-C50C-407E-A947-70E740481C1C}">
                           <a14:useLocalDpi xmlns:a14="http://schemas.microsoft.com/office/drawing/2010/main" val="0"/>
@@ -5038,6 +5136,80 @@
     </w:p>
     <w:p>
       <w:pPr>
+        <w:pStyle w:val="Heading1"/>
+        <w:tabs>
+          <w:tab w:val="left" w:pos="745"/>
+        </w:tabs>
+        <w:ind w:left="37" w:firstLine="0"/>
+        <w:rPr>
+          <w:rFonts w:ascii="Times New Roman" w:hAnsi="Times New Roman" w:cs="Times New Roman"/>
+          <w:sz w:val="16"/>
+          <w:szCs w:val="16"/>
+        </w:rPr>
+      </w:pPr>
+      <w:r>
+        <w:rPr>
+          <w:rFonts w:ascii="Times New Roman" w:hAnsi="Times New Roman" w:cs="Times New Roman"/>
+          <w:sz w:val="16"/>
+          <w:szCs w:val="16"/>
+        </w:rPr>
+        <w:t xml:space="preserve">Source: INE </w:t>
+      </w:r>
+      <w:r>
+        <w:rPr>
+          <w:rFonts w:ascii="Times New Roman" w:hAnsi="Times New Roman" w:cs="Times New Roman"/>
+          <w:sz w:val="16"/>
+          <w:szCs w:val="16"/>
+        </w:rPr>
+        <w:t>-</w:t>
+      </w:r>
+      <w:r>
+        <w:rPr>
+          <w:rFonts w:ascii="Times New Roman" w:hAnsi="Times New Roman" w:cs="Times New Roman"/>
+          <w:sz w:val="16"/>
+          <w:szCs w:val="16"/>
+        </w:rPr>
+        <w:t xml:space="preserve"> Agricultural </w:t>
+      </w:r>
+      <w:proofErr w:type="spellStart"/>
+      <w:r>
+        <w:rPr>
+          <w:rFonts w:ascii="Times New Roman" w:hAnsi="Times New Roman" w:cs="Times New Roman"/>
+          <w:sz w:val="16"/>
+          <w:szCs w:val="16"/>
+        </w:rPr>
+        <w:t>labour</w:t>
+      </w:r>
+      <w:proofErr w:type="spellEnd"/>
+      <w:r>
+        <w:rPr>
+          <w:rFonts w:ascii="Times New Roman" w:hAnsi="Times New Roman" w:cs="Times New Roman"/>
+          <w:sz w:val="16"/>
+          <w:szCs w:val="16"/>
+        </w:rPr>
+        <w:t xml:space="preserve"> by geographic location (NUTS 2013), type of </w:t>
+      </w:r>
+      <w:proofErr w:type="spellStart"/>
+      <w:r>
+        <w:rPr>
+          <w:rFonts w:ascii="Times New Roman" w:hAnsi="Times New Roman" w:cs="Times New Roman"/>
+          <w:sz w:val="16"/>
+          <w:szCs w:val="16"/>
+        </w:rPr>
+        <w:t>labour</w:t>
+      </w:r>
+      <w:proofErr w:type="spellEnd"/>
+      <w:r>
+        <w:rPr>
+          <w:rFonts w:ascii="Times New Roman" w:hAnsi="Times New Roman" w:cs="Times New Roman"/>
+          <w:sz w:val="16"/>
+          <w:szCs w:val="16"/>
+        </w:rPr>
+        <w:t xml:space="preserve"> and work duration regime. Values for “Continente”.</w:t>
+      </w:r>
+    </w:p>
+    <w:p>
+      <w:pPr>
         <w:pStyle w:val="ds-markdown-paragraph"/>
         <w:shd w:val="clear" w:color="auto" w:fill="FFFFFF"/>
         <w:spacing w:before="240" w:beforeAutospacing="0" w:after="240" w:afterAutospacing="0"/>
@@ -5066,18 +5238,21 @@
         <w:shd w:val="clear" w:color="auto" w:fill="FFFFFF"/>
         <w:spacing w:before="240" w:beforeAutospacing="0" w:after="240" w:afterAutospacing="0"/>
         <w:rPr>
-          <w:color w:val="0F1115"/>
-          <w:sz w:val="22"/>
-          <w:szCs w:val="22"/>
-        </w:rPr>
-      </w:pPr>
-      <w:r>
-        <w:rPr>
-          <w:color w:val="0F1115"/>
-          <w:sz w:val="22"/>
-          <w:szCs w:val="22"/>
-        </w:rPr>
-        <w:lastRenderedPageBreak/>
+          <w:b/>
+          <w:bCs/>
+          <w:color w:val="0F1115"/>
+          <w:sz w:val="22"/>
+          <w:szCs w:val="22"/>
+        </w:rPr>
+      </w:pPr>
+      <w:r>
+        <w:rPr>
+          <w:b/>
+          <w:bCs/>
+          <w:color w:val="0F1115"/>
+          <w:sz w:val="22"/>
+          <w:szCs w:val="22"/>
+        </w:rPr>
         <w:t>Three key observations stand out:</w:t>
       </w:r>
     </w:p>
@@ -5099,13 +5274,22 @@
       <w:r>
         <w:rPr>
           <w:rStyle w:val="Strong"/>
+          <w:color w:val="0F1115"/>
+          <w:sz w:val="22"/>
+          <w:szCs w:val="22"/>
+        </w:rPr>
+        <w:t xml:space="preserve">Steep initial decline </w:t>
+      </w:r>
+      <w:r>
+        <w:rPr>
+          <w:rStyle w:val="Strong"/>
           <w:b w:val="0"/>
           <w:bCs w:val="0"/>
           <w:color w:val="0F1115"/>
           <w:sz w:val="22"/>
           <w:szCs w:val="22"/>
         </w:rPr>
-        <w:t>Steep initial decline (1989</w:t>
+        <w:t>(1989</w:t>
       </w:r>
       <w:r>
         <w:rPr>
@@ -5156,13 +5340,22 @@
       <w:r>
         <w:rPr>
           <w:rStyle w:val="Strong"/>
+          <w:color w:val="0F1115"/>
+          <w:sz w:val="22"/>
+          <w:szCs w:val="22"/>
+        </w:rPr>
+        <w:t>Continued but slower decline</w:t>
+      </w:r>
+      <w:r>
+        <w:rPr>
+          <w:rStyle w:val="Strong"/>
           <w:b w:val="0"/>
           <w:bCs w:val="0"/>
           <w:color w:val="0F1115"/>
           <w:sz w:val="22"/>
           <w:szCs w:val="22"/>
         </w:rPr>
-        <w:t>Continued but slower decline (1999</w:t>
+        <w:t xml:space="preserve"> (1999</w:t>
       </w:r>
       <w:r>
         <w:rPr>
@@ -5213,13 +5406,22 @@
       <w:r>
         <w:rPr>
           <w:rStyle w:val="Strong"/>
+          <w:color w:val="0F1115"/>
+          <w:sz w:val="22"/>
+          <w:szCs w:val="22"/>
+        </w:rPr>
+        <w:t>Moderation of decline</w:t>
+      </w:r>
+      <w:r>
+        <w:rPr>
+          <w:rStyle w:val="Strong"/>
           <w:b w:val="0"/>
           <w:bCs w:val="0"/>
           <w:color w:val="0F1115"/>
           <w:sz w:val="22"/>
           <w:szCs w:val="22"/>
         </w:rPr>
-        <w:t>Moderation of decline (2009</w:t>
+        <w:t xml:space="preserve"> (2009</w:t>
       </w:r>
       <w:r>
         <w:rPr>
@@ -5384,7 +5586,29 @@
           <w:sz w:val="22"/>
           <w:szCs w:val="22"/>
         </w:rPr>
-        <w:t>, understanding how agricultural land use evolved is essential for characterizing the restructuring process. This section examines changes in total agricultural area, temporary crop holdings, permanent crop holdings, and the relationship between these different land use categories between 1989 and 2019.</w:t>
+        <w:t xml:space="preserve">, understanding how agricultural land use evolved is essential for characterizing the restructuring process. This section examines changes in total agricultural </w:t>
+      </w:r>
+      <w:proofErr w:type="gramStart"/>
+      <w:r>
+        <w:rPr>
+          <w:rFonts w:ascii="Times New Roman" w:hAnsi="Times New Roman" w:cs="Times New Roman"/>
+          <w:i w:val="0"/>
+          <w:iCs w:val="0"/>
+          <w:sz w:val="22"/>
+          <w:szCs w:val="22"/>
+        </w:rPr>
+        <w:t>area</w:t>
+      </w:r>
+      <w:proofErr w:type="gramEnd"/>
+      <w:r>
+        <w:rPr>
+          <w:rFonts w:ascii="Times New Roman" w:hAnsi="Times New Roman" w:cs="Times New Roman"/>
+          <w:i w:val="0"/>
+          <w:iCs w:val="0"/>
+          <w:sz w:val="22"/>
+          <w:szCs w:val="22"/>
+        </w:rPr>
+        <w:t>, temporary crop holdings, permanent crop holdings, and the relationship between these different land use categories between 1989 and 2019.</w:t>
       </w:r>
     </w:p>
     <w:p>
@@ -5482,7 +5706,29 @@
           <w:sz w:val="22"/>
           <w:szCs w:val="22"/>
         </w:rPr>
-        <w:t>, total agricultural area in mainland Portugal remained relatively stable over the 30-year period. Table 3.3 presents the evolution of the total agricultural holdings area between 1989 and 2019.</w:t>
+        <w:t xml:space="preserve">, total agricultural area in mainland Portugal remained relatively stable over the 30-year period. Table </w:t>
+      </w:r>
+      <w:r>
+        <w:rPr>
+          <w:rFonts w:ascii="Times New Roman" w:hAnsi="Times New Roman" w:cs="Times New Roman"/>
+          <w:i w:val="0"/>
+          <w:iCs w:val="0"/>
+          <w:spacing w:val="-2"/>
+          <w:sz w:val="22"/>
+          <w:szCs w:val="22"/>
+        </w:rPr>
+        <w:t>3.2</w:t>
+      </w:r>
+      <w:r>
+        <w:rPr>
+          <w:rFonts w:ascii="Times New Roman" w:hAnsi="Times New Roman" w:cs="Times New Roman"/>
+          <w:i w:val="0"/>
+          <w:iCs w:val="0"/>
+          <w:spacing w:val="-2"/>
+          <w:sz w:val="22"/>
+          <w:szCs w:val="22"/>
+        </w:rPr>
+        <w:t xml:space="preserve"> presents the evolution of the total agricultural holdings area between 1989 and 2019.</w:t>
       </w:r>
     </w:p>
     <w:p>
@@ -5526,7 +5772,29 @@
           <w:sz w:val="22"/>
           <w:szCs w:val="22"/>
         </w:rPr>
-        <w:t xml:space="preserve">Table 3.1 </w:t>
+        <w:t xml:space="preserve">Table </w:t>
+      </w:r>
+      <w:r>
+        <w:rPr>
+          <w:rFonts w:ascii="Times New Roman" w:hAnsi="Times New Roman" w:cs="Times New Roman"/>
+          <w:i w:val="0"/>
+          <w:iCs w:val="0"/>
+          <w:spacing w:val="-2"/>
+          <w:sz w:val="22"/>
+          <w:szCs w:val="22"/>
+        </w:rPr>
+        <w:t>3.2</w:t>
+      </w:r>
+      <w:r>
+        <w:rPr>
+          <w:rFonts w:ascii="Times New Roman" w:hAnsi="Times New Roman" w:cs="Times New Roman"/>
+          <w:i w:val="0"/>
+          <w:iCs w:val="0"/>
+          <w:spacing w:val="-2"/>
+          <w:sz w:val="22"/>
+          <w:szCs w:val="22"/>
+        </w:rPr>
+        <w:t xml:space="preserve"> </w:t>
       </w:r>
       <w:r>
         <w:rPr>
@@ -5604,7 +5872,7 @@
                     <pic:cNvPicPr/>
                   </pic:nvPicPr>
                   <pic:blipFill rotWithShape="1">
-                    <a:blip r:embed="rId11" cstate="print">
+                    <a:blip r:embed="rId12" cstate="print">
                       <a:extLst>
                         <a:ext uri="{28A0092B-C50C-407E-A947-70E740481C1C}">
                           <a14:useLocalDpi xmlns:a14="http://schemas.microsoft.com/office/drawing/2010/main" val="0"/>
@@ -5775,40 +6043,40 @@
           <w:rFonts w:ascii="Times New Roman" w:hAnsi="Times New Roman" w:cs="Times New Roman"/>
           <w:i w:val="0"/>
           <w:iCs w:val="0"/>
-        </w:rPr>
-      </w:pPr>
-      <w:r>
-        <w:rPr>
-          <w:rFonts w:ascii="Times New Roman" w:hAnsi="Times New Roman" w:cs="Times New Roman"/>
-          <w:i w:val="0"/>
-          <w:iCs w:val="0"/>
+          <w:sz w:val="22"/>
+          <w:szCs w:val="22"/>
+        </w:rPr>
+      </w:pPr>
+      <w:r>
+        <w:rPr>
+          <w:rFonts w:ascii="Times New Roman" w:hAnsi="Times New Roman" w:cs="Times New Roman"/>
+          <w:i w:val="0"/>
+          <w:iCs w:val="0"/>
+          <w:sz w:val="22"/>
+          <w:szCs w:val="22"/>
         </w:rPr>
         <w:tab/>
-        <w:t xml:space="preserve">Figure 3.3 </w:t>
-      </w:r>
-      <w:r>
-        <w:rPr>
-          <w:rFonts w:ascii="Times New Roman" w:hAnsi="Times New Roman" w:cs="Times New Roman"/>
-          <w:i w:val="0"/>
-          <w:iCs w:val="0"/>
-        </w:rPr>
-        <w:t>-</w:t>
-      </w:r>
-      <w:r>
-        <w:rPr>
-          <w:rFonts w:ascii="Times New Roman" w:hAnsi="Times New Roman" w:cs="Times New Roman"/>
-          <w:i w:val="0"/>
-          <w:iCs w:val="0"/>
-        </w:rPr>
-        <w:t xml:space="preserve"> Evolution of Total Agricultural Area (1989–2019</w:t>
-      </w:r>
-      <w:r>
-        <w:rPr>
-          <w:rFonts w:ascii="Times New Roman" w:hAnsi="Times New Roman" w:cs="Times New Roman"/>
-          <w:i w:val="0"/>
-          <w:iCs w:val="0"/>
-        </w:rPr>
-        <w:t>)</w:t>
+        <w:t xml:space="preserve">Figure </w:t>
+      </w:r>
+      <w:r>
+        <w:rPr>
+          <w:rFonts w:ascii="Times New Roman" w:hAnsi="Times New Roman" w:cs="Times New Roman"/>
+          <w:i w:val="0"/>
+          <w:iCs w:val="0"/>
+          <w:sz w:val="22"/>
+          <w:szCs w:val="22"/>
+        </w:rPr>
+        <w:t>3.2</w:t>
+      </w:r>
+      <w:r>
+        <w:rPr>
+          <w:rFonts w:ascii="Times New Roman" w:hAnsi="Times New Roman" w:cs="Times New Roman"/>
+          <w:i w:val="0"/>
+          <w:iCs w:val="0"/>
+          <w:sz w:val="22"/>
+          <w:szCs w:val="22"/>
+        </w:rPr>
+        <w:t xml:space="preserve"> - Evolution of Total Agricultural Area (1989–2019)</w:t>
       </w:r>
     </w:p>
     <w:p>
@@ -5852,7 +6120,7 @@
                     <pic:cNvPicPr/>
                   </pic:nvPicPr>
                   <pic:blipFill>
-                    <a:blip r:embed="rId12">
+                    <a:blip r:embed="rId13">
                       <a:extLst>
                         <a:ext uri="{28A0092B-C50C-407E-A947-70E740481C1C}">
                           <a14:useLocalDpi xmlns:a14="http://schemas.microsoft.com/office/drawing/2010/main" val="0"/>
@@ -5921,12 +6189,6 @@
       </w:r>
       <w:r>
         <w:rPr>
-          <w:spacing w:val="-2"/>
-        </w:rPr>
-        <w:tab/>
-      </w:r>
-      <w:r>
-        <w:rPr>
           <w:rFonts w:ascii="Times New Roman" w:hAnsi="Times New Roman" w:cs="Times New Roman"/>
           <w:spacing w:val="-2"/>
           <w:sz w:val="16"/>
@@ -6012,30 +6274,25 @@
         <w:ind w:left="37"/>
         <w:rPr>
           <w:rFonts w:ascii="Times New Roman" w:hAnsi="Times New Roman" w:cs="Times New Roman"/>
-          <w:i w:val="0"/>
-          <w:iCs w:val="0"/>
-          <w:sz w:val="22"/>
-          <w:szCs w:val="22"/>
-        </w:rPr>
-      </w:pPr>
-      <w:r>
-        <w:rPr>
-          <w:rFonts w:ascii="Times New Roman" w:hAnsi="Times New Roman" w:cs="Times New Roman"/>
+          <w:b/>
+          <w:bCs/>
+          <w:i w:val="0"/>
+          <w:iCs w:val="0"/>
+          <w:sz w:val="22"/>
+          <w:szCs w:val="22"/>
+        </w:rPr>
+      </w:pPr>
+      <w:r>
+        <w:rPr>
+          <w:rFonts w:ascii="Times New Roman" w:hAnsi="Times New Roman" w:cs="Times New Roman"/>
+          <w:b/>
+          <w:bCs/>
           <w:i w:val="0"/>
           <w:iCs w:val="0"/>
           <w:sz w:val="22"/>
           <w:szCs w:val="22"/>
         </w:rPr>
         <w:tab/>
-      </w:r>
-      <w:r>
-        <w:rPr>
-          <w:rFonts w:ascii="Times New Roman" w:hAnsi="Times New Roman" w:cs="Times New Roman"/>
-          <w:i w:val="0"/>
-          <w:iCs w:val="0"/>
-          <w:sz w:val="22"/>
-          <w:szCs w:val="22"/>
-        </w:rPr>
         <w:t>Three key observations emerge from this analysis:</w:t>
       </w:r>
     </w:p>
@@ -6058,9 +6315,102 @@
     <w:p>
       <w:pPr>
         <w:pStyle w:val="Heading1"/>
+        <w:numPr>
+          <w:ilvl w:val="0"/>
+          <w:numId w:val="14"/>
+        </w:numPr>
         <w:tabs>
           <w:tab w:val="left" w:pos="745"/>
         </w:tabs>
+        <w:rPr>
+          <w:rFonts w:ascii="Times New Roman" w:hAnsi="Times New Roman" w:cs="Times New Roman"/>
+          <w:i w:val="0"/>
+          <w:iCs w:val="0"/>
+          <w:sz w:val="22"/>
+          <w:szCs w:val="22"/>
+        </w:rPr>
+      </w:pPr>
+      <w:r>
+        <w:rPr>
+          <w:rFonts w:ascii="Times New Roman" w:hAnsi="Times New Roman" w:cs="Times New Roman"/>
+          <w:i w:val="0"/>
+          <w:iCs w:val="0"/>
+          <w:sz w:val="22"/>
+          <w:szCs w:val="22"/>
+        </w:rPr>
+        <w:t>Relative stability (1989</w:t>
+      </w:r>
+      <w:r>
+        <w:rPr>
+          <w:rFonts w:ascii="Times New Roman" w:hAnsi="Times New Roman" w:cs="Times New Roman"/>
+          <w:i w:val="0"/>
+          <w:iCs w:val="0"/>
+          <w:sz w:val="22"/>
+          <w:szCs w:val="22"/>
+        </w:rPr>
+        <w:t xml:space="preserve"> - </w:t>
+      </w:r>
+      <w:r>
+        <w:rPr>
+          <w:rFonts w:ascii="Times New Roman" w:hAnsi="Times New Roman" w:cs="Times New Roman"/>
+          <w:i w:val="0"/>
+          <w:iCs w:val="0"/>
+          <w:sz w:val="22"/>
+          <w:szCs w:val="22"/>
+        </w:rPr>
+        <w:t xml:space="preserve">1999): The agricultural area remained nearly constant between 1989 and 1999, decreasing by only 117,644 ha (2.3%). This suggests that during the first decade of analysis, </w:t>
+      </w:r>
+      <w:proofErr w:type="spellStart"/>
+      <w:r>
+        <w:rPr>
+          <w:rFonts w:ascii="Times New Roman" w:hAnsi="Times New Roman" w:cs="Times New Roman"/>
+          <w:i w:val="0"/>
+          <w:iCs w:val="0"/>
+          <w:sz w:val="22"/>
+          <w:szCs w:val="22"/>
+        </w:rPr>
+        <w:t>labour</w:t>
+      </w:r>
+      <w:proofErr w:type="spellEnd"/>
+      <w:r>
+        <w:rPr>
+          <w:rFonts w:ascii="Times New Roman" w:hAnsi="Times New Roman" w:cs="Times New Roman"/>
+          <w:i w:val="0"/>
+          <w:iCs w:val="0"/>
+          <w:sz w:val="22"/>
+          <w:szCs w:val="22"/>
+        </w:rPr>
+        <w:t xml:space="preserve"> decline was driven primarily by </w:t>
+      </w:r>
+      <w:proofErr w:type="gramStart"/>
+      <w:r>
+        <w:rPr>
+          <w:rFonts w:ascii="Times New Roman" w:hAnsi="Times New Roman" w:cs="Times New Roman"/>
+          <w:i w:val="0"/>
+          <w:iCs w:val="0"/>
+          <w:sz w:val="22"/>
+          <w:szCs w:val="22"/>
+        </w:rPr>
+        <w:t>mechanization</w:t>
+      </w:r>
+      <w:proofErr w:type="gramEnd"/>
+      <w:r>
+        <w:rPr>
+          <w:rFonts w:ascii="Times New Roman" w:hAnsi="Times New Roman" w:cs="Times New Roman"/>
+          <w:i w:val="0"/>
+          <w:iCs w:val="0"/>
+          <w:sz w:val="22"/>
+          <w:szCs w:val="22"/>
+        </w:rPr>
+        <w:t xml:space="preserve"> and efficiency gains rather than land abandonment.</w:t>
+      </w:r>
+    </w:p>
+    <w:p>
+      <w:pPr>
+        <w:pStyle w:val="Heading1"/>
+        <w:tabs>
+          <w:tab w:val="left" w:pos="745"/>
+        </w:tabs>
         <w:ind w:left="37"/>
         <w:rPr>
           <w:rFonts w:ascii="Times New Roman" w:hAnsi="Times New Roman" w:cs="Times New Roman"/>
@@ -6070,25 +6420,34 @@
           <w:szCs w:val="22"/>
         </w:rPr>
       </w:pPr>
-      <w:r>
-        <w:rPr>
-          <w:rFonts w:ascii="Times New Roman" w:hAnsi="Times New Roman" w:cs="Times New Roman"/>
-          <w:i w:val="0"/>
-          <w:iCs w:val="0"/>
-          <w:sz w:val="22"/>
-          <w:szCs w:val="22"/>
-        </w:rPr>
-        <w:tab/>
-      </w:r>
-      <w:r>
-        <w:rPr>
-          <w:rFonts w:ascii="Times New Roman" w:hAnsi="Times New Roman" w:cs="Times New Roman"/>
-          <w:i w:val="0"/>
-          <w:iCs w:val="0"/>
-          <w:sz w:val="22"/>
-          <w:szCs w:val="22"/>
-        </w:rPr>
-        <w:t>1. Relative stability (1989</w:t>
+    </w:p>
+    <w:p>
+      <w:pPr>
+        <w:pStyle w:val="Heading1"/>
+        <w:numPr>
+          <w:ilvl w:val="0"/>
+          <w:numId w:val="14"/>
+        </w:numPr>
+        <w:tabs>
+          <w:tab w:val="left" w:pos="745"/>
+        </w:tabs>
+        <w:rPr>
+          <w:rFonts w:ascii="Times New Roman" w:hAnsi="Times New Roman" w:cs="Times New Roman"/>
+          <w:i w:val="0"/>
+          <w:iCs w:val="0"/>
+          <w:sz w:val="22"/>
+          <w:szCs w:val="22"/>
+        </w:rPr>
+      </w:pPr>
+      <w:r>
+        <w:rPr>
+          <w:rFonts w:ascii="Times New Roman" w:hAnsi="Times New Roman" w:cs="Times New Roman"/>
+          <w:i w:val="0"/>
+          <w:iCs w:val="0"/>
+          <w:sz w:val="22"/>
+          <w:szCs w:val="22"/>
+        </w:rPr>
+        <w:t>Notable decline (1999</w:t>
       </w:r>
       <w:r>
         <w:rPr>
@@ -6108,29 +6467,29 @@
           <w:sz w:val="22"/>
           <w:szCs w:val="22"/>
         </w:rPr>
-        <w:t xml:space="preserve">1999): The agricultural area remained nearly constant between 1989 and 1999, decreasing by only 117,644 ha (2.3%). This suggests that during the first decade of analysis, </w:t>
-      </w:r>
-      <w:proofErr w:type="spellStart"/>
-      <w:r>
-        <w:rPr>
-          <w:rFonts w:ascii="Times New Roman" w:hAnsi="Times New Roman" w:cs="Times New Roman"/>
-          <w:i w:val="0"/>
-          <w:iCs w:val="0"/>
-          <w:sz w:val="22"/>
-          <w:szCs w:val="22"/>
-        </w:rPr>
-        <w:t>labour</w:t>
-      </w:r>
-      <w:proofErr w:type="spellEnd"/>
-      <w:r>
-        <w:rPr>
-          <w:rFonts w:ascii="Times New Roman" w:hAnsi="Times New Roman" w:cs="Times New Roman"/>
-          <w:i w:val="0"/>
-          <w:iCs w:val="0"/>
-          <w:sz w:val="22"/>
-          <w:szCs w:val="22"/>
-        </w:rPr>
-        <w:t xml:space="preserve"> decline was driven primarily by mechanization and efficiency gains rather than land abandonment.</w:t>
+        <w:t>2009</w:t>
+      </w:r>
+      <w:proofErr w:type="gramStart"/>
+      <w:r>
+        <w:rPr>
+          <w:rFonts w:ascii="Times New Roman" w:hAnsi="Times New Roman" w:cs="Times New Roman"/>
+          <w:i w:val="0"/>
+          <w:iCs w:val="0"/>
+          <w:sz w:val="22"/>
+          <w:szCs w:val="22"/>
+        </w:rPr>
+        <w:t>):The</w:t>
+      </w:r>
+      <w:proofErr w:type="gramEnd"/>
+      <w:r>
+        <w:rPr>
+          <w:rFonts w:ascii="Times New Roman" w:hAnsi="Times New Roman" w:cs="Times New Roman"/>
+          <w:i w:val="0"/>
+          <w:iCs w:val="0"/>
+          <w:sz w:val="22"/>
+          <w:szCs w:val="22"/>
+        </w:rPr>
+        <w:t xml:space="preserve"> period between 1999 and 2009 saw the largest reduction in agricultural area, with a loss of 468,038 ha (9.3%). This coincides with the continued adjustment to CAP reforms and may reflect the abandonment of marginal agricultural land, particularly in less productive regions.</w:t>
       </w:r>
     </w:p>
     <w:p>
@@ -6152,37 +6511,30 @@
     <w:p>
       <w:pPr>
         <w:pStyle w:val="Heading1"/>
+        <w:numPr>
+          <w:ilvl w:val="0"/>
+          <w:numId w:val="14"/>
+        </w:numPr>
         <w:tabs>
           <w:tab w:val="left" w:pos="745"/>
         </w:tabs>
-        <w:ind w:left="37"/>
-        <w:rPr>
-          <w:rFonts w:ascii="Times New Roman" w:hAnsi="Times New Roman" w:cs="Times New Roman"/>
-          <w:i w:val="0"/>
-          <w:iCs w:val="0"/>
-          <w:sz w:val="22"/>
-          <w:szCs w:val="22"/>
-        </w:rPr>
-      </w:pPr>
-      <w:r>
-        <w:rPr>
-          <w:rFonts w:ascii="Times New Roman" w:hAnsi="Times New Roman" w:cs="Times New Roman"/>
-          <w:i w:val="0"/>
-          <w:iCs w:val="0"/>
-          <w:sz w:val="22"/>
-          <w:szCs w:val="22"/>
-        </w:rPr>
-        <w:tab/>
-      </w:r>
-      <w:r>
-        <w:rPr>
-          <w:rFonts w:ascii="Times New Roman" w:hAnsi="Times New Roman" w:cs="Times New Roman"/>
-          <w:i w:val="0"/>
-          <w:iCs w:val="0"/>
-          <w:sz w:val="22"/>
-          <w:szCs w:val="22"/>
-        </w:rPr>
-        <w:t>2. Notable decline (1999</w:t>
+        <w:rPr>
+          <w:rFonts w:ascii="Times New Roman" w:hAnsi="Times New Roman" w:cs="Times New Roman"/>
+          <w:i w:val="0"/>
+          <w:iCs w:val="0"/>
+          <w:sz w:val="22"/>
+          <w:szCs w:val="22"/>
+        </w:rPr>
+      </w:pPr>
+      <w:r>
+        <w:rPr>
+          <w:rFonts w:ascii="Times New Roman" w:hAnsi="Times New Roman" w:cs="Times New Roman"/>
+          <w:i w:val="0"/>
+          <w:iCs w:val="0"/>
+          <w:sz w:val="22"/>
+          <w:szCs w:val="22"/>
+        </w:rPr>
+        <w:t>Recovery and stabilization (2009</w:t>
       </w:r>
       <w:r>
         <w:rPr>
@@ -6202,7 +6554,7 @@
           <w:sz w:val="22"/>
           <w:szCs w:val="22"/>
         </w:rPr>
-        <w:t>2009):The period between 1999 and 2009 saw the largest reduction in agricultural area, with a loss of 468,038 ha (9.3%). This coincides with the continued adjustment to CAP reforms and may reflect the abandonment of marginal agricultural land, particularly in less productive regions.</w:t>
+        <w:t>2019): Between 2009 and 2019, agricultural area increased by 416,127 ha (9.1%), nearly recovering to 1999 levels. This recovery may be associated with the expansion of permanent crops, particularly olive groves and vineyards, which have been supported by EU investment programs (INE, 2020).</w:t>
       </w:r>
     </w:p>
     <w:p>
@@ -6211,7 +6563,7 @@
         <w:tabs>
           <w:tab w:val="left" w:pos="745"/>
         </w:tabs>
-        <w:ind w:left="37"/>
+        <w:ind w:left="37" w:firstLine="0"/>
         <w:rPr>
           <w:rFonts w:ascii="Times New Roman" w:hAnsi="Times New Roman" w:cs="Times New Roman"/>
           <w:i w:val="0"/>
@@ -6229,42 +6581,14 @@
         </w:tabs>
         <w:ind w:left="37" w:firstLine="0"/>
         <w:rPr>
-          <w:rFonts w:ascii="Times New Roman" w:hAnsi="Times New Roman" w:cs="Times New Roman"/>
-          <w:i w:val="0"/>
-          <w:iCs w:val="0"/>
-          <w:sz w:val="22"/>
-          <w:szCs w:val="22"/>
-        </w:rPr>
-      </w:pPr>
-      <w:r>
-        <w:rPr>
-          <w:rFonts w:ascii="Times New Roman" w:hAnsi="Times New Roman" w:cs="Times New Roman"/>
-          <w:i w:val="0"/>
-          <w:iCs w:val="0"/>
-          <w:sz w:val="22"/>
-          <w:szCs w:val="22"/>
-        </w:rPr>
-        <w:t>3. Recovery and stabilization (2009</w:t>
-      </w:r>
-      <w:r>
-        <w:rPr>
-          <w:rFonts w:ascii="Times New Roman" w:hAnsi="Times New Roman" w:cs="Times New Roman"/>
-          <w:i w:val="0"/>
-          <w:iCs w:val="0"/>
-          <w:sz w:val="22"/>
-          <w:szCs w:val="22"/>
-        </w:rPr>
-        <w:t xml:space="preserve"> - </w:t>
-      </w:r>
-      <w:r>
-        <w:rPr>
-          <w:rFonts w:ascii="Times New Roman" w:hAnsi="Times New Roman" w:cs="Times New Roman"/>
-          <w:i w:val="0"/>
-          <w:iCs w:val="0"/>
-          <w:sz w:val="22"/>
-          <w:szCs w:val="22"/>
-        </w:rPr>
-        <w:t>2019): Between 2009 and 2019, agricultural area increased by 416,127 ha (9.1%), nearly recovering to 1999 levels. This recovery may be associated with the expansion of permanent crops, particularly olive groves and vineyards, which have been supported by EU investment programs (INE, 2020).</w:t>
+          <w:spacing w:val="-2"/>
+        </w:rPr>
+      </w:pPr>
+      <w:r>
+        <w:rPr>
+          <w:spacing w:val="-2"/>
+        </w:rPr>
+        <w:t>3.2.2 Land Use Concentration and Restructuring</w:t>
       </w:r>
     </w:p>
     <w:p>
@@ -6275,11 +6599,7 @@
         </w:tabs>
         <w:ind w:left="37" w:firstLine="0"/>
         <w:rPr>
-          <w:rFonts w:ascii="Times New Roman" w:hAnsi="Times New Roman" w:cs="Times New Roman"/>
-          <w:i w:val="0"/>
-          <w:iCs w:val="0"/>
-          <w:sz w:val="22"/>
-          <w:szCs w:val="22"/>
+          <w:spacing w:val="-2"/>
         </w:rPr>
       </w:pPr>
     </w:p>
@@ -6291,14 +6611,72 @@
         </w:tabs>
         <w:ind w:left="37" w:firstLine="0"/>
         <w:rPr>
+          <w:rFonts w:ascii="Times New Roman" w:hAnsi="Times New Roman" w:cs="Times New Roman"/>
+          <w:i w:val="0"/>
+          <w:iCs w:val="0"/>
           <w:spacing w:val="-2"/>
-        </w:rPr>
-      </w:pPr>
-      <w:r>
-        <w:rPr>
+          <w:sz w:val="22"/>
+          <w:szCs w:val="22"/>
+        </w:rPr>
+      </w:pPr>
+      <w:r>
+        <w:rPr>
+          <w:rFonts w:ascii="Times New Roman" w:hAnsi="Times New Roman" w:cs="Times New Roman"/>
+          <w:i w:val="0"/>
+          <w:iCs w:val="0"/>
           <w:spacing w:val="-2"/>
-        </w:rPr>
-        <w:t>3.2.2 Land Use Concentration and Restructuring</w:t>
+          <w:sz w:val="22"/>
+          <w:szCs w:val="22"/>
+        </w:rPr>
+        <w:t xml:space="preserve">The data </w:t>
+      </w:r>
+      <w:proofErr w:type="gramStart"/>
+      <w:r>
+        <w:rPr>
+          <w:rFonts w:ascii="Times New Roman" w:hAnsi="Times New Roman" w:cs="Times New Roman"/>
+          <w:i w:val="0"/>
+          <w:iCs w:val="0"/>
+          <w:spacing w:val="-2"/>
+          <w:sz w:val="22"/>
+          <w:szCs w:val="22"/>
+        </w:rPr>
+        <w:t>reveal</w:t>
+      </w:r>
+      <w:proofErr w:type="gramEnd"/>
+      <w:r>
+        <w:rPr>
+          <w:rFonts w:ascii="Times New Roman" w:hAnsi="Times New Roman" w:cs="Times New Roman"/>
+          <w:i w:val="0"/>
+          <w:iCs w:val="0"/>
+          <w:spacing w:val="-2"/>
+          <w:sz w:val="22"/>
+          <w:szCs w:val="22"/>
+        </w:rPr>
+        <w:t xml:space="preserve"> </w:t>
+      </w:r>
+      <w:proofErr w:type="gramStart"/>
+      <w:r>
+        <w:rPr>
+          <w:rFonts w:ascii="Times New Roman" w:hAnsi="Times New Roman" w:cs="Times New Roman"/>
+          <w:i w:val="0"/>
+          <w:iCs w:val="0"/>
+          <w:spacing w:val="-2"/>
+          <w:sz w:val="22"/>
+          <w:szCs w:val="22"/>
+        </w:rPr>
+        <w:t>a process</w:t>
+      </w:r>
+      <w:proofErr w:type="gramEnd"/>
+      <w:r>
+        <w:rPr>
+          <w:rFonts w:ascii="Times New Roman" w:hAnsi="Times New Roman" w:cs="Times New Roman"/>
+          <w:i w:val="0"/>
+          <w:iCs w:val="0"/>
+          <w:spacing w:val="-2"/>
+          <w:sz w:val="22"/>
+          <w:szCs w:val="22"/>
+        </w:rPr>
+        <w:t xml:space="preserve"> of agricultural concentration and restructuring. While total agricultural area decreased only slightly (3.3%), the number of holdings fell dramatically (63%), suggesting that farms became larger on average. This is consistent with the restructuring hypothesis: agricultural land is being managed by fewer, larger, and more specialized operations.</w:t>
       </w:r>
     </w:p>
     <w:p>
@@ -6309,7 +6687,12 @@
         </w:tabs>
         <w:ind w:left="37" w:firstLine="0"/>
         <w:rPr>
+          <w:rFonts w:ascii="Times New Roman" w:hAnsi="Times New Roman" w:cs="Times New Roman"/>
+          <w:i w:val="0"/>
+          <w:iCs w:val="0"/>
           <w:spacing w:val="-2"/>
+          <w:sz w:val="22"/>
+          <w:szCs w:val="22"/>
         </w:rPr>
       </w:pPr>
     </w:p>
@@ -6324,60 +6707,39 @@
           <w:rFonts w:ascii="Times New Roman" w:hAnsi="Times New Roman" w:cs="Times New Roman"/>
           <w:i w:val="0"/>
           <w:iCs w:val="0"/>
-          <w:spacing w:val="-2"/>
-          <w:sz w:val="22"/>
-          <w:szCs w:val="22"/>
-        </w:rPr>
-      </w:pPr>
-      <w:r>
-        <w:rPr>
-          <w:rFonts w:ascii="Times New Roman" w:hAnsi="Times New Roman" w:cs="Times New Roman"/>
-          <w:i w:val="0"/>
-          <w:iCs w:val="0"/>
-          <w:spacing w:val="-2"/>
-          <w:sz w:val="22"/>
-          <w:szCs w:val="22"/>
-        </w:rPr>
-        <w:t>The data reveal a process of agricultural concentration and restructuring. While total agricultural area decreased only slightly (3.3%), the number of holdings fell dramatically (63%), suggesting that farms became larger on average. This is consistent with the restructuring hypothesis: agricultural land is being managed by fewer, larger, and more specialized operations.</w:t>
-      </w:r>
-    </w:p>
-    <w:p>
-      <w:pPr>
-        <w:pStyle w:val="Heading1"/>
-        <w:tabs>
-          <w:tab w:val="left" w:pos="745"/>
-        </w:tabs>
-        <w:ind w:left="37" w:firstLine="0"/>
-        <w:rPr>
-          <w:rFonts w:ascii="Times New Roman" w:hAnsi="Times New Roman" w:cs="Times New Roman"/>
-          <w:i w:val="0"/>
-          <w:iCs w:val="0"/>
-          <w:spacing w:val="-2"/>
-          <w:sz w:val="22"/>
-          <w:szCs w:val="22"/>
-        </w:rPr>
-      </w:pPr>
-    </w:p>
-    <w:p>
-      <w:pPr>
-        <w:pStyle w:val="Heading1"/>
-        <w:tabs>
-          <w:tab w:val="left" w:pos="745"/>
-        </w:tabs>
-        <w:ind w:left="37" w:firstLine="0"/>
-        <w:rPr>
-          <w:rFonts w:ascii="Times New Roman" w:hAnsi="Times New Roman" w:cs="Times New Roman"/>
-          <w:i w:val="0"/>
-          <w:iCs w:val="0"/>
-        </w:rPr>
-      </w:pPr>
-      <w:r>
-        <w:rPr>
-          <w:rFonts w:ascii="Times New Roman" w:hAnsi="Times New Roman" w:cs="Times New Roman"/>
-          <w:i w:val="0"/>
-          <w:iCs w:val="0"/>
-        </w:rPr>
-        <w:t>Table 3.4 - Average Holding Size by Crop Type (1989 - 2019)</w:t>
+          <w:sz w:val="22"/>
+          <w:szCs w:val="22"/>
+        </w:rPr>
+      </w:pPr>
+      <w:r>
+        <w:rPr>
+          <w:rFonts w:ascii="Times New Roman" w:hAnsi="Times New Roman" w:cs="Times New Roman"/>
+          <w:i w:val="0"/>
+          <w:iCs w:val="0"/>
+          <w:sz w:val="22"/>
+          <w:szCs w:val="22"/>
+        </w:rPr>
+        <w:t xml:space="preserve">Table </w:t>
+      </w:r>
+      <w:r>
+        <w:rPr>
+          <w:rFonts w:ascii="Times New Roman" w:hAnsi="Times New Roman" w:cs="Times New Roman"/>
+          <w:i w:val="0"/>
+          <w:iCs w:val="0"/>
+          <w:sz w:val="22"/>
+          <w:szCs w:val="22"/>
+        </w:rPr>
+        <w:t>3.3</w:t>
+      </w:r>
+      <w:r>
+        <w:rPr>
+          <w:rFonts w:ascii="Times New Roman" w:hAnsi="Times New Roman" w:cs="Times New Roman"/>
+          <w:i w:val="0"/>
+          <w:iCs w:val="0"/>
+          <w:sz w:val="22"/>
+          <w:szCs w:val="22"/>
+        </w:rPr>
+        <w:t xml:space="preserve"> - Average Holding Size by Crop Type (1989 - 2019)</w:t>
       </w:r>
     </w:p>
     <w:p>
@@ -6430,7 +6792,7 @@
                     <pic:cNvPicPr/>
                   </pic:nvPicPr>
                   <pic:blipFill rotWithShape="1">
-                    <a:blip r:embed="rId13" cstate="print">
+                    <a:blip r:embed="rId14" cstate="print">
                       <a:extLst>
                         <a:ext uri="{28A0092B-C50C-407E-A947-70E740481C1C}">
                           <a14:useLocalDpi xmlns:a14="http://schemas.microsoft.com/office/drawing/2010/main" val="0"/>
@@ -6531,6 +6893,96 @@
         <w:tabs>
           <w:tab w:val="left" w:pos="745"/>
         </w:tabs>
+        <w:ind w:left="37" w:firstLine="0"/>
+        <w:rPr>
+          <w:rFonts w:ascii="Times New Roman" w:hAnsi="Times New Roman" w:cs="Times New Roman"/>
+          <w:i w:val="0"/>
+          <w:iCs w:val="0"/>
+          <w:sz w:val="22"/>
+          <w:szCs w:val="22"/>
+        </w:rPr>
+      </w:pPr>
+      <w:r>
+        <w:rPr>
+          <w:rFonts w:ascii="Times New Roman" w:hAnsi="Times New Roman" w:cs="Times New Roman"/>
+          <w:i w:val="0"/>
+          <w:iCs w:val="0"/>
+          <w:sz w:val="22"/>
+          <w:szCs w:val="22"/>
+        </w:rPr>
+        <w:t xml:space="preserve">Figure </w:t>
+      </w:r>
+      <w:r>
+        <w:rPr>
+          <w:rFonts w:ascii="Times New Roman" w:hAnsi="Times New Roman" w:cs="Times New Roman"/>
+          <w:i w:val="0"/>
+          <w:iCs w:val="0"/>
+          <w:sz w:val="22"/>
+          <w:szCs w:val="22"/>
+        </w:rPr>
+        <w:t>–</w:t>
+      </w:r>
+      <w:r>
+        <w:rPr>
+          <w:rFonts w:ascii="Times New Roman" w:hAnsi="Times New Roman" w:cs="Times New Roman"/>
+          <w:i w:val="0"/>
+          <w:iCs w:val="0"/>
+          <w:sz w:val="22"/>
+          <w:szCs w:val="22"/>
+        </w:rPr>
+        <w:t xml:space="preserve"> 3</w:t>
+      </w:r>
+      <w:r>
+        <w:rPr>
+          <w:rFonts w:ascii="Times New Roman" w:hAnsi="Times New Roman" w:cs="Times New Roman"/>
+          <w:i w:val="0"/>
+          <w:iCs w:val="0"/>
+          <w:sz w:val="22"/>
+          <w:szCs w:val="22"/>
+        </w:rPr>
+        <w:t>.3</w:t>
+      </w:r>
+      <w:r>
+        <w:rPr>
+          <w:rFonts w:ascii="Times New Roman" w:hAnsi="Times New Roman" w:cs="Times New Roman"/>
+          <w:i w:val="0"/>
+          <w:iCs w:val="0"/>
+          <w:sz w:val="22"/>
+          <w:szCs w:val="22"/>
+        </w:rPr>
+        <w:t xml:space="preserve"> </w:t>
+      </w:r>
+      <w:r>
+        <w:rPr>
+          <w:rFonts w:ascii="Times New Roman" w:hAnsi="Times New Roman" w:cs="Times New Roman"/>
+          <w:i w:val="0"/>
+          <w:iCs w:val="0"/>
+          <w:sz w:val="22"/>
+          <w:szCs w:val="22"/>
+        </w:rPr>
+        <w:t>Average Holding Size by Crop Type (1989 - 2019)</w:t>
+      </w:r>
+    </w:p>
+    <w:p>
+      <w:pPr>
+        <w:pStyle w:val="Heading1"/>
+        <w:tabs>
+          <w:tab w:val="left" w:pos="745"/>
+        </w:tabs>
+        <w:ind w:left="37" w:firstLine="0"/>
+        <w:rPr>
+          <w:rFonts w:ascii="Times New Roman" w:hAnsi="Times New Roman" w:cs="Times New Roman"/>
+          <w:i w:val="0"/>
+          <w:iCs w:val="0"/>
+        </w:rPr>
+      </w:pPr>
+    </w:p>
+    <w:p>
+      <w:pPr>
+        <w:pStyle w:val="Heading1"/>
+        <w:tabs>
+          <w:tab w:val="left" w:pos="745"/>
+        </w:tabs>
         <w:rPr>
           <w:rFonts w:ascii="Times New Roman" w:hAnsi="Times New Roman" w:cs="Times New Roman"/>
           <w:i w:val="0"/>
@@ -6560,7 +7012,7 @@
                     <pic:cNvPicPr/>
                   </pic:nvPicPr>
                   <pic:blipFill>
-                    <a:blip r:embed="rId14">
+                    <a:blip r:embed="rId15">
                       <a:extLst>
                         <a:ext uri="{28A0092B-C50C-407E-A947-70E740481C1C}">
                           <a14:useLocalDpi xmlns:a14="http://schemas.microsoft.com/office/drawing/2010/main" val="0"/>
@@ -6636,7 +7088,7 @@
           <w:sz w:val="22"/>
           <w:szCs w:val="22"/>
         </w:rPr>
-        <w:t xml:space="preserve"> intensity documented in Section 3.1.2, points to a clear pattern of agricultural intensification: fewer, larger farms employing less </w:t>
+        <w:t xml:space="preserve"> intensity, points to a clear pattern of agricultural intensification: fewer, larger farms employing less </w:t>
       </w:r>
       <w:proofErr w:type="spellStart"/>
       <w:r>
@@ -6662,14 +7114,6 @@
         </w:rPr>
         <w:t xml:space="preserve"> per hectare, particularly in temporary cropping systems.</w:t>
       </w:r>
-    </w:p>
-    <w:p>
-      <w:pPr>
-        <w:pStyle w:val="Heading1"/>
-        <w:tabs>
-          <w:tab w:val="left" w:pos="745"/>
-        </w:tabs>
-      </w:pPr>
     </w:p>
     <w:p>
       <w:pPr>
@@ -6707,8 +7151,2788 @@
     </w:p>
     <w:p>
       <w:pPr>
-        <w:pStyle w:val="BodyText"/>
-        <w:spacing w:before="26"/>
+        <w:pStyle w:val="Heading1"/>
+        <w:tabs>
+          <w:tab w:val="left" w:pos="745"/>
+        </w:tabs>
+        <w:spacing w:before="10"/>
+        <w:ind w:left="37" w:firstLine="0"/>
+      </w:pPr>
+    </w:p>
+    <w:p>
+      <w:pPr>
+        <w:pStyle w:val="Heading1"/>
+        <w:tabs>
+          <w:tab w:val="left" w:pos="745"/>
+        </w:tabs>
+        <w:spacing w:before="10"/>
+        <w:ind w:left="37" w:firstLine="0"/>
+        <w:rPr>
+          <w:rFonts w:ascii="Times New Roman" w:hAnsi="Times New Roman" w:cs="Times New Roman"/>
+          <w:i w:val="0"/>
+          <w:iCs w:val="0"/>
+        </w:rPr>
+      </w:pPr>
+      <w:r>
+        <w:rPr>
+          <w:rStyle w:val="cf01"/>
+          <w:rFonts w:ascii="Times New Roman" w:hAnsi="Times New Roman" w:cs="Times New Roman"/>
+          <w:i w:val="0"/>
+          <w:iCs w:val="0"/>
+          <w:sz w:val="24"/>
+          <w:szCs w:val="24"/>
+        </w:rPr>
+        <w:t xml:space="preserve">The distinction between temporary and permanent crops is fundamental for understanding agricultural restructuring in mainland Portugal. Temporary crops are cultivated on a seasonal basis and require annual replanting (cereals, pulses, potatoes, horticultural crops), while permanent crops remain in the ground for multiple years (vineyards, olive groves, fruit trees). These two categories respond differently to economic incentives, policy frameworks, and environmental conditions, making their comparative analysis particularly revealing. </w:t>
+      </w:r>
+    </w:p>
+    <w:p>
+      <w:pPr>
+        <w:pStyle w:val="Heading1"/>
+        <w:tabs>
+          <w:tab w:val="left" w:pos="745"/>
+        </w:tabs>
+        <w:spacing w:before="10"/>
+      </w:pPr>
+    </w:p>
+    <w:p>
+      <w:pPr>
+        <w:pStyle w:val="Heading1"/>
+        <w:tabs>
+          <w:tab w:val="left" w:pos="745"/>
+        </w:tabs>
+        <w:spacing w:before="10"/>
+      </w:pPr>
+      <w:r>
+        <w:t>3.3.1 Evolution of Temporary Crop Holdings</w:t>
+      </w:r>
+    </w:p>
+    <w:p>
+      <w:pPr>
+        <w:pStyle w:val="Heading1"/>
+        <w:tabs>
+          <w:tab w:val="left" w:pos="745"/>
+        </w:tabs>
+        <w:spacing w:before="10"/>
+      </w:pPr>
+    </w:p>
+    <w:p>
+      <w:pPr>
+        <w:pStyle w:val="Heading1"/>
+        <w:tabs>
+          <w:tab w:val="left" w:pos="745"/>
+        </w:tabs>
+        <w:spacing w:before="10"/>
+        <w:ind w:left="0" w:firstLine="0"/>
+        <w:rPr>
+          <w:rFonts w:ascii="Times New Roman" w:hAnsi="Times New Roman" w:cs="Times New Roman"/>
+          <w:i w:val="0"/>
+          <w:iCs w:val="0"/>
+        </w:rPr>
+      </w:pPr>
+      <w:r>
+        <w:rPr>
+          <w:rFonts w:ascii="Times New Roman" w:hAnsi="Times New Roman" w:cs="Times New Roman"/>
+          <w:i w:val="0"/>
+          <w:iCs w:val="0"/>
+        </w:rPr>
+        <w:t xml:space="preserve">Temporary crops experienced the most dramatic decline among all agricultural indicators analyzed. </w:t>
+      </w:r>
+      <w:r>
+        <w:rPr>
+          <w:rFonts w:ascii="Times New Roman" w:hAnsi="Times New Roman" w:cs="Times New Roman"/>
+          <w:i w:val="0"/>
+          <w:iCs w:val="0"/>
+        </w:rPr>
+        <w:t>Table</w:t>
+      </w:r>
+      <w:r>
+        <w:rPr>
+          <w:rFonts w:ascii="Times New Roman" w:hAnsi="Times New Roman" w:cs="Times New Roman"/>
+          <w:i w:val="0"/>
+          <w:iCs w:val="0"/>
+        </w:rPr>
+        <w:t xml:space="preserve"> </w:t>
+      </w:r>
+      <w:r>
+        <w:rPr>
+          <w:rFonts w:ascii="Times New Roman" w:hAnsi="Times New Roman" w:cs="Times New Roman"/>
+          <w:i w:val="0"/>
+          <w:iCs w:val="0"/>
+        </w:rPr>
+        <w:t>3.4</w:t>
+      </w:r>
+      <w:r>
+        <w:rPr>
+          <w:rFonts w:ascii="Times New Roman" w:hAnsi="Times New Roman" w:cs="Times New Roman"/>
+          <w:i w:val="0"/>
+          <w:iCs w:val="0"/>
+        </w:rPr>
+        <w:t xml:space="preserve"> presents the evolution of temporary crop holdings by category between 2989 and 2019. </w:t>
+      </w:r>
+    </w:p>
+    <w:p>
+      <w:pPr>
+        <w:pStyle w:val="Heading1"/>
+        <w:tabs>
+          <w:tab w:val="left" w:pos="745"/>
+        </w:tabs>
+        <w:spacing w:before="10"/>
+        <w:ind w:left="0" w:firstLine="0"/>
+        <w:rPr>
+          <w:rFonts w:ascii="Times New Roman" w:hAnsi="Times New Roman" w:cs="Times New Roman"/>
+          <w:i w:val="0"/>
+          <w:iCs w:val="0"/>
+          <w:sz w:val="22"/>
+          <w:szCs w:val="22"/>
+        </w:rPr>
+      </w:pPr>
+    </w:p>
+    <w:p>
+      <w:pPr>
+        <w:pStyle w:val="Heading1"/>
+        <w:tabs>
+          <w:tab w:val="left" w:pos="745"/>
+        </w:tabs>
+        <w:spacing w:before="10"/>
+        <w:rPr>
+          <w:rFonts w:ascii="Times New Roman" w:hAnsi="Times New Roman" w:cs="Times New Roman"/>
+          <w:i w:val="0"/>
+          <w:iCs w:val="0"/>
+        </w:rPr>
+      </w:pPr>
+      <w:r>
+        <w:rPr>
+          <w:rFonts w:ascii="Times New Roman" w:hAnsi="Times New Roman" w:cs="Times New Roman"/>
+          <w:i w:val="0"/>
+          <w:iCs w:val="0"/>
+          <w:sz w:val="22"/>
+          <w:szCs w:val="22"/>
+        </w:rPr>
+        <w:t xml:space="preserve">Table </w:t>
+      </w:r>
+      <w:r>
+        <w:rPr>
+          <w:rFonts w:ascii="Times New Roman" w:hAnsi="Times New Roman" w:cs="Times New Roman"/>
+          <w:i w:val="0"/>
+          <w:iCs w:val="0"/>
+          <w:sz w:val="22"/>
+          <w:szCs w:val="22"/>
+        </w:rPr>
+        <w:t>3.4</w:t>
+      </w:r>
+      <w:r>
+        <w:rPr>
+          <w:rFonts w:ascii="Times New Roman" w:hAnsi="Times New Roman" w:cs="Times New Roman"/>
+          <w:i w:val="0"/>
+          <w:iCs w:val="0"/>
+          <w:sz w:val="22"/>
+          <w:szCs w:val="22"/>
+        </w:rPr>
+        <w:t xml:space="preserve"> - </w:t>
+      </w:r>
+      <w:r>
+        <w:rPr>
+          <w:rFonts w:ascii="Times New Roman" w:hAnsi="Times New Roman" w:cs="Times New Roman"/>
+          <w:i w:val="0"/>
+          <w:iCs w:val="0"/>
+          <w:sz w:val="22"/>
+          <w:szCs w:val="22"/>
+        </w:rPr>
+        <w:t>Temporary</w:t>
+      </w:r>
+      <w:r>
+        <w:rPr>
+          <w:rFonts w:ascii="Times New Roman" w:hAnsi="Times New Roman" w:cs="Times New Roman"/>
+          <w:i w:val="0"/>
+          <w:iCs w:val="0"/>
+          <w:sz w:val="22"/>
+          <w:szCs w:val="22"/>
+        </w:rPr>
+        <w:t xml:space="preserve"> Crop Holdings by Category in Mainland Portugal (1989–2019) </w:t>
+      </w:r>
+    </w:p>
+    <w:p>
+      <w:pPr>
+        <w:pStyle w:val="Heading1"/>
+        <w:tabs>
+          <w:tab w:val="left" w:pos="745"/>
+        </w:tabs>
+        <w:spacing w:before="10"/>
+        <w:ind w:left="0" w:firstLine="0"/>
+        <w:rPr>
+          <w:rFonts w:ascii="Times New Roman" w:hAnsi="Times New Roman" w:cs="Times New Roman"/>
+          <w:i w:val="0"/>
+          <w:iCs w:val="0"/>
+          <w:sz w:val="22"/>
+          <w:szCs w:val="22"/>
+        </w:rPr>
+      </w:pPr>
+    </w:p>
+    <w:p>
+      <w:pPr>
+        <w:pStyle w:val="Heading1"/>
+        <w:tabs>
+          <w:tab w:val="left" w:pos="745"/>
+        </w:tabs>
+        <w:spacing w:before="10"/>
+        <w:ind w:left="0" w:firstLine="0"/>
+        <w:rPr>
+          <w:rFonts w:ascii="Times New Roman" w:hAnsi="Times New Roman" w:cs="Times New Roman"/>
+          <w:i w:val="0"/>
+          <w:iCs w:val="0"/>
+        </w:rPr>
+      </w:pPr>
+    </w:p>
+    <w:p>
+      <w:pPr>
+        <w:pStyle w:val="Heading1"/>
+        <w:tabs>
+          <w:tab w:val="left" w:pos="745"/>
+        </w:tabs>
+        <w:spacing w:before="10"/>
+      </w:pPr>
+      <w:r>
+        <w:lastRenderedPageBreak/>
+        <w:drawing>
+          <wp:inline distT="0" distB="0" distL="0" distR="0" wp14:anchorId="3B650456" wp14:editId="705B851B">
+            <wp:extent cx="5911988" cy="2374900"/>
+            <wp:effectExtent l="0" t="0" r="0" b="6350"/>
+            <wp:docPr id="793601985" name="Picture 4"/>
+            <wp:cNvGraphicFramePr>
+              <a:graphicFrameLocks xmlns:a="http://schemas.openxmlformats.org/drawingml/2006/main" noChangeAspect="1"/>
+            </wp:cNvGraphicFramePr>
+            <a:graphic xmlns:a="http://schemas.openxmlformats.org/drawingml/2006/main">
+              <a:graphicData uri="http://schemas.openxmlformats.org/drawingml/2006/picture">
+                <pic:pic xmlns:pic="http://schemas.openxmlformats.org/drawingml/2006/picture">
+                  <pic:nvPicPr>
+                    <pic:cNvPr id="0" name="Picture 19"/>
+                    <pic:cNvPicPr>
+                      <a:picLocks noChangeAspect="1" noChangeArrowheads="1"/>
+                    </pic:cNvPicPr>
+                  </pic:nvPicPr>
+                  <pic:blipFill rotWithShape="1">
+                    <a:blip r:embed="rId16" cstate="print">
+                      <a:extLst>
+                        <a:ext uri="{28A0092B-C50C-407E-A947-70E740481C1C}">
+                          <a14:useLocalDpi xmlns:a14="http://schemas.microsoft.com/office/drawing/2010/main" val="0"/>
+                        </a:ext>
+                      </a:extLst>
+                    </a:blip>
+                    <a:srcRect l="8417" r="25046" b="13284"/>
+                    <a:stretch>
+                      <a:fillRect/>
+                    </a:stretch>
+                  </pic:blipFill>
+                  <pic:spPr bwMode="auto">
+                    <a:xfrm>
+                      <a:off x="0" y="0"/>
+                      <a:ext cx="5964201" cy="2395875"/>
+                    </a:xfrm>
+                    <a:prstGeom prst="rect">
+                      <a:avLst/>
+                    </a:prstGeom>
+                    <a:noFill/>
+                    <a:ln>
+                      <a:noFill/>
+                    </a:ln>
+                    <a:extLst>
+                      <a:ext uri="{53640926-AAD7-44D8-BBD7-CCE9431645EC}">
+                        <a14:shadowObscured xmlns:a14="http://schemas.microsoft.com/office/drawing/2010/main"/>
+                      </a:ext>
+                    </a:extLst>
+                  </pic:spPr>
+                </pic:pic>
+              </a:graphicData>
+            </a:graphic>
+          </wp:inline>
+        </w:drawing>
+      </w:r>
+    </w:p>
+    <w:p>
+      <w:pPr>
+        <w:pStyle w:val="Heading1"/>
+        <w:tabs>
+          <w:tab w:val="left" w:pos="745"/>
+        </w:tabs>
+        <w:spacing w:before="10"/>
+        <w:rPr>
+          <w:sz w:val="16"/>
+          <w:szCs w:val="16"/>
+        </w:rPr>
+      </w:pPr>
+      <w:r>
+        <w:rPr>
+          <w:sz w:val="16"/>
+          <w:szCs w:val="16"/>
+        </w:rPr>
+        <w:t>Source: INE – Temporary crops holdings by geographic location (NUTS 2013). Values for "Continente"</w:t>
+      </w:r>
+    </w:p>
+    <w:p>
+      <w:pPr>
+        <w:pStyle w:val="Heading1"/>
+        <w:tabs>
+          <w:tab w:val="left" w:pos="745"/>
+        </w:tabs>
+        <w:spacing w:before="10"/>
+      </w:pPr>
+    </w:p>
+    <w:p>
+      <w:pPr>
+        <w:pStyle w:val="Heading1"/>
+        <w:tabs>
+          <w:tab w:val="left" w:pos="745"/>
+        </w:tabs>
+        <w:spacing w:before="10"/>
+        <w:rPr>
+          <w:rFonts w:ascii="Times New Roman" w:hAnsi="Times New Roman"/>
+          <w:sz w:val="22"/>
+          <w:szCs w:val="22"/>
+        </w:rPr>
+      </w:pPr>
+      <w:r>
+        <w:rPr>
+          <w:rFonts w:ascii="Times New Roman" w:hAnsi="Times New Roman" w:cs="Times New Roman"/>
+          <w:i w:val="0"/>
+          <w:iCs w:val="0"/>
+          <w:sz w:val="22"/>
+          <w:szCs w:val="22"/>
+        </w:rPr>
+        <w:t>Figure</w:t>
+      </w:r>
+      <w:r>
+        <w:rPr>
+          <w:rFonts w:ascii="Times New Roman" w:hAnsi="Times New Roman" w:cs="Times New Roman"/>
+          <w:i w:val="0"/>
+          <w:iCs w:val="0"/>
+          <w:sz w:val="22"/>
+          <w:szCs w:val="22"/>
+        </w:rPr>
+        <w:t xml:space="preserve"> </w:t>
+      </w:r>
+      <w:r>
+        <w:rPr>
+          <w:rFonts w:ascii="Times New Roman" w:hAnsi="Times New Roman" w:cs="Times New Roman"/>
+          <w:i w:val="0"/>
+          <w:iCs w:val="0"/>
+          <w:sz w:val="22"/>
+          <w:szCs w:val="22"/>
+        </w:rPr>
+        <w:t>3.4</w:t>
+      </w:r>
+      <w:r>
+        <w:rPr>
+          <w:rFonts w:ascii="Times New Roman" w:hAnsi="Times New Roman" w:cs="Times New Roman"/>
+          <w:i w:val="0"/>
+          <w:iCs w:val="0"/>
+          <w:sz w:val="22"/>
+          <w:szCs w:val="22"/>
+        </w:rPr>
+        <w:t xml:space="preserve"> - </w:t>
+      </w:r>
+      <w:r>
+        <w:rPr>
+          <w:rFonts w:ascii="Times New Roman" w:hAnsi="Times New Roman"/>
+          <w:i w:val="0"/>
+          <w:iCs w:val="0"/>
+          <w:sz w:val="22"/>
+          <w:szCs w:val="22"/>
+        </w:rPr>
+        <w:t>Evolution of Major Temporary Crop Holdings (1989–2019)</w:t>
+      </w:r>
+    </w:p>
+    <w:p>
+      <w:pPr>
+        <w:pStyle w:val="Heading1"/>
+        <w:tabs>
+          <w:tab w:val="left" w:pos="745"/>
+        </w:tabs>
+        <w:spacing w:before="10"/>
+        <w:jc w:val="center"/>
+        <w:rPr>
+          <w:sz w:val="22"/>
+          <w:szCs w:val="22"/>
+        </w:rPr>
+      </w:pPr>
+      <w:r>
+        <w:rPr>
+          <w:sz w:val="22"/>
+          <w:szCs w:val="22"/>
+          <w:lang w:val="pt-BR"/>
+        </w:rPr>
+        <w:drawing>
+          <wp:inline distT="0" distB="0" distL="0" distR="0" wp14:anchorId="6578513F" wp14:editId="082A89FB">
+            <wp:extent cx="5582920" cy="2767965"/>
+            <wp:effectExtent l="0" t="0" r="0" b="0"/>
+            <wp:docPr id="103174655" name="Picture 6"/>
+            <wp:cNvGraphicFramePr>
+              <a:graphicFrameLocks xmlns:a="http://schemas.openxmlformats.org/drawingml/2006/main" noChangeAspect="1"/>
+            </wp:cNvGraphicFramePr>
+            <a:graphic xmlns:a="http://schemas.openxmlformats.org/drawingml/2006/main">
+              <a:graphicData uri="http://schemas.openxmlformats.org/drawingml/2006/picture">
+                <pic:pic xmlns:pic="http://schemas.openxmlformats.org/drawingml/2006/picture">
+                  <pic:nvPicPr>
+                    <pic:cNvPr id="0" name="Picture 26"/>
+                    <pic:cNvPicPr>
+                      <a:picLocks noChangeAspect="1" noChangeArrowheads="1"/>
+                    </pic:cNvPicPr>
+                  </pic:nvPicPr>
+                  <pic:blipFill>
+                    <a:blip r:embed="rId17" cstate="print">
+                      <a:extLst>
+                        <a:ext uri="{28A0092B-C50C-407E-A947-70E740481C1C}">
+                          <a14:useLocalDpi xmlns:a14="http://schemas.microsoft.com/office/drawing/2010/main" val="0"/>
+                        </a:ext>
+                      </a:extLst>
+                    </a:blip>
+                    <a:srcRect/>
+                    <a:stretch>
+                      <a:fillRect/>
+                    </a:stretch>
+                  </pic:blipFill>
+                  <pic:spPr bwMode="auto">
+                    <a:xfrm>
+                      <a:off x="0" y="0"/>
+                      <a:ext cx="5582920" cy="2767965"/>
+                    </a:xfrm>
+                    <a:prstGeom prst="rect">
+                      <a:avLst/>
+                    </a:prstGeom>
+                    <a:noFill/>
+                    <a:ln>
+                      <a:noFill/>
+                    </a:ln>
+                  </pic:spPr>
+                </pic:pic>
+              </a:graphicData>
+            </a:graphic>
+          </wp:inline>
+        </w:drawing>
+      </w:r>
+    </w:p>
+    <w:p>
+      <w:r>
+        <w:t>The data reveals an extraordinary contraction in temporary crop holdings, with the total declining by 72.1% between 1989 and 2019. However, the decline was not uniform across categories. Several patterns stand out:</w:t>
+      </w:r>
+    </w:p>
+    <w:p/>
+    <w:p>
+      <w:r>
+        <w:t>1. Collapse of traditional arable crops:</w:t>
+      </w:r>
+    </w:p>
+    <w:p>
+      <w:r>
+        <w:t xml:space="preserve">- </w:t>
+      </w:r>
+      <w:r>
+        <w:rPr>
+          <w:b/>
+          <w:bCs/>
+        </w:rPr>
+        <w:t>Dried pulses for grain</w:t>
+      </w:r>
+      <w:r>
+        <w:t xml:space="preserve"> experienced the most severe decline (-92.8%), from 222,230 to 15,945 holdings. This reflects the abandonment of traditional legume cultivation in </w:t>
+      </w:r>
+      <w:proofErr w:type="spellStart"/>
+      <w:r>
+        <w:t>favour</w:t>
+      </w:r>
+      <w:proofErr w:type="spellEnd"/>
+      <w:r>
+        <w:t xml:space="preserve"> of more profitable crops or grassland conversion.</w:t>
+      </w:r>
+    </w:p>
+    <w:p>
+      <w:r>
+        <w:t xml:space="preserve">- </w:t>
+      </w:r>
+      <w:r>
+        <w:rPr>
+          <w:b/>
+          <w:bCs/>
+        </w:rPr>
+        <w:t>Potatoes declined</w:t>
+      </w:r>
+      <w:r>
+        <w:t xml:space="preserve"> by 88.9% (from 312,443 to 34,570 holdings), reflecting the concentration of potato production in specialized, large-scale operations, primarily in the Centre and North regions.</w:t>
+      </w:r>
+    </w:p>
+    <w:p>
+      <w:r>
+        <w:t xml:space="preserve">- </w:t>
+      </w:r>
+      <w:r>
+        <w:rPr>
+          <w:b/>
+          <w:bCs/>
+        </w:rPr>
+        <w:t>Grain cereals</w:t>
+      </w:r>
+      <w:r>
+        <w:t xml:space="preserve"> declined by 81.1% (from 352,158 to 66,584 holdings), consistent with the consolidation of cereal production in the Alentejo and </w:t>
+      </w:r>
+      <w:proofErr w:type="spellStart"/>
+      <w:r>
+        <w:t>Ribatejo</w:t>
+      </w:r>
+      <w:proofErr w:type="spellEnd"/>
+      <w:r>
+        <w:t xml:space="preserve"> regions.</w:t>
+      </w:r>
+    </w:p>
+    <w:p/>
+    <w:p>
+      <w:r>
+        <w:t>2. Decline of forage and temporary meadows:</w:t>
+      </w:r>
+    </w:p>
+    <w:p>
+      <w:r>
+        <w:t xml:space="preserve">- </w:t>
+      </w:r>
+      <w:r>
+        <w:rPr>
+          <w:b/>
+          <w:bCs/>
+        </w:rPr>
+        <w:t>Forage crops</w:t>
+      </w:r>
+      <w:r>
+        <w:t xml:space="preserve"> declined by 77.1% (from 285,468 to 65,416 holdings), while </w:t>
+      </w:r>
+      <w:r>
+        <w:rPr>
+          <w:b/>
+          <w:bCs/>
+        </w:rPr>
+        <w:t>temporary meadows</w:t>
+      </w:r>
+      <w:r>
+        <w:t xml:space="preserve"> declined by 65.4% (from 40,645 to 14,066 holdings). This is particularly significant because forage crops are directly linked to livestock production. Their decline suggests a shift from crop-based animal feed (grown on arable land) to extensive grazing on permanent grasslands</w:t>
+      </w:r>
+      <w:r>
+        <w:t>.</w:t>
+      </w:r>
+    </w:p>
+    <w:p/>
+    <w:p>
+      <w:r>
+        <w:t>3. Horticultural crops:</w:t>
+      </w:r>
+    </w:p>
+    <w:p>
+      <w:r>
+        <w:t xml:space="preserve">- </w:t>
+      </w:r>
+      <w:r>
+        <w:rPr>
+          <w:b/>
+          <w:bCs/>
+        </w:rPr>
+        <w:t>Horticultural crops</w:t>
+      </w:r>
+      <w:r>
+        <w:t xml:space="preserve"> declined by 79.4% (from 77,052 to 15,874 holdings). This decline may reflect the concentration of horticultural production in specialized regions (e.g., Algarve for vegetables, Oeste for fruit) and the consolidation of small holdings into larger operations.</w:t>
+      </w:r>
+    </w:p>
+    <w:p/>
+    <w:p>
+      <w:r>
+        <w:t xml:space="preserve">4. </w:t>
+      </w:r>
+      <w:r>
+        <w:t>Near disappearance</w:t>
+      </w:r>
+      <w:r>
+        <w:t xml:space="preserve"> of other categories:</w:t>
+      </w:r>
+    </w:p>
+    <w:p>
+      <w:r>
+        <w:t xml:space="preserve">- </w:t>
+      </w:r>
+      <w:r>
+        <w:rPr>
+          <w:b/>
+          <w:bCs/>
+        </w:rPr>
+        <w:t>Other temporary crops</w:t>
+      </w:r>
+      <w:r>
+        <w:t xml:space="preserve"> declined by 97.4% (from 65,133 to 1,718 holdings), suggesting that </w:t>
+      </w:r>
+      <w:r>
+        <w:lastRenderedPageBreak/>
+        <w:t>many small-scale, diversified farms disappeared entirely.</w:t>
+      </w:r>
+    </w:p>
+    <w:p/>
+    <w:p>
+      <w:pPr>
+        <w:pStyle w:val="Heading1"/>
+        <w:tabs>
+          <w:tab w:val="left" w:pos="745"/>
+        </w:tabs>
+        <w:rPr>
+          <w:spacing w:val="-2"/>
+        </w:rPr>
+      </w:pPr>
+      <w:r>
+        <w:rPr>
+          <w:spacing w:val="-2"/>
+        </w:rPr>
+        <w:t>3.</w:t>
+      </w:r>
+      <w:r>
+        <w:rPr>
+          <w:spacing w:val="-2"/>
+        </w:rPr>
+        <w:t>3.2</w:t>
+      </w:r>
+      <w:r>
+        <w:rPr>
+          <w:spacing w:val="-2"/>
+        </w:rPr>
+        <w:t xml:space="preserve"> Evolution of Permanent Crop Holdings</w:t>
+      </w:r>
+    </w:p>
+    <w:p>
+      <w:pPr>
+        <w:pStyle w:val="Heading1"/>
+        <w:tabs>
+          <w:tab w:val="left" w:pos="745"/>
+        </w:tabs>
+      </w:pPr>
+    </w:p>
+    <w:p>
+      <w:r>
+        <w:t xml:space="preserve">While temporary crop holdings declined sharply, permanent crop holdings followed a different trajectory, as shown in Table </w:t>
+      </w:r>
+      <w:r>
+        <w:t>3.5</w:t>
+      </w:r>
+      <w:r>
+        <w:t>.</w:t>
+      </w:r>
+    </w:p>
+    <w:p/>
+    <w:p>
+      <w:r>
+        <w:t xml:space="preserve">Table </w:t>
+      </w:r>
+      <w:r>
+        <w:t>3.5</w:t>
+      </w:r>
+      <w:r>
+        <w:t xml:space="preserve"> – Permanent Crop Holdings (1989 – 2019)</w:t>
+      </w:r>
+    </w:p>
+    <w:p>
+      <w:pPr>
+        <w:rPr>
+          <w:sz w:val="24"/>
+          <w:szCs w:val="24"/>
+        </w:rPr>
+      </w:pPr>
+      <w:r>
+        <w:rPr>
+          <w:sz w:val="24"/>
+          <w:szCs w:val="24"/>
+        </w:rPr>
+        <w:drawing>
+          <wp:inline distT="0" distB="0" distL="0" distR="0" wp14:anchorId="6D084594" wp14:editId="43824A8A">
+            <wp:extent cx="4964257" cy="1028700"/>
+            <wp:effectExtent l="0" t="0" r="8255" b="0"/>
+            <wp:docPr id="879229636" name="Picture 10"/>
+            <wp:cNvGraphicFramePr>
+              <a:graphicFrameLocks xmlns:a="http://schemas.openxmlformats.org/drawingml/2006/main" noChangeAspect="1"/>
+            </wp:cNvGraphicFramePr>
+            <a:graphic xmlns:a="http://schemas.openxmlformats.org/drawingml/2006/main">
+              <a:graphicData uri="http://schemas.openxmlformats.org/drawingml/2006/picture">
+                <pic:pic xmlns:pic="http://schemas.openxmlformats.org/drawingml/2006/picture">
+                  <pic:nvPicPr>
+                    <pic:cNvPr id="0" name="Picture 40"/>
+                    <pic:cNvPicPr>
+                      <a:picLocks noChangeAspect="1" noChangeArrowheads="1"/>
+                    </pic:cNvPicPr>
+                  </pic:nvPicPr>
+                  <pic:blipFill rotWithShape="1">
+                    <a:blip r:embed="rId18" cstate="print">
+                      <a:extLst>
+                        <a:ext uri="{28A0092B-C50C-407E-A947-70E740481C1C}">
+                          <a14:useLocalDpi xmlns:a14="http://schemas.microsoft.com/office/drawing/2010/main" val="0"/>
+                        </a:ext>
+                      </a:extLst>
+                    </a:blip>
+                    <a:srcRect l="12056" r="15492"/>
+                    <a:stretch>
+                      <a:fillRect/>
+                    </a:stretch>
+                  </pic:blipFill>
+                  <pic:spPr bwMode="auto">
+                    <a:xfrm>
+                      <a:off x="0" y="0"/>
+                      <a:ext cx="4972495" cy="1030407"/>
+                    </a:xfrm>
+                    <a:prstGeom prst="rect">
+                      <a:avLst/>
+                    </a:prstGeom>
+                    <a:noFill/>
+                    <a:ln>
+                      <a:noFill/>
+                    </a:ln>
+                    <a:extLst>
+                      <a:ext uri="{53640926-AAD7-44D8-BBD7-CCE9431645EC}">
+                        <a14:shadowObscured xmlns:a14="http://schemas.microsoft.com/office/drawing/2010/main"/>
+                      </a:ext>
+                    </a:extLst>
+                  </pic:spPr>
+                </pic:pic>
+              </a:graphicData>
+            </a:graphic>
+          </wp:inline>
+        </w:drawing>
+      </w:r>
+    </w:p>
+    <w:p>
+      <w:pPr>
+        <w:rPr>
+          <w:i/>
+          <w:iCs/>
+          <w:sz w:val="16"/>
+          <w:szCs w:val="16"/>
+        </w:rPr>
+      </w:pPr>
+      <w:r>
+        <w:rPr>
+          <w:i/>
+          <w:iCs/>
+          <w:sz w:val="16"/>
+          <w:szCs w:val="16"/>
+        </w:rPr>
+        <w:t>Source: INE – Permanent crops holdings by geographic location (NUTS 2013). Values for "Continente"</w:t>
+      </w:r>
+      <w:r>
+        <w:rPr>
+          <w:i/>
+          <w:iCs/>
+          <w:sz w:val="16"/>
+          <w:szCs w:val="16"/>
+        </w:rPr>
+        <w:t>.</w:t>
+      </w:r>
+    </w:p>
+    <w:p>
+      <w:pPr>
+        <w:rPr>
+          <w:sz w:val="24"/>
+          <w:szCs w:val="24"/>
+        </w:rPr>
+      </w:pPr>
+    </w:p>
+    <w:p>
+      <w:pPr>
+        <w:pStyle w:val="HTMLPreformatted"/>
+        <w:wordWrap w:val="0"/>
+        <w:spacing w:line="330" w:lineRule="atLeast"/>
+        <w:rPr>
+          <w:rFonts w:ascii="Times New Roman" w:hAnsi="Times New Roman"/>
+          <w:color w:val="0F1115"/>
+          <w:sz w:val="22"/>
+          <w:szCs w:val="22"/>
+        </w:rPr>
+      </w:pPr>
+      <w:r>
+        <w:rPr>
+          <w:rFonts w:ascii="Times New Roman" w:hAnsi="Times New Roman"/>
+          <w:sz w:val="22"/>
+          <w:szCs w:val="22"/>
+        </w:rPr>
+        <w:t xml:space="preserve">Figure </w:t>
+      </w:r>
+      <w:r>
+        <w:rPr>
+          <w:rFonts w:ascii="Times New Roman" w:hAnsi="Times New Roman"/>
+          <w:sz w:val="22"/>
+          <w:szCs w:val="22"/>
+        </w:rPr>
+        <w:t>3.5</w:t>
+      </w:r>
+      <w:r>
+        <w:rPr>
+          <w:rFonts w:ascii="Times New Roman" w:hAnsi="Times New Roman"/>
+          <w:sz w:val="22"/>
+          <w:szCs w:val="22"/>
+        </w:rPr>
+        <w:t xml:space="preserve"> - Evolution</w:t>
+      </w:r>
+      <w:r>
+        <w:rPr>
+          <w:rFonts w:ascii="Times New Roman" w:hAnsi="Times New Roman"/>
+          <w:color w:val="0F1115"/>
+          <w:sz w:val="22"/>
+          <w:szCs w:val="22"/>
+        </w:rPr>
+        <w:t xml:space="preserve"> of Permanent Crop Holdings (1989–2019)</w:t>
+      </w:r>
+    </w:p>
+    <w:p/>
+    <w:p>
+      <w:pPr>
+        <w:rPr>
+          <w:sz w:val="24"/>
+          <w:szCs w:val="24"/>
+        </w:rPr>
+      </w:pPr>
+      <w:r>
+        <w:rPr>
+          <w:sz w:val="24"/>
+          <w:szCs w:val="24"/>
+        </w:rPr>
+        <w:drawing>
+          <wp:inline distT="0" distB="0" distL="0" distR="0" wp14:anchorId="705E17C5" wp14:editId="3D5534EC">
+            <wp:extent cx="5582920" cy="3321685"/>
+            <wp:effectExtent l="0" t="0" r="0" b="0"/>
+            <wp:docPr id="1449751990" name="Picture 14"/>
+            <wp:cNvGraphicFramePr>
+              <a:graphicFrameLocks xmlns:a="http://schemas.openxmlformats.org/drawingml/2006/main" noChangeAspect="1"/>
+            </wp:cNvGraphicFramePr>
+            <a:graphic xmlns:a="http://schemas.openxmlformats.org/drawingml/2006/main">
+              <a:graphicData uri="http://schemas.openxmlformats.org/drawingml/2006/picture">
+                <pic:pic xmlns:pic="http://schemas.openxmlformats.org/drawingml/2006/picture">
+                  <pic:nvPicPr>
+                    <pic:cNvPr id="0" name="Picture 54"/>
+                    <pic:cNvPicPr>
+                      <a:picLocks noChangeAspect="1" noChangeArrowheads="1"/>
+                    </pic:cNvPicPr>
+                  </pic:nvPicPr>
+                  <pic:blipFill>
+                    <a:blip r:embed="rId19" cstate="print">
+                      <a:extLst>
+                        <a:ext uri="{28A0092B-C50C-407E-A947-70E740481C1C}">
+                          <a14:useLocalDpi xmlns:a14="http://schemas.microsoft.com/office/drawing/2010/main" val="0"/>
+                        </a:ext>
+                      </a:extLst>
+                    </a:blip>
+                    <a:srcRect/>
+                    <a:stretch>
+                      <a:fillRect/>
+                    </a:stretch>
+                  </pic:blipFill>
+                  <pic:spPr bwMode="auto">
+                    <a:xfrm>
+                      <a:off x="0" y="0"/>
+                      <a:ext cx="5582920" cy="3321685"/>
+                    </a:xfrm>
+                    <a:prstGeom prst="rect">
+                      <a:avLst/>
+                    </a:prstGeom>
+                    <a:noFill/>
+                    <a:ln>
+                      <a:noFill/>
+                    </a:ln>
+                  </pic:spPr>
+                </pic:pic>
+              </a:graphicData>
+            </a:graphic>
+          </wp:inline>
+        </w:drawing>
+      </w:r>
+    </w:p>
+    <w:p>
+      <w:pPr>
+        <w:widowControl/>
+        <w:tabs>
+          <w:tab w:val="left" w:pos="916"/>
+          <w:tab w:val="left" w:pos="1832"/>
+          <w:tab w:val="left" w:pos="2748"/>
+          <w:tab w:val="left" w:pos="3664"/>
+          <w:tab w:val="left" w:pos="4580"/>
+          <w:tab w:val="left" w:pos="5496"/>
+          <w:tab w:val="left" w:pos="6412"/>
+          <w:tab w:val="left" w:pos="7328"/>
+          <w:tab w:val="left" w:pos="8244"/>
+          <w:tab w:val="left" w:pos="9160"/>
+          <w:tab w:val="left" w:pos="10076"/>
+          <w:tab w:val="left" w:pos="10992"/>
+          <w:tab w:val="left" w:pos="11908"/>
+          <w:tab w:val="left" w:pos="12824"/>
+          <w:tab w:val="left" w:pos="13740"/>
+          <w:tab w:val="left" w:pos="14656"/>
+        </w:tabs>
+        <w:wordWrap w:val="0"/>
+        <w:autoSpaceDE/>
+        <w:autoSpaceDN/>
+        <w:spacing w:line="330" w:lineRule="atLeast"/>
+        <w:rPr>
+          <w:color w:val="0F1115"/>
+        </w:rPr>
+      </w:pPr>
+      <w:r>
+        <w:rPr>
+          <w:color w:val="0F1115"/>
+        </w:rPr>
+        <w:t xml:space="preserve">The permanent crop holdings declined by 54.8% between 1989 and 2019, a smaller </w:t>
+      </w:r>
+    </w:p>
+    <w:p>
+      <w:pPr>
+        <w:widowControl/>
+        <w:tabs>
+          <w:tab w:val="left" w:pos="916"/>
+          <w:tab w:val="left" w:pos="1832"/>
+          <w:tab w:val="left" w:pos="2748"/>
+          <w:tab w:val="left" w:pos="3664"/>
+          <w:tab w:val="left" w:pos="4580"/>
+          <w:tab w:val="left" w:pos="5496"/>
+          <w:tab w:val="left" w:pos="6412"/>
+          <w:tab w:val="left" w:pos="7328"/>
+          <w:tab w:val="left" w:pos="8244"/>
+          <w:tab w:val="left" w:pos="9160"/>
+          <w:tab w:val="left" w:pos="10076"/>
+          <w:tab w:val="left" w:pos="10992"/>
+          <w:tab w:val="left" w:pos="11908"/>
+          <w:tab w:val="left" w:pos="12824"/>
+          <w:tab w:val="left" w:pos="13740"/>
+          <w:tab w:val="left" w:pos="14656"/>
+        </w:tabs>
+        <w:wordWrap w:val="0"/>
+        <w:autoSpaceDE/>
+        <w:autoSpaceDN/>
+        <w:spacing w:line="330" w:lineRule="atLeast"/>
+        <w:rPr>
+          <w:color w:val="0F1115"/>
+        </w:rPr>
+      </w:pPr>
+      <w:r>
+        <w:rPr>
+          <w:color w:val="0F1115"/>
+        </w:rPr>
+        <w:t>decrea</w:t>
+      </w:r>
+      <w:r>
+        <w:rPr>
+          <w:color w:val="0F1115"/>
+        </w:rPr>
+        <w:t>s</w:t>
+      </w:r>
+      <w:r>
+        <w:rPr>
+          <w:color w:val="0F1115"/>
+        </w:rPr>
+        <w:t xml:space="preserve">e than the 72.1% decline in temporary crop holdings. More importantly, the rate of decline slowed considerably after 2009 (only 9.1% between 2009 and 2019), suggesting </w:t>
+      </w:r>
+    </w:p>
+    <w:p>
+      <w:pPr>
+        <w:widowControl/>
+        <w:tabs>
+          <w:tab w:val="left" w:pos="916"/>
+          <w:tab w:val="left" w:pos="1832"/>
+          <w:tab w:val="left" w:pos="2748"/>
+          <w:tab w:val="left" w:pos="3664"/>
+          <w:tab w:val="left" w:pos="4580"/>
+          <w:tab w:val="left" w:pos="5496"/>
+          <w:tab w:val="left" w:pos="6412"/>
+          <w:tab w:val="left" w:pos="7328"/>
+          <w:tab w:val="left" w:pos="8244"/>
+          <w:tab w:val="left" w:pos="9160"/>
+          <w:tab w:val="left" w:pos="10076"/>
+          <w:tab w:val="left" w:pos="10992"/>
+          <w:tab w:val="left" w:pos="11908"/>
+          <w:tab w:val="left" w:pos="12824"/>
+          <w:tab w:val="left" w:pos="13740"/>
+          <w:tab w:val="left" w:pos="14656"/>
+        </w:tabs>
+        <w:wordWrap w:val="0"/>
+        <w:autoSpaceDE/>
+        <w:autoSpaceDN/>
+        <w:spacing w:line="330" w:lineRule="atLeast"/>
+        <w:rPr>
+          <w:color w:val="0F1115"/>
+        </w:rPr>
+      </w:pPr>
+      <w:r>
+        <w:rPr>
+          <w:color w:val="0F1115"/>
+        </w:rPr>
+        <w:t xml:space="preserve">that permanent crop holdings may be stabilizing. This </w:t>
+      </w:r>
+      <w:r>
+        <w:rPr>
+          <w:color w:val="0F1115"/>
+        </w:rPr>
+        <w:t>is likely reflected</w:t>
+      </w:r>
+      <w:r>
+        <w:rPr>
+          <w:color w:val="0F1115"/>
+        </w:rPr>
+        <w:t>:</w:t>
+      </w:r>
+    </w:p>
+    <w:p>
+      <w:pPr>
+        <w:widowControl/>
+        <w:tabs>
+          <w:tab w:val="left" w:pos="916"/>
+          <w:tab w:val="left" w:pos="1832"/>
+          <w:tab w:val="left" w:pos="2748"/>
+          <w:tab w:val="left" w:pos="3664"/>
+          <w:tab w:val="left" w:pos="4580"/>
+          <w:tab w:val="left" w:pos="5496"/>
+          <w:tab w:val="left" w:pos="6412"/>
+          <w:tab w:val="left" w:pos="7328"/>
+          <w:tab w:val="left" w:pos="8244"/>
+          <w:tab w:val="left" w:pos="9160"/>
+          <w:tab w:val="left" w:pos="10076"/>
+          <w:tab w:val="left" w:pos="10992"/>
+          <w:tab w:val="left" w:pos="11908"/>
+          <w:tab w:val="left" w:pos="12824"/>
+          <w:tab w:val="left" w:pos="13740"/>
+          <w:tab w:val="left" w:pos="14656"/>
+        </w:tabs>
+        <w:wordWrap w:val="0"/>
+        <w:autoSpaceDE/>
+        <w:autoSpaceDN/>
+        <w:spacing w:line="330" w:lineRule="atLeast"/>
+        <w:rPr>
+          <w:color w:val="0F1115"/>
+        </w:rPr>
+      </w:pPr>
+    </w:p>
+    <w:p>
+      <w:pPr>
+        <w:widowControl/>
+        <w:tabs>
+          <w:tab w:val="left" w:pos="916"/>
+          <w:tab w:val="left" w:pos="1832"/>
+          <w:tab w:val="left" w:pos="2748"/>
+          <w:tab w:val="left" w:pos="3664"/>
+          <w:tab w:val="left" w:pos="4580"/>
+          <w:tab w:val="left" w:pos="5496"/>
+          <w:tab w:val="left" w:pos="6412"/>
+          <w:tab w:val="left" w:pos="7328"/>
+          <w:tab w:val="left" w:pos="8244"/>
+          <w:tab w:val="left" w:pos="9160"/>
+          <w:tab w:val="left" w:pos="10076"/>
+          <w:tab w:val="left" w:pos="10992"/>
+          <w:tab w:val="left" w:pos="11908"/>
+          <w:tab w:val="left" w:pos="12824"/>
+          <w:tab w:val="left" w:pos="13740"/>
+          <w:tab w:val="left" w:pos="14656"/>
+        </w:tabs>
+        <w:wordWrap w:val="0"/>
+        <w:autoSpaceDE/>
+        <w:autoSpaceDN/>
+        <w:spacing w:line="330" w:lineRule="atLeast"/>
+        <w:rPr>
+          <w:color w:val="0F1115"/>
+        </w:rPr>
+      </w:pPr>
+      <w:r>
+        <w:rPr>
+          <w:color w:val="383A42"/>
+        </w:rPr>
+        <w:t>-</w:t>
+      </w:r>
+      <w:r>
+        <w:rPr>
+          <w:color w:val="0F1115"/>
+        </w:rPr>
+        <w:t xml:space="preserve"> The expansion of olive groves (super-intensive systems) and vineyards, which increased demand for permanent crop holdings</w:t>
+      </w:r>
+      <w:r>
+        <w:rPr>
+          <w:color w:val="0F1115"/>
+        </w:rPr>
+        <w:t>;</w:t>
+      </w:r>
+    </w:p>
+    <w:p>
+      <w:pPr>
+        <w:widowControl/>
+        <w:tabs>
+          <w:tab w:val="left" w:pos="916"/>
+          <w:tab w:val="left" w:pos="1832"/>
+          <w:tab w:val="left" w:pos="2748"/>
+          <w:tab w:val="left" w:pos="3664"/>
+          <w:tab w:val="left" w:pos="4580"/>
+          <w:tab w:val="left" w:pos="5496"/>
+          <w:tab w:val="left" w:pos="6412"/>
+          <w:tab w:val="left" w:pos="7328"/>
+          <w:tab w:val="left" w:pos="8244"/>
+          <w:tab w:val="left" w:pos="9160"/>
+          <w:tab w:val="left" w:pos="10076"/>
+          <w:tab w:val="left" w:pos="10992"/>
+          <w:tab w:val="left" w:pos="11908"/>
+          <w:tab w:val="left" w:pos="12824"/>
+          <w:tab w:val="left" w:pos="13740"/>
+          <w:tab w:val="left" w:pos="14656"/>
+        </w:tabs>
+        <w:wordWrap w:val="0"/>
+        <w:autoSpaceDE/>
+        <w:autoSpaceDN/>
+        <w:spacing w:line="330" w:lineRule="atLeast"/>
+        <w:rPr>
+          <w:color w:val="0F1115"/>
+        </w:rPr>
+      </w:pPr>
+      <w:r>
+        <w:rPr>
+          <w:color w:val="383A42"/>
+        </w:rPr>
+        <w:t>-</w:t>
+      </w:r>
+      <w:r>
+        <w:rPr>
+          <w:color w:val="0F1115"/>
+        </w:rPr>
+        <w:t xml:space="preserve"> The conversion of marginal arable land to permanent crops</w:t>
+      </w:r>
+      <w:r>
+        <w:rPr>
+          <w:color w:val="0F1115"/>
+        </w:rPr>
+        <w:t>;</w:t>
+      </w:r>
+    </w:p>
+    <w:p>
+      <w:pPr>
+        <w:widowControl/>
+        <w:tabs>
+          <w:tab w:val="left" w:pos="916"/>
+          <w:tab w:val="left" w:pos="1832"/>
+          <w:tab w:val="left" w:pos="2748"/>
+          <w:tab w:val="left" w:pos="3664"/>
+          <w:tab w:val="left" w:pos="4580"/>
+          <w:tab w:val="left" w:pos="5496"/>
+          <w:tab w:val="left" w:pos="6412"/>
+          <w:tab w:val="left" w:pos="7328"/>
+          <w:tab w:val="left" w:pos="8244"/>
+          <w:tab w:val="left" w:pos="9160"/>
+          <w:tab w:val="left" w:pos="10076"/>
+          <w:tab w:val="left" w:pos="10992"/>
+          <w:tab w:val="left" w:pos="11908"/>
+          <w:tab w:val="left" w:pos="12824"/>
+          <w:tab w:val="left" w:pos="13740"/>
+          <w:tab w:val="left" w:pos="14656"/>
+        </w:tabs>
+        <w:wordWrap w:val="0"/>
+        <w:autoSpaceDE/>
+        <w:autoSpaceDN/>
+        <w:spacing w:line="330" w:lineRule="atLeast"/>
+        <w:rPr>
+          <w:color w:val="0F1115"/>
+        </w:rPr>
+      </w:pPr>
+      <w:r>
+        <w:rPr>
+          <w:color w:val="383A42"/>
+        </w:rPr>
+        <w:t>-</w:t>
+      </w:r>
+      <w:r>
+        <w:rPr>
+          <w:color w:val="0F1115"/>
+        </w:rPr>
+        <w:t xml:space="preserve"> The professionalization of permanent crop farming, with larger, more viable operations</w:t>
+      </w:r>
+      <w:r>
+        <w:rPr>
+          <w:color w:val="0F1115"/>
+        </w:rPr>
+        <w:t>.</w:t>
+      </w:r>
+    </w:p>
+    <w:p>
+      <w:pPr>
+        <w:widowControl/>
+        <w:tabs>
+          <w:tab w:val="left" w:pos="916"/>
+          <w:tab w:val="left" w:pos="1832"/>
+          <w:tab w:val="left" w:pos="2748"/>
+          <w:tab w:val="left" w:pos="3664"/>
+          <w:tab w:val="left" w:pos="4580"/>
+          <w:tab w:val="left" w:pos="5496"/>
+          <w:tab w:val="left" w:pos="6412"/>
+          <w:tab w:val="left" w:pos="7328"/>
+          <w:tab w:val="left" w:pos="8244"/>
+          <w:tab w:val="left" w:pos="9160"/>
+          <w:tab w:val="left" w:pos="10076"/>
+          <w:tab w:val="left" w:pos="10992"/>
+          <w:tab w:val="left" w:pos="11908"/>
+          <w:tab w:val="left" w:pos="12824"/>
+          <w:tab w:val="left" w:pos="13740"/>
+          <w:tab w:val="left" w:pos="14656"/>
+        </w:tabs>
+        <w:wordWrap w:val="0"/>
+        <w:autoSpaceDE/>
+        <w:autoSpaceDN/>
+        <w:spacing w:line="330" w:lineRule="atLeast"/>
+        <w:rPr>
+          <w:color w:val="0F1115"/>
+        </w:rPr>
+      </w:pPr>
+    </w:p>
+    <w:p>
+      <w:pPr>
+        <w:widowControl/>
+        <w:tabs>
+          <w:tab w:val="left" w:pos="916"/>
+          <w:tab w:val="left" w:pos="1832"/>
+          <w:tab w:val="left" w:pos="2748"/>
+          <w:tab w:val="left" w:pos="3664"/>
+          <w:tab w:val="left" w:pos="4580"/>
+          <w:tab w:val="left" w:pos="5496"/>
+          <w:tab w:val="left" w:pos="6412"/>
+          <w:tab w:val="left" w:pos="7328"/>
+          <w:tab w:val="left" w:pos="8244"/>
+          <w:tab w:val="left" w:pos="9160"/>
+          <w:tab w:val="left" w:pos="10076"/>
+          <w:tab w:val="left" w:pos="10992"/>
+          <w:tab w:val="left" w:pos="11908"/>
+          <w:tab w:val="left" w:pos="12824"/>
+          <w:tab w:val="left" w:pos="13740"/>
+          <w:tab w:val="left" w:pos="14656"/>
+        </w:tabs>
+        <w:wordWrap w:val="0"/>
+        <w:autoSpaceDE/>
+        <w:autoSpaceDN/>
+        <w:spacing w:line="330" w:lineRule="atLeast"/>
+        <w:rPr>
+          <w:color w:val="0F1115"/>
+          <w:sz w:val="24"/>
+          <w:szCs w:val="24"/>
+        </w:rPr>
+      </w:pPr>
+    </w:p>
+    <w:p>
+      <w:pPr>
+        <w:widowControl/>
+        <w:tabs>
+          <w:tab w:val="left" w:pos="916"/>
+          <w:tab w:val="left" w:pos="1832"/>
+          <w:tab w:val="left" w:pos="2748"/>
+          <w:tab w:val="left" w:pos="3664"/>
+          <w:tab w:val="left" w:pos="4580"/>
+          <w:tab w:val="left" w:pos="5496"/>
+          <w:tab w:val="left" w:pos="6412"/>
+          <w:tab w:val="left" w:pos="7328"/>
+          <w:tab w:val="left" w:pos="8244"/>
+          <w:tab w:val="left" w:pos="9160"/>
+          <w:tab w:val="left" w:pos="10076"/>
+          <w:tab w:val="left" w:pos="10992"/>
+          <w:tab w:val="left" w:pos="11908"/>
+          <w:tab w:val="left" w:pos="12824"/>
+          <w:tab w:val="left" w:pos="13740"/>
+          <w:tab w:val="left" w:pos="14656"/>
+        </w:tabs>
+        <w:wordWrap w:val="0"/>
+        <w:autoSpaceDE/>
+        <w:autoSpaceDN/>
+        <w:spacing w:line="330" w:lineRule="atLeast"/>
+        <w:rPr>
+          <w:color w:val="0F1115"/>
+          <w:sz w:val="24"/>
+          <w:szCs w:val="24"/>
+        </w:rPr>
+      </w:pPr>
+    </w:p>
+    <w:p>
+      <w:pPr>
+        <w:widowControl/>
+        <w:tabs>
+          <w:tab w:val="left" w:pos="916"/>
+          <w:tab w:val="left" w:pos="1832"/>
+          <w:tab w:val="left" w:pos="2748"/>
+          <w:tab w:val="left" w:pos="3664"/>
+          <w:tab w:val="left" w:pos="4580"/>
+          <w:tab w:val="left" w:pos="5496"/>
+          <w:tab w:val="left" w:pos="6412"/>
+          <w:tab w:val="left" w:pos="7328"/>
+          <w:tab w:val="left" w:pos="8244"/>
+          <w:tab w:val="left" w:pos="9160"/>
+          <w:tab w:val="left" w:pos="10076"/>
+          <w:tab w:val="left" w:pos="10992"/>
+          <w:tab w:val="left" w:pos="11908"/>
+          <w:tab w:val="left" w:pos="12824"/>
+          <w:tab w:val="left" w:pos="13740"/>
+          <w:tab w:val="left" w:pos="14656"/>
+        </w:tabs>
+        <w:wordWrap w:val="0"/>
+        <w:autoSpaceDE/>
+        <w:autoSpaceDN/>
+        <w:spacing w:line="330" w:lineRule="atLeast"/>
+        <w:rPr>
+          <w:color w:val="0F1115"/>
+          <w:sz w:val="24"/>
+          <w:szCs w:val="24"/>
+        </w:rPr>
+      </w:pPr>
+    </w:p>
+    <w:p>
+      <w:pPr>
+        <w:widowControl/>
+        <w:tabs>
+          <w:tab w:val="left" w:pos="916"/>
+          <w:tab w:val="left" w:pos="1832"/>
+          <w:tab w:val="left" w:pos="2748"/>
+          <w:tab w:val="left" w:pos="3664"/>
+          <w:tab w:val="left" w:pos="4580"/>
+          <w:tab w:val="left" w:pos="5496"/>
+          <w:tab w:val="left" w:pos="6412"/>
+          <w:tab w:val="left" w:pos="7328"/>
+          <w:tab w:val="left" w:pos="8244"/>
+          <w:tab w:val="left" w:pos="9160"/>
+          <w:tab w:val="left" w:pos="10076"/>
+          <w:tab w:val="left" w:pos="10992"/>
+          <w:tab w:val="left" w:pos="11908"/>
+          <w:tab w:val="left" w:pos="12824"/>
+          <w:tab w:val="left" w:pos="13740"/>
+          <w:tab w:val="left" w:pos="14656"/>
+        </w:tabs>
+        <w:wordWrap w:val="0"/>
+        <w:autoSpaceDE/>
+        <w:autoSpaceDN/>
+        <w:spacing w:line="330" w:lineRule="atLeast"/>
+        <w:rPr>
+          <w:color w:val="0F1115"/>
+          <w:sz w:val="24"/>
+          <w:szCs w:val="24"/>
+        </w:rPr>
+      </w:pPr>
+    </w:p>
+    <w:p>
+      <w:pPr>
+        <w:widowControl/>
+        <w:tabs>
+          <w:tab w:val="left" w:pos="916"/>
+          <w:tab w:val="left" w:pos="1832"/>
+          <w:tab w:val="left" w:pos="2748"/>
+          <w:tab w:val="left" w:pos="3664"/>
+          <w:tab w:val="left" w:pos="4580"/>
+          <w:tab w:val="left" w:pos="5496"/>
+          <w:tab w:val="left" w:pos="6412"/>
+          <w:tab w:val="left" w:pos="7328"/>
+          <w:tab w:val="left" w:pos="8244"/>
+          <w:tab w:val="left" w:pos="9160"/>
+          <w:tab w:val="left" w:pos="10076"/>
+          <w:tab w:val="left" w:pos="10992"/>
+          <w:tab w:val="left" w:pos="11908"/>
+          <w:tab w:val="left" w:pos="12824"/>
+          <w:tab w:val="left" w:pos="13740"/>
+          <w:tab w:val="left" w:pos="14656"/>
+        </w:tabs>
+        <w:wordWrap w:val="0"/>
+        <w:autoSpaceDE/>
+        <w:autoSpaceDN/>
+        <w:spacing w:line="330" w:lineRule="atLeast"/>
+        <w:rPr>
+          <w:color w:val="0F1115"/>
+          <w:sz w:val="24"/>
+          <w:szCs w:val="24"/>
+        </w:rPr>
+      </w:pPr>
+    </w:p>
+    <w:p>
+      <w:pPr>
+        <w:widowControl/>
+        <w:tabs>
+          <w:tab w:val="left" w:pos="916"/>
+          <w:tab w:val="left" w:pos="1832"/>
+          <w:tab w:val="left" w:pos="2748"/>
+          <w:tab w:val="left" w:pos="3664"/>
+          <w:tab w:val="left" w:pos="4580"/>
+          <w:tab w:val="left" w:pos="5496"/>
+          <w:tab w:val="left" w:pos="6412"/>
+          <w:tab w:val="left" w:pos="7328"/>
+          <w:tab w:val="left" w:pos="8244"/>
+          <w:tab w:val="left" w:pos="9160"/>
+          <w:tab w:val="left" w:pos="10076"/>
+          <w:tab w:val="left" w:pos="10992"/>
+          <w:tab w:val="left" w:pos="11908"/>
+          <w:tab w:val="left" w:pos="12824"/>
+          <w:tab w:val="left" w:pos="13740"/>
+          <w:tab w:val="left" w:pos="14656"/>
+        </w:tabs>
+        <w:wordWrap w:val="0"/>
+        <w:autoSpaceDE/>
+        <w:autoSpaceDN/>
+        <w:spacing w:line="330" w:lineRule="atLeast"/>
+        <w:rPr>
+          <w:color w:val="0F1115"/>
+          <w:sz w:val="24"/>
+          <w:szCs w:val="24"/>
+        </w:rPr>
+      </w:pPr>
+    </w:p>
+    <w:p>
+      <w:pPr>
+        <w:pStyle w:val="Heading1"/>
+        <w:tabs>
+          <w:tab w:val="left" w:pos="745"/>
+        </w:tabs>
+        <w:rPr>
+          <w:spacing w:val="-2"/>
+        </w:rPr>
+      </w:pPr>
+      <w:r>
+        <w:rPr>
+          <w:spacing w:val="-2"/>
+        </w:rPr>
+        <w:lastRenderedPageBreak/>
+        <w:t>3.3.</w:t>
+      </w:r>
+      <w:r>
+        <w:rPr>
+          <w:spacing w:val="-2"/>
+        </w:rPr>
+        <w:t>3 Comparative Analysis: Temporary vs. Permanent Crop Holdings (1989 - 2019)</w:t>
+      </w:r>
+    </w:p>
+    <w:p>
+      <w:pPr>
+        <w:widowControl/>
+        <w:tabs>
+          <w:tab w:val="left" w:pos="916"/>
+          <w:tab w:val="left" w:pos="1832"/>
+          <w:tab w:val="left" w:pos="2748"/>
+          <w:tab w:val="left" w:pos="3664"/>
+          <w:tab w:val="left" w:pos="4580"/>
+          <w:tab w:val="left" w:pos="5496"/>
+          <w:tab w:val="left" w:pos="6412"/>
+          <w:tab w:val="left" w:pos="7328"/>
+          <w:tab w:val="left" w:pos="8244"/>
+          <w:tab w:val="left" w:pos="9160"/>
+          <w:tab w:val="left" w:pos="10076"/>
+          <w:tab w:val="left" w:pos="10992"/>
+          <w:tab w:val="left" w:pos="11908"/>
+          <w:tab w:val="left" w:pos="12824"/>
+          <w:tab w:val="left" w:pos="13740"/>
+          <w:tab w:val="left" w:pos="14656"/>
+        </w:tabs>
+        <w:wordWrap w:val="0"/>
+        <w:autoSpaceDE/>
+        <w:autoSpaceDN/>
+        <w:spacing w:line="330" w:lineRule="atLeast"/>
+        <w:rPr>
+          <w:color w:val="0F1115"/>
+          <w:sz w:val="24"/>
+          <w:szCs w:val="24"/>
+        </w:rPr>
+      </w:pPr>
+    </w:p>
+    <w:p>
+      <w:pPr>
+        <w:widowControl/>
+        <w:tabs>
+          <w:tab w:val="left" w:pos="916"/>
+          <w:tab w:val="left" w:pos="1832"/>
+          <w:tab w:val="left" w:pos="2748"/>
+          <w:tab w:val="left" w:pos="3664"/>
+          <w:tab w:val="left" w:pos="4580"/>
+          <w:tab w:val="left" w:pos="5496"/>
+          <w:tab w:val="left" w:pos="6412"/>
+          <w:tab w:val="left" w:pos="7328"/>
+          <w:tab w:val="left" w:pos="8244"/>
+          <w:tab w:val="left" w:pos="9160"/>
+          <w:tab w:val="left" w:pos="10076"/>
+          <w:tab w:val="left" w:pos="10992"/>
+          <w:tab w:val="left" w:pos="11908"/>
+          <w:tab w:val="left" w:pos="12824"/>
+          <w:tab w:val="left" w:pos="13740"/>
+          <w:tab w:val="left" w:pos="14656"/>
+        </w:tabs>
+        <w:wordWrap w:val="0"/>
+        <w:autoSpaceDE/>
+        <w:autoSpaceDN/>
+        <w:spacing w:line="330" w:lineRule="atLeast"/>
+        <w:rPr>
+          <w:color w:val="0F1115"/>
+          <w:sz w:val="24"/>
+          <w:szCs w:val="24"/>
+        </w:rPr>
+      </w:pPr>
+      <w:r>
+        <w:rPr>
+          <w:color w:val="0F1115"/>
+          <w:sz w:val="24"/>
+          <w:szCs w:val="24"/>
+        </w:rPr>
+        <w:t xml:space="preserve">The divergent trajectories of temporary and permanent crops reveal fundamental </w:t>
+      </w:r>
+    </w:p>
+    <w:p>
+      <w:pPr>
+        <w:widowControl/>
+        <w:tabs>
+          <w:tab w:val="left" w:pos="916"/>
+          <w:tab w:val="left" w:pos="1832"/>
+          <w:tab w:val="left" w:pos="2748"/>
+          <w:tab w:val="left" w:pos="3664"/>
+          <w:tab w:val="left" w:pos="4580"/>
+          <w:tab w:val="left" w:pos="5496"/>
+          <w:tab w:val="left" w:pos="6412"/>
+          <w:tab w:val="left" w:pos="7328"/>
+          <w:tab w:val="left" w:pos="8244"/>
+          <w:tab w:val="left" w:pos="9160"/>
+          <w:tab w:val="left" w:pos="10076"/>
+          <w:tab w:val="left" w:pos="10992"/>
+          <w:tab w:val="left" w:pos="11908"/>
+          <w:tab w:val="left" w:pos="12824"/>
+          <w:tab w:val="left" w:pos="13740"/>
+          <w:tab w:val="left" w:pos="14656"/>
+        </w:tabs>
+        <w:autoSpaceDE/>
+        <w:autoSpaceDN/>
+        <w:rPr>
+          <w:color w:val="0F1115"/>
+          <w:sz w:val="24"/>
+          <w:szCs w:val="24"/>
+        </w:rPr>
+      </w:pPr>
+      <w:r>
+        <w:rPr>
+          <w:color w:val="0F1115"/>
+          <w:sz w:val="24"/>
+          <w:szCs w:val="24"/>
+        </w:rPr>
+        <w:t>differenc</w:t>
+      </w:r>
+      <w:r>
+        <w:rPr>
+          <w:color w:val="0F1115"/>
+          <w:sz w:val="24"/>
+          <w:szCs w:val="24"/>
+        </w:rPr>
+        <w:t>e</w:t>
+      </w:r>
+      <w:r>
+        <w:rPr>
+          <w:color w:val="0F1115"/>
+          <w:sz w:val="24"/>
+          <w:szCs w:val="24"/>
+        </w:rPr>
+        <w:t>s in the restructuring process.</w:t>
+      </w:r>
+      <w:r>
+        <w:rPr>
+          <w:color w:val="0F1115"/>
+          <w:sz w:val="24"/>
+          <w:szCs w:val="24"/>
+        </w:rPr>
+        <w:t xml:space="preserve"> </w:t>
+      </w:r>
+      <w:r>
+        <w:rPr>
+          <w:color w:val="0F1115"/>
+          <w:sz w:val="24"/>
+          <w:szCs w:val="24"/>
+        </w:rPr>
+        <w:t>Figure</w:t>
+      </w:r>
+      <w:r>
+        <w:rPr>
+          <w:color w:val="0F1115"/>
+          <w:sz w:val="24"/>
+          <w:szCs w:val="24"/>
+        </w:rPr>
+        <w:t xml:space="preserve"> </w:t>
+      </w:r>
+      <w:r>
+        <w:rPr>
+          <w:color w:val="0F1115"/>
+          <w:sz w:val="24"/>
+          <w:szCs w:val="24"/>
+        </w:rPr>
+        <w:t>3.6</w:t>
+      </w:r>
+      <w:r>
+        <w:rPr>
+          <w:color w:val="0F1115"/>
+          <w:sz w:val="24"/>
+          <w:szCs w:val="24"/>
+        </w:rPr>
+        <w:t xml:space="preserve"> summarizes </w:t>
+      </w:r>
+      <w:proofErr w:type="gramStart"/>
+      <w:r>
+        <w:rPr>
+          <w:color w:val="0F1115"/>
+          <w:sz w:val="24"/>
+          <w:szCs w:val="24"/>
+        </w:rPr>
+        <w:t>the contrasting</w:t>
+      </w:r>
+      <w:proofErr w:type="gramEnd"/>
+      <w:r>
+        <w:rPr>
+          <w:color w:val="0F1115"/>
+          <w:sz w:val="24"/>
+          <w:szCs w:val="24"/>
+        </w:rPr>
+        <w:t xml:space="preserve"> patterns.</w:t>
+      </w:r>
+    </w:p>
+    <w:p>
+      <w:pPr>
+        <w:widowControl/>
+        <w:tabs>
+          <w:tab w:val="left" w:pos="916"/>
+          <w:tab w:val="left" w:pos="1832"/>
+          <w:tab w:val="left" w:pos="2748"/>
+          <w:tab w:val="left" w:pos="3664"/>
+          <w:tab w:val="left" w:pos="4580"/>
+          <w:tab w:val="left" w:pos="5496"/>
+          <w:tab w:val="left" w:pos="6412"/>
+          <w:tab w:val="left" w:pos="7328"/>
+          <w:tab w:val="left" w:pos="8244"/>
+          <w:tab w:val="left" w:pos="9160"/>
+          <w:tab w:val="left" w:pos="10076"/>
+          <w:tab w:val="left" w:pos="10992"/>
+          <w:tab w:val="left" w:pos="11908"/>
+          <w:tab w:val="left" w:pos="12824"/>
+          <w:tab w:val="left" w:pos="13740"/>
+          <w:tab w:val="left" w:pos="14656"/>
+        </w:tabs>
+        <w:autoSpaceDE/>
+        <w:autoSpaceDN/>
+        <w:rPr>
+          <w:color w:val="0F1115"/>
+          <w:sz w:val="24"/>
+          <w:szCs w:val="24"/>
+        </w:rPr>
+      </w:pPr>
+    </w:p>
+    <w:p>
+      <w:pPr>
+        <w:widowControl/>
+        <w:tabs>
+          <w:tab w:val="left" w:pos="916"/>
+          <w:tab w:val="left" w:pos="1832"/>
+          <w:tab w:val="left" w:pos="2748"/>
+          <w:tab w:val="left" w:pos="3664"/>
+          <w:tab w:val="left" w:pos="4580"/>
+          <w:tab w:val="left" w:pos="5496"/>
+          <w:tab w:val="left" w:pos="6412"/>
+          <w:tab w:val="left" w:pos="7328"/>
+          <w:tab w:val="left" w:pos="8244"/>
+          <w:tab w:val="left" w:pos="9160"/>
+          <w:tab w:val="left" w:pos="10076"/>
+          <w:tab w:val="left" w:pos="10992"/>
+          <w:tab w:val="left" w:pos="11908"/>
+          <w:tab w:val="left" w:pos="12824"/>
+          <w:tab w:val="left" w:pos="13740"/>
+          <w:tab w:val="left" w:pos="14656"/>
+        </w:tabs>
+        <w:autoSpaceDE/>
+        <w:autoSpaceDN/>
+        <w:rPr>
+          <w:color w:val="0F1115"/>
+        </w:rPr>
+      </w:pPr>
+      <w:r>
+        <w:rPr>
+          <w:color w:val="0F1115"/>
+        </w:rPr>
+        <w:t xml:space="preserve">Figure </w:t>
+      </w:r>
+      <w:r>
+        <w:rPr>
+          <w:color w:val="0F1115"/>
+        </w:rPr>
+        <w:t>3.6</w:t>
+      </w:r>
+      <w:r>
+        <w:rPr>
+          <w:color w:val="0F1115"/>
+        </w:rPr>
+        <w:t xml:space="preserve"> - </w:t>
+      </w:r>
+      <w:r>
+        <w:rPr>
+          <w:color w:val="0F1115"/>
+        </w:rPr>
+        <w:t>Comparative Analysis: Temporary vs. Permanent Crop Holdings (1989–2019)</w:t>
+      </w:r>
+    </w:p>
+    <w:p>
+      <w:pPr>
+        <w:widowControl/>
+        <w:tabs>
+          <w:tab w:val="left" w:pos="916"/>
+          <w:tab w:val="left" w:pos="1832"/>
+          <w:tab w:val="left" w:pos="2748"/>
+          <w:tab w:val="left" w:pos="3664"/>
+          <w:tab w:val="left" w:pos="4580"/>
+          <w:tab w:val="left" w:pos="5496"/>
+          <w:tab w:val="left" w:pos="6412"/>
+          <w:tab w:val="left" w:pos="7328"/>
+          <w:tab w:val="left" w:pos="8244"/>
+          <w:tab w:val="left" w:pos="9160"/>
+          <w:tab w:val="left" w:pos="10076"/>
+          <w:tab w:val="left" w:pos="10992"/>
+          <w:tab w:val="left" w:pos="11908"/>
+          <w:tab w:val="left" w:pos="12824"/>
+          <w:tab w:val="left" w:pos="13740"/>
+          <w:tab w:val="left" w:pos="14656"/>
+        </w:tabs>
+        <w:autoSpaceDE/>
+        <w:autoSpaceDN/>
+        <w:rPr>
+          <w:color w:val="0F1115"/>
+        </w:rPr>
+      </w:pPr>
+      <w:r>
+        <w:rPr>
+          <w:color w:val="0F1115"/>
+        </w:rPr>
+        <w:drawing>
+          <wp:inline distT="0" distB="0" distL="0" distR="0" wp14:anchorId="396719D7" wp14:editId="483B60E4">
+            <wp:extent cx="5582920" cy="3321685"/>
+            <wp:effectExtent l="0" t="0" r="0" b="0"/>
+            <wp:docPr id="595089231" name="Picture 16"/>
+            <wp:cNvGraphicFramePr>
+              <a:graphicFrameLocks xmlns:a="http://schemas.openxmlformats.org/drawingml/2006/main" noChangeAspect="1"/>
+            </wp:cNvGraphicFramePr>
+            <a:graphic xmlns:a="http://schemas.openxmlformats.org/drawingml/2006/main">
+              <a:graphicData uri="http://schemas.openxmlformats.org/drawingml/2006/picture">
+                <pic:pic xmlns:pic="http://schemas.openxmlformats.org/drawingml/2006/picture">
+                  <pic:nvPicPr>
+                    <pic:cNvPr id="0" name="Picture 61"/>
+                    <pic:cNvPicPr>
+                      <a:picLocks noChangeAspect="1" noChangeArrowheads="1"/>
+                    </pic:cNvPicPr>
+                  </pic:nvPicPr>
+                  <pic:blipFill>
+                    <a:blip r:embed="rId20" cstate="print">
+                      <a:extLst>
+                        <a:ext uri="{28A0092B-C50C-407E-A947-70E740481C1C}">
+                          <a14:useLocalDpi xmlns:a14="http://schemas.microsoft.com/office/drawing/2010/main" val="0"/>
+                        </a:ext>
+                      </a:extLst>
+                    </a:blip>
+                    <a:srcRect/>
+                    <a:stretch>
+                      <a:fillRect/>
+                    </a:stretch>
+                  </pic:blipFill>
+                  <pic:spPr bwMode="auto">
+                    <a:xfrm>
+                      <a:off x="0" y="0"/>
+                      <a:ext cx="5582920" cy="3321685"/>
+                    </a:xfrm>
+                    <a:prstGeom prst="rect">
+                      <a:avLst/>
+                    </a:prstGeom>
+                    <a:noFill/>
+                    <a:ln>
+                      <a:noFill/>
+                    </a:ln>
+                  </pic:spPr>
+                </pic:pic>
+              </a:graphicData>
+            </a:graphic>
+          </wp:inline>
+        </w:drawing>
+      </w:r>
+    </w:p>
+    <w:p>
+      <w:pPr>
+        <w:widowControl/>
+        <w:tabs>
+          <w:tab w:val="left" w:pos="916"/>
+          <w:tab w:val="left" w:pos="1832"/>
+          <w:tab w:val="left" w:pos="2748"/>
+          <w:tab w:val="left" w:pos="3664"/>
+          <w:tab w:val="left" w:pos="4580"/>
+          <w:tab w:val="left" w:pos="5496"/>
+          <w:tab w:val="left" w:pos="6412"/>
+          <w:tab w:val="left" w:pos="7328"/>
+          <w:tab w:val="left" w:pos="8244"/>
+          <w:tab w:val="left" w:pos="9160"/>
+          <w:tab w:val="left" w:pos="10076"/>
+          <w:tab w:val="left" w:pos="10992"/>
+          <w:tab w:val="left" w:pos="11908"/>
+          <w:tab w:val="left" w:pos="12824"/>
+          <w:tab w:val="left" w:pos="13740"/>
+          <w:tab w:val="left" w:pos="14656"/>
+        </w:tabs>
+        <w:autoSpaceDE/>
+        <w:autoSpaceDN/>
+        <w:rPr>
+          <w:color w:val="0F1115"/>
+        </w:rPr>
+      </w:pPr>
+      <w:r>
+        <w:rPr>
+          <w:b/>
+          <w:bCs/>
+          <w:color w:val="0F1115"/>
+        </w:rPr>
+        <w:t>Key Observations:</w:t>
+      </w:r>
+    </w:p>
+    <w:p>
+      <w:pPr>
+        <w:widowControl/>
+        <w:tabs>
+          <w:tab w:val="left" w:pos="916"/>
+          <w:tab w:val="left" w:pos="1832"/>
+          <w:tab w:val="left" w:pos="2748"/>
+          <w:tab w:val="left" w:pos="3664"/>
+          <w:tab w:val="left" w:pos="4580"/>
+          <w:tab w:val="left" w:pos="5496"/>
+          <w:tab w:val="left" w:pos="6412"/>
+          <w:tab w:val="left" w:pos="7328"/>
+          <w:tab w:val="left" w:pos="8244"/>
+          <w:tab w:val="left" w:pos="9160"/>
+          <w:tab w:val="left" w:pos="10076"/>
+          <w:tab w:val="left" w:pos="10992"/>
+          <w:tab w:val="left" w:pos="11908"/>
+          <w:tab w:val="left" w:pos="12824"/>
+          <w:tab w:val="left" w:pos="13740"/>
+          <w:tab w:val="left" w:pos="14656"/>
+        </w:tabs>
+        <w:autoSpaceDE/>
+        <w:autoSpaceDN/>
+        <w:rPr>
+          <w:color w:val="0F1115"/>
+        </w:rPr>
+      </w:pPr>
+    </w:p>
+    <w:p>
+      <w:pPr>
+        <w:pStyle w:val="ListParagraph"/>
+        <w:widowControl/>
+        <w:numPr>
+          <w:ilvl w:val="0"/>
+          <w:numId w:val="17"/>
+        </w:numPr>
+        <w:tabs>
+          <w:tab w:val="left" w:pos="916"/>
+          <w:tab w:val="left" w:pos="1832"/>
+          <w:tab w:val="left" w:pos="2748"/>
+          <w:tab w:val="left" w:pos="3664"/>
+          <w:tab w:val="left" w:pos="4580"/>
+          <w:tab w:val="left" w:pos="5496"/>
+          <w:tab w:val="left" w:pos="6412"/>
+          <w:tab w:val="left" w:pos="7328"/>
+          <w:tab w:val="left" w:pos="8244"/>
+          <w:tab w:val="left" w:pos="9160"/>
+          <w:tab w:val="left" w:pos="10076"/>
+          <w:tab w:val="left" w:pos="10992"/>
+          <w:tab w:val="left" w:pos="11908"/>
+          <w:tab w:val="left" w:pos="12824"/>
+          <w:tab w:val="left" w:pos="13740"/>
+          <w:tab w:val="left" w:pos="14656"/>
+        </w:tabs>
+        <w:autoSpaceDE/>
+        <w:autoSpaceDN/>
+        <w:rPr>
+          <w:rFonts w:ascii="Times New Roman" w:hAnsi="Times New Roman" w:cs="Times New Roman"/>
+          <w:color w:val="0F1115"/>
+        </w:rPr>
+      </w:pPr>
+      <w:r>
+        <w:rPr>
+          <w:rFonts w:ascii="Times New Roman" w:hAnsi="Times New Roman" w:cs="Times New Roman"/>
+          <w:b/>
+          <w:bCs/>
+          <w:color w:val="0F1115"/>
+        </w:rPr>
+        <w:t>Diverging trajectories:</w:t>
+      </w:r>
+      <w:r>
+        <w:rPr>
+          <w:rFonts w:ascii="Times New Roman" w:hAnsi="Times New Roman" w:cs="Times New Roman"/>
+          <w:color w:val="0F1115"/>
+        </w:rPr>
+        <w:t xml:space="preserve"> While both types of crop holdings declined, permanent crops declined less and showed stronger signs of stabilization after 2009. This suggests that permanent crop systems have proven more resilient to the pressures of agricultural restructuring.</w:t>
+      </w:r>
+    </w:p>
+    <w:p>
+      <w:pPr>
+        <w:widowControl/>
+        <w:tabs>
+          <w:tab w:val="left" w:pos="916"/>
+          <w:tab w:val="left" w:pos="1832"/>
+          <w:tab w:val="left" w:pos="2748"/>
+          <w:tab w:val="left" w:pos="3664"/>
+          <w:tab w:val="left" w:pos="4580"/>
+          <w:tab w:val="left" w:pos="5496"/>
+          <w:tab w:val="left" w:pos="6412"/>
+          <w:tab w:val="left" w:pos="7328"/>
+          <w:tab w:val="left" w:pos="8244"/>
+          <w:tab w:val="left" w:pos="9160"/>
+          <w:tab w:val="left" w:pos="10076"/>
+          <w:tab w:val="left" w:pos="10992"/>
+          <w:tab w:val="left" w:pos="11908"/>
+          <w:tab w:val="left" w:pos="12824"/>
+          <w:tab w:val="left" w:pos="13740"/>
+          <w:tab w:val="left" w:pos="14656"/>
+        </w:tabs>
+        <w:autoSpaceDE/>
+        <w:autoSpaceDN/>
+        <w:rPr>
+          <w:color w:val="0F1115"/>
+        </w:rPr>
+      </w:pPr>
+    </w:p>
+    <w:p>
+      <w:pPr>
+        <w:pStyle w:val="ListParagraph"/>
+        <w:widowControl/>
+        <w:numPr>
+          <w:ilvl w:val="0"/>
+          <w:numId w:val="17"/>
+        </w:numPr>
+        <w:tabs>
+          <w:tab w:val="left" w:pos="916"/>
+          <w:tab w:val="left" w:pos="1832"/>
+          <w:tab w:val="left" w:pos="2748"/>
+          <w:tab w:val="left" w:pos="3664"/>
+          <w:tab w:val="left" w:pos="4580"/>
+          <w:tab w:val="left" w:pos="5496"/>
+          <w:tab w:val="left" w:pos="6412"/>
+          <w:tab w:val="left" w:pos="7328"/>
+          <w:tab w:val="left" w:pos="8244"/>
+          <w:tab w:val="left" w:pos="9160"/>
+          <w:tab w:val="left" w:pos="10076"/>
+          <w:tab w:val="left" w:pos="10992"/>
+          <w:tab w:val="left" w:pos="11908"/>
+          <w:tab w:val="left" w:pos="12824"/>
+          <w:tab w:val="left" w:pos="13740"/>
+          <w:tab w:val="left" w:pos="14656"/>
+        </w:tabs>
+        <w:autoSpaceDE/>
+        <w:autoSpaceDN/>
+        <w:rPr>
+          <w:rFonts w:ascii="Times New Roman" w:hAnsi="Times New Roman" w:cs="Times New Roman"/>
+          <w:color w:val="0F1115"/>
+        </w:rPr>
+      </w:pPr>
+      <w:r>
+        <w:rPr>
+          <w:rFonts w:ascii="Times New Roman" w:hAnsi="Times New Roman" w:cs="Times New Roman"/>
+          <w:b/>
+          <w:bCs/>
+          <w:color w:val="0F1115"/>
+        </w:rPr>
+        <w:t>Structural shift:</w:t>
+      </w:r>
+      <w:r>
+        <w:rPr>
+          <w:rFonts w:ascii="Times New Roman" w:hAnsi="Times New Roman" w:cs="Times New Roman"/>
+          <w:color w:val="0F1115"/>
+        </w:rPr>
+        <w:t xml:space="preserve"> In 1989, temporary crops represented 49.6% of total crop holdings, while permanent crops represented 50.4%. By 2019, permanent crops represented 62.2% and temporary crops only 37.8%. Portuguese agriculture has transitioned from a balanced mix to a permanent-crop-dominated sector.</w:t>
+      </w:r>
+    </w:p>
+    <w:p>
+      <w:pPr>
+        <w:widowControl/>
+        <w:tabs>
+          <w:tab w:val="left" w:pos="916"/>
+          <w:tab w:val="left" w:pos="1832"/>
+          <w:tab w:val="left" w:pos="2748"/>
+          <w:tab w:val="left" w:pos="3664"/>
+          <w:tab w:val="left" w:pos="4580"/>
+          <w:tab w:val="left" w:pos="5496"/>
+          <w:tab w:val="left" w:pos="6412"/>
+          <w:tab w:val="left" w:pos="7328"/>
+          <w:tab w:val="left" w:pos="8244"/>
+          <w:tab w:val="left" w:pos="9160"/>
+          <w:tab w:val="left" w:pos="10076"/>
+          <w:tab w:val="left" w:pos="10992"/>
+          <w:tab w:val="left" w:pos="11908"/>
+          <w:tab w:val="left" w:pos="12824"/>
+          <w:tab w:val="left" w:pos="13740"/>
+          <w:tab w:val="left" w:pos="14656"/>
+        </w:tabs>
+        <w:autoSpaceDE/>
+        <w:autoSpaceDN/>
+        <w:rPr>
+          <w:color w:val="0F1115"/>
+        </w:rPr>
+      </w:pPr>
+    </w:p>
+    <w:p>
+      <w:pPr>
+        <w:pStyle w:val="ListParagraph"/>
+        <w:widowControl/>
+        <w:numPr>
+          <w:ilvl w:val="0"/>
+          <w:numId w:val="17"/>
+        </w:numPr>
+        <w:tabs>
+          <w:tab w:val="left" w:pos="916"/>
+          <w:tab w:val="left" w:pos="1832"/>
+          <w:tab w:val="left" w:pos="2748"/>
+          <w:tab w:val="left" w:pos="3664"/>
+          <w:tab w:val="left" w:pos="4580"/>
+          <w:tab w:val="left" w:pos="5496"/>
+          <w:tab w:val="left" w:pos="6412"/>
+          <w:tab w:val="left" w:pos="7328"/>
+          <w:tab w:val="left" w:pos="8244"/>
+          <w:tab w:val="left" w:pos="9160"/>
+          <w:tab w:val="left" w:pos="10076"/>
+          <w:tab w:val="left" w:pos="10992"/>
+          <w:tab w:val="left" w:pos="11908"/>
+          <w:tab w:val="left" w:pos="12824"/>
+          <w:tab w:val="left" w:pos="13740"/>
+          <w:tab w:val="left" w:pos="14656"/>
+        </w:tabs>
+        <w:autoSpaceDE/>
+        <w:autoSpaceDN/>
+        <w:rPr>
+          <w:rFonts w:ascii="Times New Roman" w:hAnsi="Times New Roman" w:cs="Times New Roman"/>
+          <w:color w:val="0F1115"/>
+        </w:rPr>
+      </w:pPr>
+      <w:r>
+        <w:rPr>
+          <w:rFonts w:ascii="Times New Roman" w:hAnsi="Times New Roman" w:cs="Times New Roman"/>
+          <w:b/>
+          <w:bCs/>
+          <w:color w:val="0F1115"/>
+        </w:rPr>
+        <w:t>Policy implications:</w:t>
+      </w:r>
+      <w:r>
+        <w:rPr>
+          <w:rFonts w:ascii="Times New Roman" w:hAnsi="Times New Roman" w:cs="Times New Roman"/>
+          <w:color w:val="0F1115"/>
+        </w:rPr>
+        <w:t xml:space="preserve"> This shift towards permanent crops reflects the influence of EU policies (CAP payments, rural development programs) that </w:t>
+      </w:r>
+      <w:proofErr w:type="spellStart"/>
+      <w:r>
+        <w:rPr>
+          <w:rFonts w:ascii="Times New Roman" w:hAnsi="Times New Roman" w:cs="Times New Roman"/>
+          <w:color w:val="0F1115"/>
+        </w:rPr>
+        <w:t>favoured</w:t>
+      </w:r>
+      <w:proofErr w:type="spellEnd"/>
+      <w:r>
+        <w:rPr>
+          <w:rFonts w:ascii="Times New Roman" w:hAnsi="Times New Roman" w:cs="Times New Roman"/>
+          <w:color w:val="0F1115"/>
+        </w:rPr>
+        <w:t xml:space="preserve"> permanent crop expansion, particularly olives and vines. These crops are often more profitable per hectare and benefit from EU subsidies.</w:t>
+      </w:r>
+    </w:p>
+    <w:p>
+      <w:pPr>
+        <w:widowControl/>
+        <w:tabs>
+          <w:tab w:val="left" w:pos="916"/>
+          <w:tab w:val="left" w:pos="1832"/>
+          <w:tab w:val="left" w:pos="2748"/>
+          <w:tab w:val="left" w:pos="3664"/>
+          <w:tab w:val="left" w:pos="4580"/>
+          <w:tab w:val="left" w:pos="5496"/>
+          <w:tab w:val="left" w:pos="6412"/>
+          <w:tab w:val="left" w:pos="7328"/>
+          <w:tab w:val="left" w:pos="8244"/>
+          <w:tab w:val="left" w:pos="9160"/>
+          <w:tab w:val="left" w:pos="10076"/>
+          <w:tab w:val="left" w:pos="10992"/>
+          <w:tab w:val="left" w:pos="11908"/>
+          <w:tab w:val="left" w:pos="12824"/>
+          <w:tab w:val="left" w:pos="13740"/>
+          <w:tab w:val="left" w:pos="14656"/>
+        </w:tabs>
+        <w:autoSpaceDE/>
+        <w:autoSpaceDN/>
+        <w:rPr>
+          <w:color w:val="0F1115"/>
+        </w:rPr>
+      </w:pPr>
+    </w:p>
+    <w:p>
+      <w:pPr>
+        <w:pStyle w:val="ListParagraph"/>
+        <w:widowControl/>
+        <w:numPr>
+          <w:ilvl w:val="0"/>
+          <w:numId w:val="17"/>
+        </w:numPr>
+        <w:tabs>
+          <w:tab w:val="left" w:pos="916"/>
+          <w:tab w:val="left" w:pos="1832"/>
+          <w:tab w:val="left" w:pos="2748"/>
+          <w:tab w:val="left" w:pos="3664"/>
+          <w:tab w:val="left" w:pos="4580"/>
+          <w:tab w:val="left" w:pos="5496"/>
+          <w:tab w:val="left" w:pos="6412"/>
+          <w:tab w:val="left" w:pos="7328"/>
+          <w:tab w:val="left" w:pos="8244"/>
+          <w:tab w:val="left" w:pos="9160"/>
+          <w:tab w:val="left" w:pos="10076"/>
+          <w:tab w:val="left" w:pos="10992"/>
+          <w:tab w:val="left" w:pos="11908"/>
+          <w:tab w:val="left" w:pos="12824"/>
+          <w:tab w:val="left" w:pos="13740"/>
+          <w:tab w:val="left" w:pos="14656"/>
+        </w:tabs>
+        <w:autoSpaceDE/>
+        <w:autoSpaceDN/>
+        <w:rPr>
+          <w:rFonts w:ascii="Times New Roman" w:hAnsi="Times New Roman" w:cs="Times New Roman"/>
+          <w:color w:val="0F1115"/>
+        </w:rPr>
+      </w:pPr>
+      <w:r>
+        <w:rPr>
+          <w:rFonts w:ascii="Times New Roman" w:hAnsi="Times New Roman" w:cs="Times New Roman"/>
+          <w:b/>
+          <w:bCs/>
+          <w:color w:val="0F1115"/>
+        </w:rPr>
+        <w:t>Environmental implications:</w:t>
+      </w:r>
+      <w:r>
+        <w:rPr>
+          <w:rFonts w:ascii="Times New Roman" w:hAnsi="Times New Roman" w:cs="Times New Roman"/>
+          <w:color w:val="0F1115"/>
+        </w:rPr>
+        <w:t xml:space="preserve"> The shift to permanent crops has significant environmental implications, including changes in water use (irrigation for olives and vines), soil conservation (permanent cover vs. annual tillage), and biodiversity (monoculture expansion).</w:t>
+      </w:r>
+    </w:p>
+    <w:p>
+      <w:pPr>
+        <w:widowControl/>
+        <w:tabs>
+          <w:tab w:val="left" w:pos="916"/>
+          <w:tab w:val="left" w:pos="1832"/>
+          <w:tab w:val="left" w:pos="2748"/>
+          <w:tab w:val="left" w:pos="3664"/>
+          <w:tab w:val="left" w:pos="4580"/>
+          <w:tab w:val="left" w:pos="5496"/>
+          <w:tab w:val="left" w:pos="6412"/>
+          <w:tab w:val="left" w:pos="7328"/>
+          <w:tab w:val="left" w:pos="8244"/>
+          <w:tab w:val="left" w:pos="9160"/>
+          <w:tab w:val="left" w:pos="10076"/>
+          <w:tab w:val="left" w:pos="10992"/>
+          <w:tab w:val="left" w:pos="11908"/>
+          <w:tab w:val="left" w:pos="12824"/>
+          <w:tab w:val="left" w:pos="13740"/>
+          <w:tab w:val="left" w:pos="14656"/>
+        </w:tabs>
+        <w:autoSpaceDE/>
+        <w:autoSpaceDN/>
+        <w:rPr>
+          <w:color w:val="0F1115"/>
+        </w:rPr>
+      </w:pPr>
+    </w:p>
+    <w:p>
+      <w:pPr>
+        <w:widowControl/>
+        <w:tabs>
+          <w:tab w:val="left" w:pos="916"/>
+          <w:tab w:val="left" w:pos="1832"/>
+          <w:tab w:val="left" w:pos="2748"/>
+          <w:tab w:val="left" w:pos="3664"/>
+          <w:tab w:val="left" w:pos="4580"/>
+          <w:tab w:val="left" w:pos="5496"/>
+          <w:tab w:val="left" w:pos="6412"/>
+          <w:tab w:val="left" w:pos="7328"/>
+          <w:tab w:val="left" w:pos="8244"/>
+          <w:tab w:val="left" w:pos="9160"/>
+          <w:tab w:val="left" w:pos="10076"/>
+          <w:tab w:val="left" w:pos="10992"/>
+          <w:tab w:val="left" w:pos="11908"/>
+          <w:tab w:val="left" w:pos="12824"/>
+          <w:tab w:val="left" w:pos="13740"/>
+          <w:tab w:val="left" w:pos="14656"/>
+        </w:tabs>
+        <w:autoSpaceDE/>
+        <w:autoSpaceDN/>
+        <w:rPr>
+          <w:color w:val="0F1115"/>
+          <w:sz w:val="24"/>
+          <w:szCs w:val="24"/>
+        </w:rPr>
+      </w:pPr>
+    </w:p>
+    <w:p>
+      <w:pPr>
+        <w:widowControl/>
+        <w:tabs>
+          <w:tab w:val="left" w:pos="916"/>
+          <w:tab w:val="left" w:pos="1832"/>
+          <w:tab w:val="left" w:pos="2748"/>
+          <w:tab w:val="left" w:pos="3664"/>
+          <w:tab w:val="left" w:pos="4580"/>
+          <w:tab w:val="left" w:pos="5496"/>
+          <w:tab w:val="left" w:pos="6412"/>
+          <w:tab w:val="left" w:pos="7328"/>
+          <w:tab w:val="left" w:pos="8244"/>
+          <w:tab w:val="left" w:pos="9160"/>
+          <w:tab w:val="left" w:pos="10076"/>
+          <w:tab w:val="left" w:pos="10992"/>
+          <w:tab w:val="left" w:pos="11908"/>
+          <w:tab w:val="left" w:pos="12824"/>
+          <w:tab w:val="left" w:pos="13740"/>
+          <w:tab w:val="left" w:pos="14656"/>
+        </w:tabs>
+        <w:autoSpaceDE/>
+        <w:autoSpaceDN/>
+        <w:rPr>
+          <w:color w:val="0F1115"/>
+          <w:sz w:val="24"/>
+          <w:szCs w:val="24"/>
+        </w:rPr>
+      </w:pPr>
+      <w:r>
+        <w:rPr>
+          <w:color w:val="0F1115"/>
+          <w:sz w:val="24"/>
+          <w:szCs w:val="24"/>
+        </w:rPr>
+        <w:br/>
+      </w:r>
+    </w:p>
+    <w:p>
+      <w:pPr>
+        <w:widowControl/>
+        <w:tabs>
+          <w:tab w:val="left" w:pos="916"/>
+          <w:tab w:val="left" w:pos="1832"/>
+          <w:tab w:val="left" w:pos="2748"/>
+          <w:tab w:val="left" w:pos="3664"/>
+          <w:tab w:val="left" w:pos="4580"/>
+          <w:tab w:val="left" w:pos="5496"/>
+          <w:tab w:val="left" w:pos="6412"/>
+          <w:tab w:val="left" w:pos="7328"/>
+          <w:tab w:val="left" w:pos="8244"/>
+          <w:tab w:val="left" w:pos="9160"/>
+          <w:tab w:val="left" w:pos="10076"/>
+          <w:tab w:val="left" w:pos="10992"/>
+          <w:tab w:val="left" w:pos="11908"/>
+          <w:tab w:val="left" w:pos="12824"/>
+          <w:tab w:val="left" w:pos="13740"/>
+          <w:tab w:val="left" w:pos="14656"/>
+        </w:tabs>
+        <w:autoSpaceDE/>
+        <w:autoSpaceDN/>
+        <w:rPr>
+          <w:color w:val="0F1115"/>
+          <w:sz w:val="24"/>
+          <w:szCs w:val="24"/>
+        </w:rPr>
+      </w:pPr>
+    </w:p>
+    <w:p>
+      <w:pPr>
+        <w:widowControl/>
+        <w:tabs>
+          <w:tab w:val="left" w:pos="916"/>
+          <w:tab w:val="left" w:pos="1832"/>
+          <w:tab w:val="left" w:pos="2748"/>
+          <w:tab w:val="left" w:pos="3664"/>
+          <w:tab w:val="left" w:pos="4580"/>
+          <w:tab w:val="left" w:pos="5496"/>
+          <w:tab w:val="left" w:pos="6412"/>
+          <w:tab w:val="left" w:pos="7328"/>
+          <w:tab w:val="left" w:pos="8244"/>
+          <w:tab w:val="left" w:pos="9160"/>
+          <w:tab w:val="left" w:pos="10076"/>
+          <w:tab w:val="left" w:pos="10992"/>
+          <w:tab w:val="left" w:pos="11908"/>
+          <w:tab w:val="left" w:pos="12824"/>
+          <w:tab w:val="left" w:pos="13740"/>
+          <w:tab w:val="left" w:pos="14656"/>
+        </w:tabs>
+        <w:autoSpaceDE/>
+        <w:autoSpaceDN/>
+        <w:rPr>
+          <w:color w:val="0F1115"/>
+          <w:sz w:val="24"/>
+          <w:szCs w:val="24"/>
+        </w:rPr>
+      </w:pPr>
+    </w:p>
+    <w:p>
+      <w:pPr>
+        <w:widowControl/>
+        <w:tabs>
+          <w:tab w:val="left" w:pos="916"/>
+          <w:tab w:val="left" w:pos="1832"/>
+          <w:tab w:val="left" w:pos="2748"/>
+          <w:tab w:val="left" w:pos="3664"/>
+          <w:tab w:val="left" w:pos="4580"/>
+          <w:tab w:val="left" w:pos="5496"/>
+          <w:tab w:val="left" w:pos="6412"/>
+          <w:tab w:val="left" w:pos="7328"/>
+          <w:tab w:val="left" w:pos="8244"/>
+          <w:tab w:val="left" w:pos="9160"/>
+          <w:tab w:val="left" w:pos="10076"/>
+          <w:tab w:val="left" w:pos="10992"/>
+          <w:tab w:val="left" w:pos="11908"/>
+          <w:tab w:val="left" w:pos="12824"/>
+          <w:tab w:val="left" w:pos="13740"/>
+          <w:tab w:val="left" w:pos="14656"/>
+        </w:tabs>
+        <w:autoSpaceDE/>
+        <w:autoSpaceDN/>
+        <w:rPr>
+          <w:color w:val="0F1115"/>
+          <w:sz w:val="24"/>
+          <w:szCs w:val="24"/>
+        </w:rPr>
+      </w:pPr>
+    </w:p>
+    <w:p>
+      <w:pPr>
+        <w:widowControl/>
+        <w:tabs>
+          <w:tab w:val="left" w:pos="916"/>
+          <w:tab w:val="left" w:pos="1832"/>
+          <w:tab w:val="left" w:pos="2748"/>
+          <w:tab w:val="left" w:pos="3664"/>
+          <w:tab w:val="left" w:pos="4580"/>
+          <w:tab w:val="left" w:pos="5496"/>
+          <w:tab w:val="left" w:pos="6412"/>
+          <w:tab w:val="left" w:pos="7328"/>
+          <w:tab w:val="left" w:pos="8244"/>
+          <w:tab w:val="left" w:pos="9160"/>
+          <w:tab w:val="left" w:pos="10076"/>
+          <w:tab w:val="left" w:pos="10992"/>
+          <w:tab w:val="left" w:pos="11908"/>
+          <w:tab w:val="left" w:pos="12824"/>
+          <w:tab w:val="left" w:pos="13740"/>
+          <w:tab w:val="left" w:pos="14656"/>
+        </w:tabs>
+        <w:autoSpaceDE/>
+        <w:autoSpaceDN/>
+        <w:rPr>
+          <w:color w:val="0F1115"/>
+          <w:sz w:val="24"/>
+          <w:szCs w:val="24"/>
+        </w:rPr>
+      </w:pPr>
+    </w:p>
+    <w:p>
+      <w:pPr>
+        <w:widowControl/>
+        <w:tabs>
+          <w:tab w:val="left" w:pos="916"/>
+          <w:tab w:val="left" w:pos="1832"/>
+          <w:tab w:val="left" w:pos="2748"/>
+          <w:tab w:val="left" w:pos="3664"/>
+          <w:tab w:val="left" w:pos="4580"/>
+          <w:tab w:val="left" w:pos="5496"/>
+          <w:tab w:val="left" w:pos="6412"/>
+          <w:tab w:val="left" w:pos="7328"/>
+          <w:tab w:val="left" w:pos="8244"/>
+          <w:tab w:val="left" w:pos="9160"/>
+          <w:tab w:val="left" w:pos="10076"/>
+          <w:tab w:val="left" w:pos="10992"/>
+          <w:tab w:val="left" w:pos="11908"/>
+          <w:tab w:val="left" w:pos="12824"/>
+          <w:tab w:val="left" w:pos="13740"/>
+          <w:tab w:val="left" w:pos="14656"/>
+        </w:tabs>
+        <w:autoSpaceDE/>
+        <w:autoSpaceDN/>
+        <w:rPr>
+          <w:color w:val="0F1115"/>
+        </w:rPr>
+      </w:pPr>
+    </w:p>
+    <w:p>
+      <w:pPr>
+        <w:widowControl/>
+        <w:tabs>
+          <w:tab w:val="left" w:pos="916"/>
+          <w:tab w:val="left" w:pos="1832"/>
+          <w:tab w:val="left" w:pos="2748"/>
+          <w:tab w:val="left" w:pos="3664"/>
+          <w:tab w:val="left" w:pos="4580"/>
+          <w:tab w:val="left" w:pos="5496"/>
+          <w:tab w:val="left" w:pos="6412"/>
+          <w:tab w:val="left" w:pos="7328"/>
+          <w:tab w:val="left" w:pos="8244"/>
+          <w:tab w:val="left" w:pos="9160"/>
+          <w:tab w:val="left" w:pos="10076"/>
+          <w:tab w:val="left" w:pos="10992"/>
+          <w:tab w:val="left" w:pos="11908"/>
+          <w:tab w:val="left" w:pos="12824"/>
+          <w:tab w:val="left" w:pos="13740"/>
+          <w:tab w:val="left" w:pos="14656"/>
+        </w:tabs>
+        <w:wordWrap w:val="0"/>
+        <w:autoSpaceDE/>
+        <w:autoSpaceDN/>
+        <w:spacing w:line="330" w:lineRule="atLeast"/>
+        <w:rPr>
+          <w:color w:val="0F1115"/>
+          <w:sz w:val="24"/>
+          <w:szCs w:val="24"/>
+        </w:rPr>
+      </w:pPr>
+    </w:p>
+    <w:p>
+      <w:pPr>
+        <w:widowControl/>
+        <w:tabs>
+          <w:tab w:val="left" w:pos="916"/>
+          <w:tab w:val="left" w:pos="1832"/>
+          <w:tab w:val="left" w:pos="2748"/>
+          <w:tab w:val="left" w:pos="3664"/>
+          <w:tab w:val="left" w:pos="4580"/>
+          <w:tab w:val="left" w:pos="5496"/>
+          <w:tab w:val="left" w:pos="6412"/>
+          <w:tab w:val="left" w:pos="7328"/>
+          <w:tab w:val="left" w:pos="8244"/>
+          <w:tab w:val="left" w:pos="9160"/>
+          <w:tab w:val="left" w:pos="10076"/>
+          <w:tab w:val="left" w:pos="10992"/>
+          <w:tab w:val="left" w:pos="11908"/>
+          <w:tab w:val="left" w:pos="12824"/>
+          <w:tab w:val="left" w:pos="13740"/>
+          <w:tab w:val="left" w:pos="14656"/>
+        </w:tabs>
+        <w:wordWrap w:val="0"/>
+        <w:autoSpaceDE/>
+        <w:autoSpaceDN/>
+        <w:spacing w:line="330" w:lineRule="atLeast"/>
+        <w:rPr>
+          <w:color w:val="0F1115"/>
+          <w:sz w:val="24"/>
+          <w:szCs w:val="24"/>
+        </w:rPr>
+      </w:pPr>
+    </w:p>
+    <w:p>
+      <w:pPr>
+        <w:pStyle w:val="Heading1"/>
+        <w:tabs>
+          <w:tab w:val="left" w:pos="745"/>
+        </w:tabs>
+        <w:rPr>
+          <w:spacing w:val="-2"/>
+        </w:rPr>
+      </w:pPr>
+      <w:r>
+        <w:rPr>
+          <w:spacing w:val="-2"/>
+        </w:rPr>
+        <w:lastRenderedPageBreak/>
+        <w:t>3.3.4 Concentration</w:t>
+      </w:r>
+      <w:r>
+        <w:rPr>
+          <w:spacing w:val="-2"/>
+        </w:rPr>
+        <w:t xml:space="preserve"> and Consolidation</w:t>
+      </w:r>
+    </w:p>
+    <w:p>
+      <w:pPr>
+        <w:widowControl/>
+        <w:tabs>
+          <w:tab w:val="left" w:pos="916"/>
+          <w:tab w:val="left" w:pos="1832"/>
+          <w:tab w:val="left" w:pos="2748"/>
+          <w:tab w:val="left" w:pos="3664"/>
+          <w:tab w:val="left" w:pos="4580"/>
+          <w:tab w:val="left" w:pos="5496"/>
+          <w:tab w:val="left" w:pos="6412"/>
+          <w:tab w:val="left" w:pos="7328"/>
+          <w:tab w:val="left" w:pos="8244"/>
+          <w:tab w:val="left" w:pos="9160"/>
+          <w:tab w:val="left" w:pos="10076"/>
+          <w:tab w:val="left" w:pos="10992"/>
+          <w:tab w:val="left" w:pos="11908"/>
+          <w:tab w:val="left" w:pos="12824"/>
+          <w:tab w:val="left" w:pos="13740"/>
+          <w:tab w:val="left" w:pos="14656"/>
+        </w:tabs>
+        <w:wordWrap w:val="0"/>
+        <w:autoSpaceDE/>
+        <w:autoSpaceDN/>
+        <w:spacing w:line="330" w:lineRule="atLeast"/>
+        <w:rPr>
+          <w:color w:val="0F1115"/>
+          <w:sz w:val="24"/>
+          <w:szCs w:val="24"/>
+        </w:rPr>
+      </w:pPr>
+    </w:p>
+    <w:p>
+      <w:pPr>
+        <w:widowControl/>
+        <w:tabs>
+          <w:tab w:val="left" w:pos="916"/>
+          <w:tab w:val="left" w:pos="1832"/>
+          <w:tab w:val="left" w:pos="2748"/>
+          <w:tab w:val="left" w:pos="3664"/>
+          <w:tab w:val="left" w:pos="4580"/>
+          <w:tab w:val="left" w:pos="5496"/>
+          <w:tab w:val="left" w:pos="6412"/>
+          <w:tab w:val="left" w:pos="7328"/>
+          <w:tab w:val="left" w:pos="8244"/>
+          <w:tab w:val="left" w:pos="9160"/>
+          <w:tab w:val="left" w:pos="10076"/>
+          <w:tab w:val="left" w:pos="10992"/>
+          <w:tab w:val="left" w:pos="11908"/>
+          <w:tab w:val="left" w:pos="12824"/>
+          <w:tab w:val="left" w:pos="13740"/>
+          <w:tab w:val="left" w:pos="14656"/>
+        </w:tabs>
+        <w:autoSpaceDE/>
+        <w:autoSpaceDN/>
+        <w:rPr>
+          <w:color w:val="0F1115"/>
+        </w:rPr>
+      </w:pPr>
+      <w:r>
+        <w:rPr>
+          <w:color w:val="0F1115"/>
+        </w:rPr>
+        <w:t>The decline in the number of holdings does not necessarily mean that crop production decreased. Rather, it reflects consolidation: fewer, larger farms managing the same or greater area.</w:t>
+      </w:r>
+    </w:p>
+    <w:p>
+      <w:pPr>
+        <w:widowControl/>
+        <w:tabs>
+          <w:tab w:val="left" w:pos="916"/>
+          <w:tab w:val="left" w:pos="1832"/>
+          <w:tab w:val="left" w:pos="2748"/>
+          <w:tab w:val="left" w:pos="3664"/>
+          <w:tab w:val="left" w:pos="4580"/>
+          <w:tab w:val="left" w:pos="5496"/>
+          <w:tab w:val="left" w:pos="6412"/>
+          <w:tab w:val="left" w:pos="7328"/>
+          <w:tab w:val="left" w:pos="8244"/>
+          <w:tab w:val="left" w:pos="9160"/>
+          <w:tab w:val="left" w:pos="10076"/>
+          <w:tab w:val="left" w:pos="10992"/>
+          <w:tab w:val="left" w:pos="11908"/>
+          <w:tab w:val="left" w:pos="12824"/>
+          <w:tab w:val="left" w:pos="13740"/>
+          <w:tab w:val="left" w:pos="14656"/>
+        </w:tabs>
+        <w:autoSpaceDE/>
+        <w:autoSpaceDN/>
+        <w:rPr>
+          <w:color w:val="0F1115"/>
+        </w:rPr>
+      </w:pPr>
+    </w:p>
+    <w:p>
+      <w:pPr>
+        <w:widowControl/>
+        <w:tabs>
+          <w:tab w:val="left" w:pos="916"/>
+          <w:tab w:val="left" w:pos="1832"/>
+          <w:tab w:val="left" w:pos="2748"/>
+          <w:tab w:val="left" w:pos="3664"/>
+          <w:tab w:val="left" w:pos="4580"/>
+          <w:tab w:val="left" w:pos="5496"/>
+          <w:tab w:val="left" w:pos="6412"/>
+          <w:tab w:val="left" w:pos="7328"/>
+          <w:tab w:val="left" w:pos="8244"/>
+          <w:tab w:val="left" w:pos="9160"/>
+          <w:tab w:val="left" w:pos="10076"/>
+          <w:tab w:val="left" w:pos="10992"/>
+          <w:tab w:val="left" w:pos="11908"/>
+          <w:tab w:val="left" w:pos="12824"/>
+          <w:tab w:val="left" w:pos="13740"/>
+          <w:tab w:val="left" w:pos="14656"/>
+        </w:tabs>
+        <w:autoSpaceDE/>
+        <w:autoSpaceDN/>
+        <w:rPr>
+          <w:color w:val="0F1115"/>
+        </w:rPr>
+      </w:pPr>
+      <w:r>
+        <w:rPr>
+          <w:color w:val="0F1115"/>
+        </w:rPr>
+        <w:t xml:space="preserve">Figure </w:t>
+      </w:r>
+      <w:r>
+        <w:rPr>
+          <w:color w:val="0F1115"/>
+        </w:rPr>
+        <w:t>3.7</w:t>
+      </w:r>
+      <w:r>
+        <w:rPr>
+          <w:color w:val="0F1115"/>
+        </w:rPr>
+        <w:t xml:space="preserve"> - </w:t>
+      </w:r>
+      <w:r>
+        <w:rPr>
+          <w:color w:val="0F1115"/>
+        </w:rPr>
+        <w:t>Average Holding Size: Temporary vs. Permanent Crops (1989–2019)</w:t>
+      </w:r>
+    </w:p>
+    <w:p>
+      <w:pPr>
+        <w:widowControl/>
+        <w:tabs>
+          <w:tab w:val="left" w:pos="916"/>
+          <w:tab w:val="left" w:pos="1832"/>
+          <w:tab w:val="left" w:pos="2748"/>
+          <w:tab w:val="left" w:pos="3664"/>
+          <w:tab w:val="left" w:pos="4580"/>
+          <w:tab w:val="left" w:pos="5496"/>
+          <w:tab w:val="left" w:pos="6412"/>
+          <w:tab w:val="left" w:pos="7328"/>
+          <w:tab w:val="left" w:pos="8244"/>
+          <w:tab w:val="left" w:pos="9160"/>
+          <w:tab w:val="left" w:pos="10076"/>
+          <w:tab w:val="left" w:pos="10992"/>
+          <w:tab w:val="left" w:pos="11908"/>
+          <w:tab w:val="left" w:pos="12824"/>
+          <w:tab w:val="left" w:pos="13740"/>
+          <w:tab w:val="left" w:pos="14656"/>
+        </w:tabs>
+        <w:wordWrap w:val="0"/>
+        <w:autoSpaceDE/>
+        <w:autoSpaceDN/>
+        <w:spacing w:line="330" w:lineRule="atLeast"/>
+        <w:rPr>
+          <w:color w:val="0F1115"/>
+          <w:sz w:val="24"/>
+          <w:szCs w:val="24"/>
+        </w:rPr>
+      </w:pPr>
+      <w:r>
+        <w:rPr>
+          <w:color w:val="0F1115"/>
+          <w:sz w:val="24"/>
+          <w:szCs w:val="24"/>
+        </w:rPr>
+        <w:drawing>
+          <wp:inline distT="0" distB="0" distL="0" distR="0" wp14:anchorId="0D8A017E" wp14:editId="5C6FB9D3">
+            <wp:extent cx="5582920" cy="3314065"/>
+            <wp:effectExtent l="0" t="0" r="0" b="635"/>
+            <wp:docPr id="481477652" name="Picture 18"/>
+            <wp:cNvGraphicFramePr>
+              <a:graphicFrameLocks xmlns:a="http://schemas.openxmlformats.org/drawingml/2006/main" noChangeAspect="1"/>
+            </wp:cNvGraphicFramePr>
+            <a:graphic xmlns:a="http://schemas.openxmlformats.org/drawingml/2006/main">
+              <a:graphicData uri="http://schemas.openxmlformats.org/drawingml/2006/picture">
+                <pic:pic xmlns:pic="http://schemas.openxmlformats.org/drawingml/2006/picture">
+                  <pic:nvPicPr>
+                    <pic:cNvPr id="0" name="Picture 68"/>
+                    <pic:cNvPicPr>
+                      <a:picLocks noChangeAspect="1" noChangeArrowheads="1"/>
+                    </pic:cNvPicPr>
+                  </pic:nvPicPr>
+                  <pic:blipFill>
+                    <a:blip r:embed="rId21" cstate="print">
+                      <a:extLst>
+                        <a:ext uri="{28A0092B-C50C-407E-A947-70E740481C1C}">
+                          <a14:useLocalDpi xmlns:a14="http://schemas.microsoft.com/office/drawing/2010/main" val="0"/>
+                        </a:ext>
+                      </a:extLst>
+                    </a:blip>
+                    <a:srcRect/>
+                    <a:stretch>
+                      <a:fillRect/>
+                    </a:stretch>
+                  </pic:blipFill>
+                  <pic:spPr bwMode="auto">
+                    <a:xfrm>
+                      <a:off x="0" y="0"/>
+                      <a:ext cx="5582920" cy="3314065"/>
+                    </a:xfrm>
+                    <a:prstGeom prst="rect">
+                      <a:avLst/>
+                    </a:prstGeom>
+                    <a:noFill/>
+                    <a:ln>
+                      <a:noFill/>
+                    </a:ln>
+                  </pic:spPr>
+                </pic:pic>
+              </a:graphicData>
+            </a:graphic>
+          </wp:inline>
+        </w:drawing>
+      </w:r>
+    </w:p>
+    <w:p>
+      <w:pPr>
+        <w:widowControl/>
+        <w:tabs>
+          <w:tab w:val="left" w:pos="916"/>
+          <w:tab w:val="left" w:pos="1832"/>
+          <w:tab w:val="left" w:pos="2748"/>
+          <w:tab w:val="left" w:pos="3664"/>
+          <w:tab w:val="left" w:pos="4580"/>
+          <w:tab w:val="left" w:pos="5496"/>
+          <w:tab w:val="left" w:pos="6412"/>
+          <w:tab w:val="left" w:pos="7328"/>
+          <w:tab w:val="left" w:pos="8244"/>
+          <w:tab w:val="left" w:pos="9160"/>
+          <w:tab w:val="left" w:pos="10076"/>
+          <w:tab w:val="left" w:pos="10992"/>
+          <w:tab w:val="left" w:pos="11908"/>
+          <w:tab w:val="left" w:pos="12824"/>
+          <w:tab w:val="left" w:pos="13740"/>
+          <w:tab w:val="left" w:pos="14656"/>
+        </w:tabs>
+        <w:wordWrap w:val="0"/>
+        <w:autoSpaceDE/>
+        <w:autoSpaceDN/>
+        <w:spacing w:line="330" w:lineRule="atLeast"/>
+        <w:rPr>
+          <w:color w:val="0F1115"/>
+          <w:sz w:val="24"/>
+          <w:szCs w:val="24"/>
+        </w:rPr>
+      </w:pPr>
+    </w:p>
+    <w:p>
+      <w:r>
+        <w:t xml:space="preserve">The average temporary crop holding increased from 11.5 to 39.9 ha, while permanent crop holdings increased by from 11.4 to 24.3 ha. This suggests that consolidation was more pronounced in temporary cropping systems, where mechanization and economies of scale are more achievable. </w:t>
+      </w:r>
+    </w:p>
+    <w:p/>
+    <w:p>
+      <w:r>
+        <w:t xml:space="preserve">These patterns reinforce the overall narrative of agricultural restructuring: Portuguese agriculture is becoming more specialized, more concentrated, and more oriented towards permanent crops, while </w:t>
+      </w:r>
+      <w:proofErr w:type="spellStart"/>
+      <w:r>
+        <w:t>labour</w:t>
+      </w:r>
+      <w:proofErr w:type="spellEnd"/>
+      <w:r>
+        <w:t xml:space="preserve"> and small-scale farming continue to decline.</w:t>
+      </w:r>
+    </w:p>
+    <w:p>
+      <w:pPr>
+        <w:pStyle w:val="Heading1"/>
+        <w:tabs>
+          <w:tab w:val="left" w:pos="745"/>
+        </w:tabs>
+        <w:spacing w:before="10"/>
+        <w:ind w:left="0" w:firstLine="0"/>
+        <w:rPr>
+          <w:rFonts w:ascii="Times New Roman" w:hAnsi="Times New Roman" w:cs="Times New Roman"/>
+          <w:i w:val="0"/>
+          <w:iCs w:val="0"/>
+        </w:rPr>
       </w:pPr>
     </w:p>
     <w:p>
@@ -6716,84 +9940,2224 @@
         <w:pStyle w:val="Heading1"/>
         <w:numPr>
           <w:ilvl w:val="1"/>
-          <w:numId w:val="2"/>
+          <w:numId w:val="12"/>
         </w:numPr>
         <w:tabs>
           <w:tab w:val="left" w:pos="745"/>
         </w:tabs>
-      </w:pPr>
-      <w:r>
-        <w:rPr>
-          <w:spacing w:val="-2"/>
-        </w:rPr>
-        <w:t>Permanent grasslands and pastures</w:t>
-      </w:r>
-    </w:p>
-    <w:p>
-      <w:pPr>
-        <w:pStyle w:val="BodyText"/>
-        <w:spacing w:before="30"/>
+        <w:spacing w:before="10"/>
+        <w:rPr>
+          <w:rFonts w:asciiTheme="minorHAnsi" w:hAnsiTheme="minorHAnsi" w:cstheme="minorHAnsi"/>
+        </w:rPr>
+      </w:pPr>
+      <w:r>
+        <w:rPr>
+          <w:rFonts w:asciiTheme="minorHAnsi" w:hAnsiTheme="minorHAnsi" w:cstheme="minorHAnsi"/>
+        </w:rPr>
+        <w:t xml:space="preserve">       Permanent grasslands and pastures</w:t>
+      </w:r>
+    </w:p>
+    <w:p>
+      <w:pPr>
+        <w:pStyle w:val="Heading1"/>
+        <w:tabs>
+          <w:tab w:val="left" w:pos="745"/>
+        </w:tabs>
+        <w:spacing w:before="10"/>
+        <w:ind w:left="0" w:firstLine="0"/>
+        <w:rPr>
+          <w:rFonts w:ascii="Times New Roman" w:hAnsi="Times New Roman" w:cs="Times New Roman"/>
+          <w:i w:val="0"/>
+          <w:iCs w:val="0"/>
+          <w:sz w:val="22"/>
+          <w:szCs w:val="22"/>
+        </w:rPr>
+      </w:pPr>
+      <w:r>
+        <w:rPr>
+          <w:rStyle w:val="cf01"/>
+          <w:rFonts w:ascii="Times New Roman" w:hAnsi="Times New Roman" w:cs="Times New Roman"/>
+          <w:i w:val="0"/>
+          <w:iCs w:val="0"/>
+          <w:sz w:val="22"/>
+          <w:szCs w:val="22"/>
+        </w:rPr>
+        <w:t xml:space="preserve">Permanent grasslands represent a distinct land use category in Portuguese agriculture, associated primarily with extensive livestock systems and forage production. Unlike temporary crops or permanent crops, grasslands are not typically cultivated annually and are managed for grazing or hay production. This section examines the evolution of permanent grassland area in mainland Portugal between 1989 and 2019. </w:t>
+      </w:r>
+    </w:p>
+    <w:p>
+      <w:pPr>
+        <w:pStyle w:val="Heading1"/>
+        <w:tabs>
+          <w:tab w:val="left" w:pos="745"/>
+        </w:tabs>
+        <w:spacing w:before="10"/>
+        <w:ind w:left="0" w:firstLine="0"/>
+        <w:rPr>
+          <w:rFonts w:ascii="Times New Roman" w:hAnsi="Times New Roman" w:cs="Times New Roman"/>
+          <w:i w:val="0"/>
+          <w:iCs w:val="0"/>
+        </w:rPr>
+      </w:pPr>
+    </w:p>
+    <w:p>
+      <w:pPr>
+        <w:pStyle w:val="Heading1"/>
+        <w:tabs>
+          <w:tab w:val="left" w:pos="745"/>
+        </w:tabs>
+        <w:spacing w:before="10"/>
+        <w:rPr>
+          <w:sz w:val="22"/>
+          <w:szCs w:val="22"/>
+        </w:rPr>
+      </w:pPr>
+      <w:r>
+        <w:rPr>
+          <w:rFonts w:ascii="Times New Roman" w:hAnsi="Times New Roman" w:cs="Times New Roman"/>
+          <w:i w:val="0"/>
+          <w:iCs w:val="0"/>
+          <w:sz w:val="22"/>
+          <w:szCs w:val="22"/>
+        </w:rPr>
+        <w:t xml:space="preserve">Table </w:t>
+      </w:r>
+      <w:r>
+        <w:rPr>
+          <w:rFonts w:ascii="Times New Roman" w:hAnsi="Times New Roman" w:cs="Times New Roman"/>
+          <w:i w:val="0"/>
+          <w:iCs w:val="0"/>
+          <w:sz w:val="22"/>
+          <w:szCs w:val="22"/>
+        </w:rPr>
+        <w:t>3.7</w:t>
+      </w:r>
+      <w:r>
+        <w:rPr>
+          <w:rFonts w:ascii="Times New Roman" w:hAnsi="Times New Roman" w:cs="Times New Roman"/>
+          <w:i w:val="0"/>
+          <w:iCs w:val="0"/>
+          <w:sz w:val="22"/>
+          <w:szCs w:val="22"/>
+        </w:rPr>
+        <w:t xml:space="preserve"> </w:t>
+      </w:r>
+      <w:r>
+        <w:rPr>
+          <w:rFonts w:ascii="Times New Roman" w:hAnsi="Times New Roman" w:cs="Times New Roman"/>
+          <w:i w:val="0"/>
+          <w:iCs w:val="0"/>
+          <w:sz w:val="22"/>
+          <w:szCs w:val="22"/>
+        </w:rPr>
+        <w:t>–</w:t>
+      </w:r>
+      <w:r>
+        <w:rPr>
+          <w:rFonts w:ascii="Times New Roman" w:hAnsi="Times New Roman" w:cs="Times New Roman"/>
+          <w:i w:val="0"/>
+          <w:iCs w:val="0"/>
+          <w:sz w:val="22"/>
+          <w:szCs w:val="22"/>
+        </w:rPr>
+        <w:t xml:space="preserve"> </w:t>
+      </w:r>
+      <w:r>
+        <w:rPr>
+          <w:rFonts w:ascii="Times New Roman" w:hAnsi="Times New Roman" w:cs="Times New Roman"/>
+          <w:i w:val="0"/>
+          <w:iCs w:val="0"/>
+          <w:sz w:val="22"/>
+          <w:szCs w:val="22"/>
+        </w:rPr>
+        <w:t xml:space="preserve">Evolution </w:t>
+      </w:r>
+      <w:r>
+        <w:rPr>
+          <w:rFonts w:ascii="Times New Roman" w:hAnsi="Times New Roman" w:cs="Times New Roman"/>
+          <w:i w:val="0"/>
+          <w:iCs w:val="0"/>
+          <w:sz w:val="22"/>
+          <w:szCs w:val="22"/>
+        </w:rPr>
+        <w:t>of Permanent Grassland and Pasture Area (1989 - 2019)</w:t>
+      </w:r>
+      <w:r>
+        <w:rPr>
+          <w:sz w:val="22"/>
+          <w:szCs w:val="22"/>
+          <w:lang w:val="pt-BR"/>
+        </w:rPr>
+        <w:drawing>
+          <wp:inline distT="0" distB="0" distL="0" distR="0" wp14:anchorId="07556D70" wp14:editId="59C11AB1">
+            <wp:extent cx="5582920" cy="1521460"/>
+            <wp:effectExtent l="0" t="0" r="0" b="2540"/>
+            <wp:docPr id="1112102149" name="Picture 29"/>
+            <wp:cNvGraphicFramePr>
+              <a:graphicFrameLocks xmlns:a="http://schemas.openxmlformats.org/drawingml/2006/main" noChangeAspect="1"/>
+            </wp:cNvGraphicFramePr>
+            <a:graphic xmlns:a="http://schemas.openxmlformats.org/drawingml/2006/main">
+              <a:graphicData uri="http://schemas.openxmlformats.org/drawingml/2006/picture">
+                <pic:pic xmlns:pic="http://schemas.openxmlformats.org/drawingml/2006/picture">
+                  <pic:nvPicPr>
+                    <pic:cNvPr id="0" name="Picture 102"/>
+                    <pic:cNvPicPr>
+                      <a:picLocks noChangeAspect="1" noChangeArrowheads="1"/>
+                    </pic:cNvPicPr>
+                  </pic:nvPicPr>
+                  <pic:blipFill>
+                    <a:blip r:embed="rId22" cstate="print">
+                      <a:extLst>
+                        <a:ext uri="{28A0092B-C50C-407E-A947-70E740481C1C}">
+                          <a14:useLocalDpi xmlns:a14="http://schemas.microsoft.com/office/drawing/2010/main" val="0"/>
+                        </a:ext>
+                      </a:extLst>
+                    </a:blip>
+                    <a:srcRect/>
+                    <a:stretch>
+                      <a:fillRect/>
+                    </a:stretch>
+                  </pic:blipFill>
+                  <pic:spPr bwMode="auto">
+                    <a:xfrm>
+                      <a:off x="0" y="0"/>
+                      <a:ext cx="5582920" cy="1521460"/>
+                    </a:xfrm>
+                    <a:prstGeom prst="rect">
+                      <a:avLst/>
+                    </a:prstGeom>
+                    <a:noFill/>
+                    <a:ln>
+                      <a:noFill/>
+                    </a:ln>
+                  </pic:spPr>
+                </pic:pic>
+              </a:graphicData>
+            </a:graphic>
+          </wp:inline>
+        </w:drawing>
+      </w:r>
+    </w:p>
+    <w:p>
+      <w:pPr>
+        <w:pStyle w:val="Heading1"/>
+        <w:tabs>
+          <w:tab w:val="left" w:pos="745"/>
+        </w:tabs>
+        <w:spacing w:before="10"/>
+        <w:rPr>
+          <w:sz w:val="16"/>
+          <w:szCs w:val="16"/>
+        </w:rPr>
+      </w:pPr>
+      <w:r>
+        <w:rPr>
+          <w:sz w:val="16"/>
+          <w:szCs w:val="16"/>
+        </w:rPr>
+        <w:t>Source: INE – Permanent grasslands area by geographic location (NUTS 2013). Values for "Continente"</w:t>
+      </w:r>
+    </w:p>
+    <w:p>
+      <w:pPr>
+        <w:pStyle w:val="Heading1"/>
+        <w:tabs>
+          <w:tab w:val="left" w:pos="745"/>
+        </w:tabs>
+        <w:spacing w:before="10"/>
+        <w:ind w:left="0" w:firstLine="0"/>
+        <w:rPr>
+          <w:rFonts w:ascii="Times New Roman" w:hAnsi="Times New Roman" w:cs="Times New Roman"/>
+          <w:i w:val="0"/>
+          <w:iCs w:val="0"/>
+          <w:sz w:val="22"/>
+          <w:szCs w:val="22"/>
+        </w:rPr>
+      </w:pPr>
+    </w:p>
+    <w:p>
+      <w:pPr>
+        <w:pStyle w:val="Heading1"/>
+        <w:tabs>
+          <w:tab w:val="left" w:pos="745"/>
+        </w:tabs>
+        <w:spacing w:before="10"/>
+        <w:ind w:left="0" w:firstLine="0"/>
+        <w:rPr>
+          <w:rFonts w:ascii="Times New Roman" w:hAnsi="Times New Roman" w:cs="Times New Roman"/>
+          <w:i w:val="0"/>
+          <w:iCs w:val="0"/>
+          <w:sz w:val="22"/>
+          <w:szCs w:val="22"/>
+        </w:rPr>
+      </w:pPr>
+    </w:p>
+    <w:p>
+      <w:pPr>
+        <w:pStyle w:val="Heading1"/>
+        <w:tabs>
+          <w:tab w:val="left" w:pos="745"/>
+        </w:tabs>
+        <w:spacing w:before="10"/>
+        <w:ind w:left="0" w:firstLine="0"/>
+        <w:rPr>
+          <w:rFonts w:ascii="Times New Roman" w:hAnsi="Times New Roman" w:cs="Times New Roman"/>
+          <w:i w:val="0"/>
+          <w:iCs w:val="0"/>
+          <w:sz w:val="22"/>
+          <w:szCs w:val="22"/>
+        </w:rPr>
+      </w:pPr>
+    </w:p>
+    <w:p>
+      <w:pPr>
+        <w:pStyle w:val="Heading1"/>
+        <w:tabs>
+          <w:tab w:val="left" w:pos="745"/>
+        </w:tabs>
+        <w:spacing w:before="10"/>
+        <w:ind w:left="0" w:firstLine="0"/>
+        <w:rPr>
+          <w:rFonts w:ascii="Times New Roman" w:hAnsi="Times New Roman" w:cs="Times New Roman"/>
+          <w:i w:val="0"/>
+          <w:iCs w:val="0"/>
+          <w:sz w:val="22"/>
+          <w:szCs w:val="22"/>
+        </w:rPr>
+      </w:pPr>
+    </w:p>
+    <w:p>
+      <w:pPr>
+        <w:pStyle w:val="Heading1"/>
+        <w:tabs>
+          <w:tab w:val="left" w:pos="745"/>
+        </w:tabs>
+        <w:spacing w:before="10"/>
+        <w:ind w:left="0" w:firstLine="0"/>
+        <w:rPr>
+          <w:rFonts w:ascii="Times New Roman" w:hAnsi="Times New Roman" w:cs="Times New Roman"/>
+          <w:i w:val="0"/>
+          <w:iCs w:val="0"/>
+          <w:sz w:val="22"/>
+          <w:szCs w:val="22"/>
+        </w:rPr>
+      </w:pPr>
+    </w:p>
+    <w:p>
+      <w:pPr>
+        <w:pStyle w:val="Heading1"/>
+        <w:tabs>
+          <w:tab w:val="left" w:pos="745"/>
+        </w:tabs>
+        <w:spacing w:before="10"/>
+        <w:ind w:left="0" w:firstLine="0"/>
+        <w:rPr>
+          <w:rFonts w:ascii="Times New Roman" w:hAnsi="Times New Roman" w:cs="Times New Roman"/>
+          <w:i w:val="0"/>
+          <w:iCs w:val="0"/>
+          <w:sz w:val="22"/>
+          <w:szCs w:val="22"/>
+        </w:rPr>
+      </w:pPr>
+      <w:r>
+        <w:rPr>
+          <w:rFonts w:ascii="Times New Roman" w:hAnsi="Times New Roman" w:cs="Times New Roman"/>
+          <w:i w:val="0"/>
+          <w:iCs w:val="0"/>
+          <w:sz w:val="22"/>
+          <w:szCs w:val="22"/>
+        </w:rPr>
+        <w:lastRenderedPageBreak/>
+        <w:t xml:space="preserve">Figure </w:t>
+      </w:r>
+      <w:r>
+        <w:rPr>
+          <w:rFonts w:ascii="Times New Roman" w:hAnsi="Times New Roman" w:cs="Times New Roman"/>
+          <w:i w:val="0"/>
+          <w:iCs w:val="0"/>
+          <w:sz w:val="22"/>
+          <w:szCs w:val="22"/>
+        </w:rPr>
+        <w:t>3.8</w:t>
+      </w:r>
+      <w:r>
+        <w:rPr>
+          <w:rFonts w:ascii="Times New Roman" w:hAnsi="Times New Roman" w:cs="Times New Roman"/>
+          <w:i w:val="0"/>
+          <w:iCs w:val="0"/>
+          <w:sz w:val="22"/>
+          <w:szCs w:val="22"/>
+        </w:rPr>
+        <w:t xml:space="preserve"> - Evolution of Permanent Grassland and Pasture Area</w:t>
+      </w:r>
+    </w:p>
+    <w:p>
+      <w:pPr>
+        <w:pStyle w:val="Heading1"/>
+        <w:tabs>
+          <w:tab w:val="left" w:pos="745"/>
+        </w:tabs>
+        <w:spacing w:before="10"/>
+      </w:pPr>
+      <w:r>
+        <w:drawing>
+          <wp:inline distT="0" distB="0" distL="0" distR="0" wp14:anchorId="7E202C08" wp14:editId="3834B99A">
+            <wp:extent cx="5582920" cy="3418205"/>
+            <wp:effectExtent l="0" t="0" r="0" b="0"/>
+            <wp:docPr id="335279232" name="Picture 27"/>
+            <wp:cNvGraphicFramePr>
+              <a:graphicFrameLocks xmlns:a="http://schemas.openxmlformats.org/drawingml/2006/main" noChangeAspect="1"/>
+            </wp:cNvGraphicFramePr>
+            <a:graphic xmlns:a="http://schemas.openxmlformats.org/drawingml/2006/main">
+              <a:graphicData uri="http://schemas.openxmlformats.org/drawingml/2006/picture">
+                <pic:pic xmlns:pic="http://schemas.openxmlformats.org/drawingml/2006/picture">
+                  <pic:nvPicPr>
+                    <pic:cNvPr id="0" name="Picture 95"/>
+                    <pic:cNvPicPr>
+                      <a:picLocks noChangeAspect="1" noChangeArrowheads="1"/>
+                    </pic:cNvPicPr>
+                  </pic:nvPicPr>
+                  <pic:blipFill>
+                    <a:blip r:embed="rId23" cstate="print">
+                      <a:extLst>
+                        <a:ext uri="{28A0092B-C50C-407E-A947-70E740481C1C}">
+                          <a14:useLocalDpi xmlns:a14="http://schemas.microsoft.com/office/drawing/2010/main" val="0"/>
+                        </a:ext>
+                      </a:extLst>
+                    </a:blip>
+                    <a:srcRect/>
+                    <a:stretch>
+                      <a:fillRect/>
+                    </a:stretch>
+                  </pic:blipFill>
+                  <pic:spPr bwMode="auto">
+                    <a:xfrm>
+                      <a:off x="0" y="0"/>
+                      <a:ext cx="5582920" cy="3418205"/>
+                    </a:xfrm>
+                    <a:prstGeom prst="rect">
+                      <a:avLst/>
+                    </a:prstGeom>
+                    <a:noFill/>
+                    <a:ln>
+                      <a:noFill/>
+                    </a:ln>
+                  </pic:spPr>
+                </pic:pic>
+              </a:graphicData>
+            </a:graphic>
+          </wp:inline>
+        </w:drawing>
+      </w:r>
+    </w:p>
+    <w:p>
+      <w:pPr>
+        <w:pStyle w:val="Heading1"/>
+        <w:tabs>
+          <w:tab w:val="left" w:pos="745"/>
+        </w:tabs>
+        <w:spacing w:before="10"/>
+        <w:rPr>
+          <w:rFonts w:ascii="Times New Roman" w:hAnsi="Times New Roman" w:cs="Times New Roman"/>
+          <w:i w:val="0"/>
+          <w:iCs w:val="0"/>
+        </w:rPr>
+      </w:pPr>
+    </w:p>
+    <w:p>
+      <w:pPr>
+        <w:widowControl/>
+        <w:tabs>
+          <w:tab w:val="left" w:pos="916"/>
+          <w:tab w:val="left" w:pos="1832"/>
+          <w:tab w:val="left" w:pos="2748"/>
+          <w:tab w:val="left" w:pos="3664"/>
+          <w:tab w:val="left" w:pos="4580"/>
+          <w:tab w:val="left" w:pos="5496"/>
+          <w:tab w:val="left" w:pos="6412"/>
+          <w:tab w:val="left" w:pos="7328"/>
+          <w:tab w:val="left" w:pos="8244"/>
+          <w:tab w:val="left" w:pos="9160"/>
+          <w:tab w:val="left" w:pos="10076"/>
+          <w:tab w:val="left" w:pos="10992"/>
+          <w:tab w:val="left" w:pos="11908"/>
+          <w:tab w:val="left" w:pos="12824"/>
+          <w:tab w:val="left" w:pos="13740"/>
+          <w:tab w:val="left" w:pos="14656"/>
+        </w:tabs>
+        <w:wordWrap w:val="0"/>
+        <w:autoSpaceDE/>
+        <w:autoSpaceDN/>
+        <w:spacing w:line="330" w:lineRule="atLeast"/>
+        <w:rPr>
+          <w:color w:val="0F1115"/>
+        </w:rPr>
+      </w:pPr>
+      <w:r>
+        <w:rPr>
+          <w:color w:val="0F1115"/>
+        </w:rPr>
+        <w:t xml:space="preserve">The data reveal a striking and consistent increase in permanent grassland area, which more than doubled between 1989 and 2019, growing by </w:t>
+      </w:r>
+      <w:r>
+        <w:rPr>
+          <w:b/>
+          <w:bCs/>
+          <w:color w:val="0F1115"/>
+        </w:rPr>
+        <w:t>165.5%</w:t>
+      </w:r>
+      <w:r>
+        <w:rPr>
+          <w:color w:val="0F1115"/>
+        </w:rPr>
+        <w:t xml:space="preserve"> (from 754,825 ha to 2,003,795 ha). This is the most dramatic change among all land use indicators analyzed.</w:t>
+      </w:r>
+    </w:p>
+    <w:p>
+      <w:pPr>
+        <w:widowControl/>
+        <w:tabs>
+          <w:tab w:val="left" w:pos="916"/>
+          <w:tab w:val="left" w:pos="1832"/>
+          <w:tab w:val="left" w:pos="2748"/>
+          <w:tab w:val="left" w:pos="3664"/>
+          <w:tab w:val="left" w:pos="4580"/>
+          <w:tab w:val="left" w:pos="5496"/>
+          <w:tab w:val="left" w:pos="6412"/>
+          <w:tab w:val="left" w:pos="7328"/>
+          <w:tab w:val="left" w:pos="8244"/>
+          <w:tab w:val="left" w:pos="9160"/>
+          <w:tab w:val="left" w:pos="10076"/>
+          <w:tab w:val="left" w:pos="10992"/>
+          <w:tab w:val="left" w:pos="11908"/>
+          <w:tab w:val="left" w:pos="12824"/>
+          <w:tab w:val="left" w:pos="13740"/>
+          <w:tab w:val="left" w:pos="14656"/>
+        </w:tabs>
+        <w:wordWrap w:val="0"/>
+        <w:autoSpaceDE/>
+        <w:autoSpaceDN/>
+        <w:spacing w:line="330" w:lineRule="atLeast"/>
+        <w:rPr>
+          <w:color w:val="0F1115"/>
+        </w:rPr>
+      </w:pPr>
+    </w:p>
+    <w:p>
+      <w:pPr>
+        <w:widowControl/>
+        <w:tabs>
+          <w:tab w:val="left" w:pos="916"/>
+          <w:tab w:val="left" w:pos="1832"/>
+          <w:tab w:val="left" w:pos="2748"/>
+          <w:tab w:val="left" w:pos="3664"/>
+          <w:tab w:val="left" w:pos="4580"/>
+          <w:tab w:val="left" w:pos="5496"/>
+          <w:tab w:val="left" w:pos="6412"/>
+          <w:tab w:val="left" w:pos="7328"/>
+          <w:tab w:val="left" w:pos="8244"/>
+          <w:tab w:val="left" w:pos="9160"/>
+          <w:tab w:val="left" w:pos="10076"/>
+          <w:tab w:val="left" w:pos="10992"/>
+          <w:tab w:val="left" w:pos="11908"/>
+          <w:tab w:val="left" w:pos="12824"/>
+          <w:tab w:val="left" w:pos="13740"/>
+          <w:tab w:val="left" w:pos="14656"/>
+        </w:tabs>
+        <w:wordWrap w:val="0"/>
+        <w:autoSpaceDE/>
+        <w:autoSpaceDN/>
+        <w:spacing w:line="330" w:lineRule="atLeast"/>
+        <w:rPr>
+          <w:color w:val="0F1115"/>
+        </w:rPr>
+      </w:pPr>
+      <w:r>
+        <w:rPr>
+          <w:b/>
+          <w:bCs/>
+          <w:color w:val="0F1115"/>
+        </w:rPr>
+        <w:t>Three key observations stand out:</w:t>
+      </w:r>
+    </w:p>
+    <w:p>
+      <w:pPr>
+        <w:widowControl/>
+        <w:tabs>
+          <w:tab w:val="left" w:pos="916"/>
+          <w:tab w:val="left" w:pos="1832"/>
+          <w:tab w:val="left" w:pos="2748"/>
+          <w:tab w:val="left" w:pos="3664"/>
+          <w:tab w:val="left" w:pos="4580"/>
+          <w:tab w:val="left" w:pos="5496"/>
+          <w:tab w:val="left" w:pos="6412"/>
+          <w:tab w:val="left" w:pos="7328"/>
+          <w:tab w:val="left" w:pos="8244"/>
+          <w:tab w:val="left" w:pos="9160"/>
+          <w:tab w:val="left" w:pos="10076"/>
+          <w:tab w:val="left" w:pos="10992"/>
+          <w:tab w:val="left" w:pos="11908"/>
+          <w:tab w:val="left" w:pos="12824"/>
+          <w:tab w:val="left" w:pos="13740"/>
+          <w:tab w:val="left" w:pos="14656"/>
+        </w:tabs>
+        <w:wordWrap w:val="0"/>
+        <w:autoSpaceDE/>
+        <w:autoSpaceDN/>
+        <w:spacing w:line="330" w:lineRule="atLeast"/>
+        <w:rPr>
+          <w:color w:val="0F1115"/>
+        </w:rPr>
+      </w:pPr>
+    </w:p>
+    <w:p>
+      <w:pPr>
+        <w:widowControl/>
+        <w:tabs>
+          <w:tab w:val="left" w:pos="916"/>
+          <w:tab w:val="left" w:pos="1832"/>
+          <w:tab w:val="left" w:pos="2748"/>
+          <w:tab w:val="left" w:pos="3664"/>
+          <w:tab w:val="left" w:pos="4580"/>
+          <w:tab w:val="left" w:pos="5496"/>
+          <w:tab w:val="left" w:pos="6412"/>
+          <w:tab w:val="left" w:pos="7328"/>
+          <w:tab w:val="left" w:pos="8244"/>
+          <w:tab w:val="left" w:pos="9160"/>
+          <w:tab w:val="left" w:pos="10076"/>
+          <w:tab w:val="left" w:pos="10992"/>
+          <w:tab w:val="left" w:pos="11908"/>
+          <w:tab w:val="left" w:pos="12824"/>
+          <w:tab w:val="left" w:pos="13740"/>
+          <w:tab w:val="left" w:pos="14656"/>
+        </w:tabs>
+        <w:wordWrap w:val="0"/>
+        <w:autoSpaceDE/>
+        <w:autoSpaceDN/>
+        <w:spacing w:line="330" w:lineRule="atLeast"/>
+        <w:rPr>
+          <w:color w:val="0F1115"/>
+        </w:rPr>
+      </w:pPr>
+      <w:r>
+        <w:rPr>
+          <w:color w:val="383A42"/>
+        </w:rPr>
+        <w:t>1.</w:t>
+      </w:r>
+      <w:r>
+        <w:rPr>
+          <w:color w:val="0F1115"/>
+        </w:rPr>
+        <w:t xml:space="preserve"> </w:t>
+      </w:r>
+      <w:r>
+        <w:rPr>
+          <w:b/>
+          <w:bCs/>
+          <w:color w:val="0F1115"/>
+        </w:rPr>
+        <w:t>Accelerated expansion (1989–1999):</w:t>
+      </w:r>
+      <w:r>
+        <w:rPr>
+          <w:b/>
+          <w:bCs/>
+          <w:color w:val="383A42"/>
+        </w:rPr>
+        <w:t xml:space="preserve"> </w:t>
+      </w:r>
+      <w:r>
+        <w:rPr>
+          <w:color w:val="0F1115"/>
+        </w:rPr>
+        <w:t>Grasslands increased by 576,208 ha (76.3%) in the first decade, the most rapid period of expansion. This likely reflects the abandonment of marginal arable land and its conversion to extensive grazing systems, as well as the impact of CAP policies that supported livestock production.</w:t>
+      </w:r>
+    </w:p>
+    <w:p>
+      <w:pPr>
+        <w:widowControl/>
+        <w:tabs>
+          <w:tab w:val="left" w:pos="916"/>
+          <w:tab w:val="left" w:pos="1832"/>
+          <w:tab w:val="left" w:pos="2748"/>
+          <w:tab w:val="left" w:pos="3664"/>
+          <w:tab w:val="left" w:pos="4580"/>
+          <w:tab w:val="left" w:pos="5496"/>
+          <w:tab w:val="left" w:pos="6412"/>
+          <w:tab w:val="left" w:pos="7328"/>
+          <w:tab w:val="left" w:pos="8244"/>
+          <w:tab w:val="left" w:pos="9160"/>
+          <w:tab w:val="left" w:pos="10076"/>
+          <w:tab w:val="left" w:pos="10992"/>
+          <w:tab w:val="left" w:pos="11908"/>
+          <w:tab w:val="left" w:pos="12824"/>
+          <w:tab w:val="left" w:pos="13740"/>
+          <w:tab w:val="left" w:pos="14656"/>
+        </w:tabs>
+        <w:wordWrap w:val="0"/>
+        <w:autoSpaceDE/>
+        <w:autoSpaceDN/>
+        <w:spacing w:line="330" w:lineRule="atLeast"/>
+        <w:rPr>
+          <w:color w:val="0F1115"/>
+        </w:rPr>
+      </w:pPr>
+    </w:p>
+    <w:p>
+      <w:pPr>
+        <w:widowControl/>
+        <w:tabs>
+          <w:tab w:val="left" w:pos="916"/>
+          <w:tab w:val="left" w:pos="1832"/>
+          <w:tab w:val="left" w:pos="2748"/>
+          <w:tab w:val="left" w:pos="3664"/>
+          <w:tab w:val="left" w:pos="4580"/>
+          <w:tab w:val="left" w:pos="5496"/>
+          <w:tab w:val="left" w:pos="6412"/>
+          <w:tab w:val="left" w:pos="7328"/>
+          <w:tab w:val="left" w:pos="8244"/>
+          <w:tab w:val="left" w:pos="9160"/>
+          <w:tab w:val="left" w:pos="10076"/>
+          <w:tab w:val="left" w:pos="10992"/>
+          <w:tab w:val="left" w:pos="11908"/>
+          <w:tab w:val="left" w:pos="12824"/>
+          <w:tab w:val="left" w:pos="13740"/>
+          <w:tab w:val="left" w:pos="14656"/>
+        </w:tabs>
+        <w:wordWrap w:val="0"/>
+        <w:autoSpaceDE/>
+        <w:autoSpaceDN/>
+        <w:spacing w:line="330" w:lineRule="atLeast"/>
+        <w:rPr>
+          <w:color w:val="0F1115"/>
+        </w:rPr>
+      </w:pPr>
+      <w:r>
+        <w:rPr>
+          <w:color w:val="383A42"/>
+        </w:rPr>
+        <w:t>2.</w:t>
+      </w:r>
+      <w:r>
+        <w:rPr>
+          <w:color w:val="0F1115"/>
+        </w:rPr>
+        <w:t xml:space="preserve"> </w:t>
+      </w:r>
+      <w:r>
+        <w:rPr>
+          <w:b/>
+          <w:bCs/>
+          <w:color w:val="0F1115"/>
+        </w:rPr>
+        <w:t>Continued growth (1999–2009):</w:t>
+      </w:r>
+      <w:r>
+        <w:rPr>
+          <w:color w:val="0F1115"/>
+        </w:rPr>
+        <w:t xml:space="preserve"> The expansion continued at a substantial rate, adding another 390,554 ha (29.3%). By 2009, grasslands had become a dominant land use category in many regions, particularly in the interior of the country where arable farming was less viable.</w:t>
+      </w:r>
+    </w:p>
+    <w:p>
+      <w:pPr>
+        <w:widowControl/>
+        <w:tabs>
+          <w:tab w:val="left" w:pos="916"/>
+          <w:tab w:val="left" w:pos="1832"/>
+          <w:tab w:val="left" w:pos="2748"/>
+          <w:tab w:val="left" w:pos="3664"/>
+          <w:tab w:val="left" w:pos="4580"/>
+          <w:tab w:val="left" w:pos="5496"/>
+          <w:tab w:val="left" w:pos="6412"/>
+          <w:tab w:val="left" w:pos="7328"/>
+          <w:tab w:val="left" w:pos="8244"/>
+          <w:tab w:val="left" w:pos="9160"/>
+          <w:tab w:val="left" w:pos="10076"/>
+          <w:tab w:val="left" w:pos="10992"/>
+          <w:tab w:val="left" w:pos="11908"/>
+          <w:tab w:val="left" w:pos="12824"/>
+          <w:tab w:val="left" w:pos="13740"/>
+          <w:tab w:val="left" w:pos="14656"/>
+        </w:tabs>
+        <w:wordWrap w:val="0"/>
+        <w:autoSpaceDE/>
+        <w:autoSpaceDN/>
+        <w:spacing w:line="330" w:lineRule="atLeast"/>
+        <w:rPr>
+          <w:color w:val="0F1115"/>
+        </w:rPr>
+      </w:pPr>
+    </w:p>
+    <w:p>
+      <w:pPr>
+        <w:widowControl/>
+        <w:tabs>
+          <w:tab w:val="left" w:pos="916"/>
+          <w:tab w:val="left" w:pos="1832"/>
+          <w:tab w:val="left" w:pos="2748"/>
+          <w:tab w:val="left" w:pos="3664"/>
+          <w:tab w:val="left" w:pos="4580"/>
+          <w:tab w:val="left" w:pos="5496"/>
+          <w:tab w:val="left" w:pos="6412"/>
+          <w:tab w:val="left" w:pos="7328"/>
+          <w:tab w:val="left" w:pos="8244"/>
+          <w:tab w:val="left" w:pos="9160"/>
+          <w:tab w:val="left" w:pos="10076"/>
+          <w:tab w:val="left" w:pos="10992"/>
+          <w:tab w:val="left" w:pos="11908"/>
+          <w:tab w:val="left" w:pos="12824"/>
+          <w:tab w:val="left" w:pos="13740"/>
+          <w:tab w:val="left" w:pos="14656"/>
+        </w:tabs>
+        <w:wordWrap w:val="0"/>
+        <w:autoSpaceDE/>
+        <w:autoSpaceDN/>
+        <w:spacing w:line="330" w:lineRule="atLeast"/>
+        <w:rPr>
+          <w:color w:val="0F1115"/>
+        </w:rPr>
+      </w:pPr>
+      <w:r>
+        <w:rPr>
+          <w:color w:val="383A42"/>
+        </w:rPr>
+        <w:t>3.</w:t>
+      </w:r>
+      <w:r>
+        <w:rPr>
+          <w:color w:val="0F1115"/>
+        </w:rPr>
+        <w:t xml:space="preserve"> </w:t>
+      </w:r>
+      <w:r>
+        <w:rPr>
+          <w:b/>
+          <w:bCs/>
+          <w:color w:val="0F1115"/>
+        </w:rPr>
+        <w:t>Moderating but sustained growth (2009–2019):</w:t>
+      </w:r>
+      <w:r>
+        <w:rPr>
+          <w:color w:val="0F1115"/>
+        </w:rPr>
+        <w:t xml:space="preserve"> While the rate of expansion slowed to 16.4%, grasslands continued to increase, reaching over 2 million hectares by 2019. This suggests that the conversion to grassland may be approaching a ceiling, but the trend remains positive.</w:t>
+      </w:r>
+    </w:p>
+    <w:p>
+      <w:pPr>
+        <w:pStyle w:val="Heading1"/>
+        <w:tabs>
+          <w:tab w:val="left" w:pos="745"/>
+        </w:tabs>
+        <w:spacing w:before="10"/>
+        <w:ind w:left="0" w:firstLine="0"/>
+        <w:rPr>
+          <w:rFonts w:ascii="Times New Roman" w:hAnsi="Times New Roman" w:cs="Times New Roman"/>
+          <w:i w:val="0"/>
+          <w:iCs w:val="0"/>
+        </w:rPr>
       </w:pPr>
     </w:p>
     <w:p>
       <w:pPr>
         <w:pStyle w:val="Heading1"/>
         <w:numPr>
-          <w:ilvl w:val="1"/>
-          <w:numId w:val="2"/>
+          <w:ilvl w:val="2"/>
+          <w:numId w:val="12"/>
         </w:numPr>
         <w:tabs>
           <w:tab w:val="left" w:pos="745"/>
         </w:tabs>
-        <w:spacing w:before="1"/>
-      </w:pPr>
-      <w:r>
+        <w:spacing w:before="10"/>
+        <w:rPr>
+          <w:rFonts w:asciiTheme="minorHAnsi" w:hAnsiTheme="minorHAnsi" w:cstheme="minorHAnsi"/>
+        </w:rPr>
+      </w:pPr>
+      <w:r>
+        <w:rPr>
+          <w:rFonts w:asciiTheme="minorHAnsi" w:hAnsiTheme="minorHAnsi" w:cstheme="minorHAnsi"/>
+        </w:rPr>
+        <w:t>What the Grassland Data Reveals about Agricultural Restructuring</w:t>
+      </w:r>
+    </w:p>
+    <w:p>
+      <w:pPr>
+        <w:pStyle w:val="Heading1"/>
+        <w:tabs>
+          <w:tab w:val="left" w:pos="745"/>
+        </w:tabs>
+        <w:spacing w:before="10"/>
+        <w:rPr>
+          <w:rFonts w:asciiTheme="minorHAnsi" w:hAnsiTheme="minorHAnsi" w:cstheme="minorHAnsi"/>
+        </w:rPr>
+      </w:pPr>
+    </w:p>
+    <w:p>
+      <w:pPr>
+        <w:widowControl/>
+        <w:tabs>
+          <w:tab w:val="left" w:pos="916"/>
+          <w:tab w:val="left" w:pos="1832"/>
+          <w:tab w:val="left" w:pos="2748"/>
+          <w:tab w:val="left" w:pos="3664"/>
+          <w:tab w:val="left" w:pos="4580"/>
+          <w:tab w:val="left" w:pos="5496"/>
+          <w:tab w:val="left" w:pos="6412"/>
+          <w:tab w:val="left" w:pos="7328"/>
+          <w:tab w:val="left" w:pos="8244"/>
+          <w:tab w:val="left" w:pos="9160"/>
+          <w:tab w:val="left" w:pos="10076"/>
+          <w:tab w:val="left" w:pos="10992"/>
+          <w:tab w:val="left" w:pos="11908"/>
+          <w:tab w:val="left" w:pos="12824"/>
+          <w:tab w:val="left" w:pos="13740"/>
+          <w:tab w:val="left" w:pos="14656"/>
+        </w:tabs>
+        <w:wordWrap w:val="0"/>
+        <w:autoSpaceDE/>
+        <w:autoSpaceDN/>
+        <w:spacing w:line="330" w:lineRule="atLeast"/>
+        <w:rPr>
+          <w:color w:val="0F1115"/>
+        </w:rPr>
+      </w:pPr>
+      <w:r>
+        <w:rPr>
+          <w:color w:val="0F1115"/>
+        </w:rPr>
+        <w:t>The expansion of permanent grasslands tells a different story from the trends observed in temporary and permanent crops. While crop holdings declined sharply, grasslands expanded significantly. This divergence reflects three important processes:</w:t>
+      </w:r>
+    </w:p>
+    <w:p>
+      <w:pPr>
+        <w:widowControl/>
+        <w:tabs>
+          <w:tab w:val="left" w:pos="916"/>
+          <w:tab w:val="left" w:pos="1832"/>
+          <w:tab w:val="left" w:pos="2748"/>
+          <w:tab w:val="left" w:pos="3664"/>
+          <w:tab w:val="left" w:pos="4580"/>
+          <w:tab w:val="left" w:pos="5496"/>
+          <w:tab w:val="left" w:pos="6412"/>
+          <w:tab w:val="left" w:pos="7328"/>
+          <w:tab w:val="left" w:pos="8244"/>
+          <w:tab w:val="left" w:pos="9160"/>
+          <w:tab w:val="left" w:pos="10076"/>
+          <w:tab w:val="left" w:pos="10992"/>
+          <w:tab w:val="left" w:pos="11908"/>
+          <w:tab w:val="left" w:pos="12824"/>
+          <w:tab w:val="left" w:pos="13740"/>
+          <w:tab w:val="left" w:pos="14656"/>
+        </w:tabs>
+        <w:wordWrap w:val="0"/>
+        <w:autoSpaceDE/>
+        <w:autoSpaceDN/>
+        <w:spacing w:line="330" w:lineRule="atLeast"/>
+        <w:rPr>
+          <w:color w:val="0F1115"/>
+        </w:rPr>
+      </w:pPr>
+    </w:p>
+    <w:p>
+      <w:pPr>
+        <w:pStyle w:val="ListParagraph"/>
+        <w:widowControl/>
+        <w:numPr>
+          <w:ilvl w:val="0"/>
+          <w:numId w:val="18"/>
+        </w:numPr>
+        <w:tabs>
+          <w:tab w:val="left" w:pos="916"/>
+          <w:tab w:val="left" w:pos="1832"/>
+          <w:tab w:val="left" w:pos="2748"/>
+          <w:tab w:val="left" w:pos="3664"/>
+          <w:tab w:val="left" w:pos="4580"/>
+          <w:tab w:val="left" w:pos="5496"/>
+          <w:tab w:val="left" w:pos="6412"/>
+          <w:tab w:val="left" w:pos="7328"/>
+          <w:tab w:val="left" w:pos="8244"/>
+          <w:tab w:val="left" w:pos="9160"/>
+          <w:tab w:val="left" w:pos="10076"/>
+          <w:tab w:val="left" w:pos="10992"/>
+          <w:tab w:val="left" w:pos="11908"/>
+          <w:tab w:val="left" w:pos="12824"/>
+          <w:tab w:val="left" w:pos="13740"/>
+          <w:tab w:val="left" w:pos="14656"/>
+        </w:tabs>
+        <w:wordWrap w:val="0"/>
+        <w:autoSpaceDE/>
+        <w:autoSpaceDN/>
+        <w:spacing w:line="330" w:lineRule="atLeast"/>
+        <w:rPr>
+          <w:rFonts w:ascii="Times New Roman" w:hAnsi="Times New Roman" w:cs="Times New Roman"/>
+          <w:color w:val="0F1115"/>
+        </w:rPr>
+      </w:pPr>
+      <w:r>
+        <w:rPr>
+          <w:rFonts w:ascii="Times New Roman" w:hAnsi="Times New Roman" w:cs="Times New Roman"/>
+          <w:b/>
+          <w:bCs/>
+          <w:color w:val="0F1115"/>
+        </w:rPr>
+        <w:t>Land use polarization:</w:t>
+      </w:r>
+      <w:r>
+        <w:rPr>
+          <w:rFonts w:ascii="Times New Roman" w:hAnsi="Times New Roman" w:cs="Times New Roman"/>
+          <w:color w:val="0F1115"/>
+        </w:rPr>
+        <w:t xml:space="preserve"> Marginal arable land was converted to extensive grazing, while </w:t>
+      </w:r>
+    </w:p>
+    <w:p>
+      <w:pPr>
+        <w:pStyle w:val="ListParagraph"/>
+        <w:widowControl/>
+        <w:tabs>
+          <w:tab w:val="left" w:pos="916"/>
+          <w:tab w:val="left" w:pos="1832"/>
+          <w:tab w:val="left" w:pos="2748"/>
+          <w:tab w:val="left" w:pos="3664"/>
+          <w:tab w:val="left" w:pos="4580"/>
+          <w:tab w:val="left" w:pos="5496"/>
+          <w:tab w:val="left" w:pos="6412"/>
+          <w:tab w:val="left" w:pos="7328"/>
+          <w:tab w:val="left" w:pos="8244"/>
+          <w:tab w:val="left" w:pos="9160"/>
+          <w:tab w:val="left" w:pos="10076"/>
+          <w:tab w:val="left" w:pos="10992"/>
+          <w:tab w:val="left" w:pos="11908"/>
+          <w:tab w:val="left" w:pos="12824"/>
+          <w:tab w:val="left" w:pos="13740"/>
+          <w:tab w:val="left" w:pos="14656"/>
+        </w:tabs>
+        <w:wordWrap w:val="0"/>
+        <w:autoSpaceDE/>
+        <w:autoSpaceDN/>
+        <w:spacing w:line="330" w:lineRule="atLeast"/>
+        <w:ind w:left="720" w:firstLine="0"/>
+        <w:rPr>
+          <w:rFonts w:ascii="Times New Roman" w:hAnsi="Times New Roman" w:cs="Times New Roman"/>
+          <w:color w:val="0F1115"/>
+        </w:rPr>
+      </w:pPr>
+      <w:proofErr w:type="gramStart"/>
+      <w:r>
+        <w:rPr>
+          <w:rFonts w:ascii="Times New Roman" w:hAnsi="Times New Roman" w:cs="Times New Roman"/>
+          <w:color w:val="0F1115"/>
+        </w:rPr>
+        <w:t>productive</w:t>
+      </w:r>
+      <w:proofErr w:type="gramEnd"/>
+      <w:r>
+        <w:rPr>
+          <w:rFonts w:ascii="Times New Roman" w:hAnsi="Times New Roman" w:cs="Times New Roman"/>
+          <w:color w:val="0F1115"/>
+        </w:rPr>
+        <w:t xml:space="preserve"> land remained in crop production or shifted to permanent crops (olives, vines). This created a polarized agricultural landscape: intensive cropping in productive areas, </w:t>
+      </w:r>
+    </w:p>
+    <w:p>
+      <w:pPr>
+        <w:pStyle w:val="ListParagraph"/>
+        <w:widowControl/>
+        <w:tabs>
+          <w:tab w:val="left" w:pos="916"/>
+          <w:tab w:val="left" w:pos="1832"/>
+          <w:tab w:val="left" w:pos="2748"/>
+          <w:tab w:val="left" w:pos="3664"/>
+          <w:tab w:val="left" w:pos="4580"/>
+          <w:tab w:val="left" w:pos="5496"/>
+          <w:tab w:val="left" w:pos="6412"/>
+          <w:tab w:val="left" w:pos="7328"/>
+          <w:tab w:val="left" w:pos="8244"/>
+          <w:tab w:val="left" w:pos="9160"/>
+          <w:tab w:val="left" w:pos="10076"/>
+          <w:tab w:val="left" w:pos="10992"/>
+          <w:tab w:val="left" w:pos="11908"/>
+          <w:tab w:val="left" w:pos="12824"/>
+          <w:tab w:val="left" w:pos="13740"/>
+          <w:tab w:val="left" w:pos="14656"/>
+        </w:tabs>
+        <w:wordWrap w:val="0"/>
+        <w:autoSpaceDE/>
+        <w:autoSpaceDN/>
+        <w:spacing w:line="330" w:lineRule="atLeast"/>
+        <w:ind w:left="720" w:firstLine="0"/>
+        <w:rPr>
+          <w:rFonts w:ascii="Times New Roman" w:hAnsi="Times New Roman" w:cs="Times New Roman"/>
+          <w:color w:val="0F1115"/>
+        </w:rPr>
+      </w:pPr>
+      <w:r>
+        <w:rPr>
+          <w:rFonts w:ascii="Times New Roman" w:hAnsi="Times New Roman" w:cs="Times New Roman"/>
+          <w:color w:val="0F1115"/>
+        </w:rPr>
+        <w:t>extensive livestock in marginal areas.</w:t>
+      </w:r>
+    </w:p>
+    <w:p>
+      <w:pPr>
+        <w:pStyle w:val="ListParagraph"/>
+        <w:widowControl/>
+        <w:tabs>
+          <w:tab w:val="left" w:pos="916"/>
+          <w:tab w:val="left" w:pos="1832"/>
+          <w:tab w:val="left" w:pos="2748"/>
+          <w:tab w:val="left" w:pos="3664"/>
+          <w:tab w:val="left" w:pos="4580"/>
+          <w:tab w:val="left" w:pos="5496"/>
+          <w:tab w:val="left" w:pos="6412"/>
+          <w:tab w:val="left" w:pos="7328"/>
+          <w:tab w:val="left" w:pos="8244"/>
+          <w:tab w:val="left" w:pos="9160"/>
+          <w:tab w:val="left" w:pos="10076"/>
+          <w:tab w:val="left" w:pos="10992"/>
+          <w:tab w:val="left" w:pos="11908"/>
+          <w:tab w:val="left" w:pos="12824"/>
+          <w:tab w:val="left" w:pos="13740"/>
+          <w:tab w:val="left" w:pos="14656"/>
+        </w:tabs>
+        <w:wordWrap w:val="0"/>
+        <w:autoSpaceDE/>
+        <w:autoSpaceDN/>
+        <w:spacing w:line="330" w:lineRule="atLeast"/>
+        <w:ind w:left="360" w:firstLine="0"/>
+        <w:rPr>
+          <w:rFonts w:ascii="Times New Roman" w:hAnsi="Times New Roman" w:cs="Times New Roman"/>
+          <w:color w:val="0F1115"/>
+        </w:rPr>
+      </w:pPr>
+    </w:p>
+    <w:p>
+      <w:pPr>
+        <w:pStyle w:val="ListParagraph"/>
+        <w:widowControl/>
+        <w:numPr>
+          <w:ilvl w:val="0"/>
+          <w:numId w:val="18"/>
+        </w:numPr>
+        <w:tabs>
+          <w:tab w:val="left" w:pos="916"/>
+          <w:tab w:val="left" w:pos="1832"/>
+          <w:tab w:val="left" w:pos="2748"/>
+          <w:tab w:val="left" w:pos="3664"/>
+          <w:tab w:val="left" w:pos="4580"/>
+          <w:tab w:val="left" w:pos="5496"/>
+          <w:tab w:val="left" w:pos="6412"/>
+          <w:tab w:val="left" w:pos="7328"/>
+          <w:tab w:val="left" w:pos="8244"/>
+          <w:tab w:val="left" w:pos="9160"/>
+          <w:tab w:val="left" w:pos="10076"/>
+          <w:tab w:val="left" w:pos="10992"/>
+          <w:tab w:val="left" w:pos="11908"/>
+          <w:tab w:val="left" w:pos="12824"/>
+          <w:tab w:val="left" w:pos="13740"/>
+          <w:tab w:val="left" w:pos="14656"/>
+        </w:tabs>
+        <w:wordWrap w:val="0"/>
+        <w:autoSpaceDE/>
+        <w:autoSpaceDN/>
+        <w:spacing w:line="330" w:lineRule="atLeast"/>
+        <w:rPr>
+          <w:rFonts w:ascii="Times New Roman" w:hAnsi="Times New Roman" w:cs="Times New Roman"/>
+          <w:color w:val="0F1115"/>
+        </w:rPr>
+      </w:pPr>
+      <w:r>
+        <w:rPr>
+          <w:rFonts w:ascii="Times New Roman" w:hAnsi="Times New Roman" w:cs="Times New Roman"/>
+          <w:b/>
+          <w:bCs/>
+          <w:color w:val="0F1115"/>
+        </w:rPr>
+        <w:t>Specialization of livestock systems:</w:t>
+      </w:r>
+      <w:r>
+        <w:rPr>
+          <w:rFonts w:ascii="Times New Roman" w:hAnsi="Times New Roman" w:cs="Times New Roman"/>
+          <w:color w:val="0F1115"/>
+        </w:rPr>
+        <w:t xml:space="preserve"> The growth of large grassland holdings suggests a </w:t>
+      </w:r>
+    </w:p>
+    <w:p>
+      <w:pPr>
+        <w:pStyle w:val="ListParagraph"/>
+        <w:widowControl/>
+        <w:tabs>
+          <w:tab w:val="left" w:pos="916"/>
+          <w:tab w:val="left" w:pos="1832"/>
+          <w:tab w:val="left" w:pos="2748"/>
+          <w:tab w:val="left" w:pos="3664"/>
+          <w:tab w:val="left" w:pos="4580"/>
+          <w:tab w:val="left" w:pos="5496"/>
+          <w:tab w:val="left" w:pos="6412"/>
+          <w:tab w:val="left" w:pos="7328"/>
+          <w:tab w:val="left" w:pos="8244"/>
+          <w:tab w:val="left" w:pos="9160"/>
+          <w:tab w:val="left" w:pos="10076"/>
+          <w:tab w:val="left" w:pos="10992"/>
+          <w:tab w:val="left" w:pos="11908"/>
+          <w:tab w:val="left" w:pos="12824"/>
+          <w:tab w:val="left" w:pos="13740"/>
+          <w:tab w:val="left" w:pos="14656"/>
+        </w:tabs>
+        <w:wordWrap w:val="0"/>
+        <w:autoSpaceDE/>
+        <w:autoSpaceDN/>
+        <w:spacing w:line="330" w:lineRule="atLeast"/>
+        <w:ind w:left="720" w:firstLine="0"/>
+        <w:rPr>
+          <w:rFonts w:ascii="Times New Roman" w:hAnsi="Times New Roman" w:cs="Times New Roman"/>
+          <w:color w:val="0F1115"/>
+        </w:rPr>
+      </w:pPr>
+      <w:r>
+        <w:rPr>
+          <w:rFonts w:ascii="Times New Roman" w:hAnsi="Times New Roman" w:cs="Times New Roman"/>
+          <w:color w:val="0F1115"/>
+        </w:rPr>
+        <w:t xml:space="preserve">move towards specialized, large-scale livestock operations, consistent with broader trends </w:t>
+      </w:r>
+    </w:p>
+    <w:p>
+      <w:pPr>
+        <w:pStyle w:val="ListParagraph"/>
+        <w:widowControl/>
+        <w:tabs>
+          <w:tab w:val="left" w:pos="916"/>
+          <w:tab w:val="left" w:pos="1832"/>
+          <w:tab w:val="left" w:pos="2748"/>
+          <w:tab w:val="left" w:pos="3664"/>
+          <w:tab w:val="left" w:pos="4580"/>
+          <w:tab w:val="left" w:pos="5496"/>
+          <w:tab w:val="left" w:pos="6412"/>
+          <w:tab w:val="left" w:pos="7328"/>
+          <w:tab w:val="left" w:pos="8244"/>
+          <w:tab w:val="left" w:pos="9160"/>
+          <w:tab w:val="left" w:pos="10076"/>
+          <w:tab w:val="left" w:pos="10992"/>
+          <w:tab w:val="left" w:pos="11908"/>
+          <w:tab w:val="left" w:pos="12824"/>
+          <w:tab w:val="left" w:pos="13740"/>
+          <w:tab w:val="left" w:pos="14656"/>
+        </w:tabs>
+        <w:wordWrap w:val="0"/>
+        <w:autoSpaceDE/>
+        <w:autoSpaceDN/>
+        <w:spacing w:line="330" w:lineRule="atLeast"/>
+        <w:ind w:left="720" w:firstLine="0"/>
+        <w:rPr>
+          <w:rFonts w:ascii="Times New Roman" w:hAnsi="Times New Roman" w:cs="Times New Roman"/>
+          <w:color w:val="0F1115"/>
+        </w:rPr>
+      </w:pPr>
+      <w:r>
+        <w:rPr>
+          <w:rFonts w:ascii="Times New Roman" w:hAnsi="Times New Roman" w:cs="Times New Roman"/>
+          <w:color w:val="0F1115"/>
+        </w:rPr>
+        <w:t>in European agriculture.</w:t>
+      </w:r>
+    </w:p>
+    <w:p>
+      <w:pPr>
+        <w:pStyle w:val="ListParagraph"/>
+        <w:widowControl/>
+        <w:tabs>
+          <w:tab w:val="left" w:pos="916"/>
+          <w:tab w:val="left" w:pos="1832"/>
+          <w:tab w:val="left" w:pos="2748"/>
+          <w:tab w:val="left" w:pos="3664"/>
+          <w:tab w:val="left" w:pos="4580"/>
+          <w:tab w:val="left" w:pos="5496"/>
+          <w:tab w:val="left" w:pos="6412"/>
+          <w:tab w:val="left" w:pos="7328"/>
+          <w:tab w:val="left" w:pos="8244"/>
+          <w:tab w:val="left" w:pos="9160"/>
+          <w:tab w:val="left" w:pos="10076"/>
+          <w:tab w:val="left" w:pos="10992"/>
+          <w:tab w:val="left" w:pos="11908"/>
+          <w:tab w:val="left" w:pos="12824"/>
+          <w:tab w:val="left" w:pos="13740"/>
+          <w:tab w:val="left" w:pos="14656"/>
+        </w:tabs>
+        <w:wordWrap w:val="0"/>
+        <w:autoSpaceDE/>
+        <w:autoSpaceDN/>
+        <w:spacing w:line="330" w:lineRule="atLeast"/>
+        <w:ind w:left="360" w:firstLine="0"/>
+        <w:rPr>
+          <w:rFonts w:ascii="Times New Roman" w:hAnsi="Times New Roman" w:cs="Times New Roman"/>
+          <w:color w:val="0F1115"/>
+        </w:rPr>
+      </w:pPr>
+    </w:p>
+    <w:p>
+      <w:pPr>
+        <w:pStyle w:val="ListParagraph"/>
+        <w:widowControl/>
+        <w:numPr>
+          <w:ilvl w:val="0"/>
+          <w:numId w:val="18"/>
+        </w:numPr>
+        <w:tabs>
+          <w:tab w:val="left" w:pos="916"/>
+          <w:tab w:val="left" w:pos="1832"/>
+          <w:tab w:val="left" w:pos="2748"/>
+          <w:tab w:val="left" w:pos="3664"/>
+          <w:tab w:val="left" w:pos="4580"/>
+          <w:tab w:val="left" w:pos="5496"/>
+          <w:tab w:val="left" w:pos="6412"/>
+          <w:tab w:val="left" w:pos="7328"/>
+          <w:tab w:val="left" w:pos="8244"/>
+          <w:tab w:val="left" w:pos="9160"/>
+          <w:tab w:val="left" w:pos="10076"/>
+          <w:tab w:val="left" w:pos="10992"/>
+          <w:tab w:val="left" w:pos="11908"/>
+          <w:tab w:val="left" w:pos="12824"/>
+          <w:tab w:val="left" w:pos="13740"/>
+          <w:tab w:val="left" w:pos="14656"/>
+        </w:tabs>
+        <w:wordWrap w:val="0"/>
+        <w:autoSpaceDE/>
+        <w:autoSpaceDN/>
+        <w:spacing w:line="330" w:lineRule="atLeast"/>
+        <w:rPr>
+          <w:rFonts w:ascii="Times New Roman" w:hAnsi="Times New Roman" w:cs="Times New Roman"/>
+          <w:color w:val="0F1115"/>
+        </w:rPr>
+      </w:pPr>
+      <w:r>
+        <w:rPr>
+          <w:rFonts w:ascii="Times New Roman" w:hAnsi="Times New Roman" w:cs="Times New Roman"/>
+          <w:b/>
+          <w:bCs/>
+          <w:color w:val="0F1115"/>
+        </w:rPr>
+        <w:t>Abandonment disguised as extensification:</w:t>
+      </w:r>
+      <w:r>
+        <w:rPr>
+          <w:rFonts w:ascii="Times New Roman" w:hAnsi="Times New Roman" w:cs="Times New Roman"/>
+          <w:color w:val="0F1115"/>
+        </w:rPr>
+        <w:t xml:space="preserve"> In many cases, the conversion of arable land to grassland may represent a form of land abandonment, where land remains in agricultural use but with much lower </w:t>
+      </w:r>
+      <w:proofErr w:type="spellStart"/>
+      <w:r>
+        <w:rPr>
+          <w:rFonts w:ascii="Times New Roman" w:hAnsi="Times New Roman" w:cs="Times New Roman"/>
+          <w:color w:val="0F1115"/>
+        </w:rPr>
+        <w:t>labour</w:t>
+      </w:r>
+      <w:proofErr w:type="spellEnd"/>
+      <w:r>
+        <w:rPr>
+          <w:rFonts w:ascii="Times New Roman" w:hAnsi="Times New Roman" w:cs="Times New Roman"/>
+          <w:color w:val="0F1115"/>
+        </w:rPr>
+        <w:t xml:space="preserve"> and capital inputs. This is consistent with the </w:t>
+      </w:r>
+      <w:proofErr w:type="spellStart"/>
+      <w:r>
+        <w:rPr>
+          <w:rFonts w:ascii="Times New Roman" w:hAnsi="Times New Roman" w:cs="Times New Roman"/>
+          <w:color w:val="0F1115"/>
+        </w:rPr>
+        <w:t>labour</w:t>
+      </w:r>
+      <w:proofErr w:type="spellEnd"/>
+      <w:r>
+        <w:rPr>
+          <w:rFonts w:ascii="Times New Roman" w:hAnsi="Times New Roman" w:cs="Times New Roman"/>
+          <w:color w:val="0F1115"/>
+        </w:rPr>
+        <w:t xml:space="preserve"> </w:t>
+      </w:r>
+    </w:p>
+    <w:p>
+      <w:pPr>
+        <w:pStyle w:val="ListParagraph"/>
+        <w:widowControl/>
+        <w:tabs>
+          <w:tab w:val="left" w:pos="916"/>
+          <w:tab w:val="left" w:pos="1832"/>
+          <w:tab w:val="left" w:pos="2748"/>
+          <w:tab w:val="left" w:pos="3664"/>
+          <w:tab w:val="left" w:pos="4580"/>
+          <w:tab w:val="left" w:pos="5496"/>
+          <w:tab w:val="left" w:pos="6412"/>
+          <w:tab w:val="left" w:pos="7328"/>
+          <w:tab w:val="left" w:pos="8244"/>
+          <w:tab w:val="left" w:pos="9160"/>
+          <w:tab w:val="left" w:pos="10076"/>
+          <w:tab w:val="left" w:pos="10992"/>
+          <w:tab w:val="left" w:pos="11908"/>
+          <w:tab w:val="left" w:pos="12824"/>
+          <w:tab w:val="left" w:pos="13740"/>
+          <w:tab w:val="left" w:pos="14656"/>
+        </w:tabs>
+        <w:wordWrap w:val="0"/>
+        <w:autoSpaceDE/>
+        <w:autoSpaceDN/>
+        <w:spacing w:line="330" w:lineRule="atLeast"/>
+        <w:ind w:left="720" w:firstLine="0"/>
+        <w:rPr>
+          <w:rFonts w:ascii="Times New Roman" w:hAnsi="Times New Roman" w:cs="Times New Roman"/>
+          <w:color w:val="0F1115"/>
+        </w:rPr>
+      </w:pPr>
+      <w:r>
+        <w:rPr>
+          <w:rFonts w:ascii="Times New Roman" w:hAnsi="Times New Roman" w:cs="Times New Roman"/>
+          <w:color w:val="0F1115"/>
+        </w:rPr>
+        <w:t>declin</w:t>
+      </w:r>
+      <w:r>
+        <w:rPr>
+          <w:rFonts w:ascii="Times New Roman" w:hAnsi="Times New Roman" w:cs="Times New Roman"/>
+          <w:color w:val="0F1115"/>
+        </w:rPr>
+        <w:t>e</w:t>
+      </w:r>
+      <w:r>
+        <w:rPr>
+          <w:rFonts w:ascii="Times New Roman" w:hAnsi="Times New Roman" w:cs="Times New Roman"/>
+          <w:color w:val="0F1115"/>
+        </w:rPr>
+        <w:t>.</w:t>
+      </w:r>
+    </w:p>
+    <w:p>
+      <w:pPr>
+        <w:pStyle w:val="ListParagraph"/>
+        <w:widowControl/>
+        <w:tabs>
+          <w:tab w:val="left" w:pos="916"/>
+          <w:tab w:val="left" w:pos="1832"/>
+          <w:tab w:val="left" w:pos="2748"/>
+          <w:tab w:val="left" w:pos="3664"/>
+          <w:tab w:val="left" w:pos="4580"/>
+          <w:tab w:val="left" w:pos="5496"/>
+          <w:tab w:val="left" w:pos="6412"/>
+          <w:tab w:val="left" w:pos="7328"/>
+          <w:tab w:val="left" w:pos="8244"/>
+          <w:tab w:val="left" w:pos="9160"/>
+          <w:tab w:val="left" w:pos="10076"/>
+          <w:tab w:val="left" w:pos="10992"/>
+          <w:tab w:val="left" w:pos="11908"/>
+          <w:tab w:val="left" w:pos="12824"/>
+          <w:tab w:val="left" w:pos="13740"/>
+          <w:tab w:val="left" w:pos="14656"/>
+        </w:tabs>
+        <w:wordWrap w:val="0"/>
+        <w:autoSpaceDE/>
+        <w:autoSpaceDN/>
+        <w:spacing w:line="330" w:lineRule="atLeast"/>
+        <w:ind w:left="360" w:firstLine="0"/>
+        <w:rPr>
+          <w:rFonts w:ascii="Times New Roman" w:hAnsi="Times New Roman" w:cs="Times New Roman"/>
+          <w:color w:val="0F1115"/>
+        </w:rPr>
+      </w:pPr>
+    </w:p>
+    <w:p>
+      <w:pPr>
+        <w:pStyle w:val="ListParagraph"/>
+        <w:widowControl/>
+        <w:tabs>
+          <w:tab w:val="left" w:pos="916"/>
+          <w:tab w:val="left" w:pos="1832"/>
+          <w:tab w:val="left" w:pos="2748"/>
+          <w:tab w:val="left" w:pos="3664"/>
+          <w:tab w:val="left" w:pos="4580"/>
+          <w:tab w:val="left" w:pos="5496"/>
+          <w:tab w:val="left" w:pos="6412"/>
+          <w:tab w:val="left" w:pos="7328"/>
+          <w:tab w:val="left" w:pos="8244"/>
+          <w:tab w:val="left" w:pos="9160"/>
+          <w:tab w:val="left" w:pos="10076"/>
+          <w:tab w:val="left" w:pos="10992"/>
+          <w:tab w:val="left" w:pos="11908"/>
+          <w:tab w:val="left" w:pos="12824"/>
+          <w:tab w:val="left" w:pos="13740"/>
+          <w:tab w:val="left" w:pos="14656"/>
+        </w:tabs>
+        <w:wordWrap w:val="0"/>
+        <w:autoSpaceDE/>
+        <w:autoSpaceDN/>
+        <w:spacing w:line="330" w:lineRule="atLeast"/>
+        <w:ind w:left="360" w:firstLine="0"/>
+        <w:rPr>
+          <w:rFonts w:ascii="Times New Roman" w:hAnsi="Times New Roman" w:cs="Times New Roman"/>
+          <w:color w:val="0F1115"/>
+        </w:rPr>
+      </w:pPr>
+      <w:r>
+        <w:rPr>
+          <w:rFonts w:ascii="Times New Roman" w:hAnsi="Times New Roman" w:cs="Times New Roman"/>
+          <w:color w:val="0F1115"/>
+        </w:rPr>
+        <w:t xml:space="preserve">The grassland data thus adds a crucial dimension to the restructuring narrative: </w:t>
+      </w:r>
+    </w:p>
+    <w:p>
+      <w:pPr>
+        <w:pStyle w:val="ListParagraph"/>
+        <w:widowControl/>
+        <w:tabs>
+          <w:tab w:val="left" w:pos="916"/>
+          <w:tab w:val="left" w:pos="1832"/>
+          <w:tab w:val="left" w:pos="2748"/>
+          <w:tab w:val="left" w:pos="3664"/>
+          <w:tab w:val="left" w:pos="4580"/>
+          <w:tab w:val="left" w:pos="5496"/>
+          <w:tab w:val="left" w:pos="6412"/>
+          <w:tab w:val="left" w:pos="7328"/>
+          <w:tab w:val="left" w:pos="8244"/>
+          <w:tab w:val="left" w:pos="9160"/>
+          <w:tab w:val="left" w:pos="10076"/>
+          <w:tab w:val="left" w:pos="10992"/>
+          <w:tab w:val="left" w:pos="11908"/>
+          <w:tab w:val="left" w:pos="12824"/>
+          <w:tab w:val="left" w:pos="13740"/>
+          <w:tab w:val="left" w:pos="14656"/>
+        </w:tabs>
+        <w:wordWrap w:val="0"/>
+        <w:autoSpaceDE/>
+        <w:autoSpaceDN/>
+        <w:spacing w:line="330" w:lineRule="atLeast"/>
+        <w:ind w:left="360" w:firstLine="0"/>
+        <w:rPr>
+          <w:rFonts w:ascii="Times New Roman" w:hAnsi="Times New Roman" w:cs="Times New Roman"/>
+          <w:color w:val="0F1115"/>
+        </w:rPr>
+      </w:pPr>
+      <w:r>
+        <w:rPr>
+          <w:rFonts w:ascii="Times New Roman" w:hAnsi="Times New Roman" w:cs="Times New Roman"/>
+          <w:color w:val="0F1115"/>
+        </w:rPr>
+        <w:t xml:space="preserve">Portuguese agriculture did not simply decline or intensify uniformly. Instead, it underwent a </w:t>
+      </w:r>
+    </w:p>
+    <w:p>
+      <w:pPr>
+        <w:pStyle w:val="ListParagraph"/>
+        <w:widowControl/>
+        <w:tabs>
+          <w:tab w:val="left" w:pos="916"/>
+          <w:tab w:val="left" w:pos="1832"/>
+          <w:tab w:val="left" w:pos="2748"/>
+          <w:tab w:val="left" w:pos="3664"/>
+          <w:tab w:val="left" w:pos="4580"/>
+          <w:tab w:val="left" w:pos="5496"/>
+          <w:tab w:val="left" w:pos="6412"/>
+          <w:tab w:val="left" w:pos="7328"/>
+          <w:tab w:val="left" w:pos="8244"/>
+          <w:tab w:val="left" w:pos="9160"/>
+          <w:tab w:val="left" w:pos="10076"/>
+          <w:tab w:val="left" w:pos="10992"/>
+          <w:tab w:val="left" w:pos="11908"/>
+          <w:tab w:val="left" w:pos="12824"/>
+          <w:tab w:val="left" w:pos="13740"/>
+          <w:tab w:val="left" w:pos="14656"/>
+        </w:tabs>
+        <w:wordWrap w:val="0"/>
+        <w:autoSpaceDE/>
+        <w:autoSpaceDN/>
+        <w:spacing w:line="330" w:lineRule="atLeast"/>
+        <w:ind w:left="360" w:firstLine="0"/>
+        <w:rPr>
+          <w:rFonts w:ascii="Times New Roman" w:hAnsi="Times New Roman" w:cs="Times New Roman"/>
+          <w:b/>
+          <w:bCs/>
+          <w:color w:val="383A42"/>
+        </w:rPr>
+      </w:pPr>
+      <w:r>
+        <w:rPr>
+          <w:rFonts w:ascii="Times New Roman" w:hAnsi="Times New Roman" w:cs="Times New Roman"/>
+          <w:color w:val="0F1115"/>
+        </w:rPr>
+        <w:t>dual process</w:t>
+      </w:r>
+      <w:r>
+        <w:rPr>
+          <w:rFonts w:ascii="Times New Roman" w:hAnsi="Times New Roman" w:cs="Times New Roman"/>
+          <w:color w:val="0F1115"/>
+        </w:rPr>
+        <w:t xml:space="preserve"> of </w:t>
+      </w:r>
+      <w:r>
+        <w:rPr>
+          <w:rFonts w:ascii="Times New Roman" w:hAnsi="Times New Roman" w:cs="Times New Roman"/>
+          <w:color w:val="0F1115"/>
+        </w:rPr>
+        <w:t>intensification</w:t>
+      </w:r>
+      <w:r>
+        <w:rPr>
+          <w:rFonts w:ascii="Times New Roman" w:hAnsi="Times New Roman" w:cs="Times New Roman"/>
+          <w:color w:val="0F1115"/>
+        </w:rPr>
+        <w:t xml:space="preserve"> in crop production (particularly permanent crops) and </w:t>
+      </w:r>
+    </w:p>
+    <w:p>
+      <w:pPr>
+        <w:pStyle w:val="ListParagraph"/>
+        <w:widowControl/>
+        <w:tabs>
+          <w:tab w:val="left" w:pos="916"/>
+          <w:tab w:val="left" w:pos="1832"/>
+          <w:tab w:val="left" w:pos="2748"/>
+          <w:tab w:val="left" w:pos="3664"/>
+          <w:tab w:val="left" w:pos="4580"/>
+          <w:tab w:val="left" w:pos="5496"/>
+          <w:tab w:val="left" w:pos="6412"/>
+          <w:tab w:val="left" w:pos="7328"/>
+          <w:tab w:val="left" w:pos="8244"/>
+          <w:tab w:val="left" w:pos="9160"/>
+          <w:tab w:val="left" w:pos="10076"/>
+          <w:tab w:val="left" w:pos="10992"/>
+          <w:tab w:val="left" w:pos="11908"/>
+          <w:tab w:val="left" w:pos="12824"/>
+          <w:tab w:val="left" w:pos="13740"/>
+          <w:tab w:val="left" w:pos="14656"/>
+        </w:tabs>
+        <w:wordWrap w:val="0"/>
+        <w:autoSpaceDE/>
+        <w:autoSpaceDN/>
+        <w:spacing w:line="330" w:lineRule="atLeast"/>
+        <w:ind w:left="360" w:firstLine="0"/>
+        <w:rPr>
+          <w:rFonts w:ascii="Times New Roman" w:hAnsi="Times New Roman" w:cs="Times New Roman"/>
+          <w:color w:val="0F1115"/>
+        </w:rPr>
+      </w:pPr>
+      <w:r>
+        <w:rPr>
+          <w:rFonts w:ascii="Times New Roman" w:hAnsi="Times New Roman" w:cs="Times New Roman"/>
+          <w:color w:val="0F1115"/>
+        </w:rPr>
+        <w:t>extensification</w:t>
+      </w:r>
+      <w:r>
+        <w:rPr>
+          <w:rFonts w:ascii="Times New Roman" w:hAnsi="Times New Roman" w:cs="Times New Roman"/>
+          <w:color w:val="0F1115"/>
+        </w:rPr>
+        <w:t xml:space="preserve"> in grassland systems. This dual trajectory is a key characteristic of agricultural change in Mediterranean Europe.</w:t>
+      </w:r>
+    </w:p>
+    <w:p>
+      <w:pPr>
+        <w:pStyle w:val="Heading1"/>
+        <w:tabs>
+          <w:tab w:val="left" w:pos="745"/>
+        </w:tabs>
+        <w:spacing w:before="10"/>
+        <w:ind w:left="0" w:firstLine="0"/>
+        <w:rPr>
+          <w:rFonts w:asciiTheme="minorHAnsi" w:hAnsiTheme="minorHAnsi" w:cstheme="minorHAnsi"/>
+        </w:rPr>
+      </w:pPr>
+    </w:p>
+    <w:p>
+      <w:pPr>
+        <w:pStyle w:val="BodyText"/>
+        <w:spacing w:before="26"/>
+      </w:pPr>
+    </w:p>
+    <w:p>
+      <w:pPr>
+        <w:rPr>
+          <w:rFonts w:asciiTheme="minorHAnsi" w:hAnsiTheme="minorHAnsi" w:cstheme="minorHAnsi"/>
+          <w:i/>
+          <w:iCs/>
+          <w:sz w:val="24"/>
+          <w:szCs w:val="24"/>
+        </w:rPr>
+      </w:pPr>
+      <w:r>
+        <w:rPr>
+          <w:rFonts w:asciiTheme="minorHAnsi" w:hAnsiTheme="minorHAnsi" w:cstheme="minorHAnsi"/>
+          <w:i/>
+          <w:iCs/>
+          <w:spacing w:val="-2"/>
+          <w:sz w:val="24"/>
+          <w:szCs w:val="24"/>
+        </w:rPr>
+        <w:t xml:space="preserve">3.5       </w:t>
+      </w:r>
+      <w:r>
+        <w:rPr>
+          <w:rFonts w:asciiTheme="minorHAnsi" w:hAnsiTheme="minorHAnsi" w:cstheme="minorHAnsi"/>
+          <w:i/>
+          <w:iCs/>
+          <w:sz w:val="24"/>
+          <w:szCs w:val="24"/>
+        </w:rPr>
         <w:t>Productivity of main agricultural crops</w:t>
       </w:r>
     </w:p>
-    <w:p>
-      <w:pPr>
-        <w:pStyle w:val="Heading1"/>
-        <w:tabs>
-          <w:tab w:val="left" w:pos="745"/>
-        </w:tabs>
-        <w:spacing w:before="1"/>
-        <w:ind w:firstLine="0"/>
-      </w:pPr>
-    </w:p>
-    <w:p>
-      <w:pPr>
-        <w:pStyle w:val="Heading1"/>
-        <w:numPr>
-          <w:ilvl w:val="1"/>
-          <w:numId w:val="2"/>
-        </w:numPr>
-        <w:tabs>
-          <w:tab w:val="left" w:pos="745"/>
-        </w:tabs>
-        <w:spacing w:before="1"/>
-      </w:pPr>
-      <w:r>
-        <w:t>Regional patterns</w:t>
-      </w:r>
-    </w:p>
-    <w:p>
-      <w:pPr>
-        <w:pStyle w:val="BodyText"/>
-        <w:spacing w:line="249" w:lineRule="auto"/>
-        <w:jc w:val="both"/>
+    <w:p/>
+    <w:p>
+      <w:pPr>
+        <w:rPr>
+          <w:sz w:val="24"/>
+          <w:szCs w:val="24"/>
+        </w:rPr>
+      </w:pPr>
+      <w:r>
+        <w:rPr>
+          <w:sz w:val="24"/>
+          <w:szCs w:val="24"/>
+        </w:rPr>
+        <w:t xml:space="preserve">Understanding how productivity evolved alongside </w:t>
+      </w:r>
+      <w:proofErr w:type="spellStart"/>
+      <w:r>
+        <w:rPr>
+          <w:sz w:val="24"/>
+          <w:szCs w:val="24"/>
+        </w:rPr>
+        <w:t>labour</w:t>
+      </w:r>
+      <w:proofErr w:type="spellEnd"/>
+      <w:r>
+        <w:rPr>
+          <w:sz w:val="24"/>
+          <w:szCs w:val="24"/>
+        </w:rPr>
+        <w:t xml:space="preserve"> and land use changes is essential for characterizing the restructuring process. If </w:t>
+      </w:r>
+      <w:proofErr w:type="spellStart"/>
+      <w:r>
+        <w:rPr>
+          <w:sz w:val="24"/>
+          <w:szCs w:val="24"/>
+        </w:rPr>
+        <w:t>labour</w:t>
+      </w:r>
+      <w:proofErr w:type="spellEnd"/>
+      <w:r>
+        <w:rPr>
+          <w:sz w:val="24"/>
+          <w:szCs w:val="24"/>
+        </w:rPr>
+        <w:t xml:space="preserve"> declined but productivity increased, this would suggest intensification and efficiency gains. If productivity stagnated or declined alongside </w:t>
+      </w:r>
+      <w:proofErr w:type="spellStart"/>
+      <w:r>
+        <w:rPr>
+          <w:sz w:val="24"/>
+          <w:szCs w:val="24"/>
+        </w:rPr>
+        <w:t>labour</w:t>
+      </w:r>
+      <w:proofErr w:type="spellEnd"/>
+      <w:r>
+        <w:rPr>
+          <w:sz w:val="24"/>
+          <w:szCs w:val="24"/>
+        </w:rPr>
+        <w:t>, it would suggest sectoral decline. This section analyzes productivity trends for major crop groups in mainland Portugal between 1989 and 2019.</w:t>
+      </w:r>
+    </w:p>
+    <w:p>
+      <w:pPr>
+        <w:rPr>
+          <w:sz w:val="24"/>
+          <w:szCs w:val="24"/>
+        </w:rPr>
+      </w:pPr>
+    </w:p>
+    <w:p>
+      <w:pPr>
+        <w:rPr>
+          <w:color w:val="EE0000"/>
+        </w:rPr>
+      </w:pPr>
+    </w:p>
+    <w:p>
+      <w:r>
+        <w:t>Table</w:t>
+      </w:r>
+      <w:r>
+        <w:t xml:space="preserve"> </w:t>
+      </w:r>
+      <w:r>
+        <w:t>3.8</w:t>
+      </w:r>
+      <w:r>
+        <w:rPr>
+          <w:color w:val="EE0000"/>
+        </w:rPr>
+        <w:t xml:space="preserve"> –</w:t>
+      </w:r>
+      <w:r>
+        <w:t xml:space="preserve"> Crop Productivity by Category (1989 – 2019)</w:t>
+      </w:r>
+    </w:p>
+    <w:p>
+      <w:pPr>
+        <w:rPr>
+          <w:sz w:val="24"/>
+          <w:szCs w:val="24"/>
+        </w:rPr>
+      </w:pPr>
+      <w:r>
+        <w:rPr>
+          <w:noProof/>
+        </w:rPr>
+        <w:drawing>
+          <wp:inline distT="0" distB="0" distL="0" distR="0" wp14:anchorId="12FECD11" wp14:editId="11AA78A5">
+            <wp:extent cx="5582920" cy="2374900"/>
+            <wp:effectExtent l="0" t="0" r="0" b="6350"/>
+            <wp:docPr id="1088788602" name="Picture 25"/>
+            <wp:cNvGraphicFramePr>
+              <a:graphicFrameLocks xmlns:a="http://schemas.openxmlformats.org/drawingml/2006/main" noChangeAspect="1"/>
+            </wp:cNvGraphicFramePr>
+            <a:graphic xmlns:a="http://schemas.openxmlformats.org/drawingml/2006/main">
+              <a:graphicData uri="http://schemas.openxmlformats.org/drawingml/2006/picture">
+                <pic:pic xmlns:pic="http://schemas.openxmlformats.org/drawingml/2006/picture">
+                  <pic:nvPicPr>
+                    <pic:cNvPr id="0" name="Picture 88"/>
+                    <pic:cNvPicPr>
+                      <a:picLocks noChangeAspect="1" noChangeArrowheads="1"/>
+                    </pic:cNvPicPr>
+                  </pic:nvPicPr>
+                  <pic:blipFill rotWithShape="1">
+                    <a:blip r:embed="rId24">
+                      <a:extLst>
+                        <a:ext uri="{28A0092B-C50C-407E-A947-70E740481C1C}">
+                          <a14:useLocalDpi xmlns:a14="http://schemas.microsoft.com/office/drawing/2010/main" val="0"/>
+                        </a:ext>
+                      </a:extLst>
+                    </a:blip>
+                    <a:srcRect b="22918"/>
+                    <a:stretch>
+                      <a:fillRect/>
+                    </a:stretch>
+                  </pic:blipFill>
+                  <pic:spPr bwMode="auto">
+                    <a:xfrm>
+                      <a:off x="0" y="0"/>
+                      <a:ext cx="5582920" cy="2374900"/>
+                    </a:xfrm>
+                    <a:prstGeom prst="rect">
+                      <a:avLst/>
+                    </a:prstGeom>
+                    <a:noFill/>
+                    <a:ln>
+                      <a:noFill/>
+                    </a:ln>
+                    <a:extLst>
+                      <a:ext uri="{53640926-AAD7-44D8-BBD7-CCE9431645EC}">
+                        <a14:shadowObscured xmlns:a14="http://schemas.microsoft.com/office/drawing/2010/main"/>
+                      </a:ext>
+                    </a:extLst>
+                  </pic:spPr>
+                </pic:pic>
+              </a:graphicData>
+            </a:graphic>
+          </wp:inline>
+        </w:drawing>
+      </w:r>
+    </w:p>
+    <w:p>
+      <w:pPr>
+        <w:rPr>
+          <w:sz w:val="24"/>
+          <w:szCs w:val="24"/>
+        </w:rPr>
+      </w:pPr>
+    </w:p>
+    <w:p>
+      <w:pPr>
+        <w:rPr>
+          <w:sz w:val="24"/>
+          <w:szCs w:val="24"/>
+        </w:rPr>
+      </w:pPr>
+    </w:p>
+    <w:p>
+      <w:r>
+        <w:t xml:space="preserve">Table </w:t>
+      </w:r>
+      <w:r>
+        <w:t>3.8</w:t>
+      </w:r>
+      <w:r>
+        <w:t xml:space="preserve"> </w:t>
+      </w:r>
+      <w:r>
+        <w:t>presents productivity values for the main crop categories between 1989 and 2019. While the exact units vary by cr</w:t>
+      </w:r>
+      <w:r>
+        <w:t>o</w:t>
+      </w:r>
+      <w:r>
+        <w:t>p, the trends reveal important patterns of agricultural change</w:t>
+      </w:r>
+      <w:r>
+        <w:t>.</w:t>
+      </w:r>
+    </w:p>
+    <w:p/>
+    <w:p/>
+    <w:p>
+      <w:pPr>
+        <w:rPr>
+          <w:rFonts w:asciiTheme="minorHAnsi" w:hAnsiTheme="minorHAnsi" w:cstheme="minorHAnsi"/>
+          <w:i/>
+          <w:iCs/>
+          <w:sz w:val="24"/>
+          <w:szCs w:val="24"/>
+        </w:rPr>
+      </w:pPr>
+      <w:r>
+        <w:rPr>
+          <w:rFonts w:asciiTheme="minorHAnsi" w:hAnsiTheme="minorHAnsi" w:cstheme="minorHAnsi"/>
+          <w:i/>
+          <w:iCs/>
+          <w:sz w:val="24"/>
+          <w:szCs w:val="24"/>
+        </w:rPr>
+        <w:t>3.5.</w:t>
+      </w:r>
+      <w:r>
+        <w:rPr>
+          <w:rFonts w:asciiTheme="minorHAnsi" w:hAnsiTheme="minorHAnsi" w:cstheme="minorHAnsi"/>
+          <w:i/>
+          <w:iCs/>
+          <w:sz w:val="24"/>
+          <w:szCs w:val="24"/>
+        </w:rPr>
+        <w:t>1</w:t>
+      </w:r>
+      <w:r>
+        <w:rPr>
+          <w:rFonts w:asciiTheme="minorHAnsi" w:hAnsiTheme="minorHAnsi" w:cstheme="minorHAnsi"/>
+          <w:i/>
+          <w:iCs/>
+          <w:sz w:val="24"/>
+          <w:szCs w:val="24"/>
+        </w:rPr>
+        <w:t xml:space="preserve"> Strong Productivity Growth</w:t>
+      </w:r>
+    </w:p>
+    <w:p/>
+    <w:p>
+      <w:r>
+        <w:rPr>
+          <w:b/>
+          <w:bCs/>
+        </w:rPr>
+        <w:t>Main crops for industry</w:t>
+      </w:r>
+      <w:r>
+        <w:t xml:space="preserve"> showed the most remarkable increase (+606.8%), from 9,303 to 65,754 units. This reflects the expansion of intensive, irrigated agriculture in the Alentejo, driven by technological adoption, improved varieties, and investment in irrigation infrastructure.</w:t>
+      </w:r>
+    </w:p>
+    <w:p/>
+    <w:p>
+      <w:r>
+        <w:rPr>
+          <w:b/>
+          <w:bCs/>
+        </w:rPr>
+        <w:t>Main fresh fruits</w:t>
+      </w:r>
+      <w:r>
+        <w:t xml:space="preserve"> increased by +309.5% (from 3,773 to 15,451 units), reflecting the expansion of </w:t>
+      </w:r>
+      <w:r>
+        <w:lastRenderedPageBreak/>
+        <w:t>intensive fruit orchards in the Oeste and Algarve regions. The adoption of modern cultivation techniques, including trellising and drip irrigation, has contributed significantly to this growth.</w:t>
+      </w:r>
+    </w:p>
+    <w:p/>
+    <w:p>
+      <w:r>
+        <w:rPr>
+          <w:b/>
+          <w:bCs/>
+        </w:rPr>
+        <w:t>Cereals for grain</w:t>
+      </w:r>
+      <w:r>
+        <w:t xml:space="preserve"> increased by +156.3% (from 2,013 to 5,160 units), consistent with mechanization, improved varieties, and farm consolidation. This aligns with the increase in average temporary holding size.</w:t>
+      </w:r>
+    </w:p>
+    <w:p/>
+    <w:p>
+      <w:r>
+        <w:rPr>
+          <w:b/>
+          <w:bCs/>
+        </w:rPr>
+        <w:t>Vineyards</w:t>
+      </w:r>
+      <w:r>
+        <w:t xml:space="preserve"> increased by +155.5% (from 971 to 2,481 units), reflecting varietal improvements, investment in trellising and irrigation, and the modernization of Portuguese viticulture in regions like Douro, </w:t>
+      </w:r>
+      <w:proofErr w:type="spellStart"/>
+      <w:r>
+        <w:t>Dão</w:t>
+      </w:r>
+      <w:proofErr w:type="spellEnd"/>
+      <w:r>
+        <w:t>, and Alentejo.</w:t>
+      </w:r>
+    </w:p>
+    <w:p/>
+    <w:p>
+      <w:r>
+        <w:rPr>
+          <w:b/>
+          <w:bCs/>
+        </w:rPr>
+        <w:t>Potatoes</w:t>
+      </w:r>
+      <w:r>
+        <w:t xml:space="preserve"> increased by +104.8% (from 11,209 to 22,953 units), reflecting concentration in specialized, large-scale operations and the adoption of improved varieties and irrigation.</w:t>
+      </w:r>
+    </w:p>
+    <w:p/>
+    <w:p>
+      <w:pPr>
+        <w:rPr>
+          <w:rFonts w:asciiTheme="minorHAnsi" w:hAnsiTheme="minorHAnsi" w:cstheme="minorHAnsi"/>
+          <w:i/>
+          <w:iCs/>
+          <w:sz w:val="24"/>
+          <w:szCs w:val="24"/>
+        </w:rPr>
+      </w:pPr>
+      <w:r>
+        <w:rPr>
+          <w:rFonts w:asciiTheme="minorHAnsi" w:hAnsiTheme="minorHAnsi" w:cstheme="minorHAnsi"/>
+          <w:i/>
+          <w:iCs/>
+          <w:sz w:val="24"/>
+          <w:szCs w:val="24"/>
+        </w:rPr>
+        <w:t>3.5.</w:t>
+      </w:r>
+      <w:r>
+        <w:rPr>
+          <w:rFonts w:asciiTheme="minorHAnsi" w:hAnsiTheme="minorHAnsi" w:cstheme="minorHAnsi"/>
+          <w:i/>
+          <w:iCs/>
+          <w:sz w:val="24"/>
+          <w:szCs w:val="24"/>
+        </w:rPr>
+        <w:t>2</w:t>
+      </w:r>
+      <w:r>
+        <w:rPr>
+          <w:rFonts w:asciiTheme="minorHAnsi" w:hAnsiTheme="minorHAnsi" w:cstheme="minorHAnsi"/>
+          <w:i/>
+          <w:iCs/>
+          <w:sz w:val="24"/>
+          <w:szCs w:val="24"/>
+        </w:rPr>
+        <w:t xml:space="preserve"> Moderate Growth</w:t>
+      </w:r>
+    </w:p>
+    <w:p/>
+    <w:p>
+      <w:r>
+        <w:rPr>
+          <w:b/>
+          <w:bCs/>
+        </w:rPr>
+        <w:t>Main dried legumes</w:t>
+      </w:r>
+      <w:r>
+        <w:t xml:space="preserve"> increased by +42.3% (from 560 to 797 units). Despite a dramatic 92.8% decline in the number of holdings, productivity increased, suggesting that the remaining operations became more specialized and efficient.</w:t>
+      </w:r>
+    </w:p>
+    <w:p/>
+    <w:p>
+      <w:r>
+        <w:rPr>
+          <w:b/>
+          <w:bCs/>
+        </w:rPr>
+        <w:t>Main subtropical fruits</w:t>
+      </w:r>
+      <w:r>
+        <w:t xml:space="preserve"> increased by +37.2% (from 7,791 to 10,690 units), reflecting the expansion of these crops in warmer regions, particularly the Algarve, where </w:t>
+      </w:r>
+      <w:proofErr w:type="spellStart"/>
+      <w:r>
+        <w:t>favourable</w:t>
+      </w:r>
+      <w:proofErr w:type="spellEnd"/>
+      <w:r>
+        <w:t xml:space="preserve"> climatic conditions and market demand have driven investment.</w:t>
+      </w:r>
+    </w:p>
+    <w:p/>
+    <w:p>
+      <w:r>
+        <w:rPr>
+          <w:b/>
+          <w:bCs/>
+        </w:rPr>
+        <w:t>Main nut fruits</w:t>
+      </w:r>
+      <w:r>
+        <w:t xml:space="preserve"> increased by +23.6% (from 4,003 to 4,948 units), representing modest but steady growth. Nut production has traditionally been associated with extensive, low-input systems in marginal areas, with gradual improvements in orchard management.</w:t>
+      </w:r>
+    </w:p>
+    <w:p/>
+    <w:p>
+      <w:pPr>
+        <w:rPr>
+          <w:rFonts w:asciiTheme="minorHAnsi" w:hAnsiTheme="minorHAnsi" w:cstheme="minorHAnsi"/>
+          <w:i/>
+          <w:iCs/>
+          <w:sz w:val="24"/>
+          <w:szCs w:val="24"/>
+        </w:rPr>
+      </w:pPr>
+      <w:r>
+        <w:rPr>
+          <w:rFonts w:asciiTheme="minorHAnsi" w:hAnsiTheme="minorHAnsi" w:cstheme="minorHAnsi"/>
+          <w:i/>
+          <w:iCs/>
+          <w:sz w:val="24"/>
+          <w:szCs w:val="24"/>
+        </w:rPr>
+        <w:t>3.5.</w:t>
+      </w:r>
+      <w:r>
+        <w:rPr>
+          <w:rFonts w:asciiTheme="minorHAnsi" w:hAnsiTheme="minorHAnsi" w:cstheme="minorHAnsi"/>
+          <w:i/>
+          <w:iCs/>
+          <w:sz w:val="24"/>
+          <w:szCs w:val="24"/>
+        </w:rPr>
+        <w:t>3</w:t>
+      </w:r>
+      <w:r>
+        <w:rPr>
+          <w:rFonts w:asciiTheme="minorHAnsi" w:hAnsiTheme="minorHAnsi" w:cstheme="minorHAnsi"/>
+          <w:i/>
+          <w:iCs/>
+          <w:sz w:val="24"/>
+          <w:szCs w:val="24"/>
+        </w:rPr>
+        <w:t xml:space="preserve"> Sharp Decline</w:t>
+      </w:r>
+    </w:p>
+    <w:p/>
+    <w:p>
+      <w:r>
+        <w:rPr>
+          <w:b/>
+          <w:bCs/>
+        </w:rPr>
+        <w:t>Olive groves</w:t>
+      </w:r>
+      <w:r>
+        <w:t xml:space="preserve"> decreased by -49.6% (from 3,932 to 1,981 units). This decline is paradoxical given the significant expansion of olive groves. The explanation lies in the coexistence of traditional and intensive systems:</w:t>
+      </w:r>
+    </w:p>
+    <w:p/>
+    <w:p>
+      <w:r>
+        <w:t xml:space="preserve">- </w:t>
+      </w:r>
+      <w:r>
+        <w:rPr>
+          <w:b/>
+          <w:bCs/>
+        </w:rPr>
+        <w:t>Traditional olive groves</w:t>
+      </w:r>
+      <w:r>
+        <w:t xml:space="preserve"> (low density, rainfed, low productivity) are being maintained or expanded in marginal areas</w:t>
+      </w:r>
+    </w:p>
+    <w:p>
+      <w:r>
+        <w:t xml:space="preserve">- </w:t>
+      </w:r>
+      <w:r>
+        <w:rPr>
+          <w:b/>
+          <w:bCs/>
+        </w:rPr>
+        <w:t>Intensive/super-intensive olive groves</w:t>
+      </w:r>
+      <w:r>
+        <w:t xml:space="preserve"> (high density, irrigated, high productivity) are expanding in productive regions</w:t>
+      </w:r>
+    </w:p>
+    <w:p>
+      <w:r>
+        <w:t>- Average productivity decreased because traditional systems (with low yields) dominate the total area</w:t>
+      </w:r>
+    </w:p>
+    <w:p/>
+    <w:p>
+      <w:r>
+        <w:rPr>
+          <w:b/>
+          <w:bCs/>
+        </w:rPr>
+        <w:t>Citrus fruits</w:t>
+      </w:r>
+      <w:r>
+        <w:t xml:space="preserve"> decreased by -41.7% (from 1,325 to 772 units). This decline may reflect orchard ageing, increased pest and disease pressure, and the expansion of citrus production into marginal areas with lower yields.</w:t>
+      </w:r>
+    </w:p>
+    <w:p>
+      <w:pPr>
         <w:sectPr>
-          <w:headerReference w:type="default" r:id="rId15"/>
+          <w:headerReference w:type="default" r:id="rId25"/>
           <w:pgSz w:w="11910" w:h="16840"/>
           <w:pgMar w:top="1020" w:right="1559" w:bottom="280" w:left="1559" w:header="615" w:footer="0" w:gutter="0"/>
           <w:cols w:space="720"/>
         </w:sectPr>
       </w:pPr>
     </w:p>
-    <w:p>
-      <w:pPr>
-        <w:pStyle w:val="BodyText"/>
-        <w:spacing w:before="259"/>
+    <w:p/>
+    <w:p>
+      <w:pPr>
+        <w:rPr>
+          <w:sz w:val="24"/>
+        </w:rPr>
+      </w:pPr>
+    </w:p>
+    <w:p>
+      <w:pPr>
+        <w:rPr>
+          <w:sz w:val="24"/>
+        </w:rPr>
+      </w:pPr>
+    </w:p>
+    <w:p>
+      <w:pPr>
         <w:rPr>
           <w:sz w:val="24"/>
         </w:rPr>
@@ -6936,7 +12300,15 @@
         </w:tabs>
       </w:pPr>
       <w:r>
-        <w:t xml:space="preserve">Statistical test of agricultural </w:t>
+        <w:t xml:space="preserve">Statistical test </w:t>
+      </w:r>
+      <w:proofErr w:type="gramStart"/>
+      <w:r>
+        <w:t>of</w:t>
+      </w:r>
+      <w:proofErr w:type="gramEnd"/>
+      <w:r>
+        <w:t xml:space="preserve"> agricultural </w:t>
       </w:r>
       <w:proofErr w:type="spellStart"/>
       <w:r>
@@ -6973,7 +12345,15 @@
         </w:tabs>
       </w:pPr>
       <w:r>
-        <w:t>Statistical test of land-use indicators</w:t>
+        <w:t xml:space="preserve">Statistical test </w:t>
+      </w:r>
+      <w:proofErr w:type="gramStart"/>
+      <w:r>
+        <w:t>of</w:t>
+      </w:r>
+      <w:proofErr w:type="gramEnd"/>
+      <w:r>
+        <w:t xml:space="preserve"> land-use indicators</w:t>
       </w:r>
     </w:p>
     <w:p>
@@ -6995,7 +12375,15 @@
         <w:spacing w:line="249" w:lineRule="auto"/>
       </w:pPr>
       <w:r>
-        <w:t>Statistical test of crop systems</w:t>
+        <w:t xml:space="preserve">Statistical test </w:t>
+      </w:r>
+      <w:proofErr w:type="gramStart"/>
+      <w:r>
+        <w:t>of</w:t>
+      </w:r>
+      <w:proofErr w:type="gramEnd"/>
+      <w:r>
+        <w:t xml:space="preserve"> crop systems</w:t>
       </w:r>
     </w:p>
     <w:p>
@@ -7310,7 +12698,7 @@
           <wp:extent cx="2047239" cy="259715"/>
           <wp:effectExtent l="0" t="0" r="0" b="0"/>
           <wp:wrapNone/>
-          <wp:docPr id="1078120413" name="Image 3"/>
+          <wp:docPr id="1764615905" name="Image 3"/>
           <wp:cNvGraphicFramePr>
             <a:graphicFrameLocks xmlns:a="http://schemas.openxmlformats.org/drawingml/2006/main"/>
           </wp:cNvGraphicFramePr>
@@ -7471,16 +12859,232 @@
     </w:lvl>
   </w:abstractNum>
   <w:abstractNum w:abstractNumId="1" w15:restartNumberingAfterBreak="0">
-    <w:nsid w:val="2E635936"/>
+    <w:nsid w:val="19E52826"/>
     <w:multiLevelType w:val="hybridMultilevel"/>
-    <w:tmpl w:val="0FE2983A"/>
-    <w:lvl w:ilvl="0" w:tplc="AB1A7064">
+    <w:tmpl w:val="7500E846"/>
+    <w:lvl w:ilvl="0" w:tplc="50B45C3A">
       <w:start w:val="1"/>
+      <w:numFmt w:val="decimal"/>
+      <w:lvlText w:val="%1."/>
+      <w:lvlJc w:val="left"/>
+      <w:pPr>
+        <w:ind w:left="720" w:hanging="360"/>
+      </w:pPr>
+      <w:rPr>
+        <w:rFonts w:hint="default"/>
+        <w:color w:val="383A42"/>
+      </w:rPr>
+    </w:lvl>
+    <w:lvl w:ilvl="1" w:tplc="04090019" w:tentative="1">
+      <w:start w:val="1"/>
+      <w:numFmt w:val="lowerLetter"/>
+      <w:lvlText w:val="%2."/>
+      <w:lvlJc w:val="left"/>
+      <w:pPr>
+        <w:ind w:left="1440" w:hanging="360"/>
+      </w:pPr>
+    </w:lvl>
+    <w:lvl w:ilvl="2" w:tplc="0409001B" w:tentative="1">
+      <w:start w:val="1"/>
+      <w:numFmt w:val="lowerRoman"/>
+      <w:lvlText w:val="%3."/>
+      <w:lvlJc w:val="right"/>
+      <w:pPr>
+        <w:ind w:left="2160" w:hanging="180"/>
+      </w:pPr>
+    </w:lvl>
+    <w:lvl w:ilvl="3" w:tplc="0409000F" w:tentative="1">
+      <w:start w:val="1"/>
+      <w:numFmt w:val="decimal"/>
+      <w:lvlText w:val="%4."/>
+      <w:lvlJc w:val="left"/>
+      <w:pPr>
+        <w:ind w:left="2880" w:hanging="360"/>
+      </w:pPr>
+    </w:lvl>
+    <w:lvl w:ilvl="4" w:tplc="04090019" w:tentative="1">
+      <w:start w:val="1"/>
+      <w:numFmt w:val="lowerLetter"/>
+      <w:lvlText w:val="%5."/>
+      <w:lvlJc w:val="left"/>
+      <w:pPr>
+        <w:ind w:left="3600" w:hanging="360"/>
+      </w:pPr>
+    </w:lvl>
+    <w:lvl w:ilvl="5" w:tplc="0409001B" w:tentative="1">
+      <w:start w:val="1"/>
+      <w:numFmt w:val="lowerRoman"/>
+      <w:lvlText w:val="%6."/>
+      <w:lvlJc w:val="right"/>
+      <w:pPr>
+        <w:ind w:left="4320" w:hanging="180"/>
+      </w:pPr>
+    </w:lvl>
+    <w:lvl w:ilvl="6" w:tplc="0409000F" w:tentative="1">
+      <w:start w:val="1"/>
+      <w:numFmt w:val="decimal"/>
+      <w:lvlText w:val="%7."/>
+      <w:lvlJc w:val="left"/>
+      <w:pPr>
+        <w:ind w:left="5040" w:hanging="360"/>
+      </w:pPr>
+    </w:lvl>
+    <w:lvl w:ilvl="7" w:tplc="04090019" w:tentative="1">
+      <w:start w:val="1"/>
+      <w:numFmt w:val="lowerLetter"/>
+      <w:lvlText w:val="%8."/>
+      <w:lvlJc w:val="left"/>
+      <w:pPr>
+        <w:ind w:left="5760" w:hanging="360"/>
+      </w:pPr>
+    </w:lvl>
+    <w:lvl w:ilvl="8" w:tplc="0409001B" w:tentative="1">
+      <w:start w:val="1"/>
+      <w:numFmt w:val="lowerRoman"/>
+      <w:lvlText w:val="%9."/>
+      <w:lvlJc w:val="right"/>
+      <w:pPr>
+        <w:ind w:left="6480" w:hanging="180"/>
+      </w:pPr>
+    </w:lvl>
+  </w:abstractNum>
+  <w:abstractNum w:abstractNumId="2" w15:restartNumberingAfterBreak="0">
+    <w:nsid w:val="1D3F3575"/>
+    <w:multiLevelType w:val="multilevel"/>
+    <w:tmpl w:val="2FD6B25E"/>
+    <w:lvl w:ilvl="0">
+      <w:start w:val="3"/>
       <w:numFmt w:val="decimal"/>
       <w:lvlText w:val="%1"/>
       <w:lvlJc w:val="left"/>
       <w:pPr>
-        <w:ind w:left="483" w:hanging="360"/>
+        <w:ind w:left="480" w:hanging="480"/>
+      </w:pPr>
+      <w:rPr>
+        <w:rFonts w:hint="default"/>
+      </w:rPr>
+    </w:lvl>
+    <w:lvl w:ilvl="1">
+      <w:start w:val="3"/>
+      <w:numFmt w:val="decimal"/>
+      <w:lvlText w:val="%1.%2"/>
+      <w:lvlJc w:val="left"/>
+      <w:pPr>
+        <w:ind w:left="498" w:hanging="480"/>
+      </w:pPr>
+      <w:rPr>
+        <w:rFonts w:hint="default"/>
+      </w:rPr>
+    </w:lvl>
+    <w:lvl w:ilvl="2">
+      <w:start w:val="3"/>
+      <w:numFmt w:val="decimal"/>
+      <w:lvlText w:val="%1.%2.%3"/>
+      <w:lvlJc w:val="left"/>
+      <w:pPr>
+        <w:ind w:left="756" w:hanging="720"/>
+      </w:pPr>
+      <w:rPr>
+        <w:rFonts w:hint="default"/>
+      </w:rPr>
+    </w:lvl>
+    <w:lvl w:ilvl="3">
+      <w:start w:val="1"/>
+      <w:numFmt w:val="decimal"/>
+      <w:lvlText w:val="%1.%2.%3.%4"/>
+      <w:lvlJc w:val="left"/>
+      <w:pPr>
+        <w:ind w:left="774" w:hanging="720"/>
+      </w:pPr>
+      <w:rPr>
+        <w:rFonts w:hint="default"/>
+      </w:rPr>
+    </w:lvl>
+    <w:lvl w:ilvl="4">
+      <w:start w:val="1"/>
+      <w:numFmt w:val="decimal"/>
+      <w:lvlText w:val="%1.%2.%3.%4.%5"/>
+      <w:lvlJc w:val="left"/>
+      <w:pPr>
+        <w:ind w:left="1152" w:hanging="1080"/>
+      </w:pPr>
+      <w:rPr>
+        <w:rFonts w:hint="default"/>
+      </w:rPr>
+    </w:lvl>
+    <w:lvl w:ilvl="5">
+      <w:start w:val="1"/>
+      <w:numFmt w:val="decimal"/>
+      <w:lvlText w:val="%1.%2.%3.%4.%5.%6"/>
+      <w:lvlJc w:val="left"/>
+      <w:pPr>
+        <w:ind w:left="1170" w:hanging="1080"/>
+      </w:pPr>
+      <w:rPr>
+        <w:rFonts w:hint="default"/>
+      </w:rPr>
+    </w:lvl>
+    <w:lvl w:ilvl="6">
+      <w:start w:val="1"/>
+      <w:numFmt w:val="decimal"/>
+      <w:lvlText w:val="%1.%2.%3.%4.%5.%6.%7"/>
+      <w:lvlJc w:val="left"/>
+      <w:pPr>
+        <w:ind w:left="1548" w:hanging="1440"/>
+      </w:pPr>
+      <w:rPr>
+        <w:rFonts w:hint="default"/>
+      </w:rPr>
+    </w:lvl>
+    <w:lvl w:ilvl="7">
+      <w:start w:val="1"/>
+      <w:numFmt w:val="decimal"/>
+      <w:lvlText w:val="%1.%2.%3.%4.%5.%6.%7.%8"/>
+      <w:lvlJc w:val="left"/>
+      <w:pPr>
+        <w:ind w:left="1566" w:hanging="1440"/>
+      </w:pPr>
+      <w:rPr>
+        <w:rFonts w:hint="default"/>
+      </w:rPr>
+    </w:lvl>
+    <w:lvl w:ilvl="8">
+      <w:start w:val="1"/>
+      <w:numFmt w:val="decimal"/>
+      <w:lvlText w:val="%1.%2.%3.%4.%5.%6.%7.%8.%9"/>
+      <w:lvlJc w:val="left"/>
+      <w:pPr>
+        <w:ind w:left="1944" w:hanging="1800"/>
+      </w:pPr>
+      <w:rPr>
+        <w:rFonts w:hint="default"/>
+      </w:rPr>
+    </w:lvl>
+  </w:abstractNum>
+  <w:abstractNum w:abstractNumId="3" w15:restartNumberingAfterBreak="0">
+    <w:nsid w:val="29281896"/>
+    <w:multiLevelType w:val="multilevel"/>
+    <w:tmpl w:val="4D02A908"/>
+    <w:lvl w:ilvl="0">
+      <w:start w:val="3"/>
+      <w:numFmt w:val="decimal"/>
+      <w:lvlText w:val="%1"/>
+      <w:lvlJc w:val="left"/>
+      <w:pPr>
+        <w:ind w:left="745" w:hanging="708"/>
+      </w:pPr>
+      <w:rPr>
+        <w:rFonts w:hint="default"/>
+        <w:lang w:val="en-US" w:eastAsia="en-US" w:bidi="ar-SA"/>
+      </w:rPr>
+    </w:lvl>
+    <w:lvl w:ilvl="1">
+      <w:start w:val="1"/>
+      <w:numFmt w:val="decimal"/>
+      <w:lvlText w:val="%1.%2."/>
+      <w:lvlJc w:val="left"/>
+      <w:pPr>
+        <w:ind w:left="745" w:hanging="708"/>
       </w:pPr>
       <w:rPr>
         <w:rFonts w:ascii="Calibri" w:eastAsia="Calibri" w:hAnsi="Calibri" w:cs="Calibri" w:hint="default"/>
@@ -7495,127 +13099,102 @@
         <w:lang w:val="en-US" w:eastAsia="en-US" w:bidi="ar-SA"/>
       </w:rPr>
     </w:lvl>
-    <w:lvl w:ilvl="1" w:tplc="078C02E8">
+    <w:lvl w:ilvl="2">
       <w:numFmt w:val="bullet"/>
       <w:lvlText w:val="•"/>
       <w:lvlJc w:val="left"/>
       <w:pPr>
-        <w:ind w:left="1310" w:hanging="360"/>
+        <w:ind w:left="2349" w:hanging="708"/>
       </w:pPr>
       <w:rPr>
         <w:rFonts w:hint="default"/>
         <w:lang w:val="en-US" w:eastAsia="en-US" w:bidi="ar-SA"/>
       </w:rPr>
     </w:lvl>
-    <w:lvl w:ilvl="2" w:tplc="BA585EE2">
+    <w:lvl w:ilvl="3">
       <w:numFmt w:val="bullet"/>
       <w:lvlText w:val="•"/>
       <w:lvlJc w:val="left"/>
       <w:pPr>
-        <w:ind w:left="2141" w:hanging="360"/>
+        <w:ind w:left="3153" w:hanging="708"/>
       </w:pPr>
       <w:rPr>
         <w:rFonts w:hint="default"/>
         <w:lang w:val="en-US" w:eastAsia="en-US" w:bidi="ar-SA"/>
       </w:rPr>
     </w:lvl>
-    <w:lvl w:ilvl="3" w:tplc="8FC86F2C">
+    <w:lvl w:ilvl="4">
       <w:numFmt w:val="bullet"/>
       <w:lvlText w:val="•"/>
       <w:lvlJc w:val="left"/>
       <w:pPr>
-        <w:ind w:left="2971" w:hanging="360"/>
+        <w:ind w:left="3958" w:hanging="708"/>
       </w:pPr>
       <w:rPr>
         <w:rFonts w:hint="default"/>
         <w:lang w:val="en-US" w:eastAsia="en-US" w:bidi="ar-SA"/>
       </w:rPr>
     </w:lvl>
-    <w:lvl w:ilvl="4" w:tplc="564C2698">
+    <w:lvl w:ilvl="5">
       <w:numFmt w:val="bullet"/>
       <w:lvlText w:val="•"/>
       <w:lvlJc w:val="left"/>
       <w:pPr>
-        <w:ind w:left="3802" w:hanging="360"/>
+        <w:ind w:left="4763" w:hanging="708"/>
       </w:pPr>
       <w:rPr>
         <w:rFonts w:hint="default"/>
         <w:lang w:val="en-US" w:eastAsia="en-US" w:bidi="ar-SA"/>
       </w:rPr>
     </w:lvl>
-    <w:lvl w:ilvl="5" w:tplc="DB5E31B8">
+    <w:lvl w:ilvl="6">
       <w:numFmt w:val="bullet"/>
       <w:lvlText w:val="•"/>
       <w:lvlJc w:val="left"/>
       <w:pPr>
-        <w:ind w:left="4633" w:hanging="360"/>
+        <w:ind w:left="5567" w:hanging="708"/>
       </w:pPr>
       <w:rPr>
         <w:rFonts w:hint="default"/>
         <w:lang w:val="en-US" w:eastAsia="en-US" w:bidi="ar-SA"/>
       </w:rPr>
     </w:lvl>
-    <w:lvl w:ilvl="6" w:tplc="B0AAD53E">
+    <w:lvl w:ilvl="7">
       <w:numFmt w:val="bullet"/>
       <w:lvlText w:val="•"/>
       <w:lvlJc w:val="left"/>
       <w:pPr>
-        <w:ind w:left="5463" w:hanging="360"/>
+        <w:ind w:left="6372" w:hanging="708"/>
       </w:pPr>
       <w:rPr>
         <w:rFonts w:hint="default"/>
         <w:lang w:val="en-US" w:eastAsia="en-US" w:bidi="ar-SA"/>
       </w:rPr>
     </w:lvl>
-    <w:lvl w:ilvl="7" w:tplc="2EF491A0">
+    <w:lvl w:ilvl="8">
       <w:numFmt w:val="bullet"/>
       <w:lvlText w:val="•"/>
       <w:lvlJc w:val="left"/>
       <w:pPr>
-        <w:ind w:left="6294" w:hanging="360"/>
+        <w:ind w:left="7176" w:hanging="708"/>
       </w:pPr>
       <w:rPr>
         <w:rFonts w:hint="default"/>
         <w:lang w:val="en-US" w:eastAsia="en-US" w:bidi="ar-SA"/>
       </w:rPr>
     </w:lvl>
-    <w:lvl w:ilvl="8" w:tplc="4FA495E2">
-      <w:numFmt w:val="bullet"/>
-      <w:lvlText w:val="•"/>
-      <w:lvlJc w:val="left"/>
-      <w:pPr>
-        <w:ind w:left="7124" w:hanging="360"/>
-      </w:pPr>
-      <w:rPr>
-        <w:rFonts w:hint="default"/>
-        <w:lang w:val="en-US" w:eastAsia="en-US" w:bidi="ar-SA"/>
-      </w:rPr>
-    </w:lvl>
   </w:abstractNum>
-  <w:abstractNum w:abstractNumId="2" w15:restartNumberingAfterBreak="0">
-    <w:nsid w:val="2F7A0E68"/>
-    <w:multiLevelType w:val="multilevel"/>
-    <w:tmpl w:val="4D02A908"/>
-    <w:lvl w:ilvl="0">
-      <w:start w:val="3"/>
+  <w:abstractNum w:abstractNumId="4" w15:restartNumberingAfterBreak="0">
+    <w:nsid w:val="2E635936"/>
+    <w:multiLevelType w:val="hybridMultilevel"/>
+    <w:tmpl w:val="0FE2983A"/>
+    <w:lvl w:ilvl="0" w:tplc="AB1A7064">
+      <w:start w:val="1"/>
       <w:numFmt w:val="decimal"/>
       <w:lvlText w:val="%1"/>
       <w:lvlJc w:val="left"/>
       <w:pPr>
-        <w:ind w:left="745" w:hanging="708"/>
-      </w:pPr>
-      <w:rPr>
-        <w:rFonts w:hint="default"/>
-        <w:lang w:val="en-US" w:eastAsia="en-US" w:bidi="ar-SA"/>
-      </w:rPr>
-    </w:lvl>
-    <w:lvl w:ilvl="1">
-      <w:start w:val="1"/>
-      <w:numFmt w:val="decimal"/>
-      <w:lvlText w:val="%1.%2."/>
-      <w:lvlJc w:val="left"/>
-      <w:pPr>
-        <w:ind w:left="745" w:hanging="708"/>
+        <w:ind w:left="483" w:hanging="360"/>
       </w:pPr>
       <w:rPr>
         <w:rFonts w:ascii="Calibri" w:eastAsia="Calibri" w:hAnsi="Calibri" w:cs="Calibri" w:hint="default"/>
@@ -7630,584 +13209,109 @@
         <w:lang w:val="en-US" w:eastAsia="en-US" w:bidi="ar-SA"/>
       </w:rPr>
     </w:lvl>
-    <w:lvl w:ilvl="2">
+    <w:lvl w:ilvl="1" w:tplc="078C02E8">
       <w:numFmt w:val="bullet"/>
       <w:lvlText w:val="•"/>
       <w:lvlJc w:val="left"/>
       <w:pPr>
-        <w:ind w:left="2349" w:hanging="708"/>
+        <w:ind w:left="1310" w:hanging="360"/>
       </w:pPr>
       <w:rPr>
         <w:rFonts w:hint="default"/>
         <w:lang w:val="en-US" w:eastAsia="en-US" w:bidi="ar-SA"/>
       </w:rPr>
     </w:lvl>
-    <w:lvl w:ilvl="3">
+    <w:lvl w:ilvl="2" w:tplc="BA585EE2">
       <w:numFmt w:val="bullet"/>
       <w:lvlText w:val="•"/>
       <w:lvlJc w:val="left"/>
       <w:pPr>
-        <w:ind w:left="3153" w:hanging="708"/>
+        <w:ind w:left="2141" w:hanging="360"/>
       </w:pPr>
       <w:rPr>
         <w:rFonts w:hint="default"/>
         <w:lang w:val="en-US" w:eastAsia="en-US" w:bidi="ar-SA"/>
       </w:rPr>
     </w:lvl>
-    <w:lvl w:ilvl="4">
+    <w:lvl w:ilvl="3" w:tplc="8FC86F2C">
       <w:numFmt w:val="bullet"/>
       <w:lvlText w:val="•"/>
       <w:lvlJc w:val="left"/>
       <w:pPr>
-        <w:ind w:left="3958" w:hanging="708"/>
+        <w:ind w:left="2971" w:hanging="360"/>
       </w:pPr>
       <w:rPr>
         <w:rFonts w:hint="default"/>
         <w:lang w:val="en-US" w:eastAsia="en-US" w:bidi="ar-SA"/>
       </w:rPr>
     </w:lvl>
-    <w:lvl w:ilvl="5">
+    <w:lvl w:ilvl="4" w:tplc="564C2698">
       <w:numFmt w:val="bullet"/>
       <w:lvlText w:val="•"/>
       <w:lvlJc w:val="left"/>
       <w:pPr>
-        <w:ind w:left="4763" w:hanging="708"/>
+        <w:ind w:left="3802" w:hanging="360"/>
       </w:pPr>
       <w:rPr>
         <w:rFonts w:hint="default"/>
         <w:lang w:val="en-US" w:eastAsia="en-US" w:bidi="ar-SA"/>
       </w:rPr>
     </w:lvl>
-    <w:lvl w:ilvl="6">
+    <w:lvl w:ilvl="5" w:tplc="DB5E31B8">
       <w:numFmt w:val="bullet"/>
       <w:lvlText w:val="•"/>
       <w:lvlJc w:val="left"/>
       <w:pPr>
-        <w:ind w:left="5567" w:hanging="708"/>
+        <w:ind w:left="4633" w:hanging="360"/>
       </w:pPr>
       <w:rPr>
         <w:rFonts w:hint="default"/>
         <w:lang w:val="en-US" w:eastAsia="en-US" w:bidi="ar-SA"/>
       </w:rPr>
     </w:lvl>
-    <w:lvl w:ilvl="7">
+    <w:lvl w:ilvl="6" w:tplc="B0AAD53E">
       <w:numFmt w:val="bullet"/>
       <w:lvlText w:val="•"/>
       <w:lvlJc w:val="left"/>
       <w:pPr>
-        <w:ind w:left="6372" w:hanging="708"/>
+        <w:ind w:left="5463" w:hanging="360"/>
       </w:pPr>
       <w:rPr>
         <w:rFonts w:hint="default"/>
         <w:lang w:val="en-US" w:eastAsia="en-US" w:bidi="ar-SA"/>
       </w:rPr>
     </w:lvl>
-    <w:lvl w:ilvl="8">
+    <w:lvl w:ilvl="7" w:tplc="2EF491A0">
       <w:numFmt w:val="bullet"/>
       <w:lvlText w:val="•"/>
       <w:lvlJc w:val="left"/>
       <w:pPr>
-        <w:ind w:left="7176" w:hanging="708"/>
+        <w:ind w:left="6294" w:hanging="360"/>
       </w:pPr>
       <w:rPr>
         <w:rFonts w:hint="default"/>
         <w:lang w:val="en-US" w:eastAsia="en-US" w:bidi="ar-SA"/>
       </w:rPr>
     </w:lvl>
+    <w:lvl w:ilvl="8" w:tplc="4FA495E2">
+      <w:numFmt w:val="bullet"/>
+      <w:lvlText w:val="•"/>
+      <w:lvlJc w:val="left"/>
+      <w:pPr>
+        <w:ind w:left="7124" w:hanging="360"/>
+      </w:pPr>
+      <w:rPr>
+        <w:rFonts w:hint="default"/>
+        <w:lang w:val="en-US" w:eastAsia="en-US" w:bidi="ar-SA"/>
+      </w:rPr>
+    </w:lvl>
   </w:abstractNum>
-  <w:abstractNum w:abstractNumId="3" w15:restartNumberingAfterBreak="0">
-    <w:nsid w:val="54631BFD"/>
+  <w:abstractNum w:abstractNumId="5" w15:restartNumberingAfterBreak="0">
+    <w:nsid w:val="2F7A0E68"/>
     <w:multiLevelType w:val="multilevel"/>
-    <w:tmpl w:val="F3523CC2"/>
+    <w:tmpl w:val="4D02A908"/>
     <w:lvl w:ilvl="0">
       <w:start w:val="3"/>
-      <w:numFmt w:val="decimal"/>
-      <w:lvlText w:val="%1"/>
-      <w:lvlJc w:val="left"/>
-      <w:pPr>
-        <w:ind w:left="360" w:hanging="360"/>
-      </w:pPr>
-      <w:rPr>
-        <w:rFonts w:hint="default"/>
-      </w:rPr>
-    </w:lvl>
-    <w:lvl w:ilvl="1">
-      <w:start w:val="1"/>
-      <w:numFmt w:val="decimal"/>
-      <w:lvlText w:val="%1.%2"/>
-      <w:lvlJc w:val="left"/>
-      <w:pPr>
-        <w:ind w:left="483" w:hanging="360"/>
-      </w:pPr>
-      <w:rPr>
-        <w:rFonts w:hint="default"/>
-      </w:rPr>
-    </w:lvl>
-    <w:lvl w:ilvl="2">
-      <w:start w:val="1"/>
-      <w:numFmt w:val="decimal"/>
-      <w:lvlText w:val="%1.%2.%3"/>
-      <w:lvlJc w:val="left"/>
-      <w:pPr>
-        <w:ind w:left="966" w:hanging="720"/>
-      </w:pPr>
-      <w:rPr>
-        <w:rFonts w:hint="default"/>
-      </w:rPr>
-    </w:lvl>
-    <w:lvl w:ilvl="3">
-      <w:start w:val="1"/>
-      <w:numFmt w:val="decimal"/>
-      <w:lvlText w:val="%1.%2.%3.%4"/>
-      <w:lvlJc w:val="left"/>
-      <w:pPr>
-        <w:ind w:left="1089" w:hanging="720"/>
-      </w:pPr>
-      <w:rPr>
-        <w:rFonts w:hint="default"/>
-      </w:rPr>
-    </w:lvl>
-    <w:lvl w:ilvl="4">
-      <w:start w:val="1"/>
-      <w:numFmt w:val="decimal"/>
-      <w:lvlText w:val="%1.%2.%3.%4.%5"/>
-      <w:lvlJc w:val="left"/>
-      <w:pPr>
-        <w:ind w:left="1572" w:hanging="1080"/>
-      </w:pPr>
-      <w:rPr>
-        <w:rFonts w:hint="default"/>
-      </w:rPr>
-    </w:lvl>
-    <w:lvl w:ilvl="5">
-      <w:start w:val="1"/>
-      <w:numFmt w:val="decimal"/>
-      <w:lvlText w:val="%1.%2.%3.%4.%5.%6"/>
-      <w:lvlJc w:val="left"/>
-      <w:pPr>
-        <w:ind w:left="1695" w:hanging="1080"/>
-      </w:pPr>
-      <w:rPr>
-        <w:rFonts w:hint="default"/>
-      </w:rPr>
-    </w:lvl>
-    <w:lvl w:ilvl="6">
-      <w:start w:val="1"/>
-      <w:numFmt w:val="decimal"/>
-      <w:lvlText w:val="%1.%2.%3.%4.%5.%6.%7"/>
-      <w:lvlJc w:val="left"/>
-      <w:pPr>
-        <w:ind w:left="2178" w:hanging="1440"/>
-      </w:pPr>
-      <w:rPr>
-        <w:rFonts w:hint="default"/>
-      </w:rPr>
-    </w:lvl>
-    <w:lvl w:ilvl="7">
-      <w:start w:val="1"/>
-      <w:numFmt w:val="decimal"/>
-      <w:lvlText w:val="%1.%2.%3.%4.%5.%6.%7.%8"/>
-      <w:lvlJc w:val="left"/>
-      <w:pPr>
-        <w:ind w:left="2301" w:hanging="1440"/>
-      </w:pPr>
-      <w:rPr>
-        <w:rFonts w:hint="default"/>
-      </w:rPr>
-    </w:lvl>
-    <w:lvl w:ilvl="8">
-      <w:start w:val="1"/>
-      <w:numFmt w:val="decimal"/>
-      <w:lvlText w:val="%1.%2.%3.%4.%5.%6.%7.%8.%9"/>
-      <w:lvlJc w:val="left"/>
-      <w:pPr>
-        <w:ind w:left="2784" w:hanging="1800"/>
-      </w:pPr>
-      <w:rPr>
-        <w:rFonts w:hint="default"/>
-      </w:rPr>
-    </w:lvl>
-  </w:abstractNum>
-  <w:abstractNum w:abstractNumId="4" w15:restartNumberingAfterBreak="0">
-    <w:nsid w:val="549937EB"/>
-    <w:multiLevelType w:val="multilevel"/>
-    <w:tmpl w:val="0416001F"/>
-    <w:lvl w:ilvl="0">
-      <w:start w:val="1"/>
-      <w:numFmt w:val="decimal"/>
-      <w:lvlText w:val="%1."/>
-      <w:lvlJc w:val="left"/>
-      <w:pPr>
-        <w:ind w:left="360" w:hanging="360"/>
-      </w:pPr>
-    </w:lvl>
-    <w:lvl w:ilvl="1">
-      <w:start w:val="1"/>
-      <w:numFmt w:val="decimal"/>
-      <w:lvlText w:val="%1.%2."/>
-      <w:lvlJc w:val="left"/>
-      <w:pPr>
-        <w:ind w:left="792" w:hanging="432"/>
-      </w:pPr>
-    </w:lvl>
-    <w:lvl w:ilvl="2">
-      <w:start w:val="1"/>
-      <w:numFmt w:val="decimal"/>
-      <w:lvlText w:val="%1.%2.%3."/>
-      <w:lvlJc w:val="left"/>
-      <w:pPr>
-        <w:ind w:left="1224" w:hanging="504"/>
-      </w:pPr>
-    </w:lvl>
-    <w:lvl w:ilvl="3">
-      <w:start w:val="1"/>
-      <w:numFmt w:val="decimal"/>
-      <w:lvlText w:val="%1.%2.%3.%4."/>
-      <w:lvlJc w:val="left"/>
-      <w:pPr>
-        <w:ind w:left="1728" w:hanging="648"/>
-      </w:pPr>
-    </w:lvl>
-    <w:lvl w:ilvl="4">
-      <w:start w:val="1"/>
-      <w:numFmt w:val="decimal"/>
-      <w:lvlText w:val="%1.%2.%3.%4.%5."/>
-      <w:lvlJc w:val="left"/>
-      <w:pPr>
-        <w:ind w:left="2232" w:hanging="792"/>
-      </w:pPr>
-    </w:lvl>
-    <w:lvl w:ilvl="5">
-      <w:start w:val="1"/>
-      <w:numFmt w:val="decimal"/>
-      <w:lvlText w:val="%1.%2.%3.%4.%5.%6."/>
-      <w:lvlJc w:val="left"/>
-      <w:pPr>
-        <w:ind w:left="2736" w:hanging="936"/>
-      </w:pPr>
-    </w:lvl>
-    <w:lvl w:ilvl="6">
-      <w:start w:val="1"/>
-      <w:numFmt w:val="decimal"/>
-      <w:lvlText w:val="%1.%2.%3.%4.%5.%6.%7."/>
-      <w:lvlJc w:val="left"/>
-      <w:pPr>
-        <w:ind w:left="3240" w:hanging="1080"/>
-      </w:pPr>
-    </w:lvl>
-    <w:lvl w:ilvl="7">
-      <w:start w:val="1"/>
-      <w:numFmt w:val="decimal"/>
-      <w:lvlText w:val="%1.%2.%3.%4.%5.%6.%7.%8."/>
-      <w:lvlJc w:val="left"/>
-      <w:pPr>
-        <w:ind w:left="3744" w:hanging="1224"/>
-      </w:pPr>
-    </w:lvl>
-    <w:lvl w:ilvl="8">
-      <w:start w:val="1"/>
-      <w:numFmt w:val="decimal"/>
-      <w:lvlText w:val="%1.%2.%3.%4.%5.%6.%7.%8.%9."/>
-      <w:lvlJc w:val="left"/>
-      <w:pPr>
-        <w:ind w:left="4320" w:hanging="1440"/>
-      </w:pPr>
-    </w:lvl>
-  </w:abstractNum>
-  <w:abstractNum w:abstractNumId="5" w15:restartNumberingAfterBreak="0">
-    <w:nsid w:val="5CB66B6A"/>
-    <w:multiLevelType w:val="multilevel"/>
-    <w:tmpl w:val="0416001F"/>
-    <w:lvl w:ilvl="0">
-      <w:start w:val="1"/>
-      <w:numFmt w:val="decimal"/>
-      <w:lvlText w:val="%1."/>
-      <w:lvlJc w:val="left"/>
-      <w:pPr>
-        <w:ind w:left="360" w:hanging="360"/>
-      </w:pPr>
-    </w:lvl>
-    <w:lvl w:ilvl="1">
-      <w:start w:val="1"/>
-      <w:numFmt w:val="decimal"/>
-      <w:lvlText w:val="%1.%2."/>
-      <w:lvlJc w:val="left"/>
-      <w:pPr>
-        <w:ind w:left="792" w:hanging="432"/>
-      </w:pPr>
-    </w:lvl>
-    <w:lvl w:ilvl="2">
-      <w:start w:val="1"/>
-      <w:numFmt w:val="decimal"/>
-      <w:lvlText w:val="%1.%2.%3."/>
-      <w:lvlJc w:val="left"/>
-      <w:pPr>
-        <w:ind w:left="1224" w:hanging="504"/>
-      </w:pPr>
-    </w:lvl>
-    <w:lvl w:ilvl="3">
-      <w:start w:val="1"/>
-      <w:numFmt w:val="decimal"/>
-      <w:lvlText w:val="%1.%2.%3.%4."/>
-      <w:lvlJc w:val="left"/>
-      <w:pPr>
-        <w:ind w:left="1728" w:hanging="648"/>
-      </w:pPr>
-    </w:lvl>
-    <w:lvl w:ilvl="4">
-      <w:start w:val="1"/>
-      <w:numFmt w:val="decimal"/>
-      <w:lvlText w:val="%1.%2.%3.%4.%5."/>
-      <w:lvlJc w:val="left"/>
-      <w:pPr>
-        <w:ind w:left="2232" w:hanging="792"/>
-      </w:pPr>
-    </w:lvl>
-    <w:lvl w:ilvl="5">
-      <w:start w:val="1"/>
-      <w:numFmt w:val="decimal"/>
-      <w:lvlText w:val="%1.%2.%3.%4.%5.%6."/>
-      <w:lvlJc w:val="left"/>
-      <w:pPr>
-        <w:ind w:left="2736" w:hanging="936"/>
-      </w:pPr>
-    </w:lvl>
-    <w:lvl w:ilvl="6">
-      <w:start w:val="1"/>
-      <w:numFmt w:val="decimal"/>
-      <w:lvlText w:val="%1.%2.%3.%4.%5.%6.%7."/>
-      <w:lvlJc w:val="left"/>
-      <w:pPr>
-        <w:ind w:left="3240" w:hanging="1080"/>
-      </w:pPr>
-    </w:lvl>
-    <w:lvl w:ilvl="7">
-      <w:start w:val="1"/>
-      <w:numFmt w:val="decimal"/>
-      <w:lvlText w:val="%1.%2.%3.%4.%5.%6.%7.%8."/>
-      <w:lvlJc w:val="left"/>
-      <w:pPr>
-        <w:ind w:left="3744" w:hanging="1224"/>
-      </w:pPr>
-    </w:lvl>
-    <w:lvl w:ilvl="8">
-      <w:start w:val="1"/>
-      <w:numFmt w:val="decimal"/>
-      <w:lvlText w:val="%1.%2.%3.%4.%5.%6.%7.%8.%9."/>
-      <w:lvlJc w:val="left"/>
-      <w:pPr>
-        <w:ind w:left="4320" w:hanging="1440"/>
-      </w:pPr>
-    </w:lvl>
-  </w:abstractNum>
-  <w:abstractNum w:abstractNumId="6" w15:restartNumberingAfterBreak="0">
-    <w:nsid w:val="61901F43"/>
-    <w:multiLevelType w:val="multilevel"/>
-    <w:tmpl w:val="EEA4B09C"/>
-    <w:lvl w:ilvl="0">
-      <w:start w:val="1"/>
-      <w:numFmt w:val="decimal"/>
-      <w:lvlText w:val="%1."/>
-      <w:lvlJc w:val="left"/>
-      <w:pPr>
-        <w:tabs>
-          <w:tab w:val="num" w:pos="720"/>
-        </w:tabs>
-        <w:ind w:left="720" w:hanging="360"/>
-      </w:pPr>
-    </w:lvl>
-    <w:lvl w:ilvl="1" w:tentative="1">
-      <w:start w:val="1"/>
-      <w:numFmt w:val="decimal"/>
-      <w:lvlText w:val="%2."/>
-      <w:lvlJc w:val="left"/>
-      <w:pPr>
-        <w:tabs>
-          <w:tab w:val="num" w:pos="1440"/>
-        </w:tabs>
-        <w:ind w:left="1440" w:hanging="360"/>
-      </w:pPr>
-    </w:lvl>
-    <w:lvl w:ilvl="2" w:tentative="1">
-      <w:start w:val="1"/>
-      <w:numFmt w:val="decimal"/>
-      <w:lvlText w:val="%3."/>
-      <w:lvlJc w:val="left"/>
-      <w:pPr>
-        <w:tabs>
-          <w:tab w:val="num" w:pos="2160"/>
-        </w:tabs>
-        <w:ind w:left="2160" w:hanging="360"/>
-      </w:pPr>
-    </w:lvl>
-    <w:lvl w:ilvl="3" w:tentative="1">
-      <w:start w:val="1"/>
-      <w:numFmt w:val="decimal"/>
-      <w:lvlText w:val="%4."/>
-      <w:lvlJc w:val="left"/>
-      <w:pPr>
-        <w:tabs>
-          <w:tab w:val="num" w:pos="2880"/>
-        </w:tabs>
-        <w:ind w:left="2880" w:hanging="360"/>
-      </w:pPr>
-    </w:lvl>
-    <w:lvl w:ilvl="4" w:tentative="1">
-      <w:start w:val="1"/>
-      <w:numFmt w:val="decimal"/>
-      <w:lvlText w:val="%5."/>
-      <w:lvlJc w:val="left"/>
-      <w:pPr>
-        <w:tabs>
-          <w:tab w:val="num" w:pos="3600"/>
-        </w:tabs>
-        <w:ind w:left="3600" w:hanging="360"/>
-      </w:pPr>
-    </w:lvl>
-    <w:lvl w:ilvl="5" w:tentative="1">
-      <w:start w:val="1"/>
-      <w:numFmt w:val="decimal"/>
-      <w:lvlText w:val="%6."/>
-      <w:lvlJc w:val="left"/>
-      <w:pPr>
-        <w:tabs>
-          <w:tab w:val="num" w:pos="4320"/>
-        </w:tabs>
-        <w:ind w:left="4320" w:hanging="360"/>
-      </w:pPr>
-    </w:lvl>
-    <w:lvl w:ilvl="6" w:tentative="1">
-      <w:start w:val="1"/>
-      <w:numFmt w:val="decimal"/>
-      <w:lvlText w:val="%7."/>
-      <w:lvlJc w:val="left"/>
-      <w:pPr>
-        <w:tabs>
-          <w:tab w:val="num" w:pos="5040"/>
-        </w:tabs>
-        <w:ind w:left="5040" w:hanging="360"/>
-      </w:pPr>
-    </w:lvl>
-    <w:lvl w:ilvl="7" w:tentative="1">
-      <w:start w:val="1"/>
-      <w:numFmt w:val="decimal"/>
-      <w:lvlText w:val="%8."/>
-      <w:lvlJc w:val="left"/>
-      <w:pPr>
-        <w:tabs>
-          <w:tab w:val="num" w:pos="5760"/>
-        </w:tabs>
-        <w:ind w:left="5760" w:hanging="360"/>
-      </w:pPr>
-    </w:lvl>
-    <w:lvl w:ilvl="8" w:tentative="1">
-      <w:start w:val="1"/>
-      <w:numFmt w:val="decimal"/>
-      <w:lvlText w:val="%9."/>
-      <w:lvlJc w:val="left"/>
-      <w:pPr>
-        <w:tabs>
-          <w:tab w:val="num" w:pos="6480"/>
-        </w:tabs>
-        <w:ind w:left="6480" w:hanging="360"/>
-      </w:pPr>
-    </w:lvl>
-  </w:abstractNum>
-  <w:abstractNum w:abstractNumId="7" w15:restartNumberingAfterBreak="0">
-    <w:nsid w:val="6DD378FB"/>
-    <w:multiLevelType w:val="hybridMultilevel"/>
-    <w:tmpl w:val="F87E864C"/>
-    <w:lvl w:ilvl="0" w:tplc="86224B2A">
-      <w:start w:val="4"/>
-      <w:numFmt w:val="decimal"/>
-      <w:lvlText w:val="%1."/>
-      <w:lvlJc w:val="left"/>
-      <w:pPr>
-        <w:ind w:left="483" w:hanging="360"/>
-      </w:pPr>
-      <w:rPr>
-        <w:rFonts w:hint="default"/>
-      </w:rPr>
-    </w:lvl>
-    <w:lvl w:ilvl="1" w:tplc="04160019" w:tentative="1">
-      <w:start w:val="1"/>
-      <w:numFmt w:val="lowerLetter"/>
-      <w:lvlText w:val="%2."/>
-      <w:lvlJc w:val="left"/>
-      <w:pPr>
-        <w:ind w:left="1203" w:hanging="360"/>
-      </w:pPr>
-    </w:lvl>
-    <w:lvl w:ilvl="2" w:tplc="0416001B" w:tentative="1">
-      <w:start w:val="1"/>
-      <w:numFmt w:val="lowerRoman"/>
-      <w:lvlText w:val="%3."/>
-      <w:lvlJc w:val="right"/>
-      <w:pPr>
-        <w:ind w:left="1923" w:hanging="180"/>
-      </w:pPr>
-    </w:lvl>
-    <w:lvl w:ilvl="3" w:tplc="0416000F" w:tentative="1">
-      <w:start w:val="1"/>
-      <w:numFmt w:val="decimal"/>
-      <w:lvlText w:val="%4."/>
-      <w:lvlJc w:val="left"/>
-      <w:pPr>
-        <w:ind w:left="2643" w:hanging="360"/>
-      </w:pPr>
-    </w:lvl>
-    <w:lvl w:ilvl="4" w:tplc="04160019" w:tentative="1">
-      <w:start w:val="1"/>
-      <w:numFmt w:val="lowerLetter"/>
-      <w:lvlText w:val="%5."/>
-      <w:lvlJc w:val="left"/>
-      <w:pPr>
-        <w:ind w:left="3363" w:hanging="360"/>
-      </w:pPr>
-    </w:lvl>
-    <w:lvl w:ilvl="5" w:tplc="0416001B" w:tentative="1">
-      <w:start w:val="1"/>
-      <w:numFmt w:val="lowerRoman"/>
-      <w:lvlText w:val="%6."/>
-      <w:lvlJc w:val="right"/>
-      <w:pPr>
-        <w:ind w:left="4083" w:hanging="180"/>
-      </w:pPr>
-    </w:lvl>
-    <w:lvl w:ilvl="6" w:tplc="0416000F" w:tentative="1">
-      <w:start w:val="1"/>
-      <w:numFmt w:val="decimal"/>
-      <w:lvlText w:val="%7."/>
-      <w:lvlJc w:val="left"/>
-      <w:pPr>
-        <w:ind w:left="4803" w:hanging="360"/>
-      </w:pPr>
-    </w:lvl>
-    <w:lvl w:ilvl="7" w:tplc="04160019" w:tentative="1">
-      <w:start w:val="1"/>
-      <w:numFmt w:val="lowerLetter"/>
-      <w:lvlText w:val="%8."/>
-      <w:lvlJc w:val="left"/>
-      <w:pPr>
-        <w:ind w:left="5523" w:hanging="360"/>
-      </w:pPr>
-    </w:lvl>
-    <w:lvl w:ilvl="8" w:tplc="0416001B" w:tentative="1">
-      <w:start w:val="1"/>
-      <w:numFmt w:val="lowerRoman"/>
-      <w:lvlText w:val="%9."/>
-      <w:lvlJc w:val="right"/>
-      <w:pPr>
-        <w:ind w:left="6243" w:hanging="180"/>
-      </w:pPr>
-    </w:lvl>
-  </w:abstractNum>
-  <w:abstractNum w:abstractNumId="8" w15:restartNumberingAfterBreak="0">
-    <w:nsid w:val="73374D86"/>
-    <w:multiLevelType w:val="multilevel"/>
-    <w:tmpl w:val="30A0E4A6"/>
-    <w:lvl w:ilvl="0">
-      <w:start w:val="4"/>
       <w:numFmt w:val="decimal"/>
       <w:lvlText w:val="%1"/>
       <w:lvlJc w:val="left"/>
@@ -8325,32 +13429,1254 @@
       </w:rPr>
     </w:lvl>
   </w:abstractNum>
+  <w:abstractNum w:abstractNumId="6" w15:restartNumberingAfterBreak="0">
+    <w:nsid w:val="360C1FC8"/>
+    <w:multiLevelType w:val="hybridMultilevel"/>
+    <w:tmpl w:val="E6EEEB30"/>
+    <w:lvl w:ilvl="0" w:tplc="0409000F">
+      <w:start w:val="1"/>
+      <w:numFmt w:val="decimal"/>
+      <w:lvlText w:val="%1."/>
+      <w:lvlJc w:val="left"/>
+      <w:pPr>
+        <w:ind w:left="760" w:hanging="360"/>
+      </w:pPr>
+    </w:lvl>
+    <w:lvl w:ilvl="1" w:tplc="04090019" w:tentative="1">
+      <w:start w:val="1"/>
+      <w:numFmt w:val="lowerLetter"/>
+      <w:lvlText w:val="%2."/>
+      <w:lvlJc w:val="left"/>
+      <w:pPr>
+        <w:ind w:left="1480" w:hanging="360"/>
+      </w:pPr>
+    </w:lvl>
+    <w:lvl w:ilvl="2" w:tplc="0409001B" w:tentative="1">
+      <w:start w:val="1"/>
+      <w:numFmt w:val="lowerRoman"/>
+      <w:lvlText w:val="%3."/>
+      <w:lvlJc w:val="right"/>
+      <w:pPr>
+        <w:ind w:left="2200" w:hanging="180"/>
+      </w:pPr>
+    </w:lvl>
+    <w:lvl w:ilvl="3" w:tplc="0409000F" w:tentative="1">
+      <w:start w:val="1"/>
+      <w:numFmt w:val="decimal"/>
+      <w:lvlText w:val="%4."/>
+      <w:lvlJc w:val="left"/>
+      <w:pPr>
+        <w:ind w:left="2920" w:hanging="360"/>
+      </w:pPr>
+    </w:lvl>
+    <w:lvl w:ilvl="4" w:tplc="04090019" w:tentative="1">
+      <w:start w:val="1"/>
+      <w:numFmt w:val="lowerLetter"/>
+      <w:lvlText w:val="%5."/>
+      <w:lvlJc w:val="left"/>
+      <w:pPr>
+        <w:ind w:left="3640" w:hanging="360"/>
+      </w:pPr>
+    </w:lvl>
+    <w:lvl w:ilvl="5" w:tplc="0409001B" w:tentative="1">
+      <w:start w:val="1"/>
+      <w:numFmt w:val="lowerRoman"/>
+      <w:lvlText w:val="%6."/>
+      <w:lvlJc w:val="right"/>
+      <w:pPr>
+        <w:ind w:left="4360" w:hanging="180"/>
+      </w:pPr>
+    </w:lvl>
+    <w:lvl w:ilvl="6" w:tplc="0409000F" w:tentative="1">
+      <w:start w:val="1"/>
+      <w:numFmt w:val="decimal"/>
+      <w:lvlText w:val="%7."/>
+      <w:lvlJc w:val="left"/>
+      <w:pPr>
+        <w:ind w:left="5080" w:hanging="360"/>
+      </w:pPr>
+    </w:lvl>
+    <w:lvl w:ilvl="7" w:tplc="04090019" w:tentative="1">
+      <w:start w:val="1"/>
+      <w:numFmt w:val="lowerLetter"/>
+      <w:lvlText w:val="%8."/>
+      <w:lvlJc w:val="left"/>
+      <w:pPr>
+        <w:ind w:left="5800" w:hanging="360"/>
+      </w:pPr>
+    </w:lvl>
+    <w:lvl w:ilvl="8" w:tplc="0409001B" w:tentative="1">
+      <w:start w:val="1"/>
+      <w:numFmt w:val="lowerRoman"/>
+      <w:lvlText w:val="%9."/>
+      <w:lvlJc w:val="right"/>
+      <w:pPr>
+        <w:ind w:left="6520" w:hanging="180"/>
+      </w:pPr>
+    </w:lvl>
+  </w:abstractNum>
+  <w:abstractNum w:abstractNumId="7" w15:restartNumberingAfterBreak="0">
+    <w:nsid w:val="392C1D27"/>
+    <w:multiLevelType w:val="hybridMultilevel"/>
+    <w:tmpl w:val="430A3132"/>
+    <w:lvl w:ilvl="0" w:tplc="78445338">
+      <w:start w:val="1"/>
+      <w:numFmt w:val="decimal"/>
+      <w:lvlText w:val="%1."/>
+      <w:lvlJc w:val="left"/>
+      <w:pPr>
+        <w:ind w:left="399" w:hanging="360"/>
+      </w:pPr>
+      <w:rPr>
+        <w:rFonts w:hint="default"/>
+      </w:rPr>
+    </w:lvl>
+    <w:lvl w:ilvl="1" w:tplc="04090019" w:tentative="1">
+      <w:start w:val="1"/>
+      <w:numFmt w:val="lowerLetter"/>
+      <w:lvlText w:val="%2."/>
+      <w:lvlJc w:val="left"/>
+      <w:pPr>
+        <w:ind w:left="1440" w:hanging="360"/>
+      </w:pPr>
+    </w:lvl>
+    <w:lvl w:ilvl="2" w:tplc="0409001B" w:tentative="1">
+      <w:start w:val="1"/>
+      <w:numFmt w:val="lowerRoman"/>
+      <w:lvlText w:val="%3."/>
+      <w:lvlJc w:val="right"/>
+      <w:pPr>
+        <w:ind w:left="2160" w:hanging="180"/>
+      </w:pPr>
+    </w:lvl>
+    <w:lvl w:ilvl="3" w:tplc="0409000F" w:tentative="1">
+      <w:start w:val="1"/>
+      <w:numFmt w:val="decimal"/>
+      <w:lvlText w:val="%4."/>
+      <w:lvlJc w:val="left"/>
+      <w:pPr>
+        <w:ind w:left="2880" w:hanging="360"/>
+      </w:pPr>
+    </w:lvl>
+    <w:lvl w:ilvl="4" w:tplc="04090019" w:tentative="1">
+      <w:start w:val="1"/>
+      <w:numFmt w:val="lowerLetter"/>
+      <w:lvlText w:val="%5."/>
+      <w:lvlJc w:val="left"/>
+      <w:pPr>
+        <w:ind w:left="3600" w:hanging="360"/>
+      </w:pPr>
+    </w:lvl>
+    <w:lvl w:ilvl="5" w:tplc="0409001B" w:tentative="1">
+      <w:start w:val="1"/>
+      <w:numFmt w:val="lowerRoman"/>
+      <w:lvlText w:val="%6."/>
+      <w:lvlJc w:val="right"/>
+      <w:pPr>
+        <w:ind w:left="4320" w:hanging="180"/>
+      </w:pPr>
+    </w:lvl>
+    <w:lvl w:ilvl="6" w:tplc="0409000F" w:tentative="1">
+      <w:start w:val="1"/>
+      <w:numFmt w:val="decimal"/>
+      <w:lvlText w:val="%7."/>
+      <w:lvlJc w:val="left"/>
+      <w:pPr>
+        <w:ind w:left="5040" w:hanging="360"/>
+      </w:pPr>
+    </w:lvl>
+    <w:lvl w:ilvl="7" w:tplc="04090019" w:tentative="1">
+      <w:start w:val="1"/>
+      <w:numFmt w:val="lowerLetter"/>
+      <w:lvlText w:val="%8."/>
+      <w:lvlJc w:val="left"/>
+      <w:pPr>
+        <w:ind w:left="5760" w:hanging="360"/>
+      </w:pPr>
+    </w:lvl>
+    <w:lvl w:ilvl="8" w:tplc="0409001B" w:tentative="1">
+      <w:start w:val="1"/>
+      <w:numFmt w:val="lowerRoman"/>
+      <w:lvlText w:val="%9."/>
+      <w:lvlJc w:val="right"/>
+      <w:pPr>
+        <w:ind w:left="6480" w:hanging="180"/>
+      </w:pPr>
+    </w:lvl>
+  </w:abstractNum>
+  <w:abstractNum w:abstractNumId="8" w15:restartNumberingAfterBreak="0">
+    <w:nsid w:val="438D3649"/>
+    <w:multiLevelType w:val="hybridMultilevel"/>
+    <w:tmpl w:val="8EA27EA6"/>
+    <w:lvl w:ilvl="0" w:tplc="0409000F">
+      <w:start w:val="1"/>
+      <w:numFmt w:val="decimal"/>
+      <w:lvlText w:val="%1."/>
+      <w:lvlJc w:val="left"/>
+      <w:pPr>
+        <w:ind w:left="720" w:hanging="360"/>
+      </w:pPr>
+      <w:rPr>
+        <w:rFonts w:hint="default"/>
+      </w:rPr>
+    </w:lvl>
+    <w:lvl w:ilvl="1" w:tplc="04090019" w:tentative="1">
+      <w:start w:val="1"/>
+      <w:numFmt w:val="lowerLetter"/>
+      <w:lvlText w:val="%2."/>
+      <w:lvlJc w:val="left"/>
+      <w:pPr>
+        <w:ind w:left="1440" w:hanging="360"/>
+      </w:pPr>
+    </w:lvl>
+    <w:lvl w:ilvl="2" w:tplc="0409001B" w:tentative="1">
+      <w:start w:val="1"/>
+      <w:numFmt w:val="lowerRoman"/>
+      <w:lvlText w:val="%3."/>
+      <w:lvlJc w:val="right"/>
+      <w:pPr>
+        <w:ind w:left="2160" w:hanging="180"/>
+      </w:pPr>
+    </w:lvl>
+    <w:lvl w:ilvl="3" w:tplc="0409000F" w:tentative="1">
+      <w:start w:val="1"/>
+      <w:numFmt w:val="decimal"/>
+      <w:lvlText w:val="%4."/>
+      <w:lvlJc w:val="left"/>
+      <w:pPr>
+        <w:ind w:left="2880" w:hanging="360"/>
+      </w:pPr>
+    </w:lvl>
+    <w:lvl w:ilvl="4" w:tplc="04090019" w:tentative="1">
+      <w:start w:val="1"/>
+      <w:numFmt w:val="lowerLetter"/>
+      <w:lvlText w:val="%5."/>
+      <w:lvlJc w:val="left"/>
+      <w:pPr>
+        <w:ind w:left="3600" w:hanging="360"/>
+      </w:pPr>
+    </w:lvl>
+    <w:lvl w:ilvl="5" w:tplc="0409001B" w:tentative="1">
+      <w:start w:val="1"/>
+      <w:numFmt w:val="lowerRoman"/>
+      <w:lvlText w:val="%6."/>
+      <w:lvlJc w:val="right"/>
+      <w:pPr>
+        <w:ind w:left="4320" w:hanging="180"/>
+      </w:pPr>
+    </w:lvl>
+    <w:lvl w:ilvl="6" w:tplc="0409000F" w:tentative="1">
+      <w:start w:val="1"/>
+      <w:numFmt w:val="decimal"/>
+      <w:lvlText w:val="%7."/>
+      <w:lvlJc w:val="left"/>
+      <w:pPr>
+        <w:ind w:left="5040" w:hanging="360"/>
+      </w:pPr>
+    </w:lvl>
+    <w:lvl w:ilvl="7" w:tplc="04090019" w:tentative="1">
+      <w:start w:val="1"/>
+      <w:numFmt w:val="lowerLetter"/>
+      <w:lvlText w:val="%8."/>
+      <w:lvlJc w:val="left"/>
+      <w:pPr>
+        <w:ind w:left="5760" w:hanging="360"/>
+      </w:pPr>
+    </w:lvl>
+    <w:lvl w:ilvl="8" w:tplc="0409001B" w:tentative="1">
+      <w:start w:val="1"/>
+      <w:numFmt w:val="lowerRoman"/>
+      <w:lvlText w:val="%9."/>
+      <w:lvlJc w:val="right"/>
+      <w:pPr>
+        <w:ind w:left="6480" w:hanging="180"/>
+      </w:pPr>
+    </w:lvl>
+  </w:abstractNum>
+  <w:abstractNum w:abstractNumId="9" w15:restartNumberingAfterBreak="0">
+    <w:nsid w:val="53262CF4"/>
+    <w:multiLevelType w:val="hybridMultilevel"/>
+    <w:tmpl w:val="2996EA72"/>
+    <w:lvl w:ilvl="0" w:tplc="78445338">
+      <w:start w:val="1"/>
+      <w:numFmt w:val="decimal"/>
+      <w:lvlText w:val="%1."/>
+      <w:lvlJc w:val="left"/>
+      <w:pPr>
+        <w:ind w:left="399" w:hanging="360"/>
+      </w:pPr>
+      <w:rPr>
+        <w:rFonts w:hint="default"/>
+      </w:rPr>
+    </w:lvl>
+    <w:lvl w:ilvl="1" w:tplc="04090019" w:tentative="1">
+      <w:start w:val="1"/>
+      <w:numFmt w:val="lowerLetter"/>
+      <w:lvlText w:val="%2."/>
+      <w:lvlJc w:val="left"/>
+      <w:pPr>
+        <w:ind w:left="1119" w:hanging="360"/>
+      </w:pPr>
+    </w:lvl>
+    <w:lvl w:ilvl="2" w:tplc="0409001B" w:tentative="1">
+      <w:start w:val="1"/>
+      <w:numFmt w:val="lowerRoman"/>
+      <w:lvlText w:val="%3."/>
+      <w:lvlJc w:val="right"/>
+      <w:pPr>
+        <w:ind w:left="1839" w:hanging="180"/>
+      </w:pPr>
+    </w:lvl>
+    <w:lvl w:ilvl="3" w:tplc="0409000F" w:tentative="1">
+      <w:start w:val="1"/>
+      <w:numFmt w:val="decimal"/>
+      <w:lvlText w:val="%4."/>
+      <w:lvlJc w:val="left"/>
+      <w:pPr>
+        <w:ind w:left="2559" w:hanging="360"/>
+      </w:pPr>
+    </w:lvl>
+    <w:lvl w:ilvl="4" w:tplc="04090019" w:tentative="1">
+      <w:start w:val="1"/>
+      <w:numFmt w:val="lowerLetter"/>
+      <w:lvlText w:val="%5."/>
+      <w:lvlJc w:val="left"/>
+      <w:pPr>
+        <w:ind w:left="3279" w:hanging="360"/>
+      </w:pPr>
+    </w:lvl>
+    <w:lvl w:ilvl="5" w:tplc="0409001B" w:tentative="1">
+      <w:start w:val="1"/>
+      <w:numFmt w:val="lowerRoman"/>
+      <w:lvlText w:val="%6."/>
+      <w:lvlJc w:val="right"/>
+      <w:pPr>
+        <w:ind w:left="3999" w:hanging="180"/>
+      </w:pPr>
+    </w:lvl>
+    <w:lvl w:ilvl="6" w:tplc="0409000F" w:tentative="1">
+      <w:start w:val="1"/>
+      <w:numFmt w:val="decimal"/>
+      <w:lvlText w:val="%7."/>
+      <w:lvlJc w:val="left"/>
+      <w:pPr>
+        <w:ind w:left="4719" w:hanging="360"/>
+      </w:pPr>
+    </w:lvl>
+    <w:lvl w:ilvl="7" w:tplc="04090019" w:tentative="1">
+      <w:start w:val="1"/>
+      <w:numFmt w:val="lowerLetter"/>
+      <w:lvlText w:val="%8."/>
+      <w:lvlJc w:val="left"/>
+      <w:pPr>
+        <w:ind w:left="5439" w:hanging="360"/>
+      </w:pPr>
+    </w:lvl>
+    <w:lvl w:ilvl="8" w:tplc="0409001B" w:tentative="1">
+      <w:start w:val="1"/>
+      <w:numFmt w:val="lowerRoman"/>
+      <w:lvlText w:val="%9."/>
+      <w:lvlJc w:val="right"/>
+      <w:pPr>
+        <w:ind w:left="6159" w:hanging="180"/>
+      </w:pPr>
+    </w:lvl>
+  </w:abstractNum>
+  <w:abstractNum w:abstractNumId="10" w15:restartNumberingAfterBreak="0">
+    <w:nsid w:val="54631BFD"/>
+    <w:multiLevelType w:val="multilevel"/>
+    <w:tmpl w:val="F3523CC2"/>
+    <w:lvl w:ilvl="0">
+      <w:start w:val="3"/>
+      <w:numFmt w:val="decimal"/>
+      <w:lvlText w:val="%1"/>
+      <w:lvlJc w:val="left"/>
+      <w:pPr>
+        <w:ind w:left="360" w:hanging="360"/>
+      </w:pPr>
+      <w:rPr>
+        <w:rFonts w:hint="default"/>
+      </w:rPr>
+    </w:lvl>
+    <w:lvl w:ilvl="1">
+      <w:start w:val="1"/>
+      <w:numFmt w:val="decimal"/>
+      <w:lvlText w:val="%1.%2"/>
+      <w:lvlJc w:val="left"/>
+      <w:pPr>
+        <w:ind w:left="483" w:hanging="360"/>
+      </w:pPr>
+      <w:rPr>
+        <w:rFonts w:hint="default"/>
+      </w:rPr>
+    </w:lvl>
+    <w:lvl w:ilvl="2">
+      <w:start w:val="1"/>
+      <w:numFmt w:val="decimal"/>
+      <w:lvlText w:val="%1.%2.%3"/>
+      <w:lvlJc w:val="left"/>
+      <w:pPr>
+        <w:ind w:left="966" w:hanging="720"/>
+      </w:pPr>
+      <w:rPr>
+        <w:rFonts w:hint="default"/>
+      </w:rPr>
+    </w:lvl>
+    <w:lvl w:ilvl="3">
+      <w:start w:val="1"/>
+      <w:numFmt w:val="decimal"/>
+      <w:lvlText w:val="%1.%2.%3.%4"/>
+      <w:lvlJc w:val="left"/>
+      <w:pPr>
+        <w:ind w:left="1089" w:hanging="720"/>
+      </w:pPr>
+      <w:rPr>
+        <w:rFonts w:hint="default"/>
+      </w:rPr>
+    </w:lvl>
+    <w:lvl w:ilvl="4">
+      <w:start w:val="1"/>
+      <w:numFmt w:val="decimal"/>
+      <w:lvlText w:val="%1.%2.%3.%4.%5"/>
+      <w:lvlJc w:val="left"/>
+      <w:pPr>
+        <w:ind w:left="1572" w:hanging="1080"/>
+      </w:pPr>
+      <w:rPr>
+        <w:rFonts w:hint="default"/>
+      </w:rPr>
+    </w:lvl>
+    <w:lvl w:ilvl="5">
+      <w:start w:val="1"/>
+      <w:numFmt w:val="decimal"/>
+      <w:lvlText w:val="%1.%2.%3.%4.%5.%6"/>
+      <w:lvlJc w:val="left"/>
+      <w:pPr>
+        <w:ind w:left="1695" w:hanging="1080"/>
+      </w:pPr>
+      <w:rPr>
+        <w:rFonts w:hint="default"/>
+      </w:rPr>
+    </w:lvl>
+    <w:lvl w:ilvl="6">
+      <w:start w:val="1"/>
+      <w:numFmt w:val="decimal"/>
+      <w:lvlText w:val="%1.%2.%3.%4.%5.%6.%7"/>
+      <w:lvlJc w:val="left"/>
+      <w:pPr>
+        <w:ind w:left="2178" w:hanging="1440"/>
+      </w:pPr>
+      <w:rPr>
+        <w:rFonts w:hint="default"/>
+      </w:rPr>
+    </w:lvl>
+    <w:lvl w:ilvl="7">
+      <w:start w:val="1"/>
+      <w:numFmt w:val="decimal"/>
+      <w:lvlText w:val="%1.%2.%3.%4.%5.%6.%7.%8"/>
+      <w:lvlJc w:val="left"/>
+      <w:pPr>
+        <w:ind w:left="2301" w:hanging="1440"/>
+      </w:pPr>
+      <w:rPr>
+        <w:rFonts w:hint="default"/>
+      </w:rPr>
+    </w:lvl>
+    <w:lvl w:ilvl="8">
+      <w:start w:val="1"/>
+      <w:numFmt w:val="decimal"/>
+      <w:lvlText w:val="%1.%2.%3.%4.%5.%6.%7.%8.%9"/>
+      <w:lvlJc w:val="left"/>
+      <w:pPr>
+        <w:ind w:left="2784" w:hanging="1800"/>
+      </w:pPr>
+      <w:rPr>
+        <w:rFonts w:hint="default"/>
+      </w:rPr>
+    </w:lvl>
+  </w:abstractNum>
+  <w:abstractNum w:abstractNumId="11" w15:restartNumberingAfterBreak="0">
+    <w:nsid w:val="549937EB"/>
+    <w:multiLevelType w:val="multilevel"/>
+    <w:tmpl w:val="0416001F"/>
+    <w:lvl w:ilvl="0">
+      <w:start w:val="1"/>
+      <w:numFmt w:val="decimal"/>
+      <w:lvlText w:val="%1."/>
+      <w:lvlJc w:val="left"/>
+      <w:pPr>
+        <w:ind w:left="360" w:hanging="360"/>
+      </w:pPr>
+    </w:lvl>
+    <w:lvl w:ilvl="1">
+      <w:start w:val="1"/>
+      <w:numFmt w:val="decimal"/>
+      <w:lvlText w:val="%1.%2."/>
+      <w:lvlJc w:val="left"/>
+      <w:pPr>
+        <w:ind w:left="792" w:hanging="432"/>
+      </w:pPr>
+    </w:lvl>
+    <w:lvl w:ilvl="2">
+      <w:start w:val="1"/>
+      <w:numFmt w:val="decimal"/>
+      <w:lvlText w:val="%1.%2.%3."/>
+      <w:lvlJc w:val="left"/>
+      <w:pPr>
+        <w:ind w:left="1224" w:hanging="504"/>
+      </w:pPr>
+    </w:lvl>
+    <w:lvl w:ilvl="3">
+      <w:start w:val="1"/>
+      <w:numFmt w:val="decimal"/>
+      <w:lvlText w:val="%1.%2.%3.%4."/>
+      <w:lvlJc w:val="left"/>
+      <w:pPr>
+        <w:ind w:left="1728" w:hanging="648"/>
+      </w:pPr>
+    </w:lvl>
+    <w:lvl w:ilvl="4">
+      <w:start w:val="1"/>
+      <w:numFmt w:val="decimal"/>
+      <w:lvlText w:val="%1.%2.%3.%4.%5."/>
+      <w:lvlJc w:val="left"/>
+      <w:pPr>
+        <w:ind w:left="2232" w:hanging="792"/>
+      </w:pPr>
+    </w:lvl>
+    <w:lvl w:ilvl="5">
+      <w:start w:val="1"/>
+      <w:numFmt w:val="decimal"/>
+      <w:lvlText w:val="%1.%2.%3.%4.%5.%6."/>
+      <w:lvlJc w:val="left"/>
+      <w:pPr>
+        <w:ind w:left="2736" w:hanging="936"/>
+      </w:pPr>
+    </w:lvl>
+    <w:lvl w:ilvl="6">
+      <w:start w:val="1"/>
+      <w:numFmt w:val="decimal"/>
+      <w:lvlText w:val="%1.%2.%3.%4.%5.%6.%7."/>
+      <w:lvlJc w:val="left"/>
+      <w:pPr>
+        <w:ind w:left="3240" w:hanging="1080"/>
+      </w:pPr>
+    </w:lvl>
+    <w:lvl w:ilvl="7">
+      <w:start w:val="1"/>
+      <w:numFmt w:val="decimal"/>
+      <w:lvlText w:val="%1.%2.%3.%4.%5.%6.%7.%8."/>
+      <w:lvlJc w:val="left"/>
+      <w:pPr>
+        <w:ind w:left="3744" w:hanging="1224"/>
+      </w:pPr>
+    </w:lvl>
+    <w:lvl w:ilvl="8">
+      <w:start w:val="1"/>
+      <w:numFmt w:val="decimal"/>
+      <w:lvlText w:val="%1.%2.%3.%4.%5.%6.%7.%8.%9."/>
+      <w:lvlJc w:val="left"/>
+      <w:pPr>
+        <w:ind w:left="4320" w:hanging="1440"/>
+      </w:pPr>
+    </w:lvl>
+  </w:abstractNum>
+  <w:abstractNum w:abstractNumId="12" w15:restartNumberingAfterBreak="0">
+    <w:nsid w:val="5CB66B6A"/>
+    <w:multiLevelType w:val="multilevel"/>
+    <w:tmpl w:val="0416001F"/>
+    <w:lvl w:ilvl="0">
+      <w:start w:val="1"/>
+      <w:numFmt w:val="decimal"/>
+      <w:lvlText w:val="%1."/>
+      <w:lvlJc w:val="left"/>
+      <w:pPr>
+        <w:ind w:left="360" w:hanging="360"/>
+      </w:pPr>
+    </w:lvl>
+    <w:lvl w:ilvl="1">
+      <w:start w:val="1"/>
+      <w:numFmt w:val="decimal"/>
+      <w:lvlText w:val="%1.%2."/>
+      <w:lvlJc w:val="left"/>
+      <w:pPr>
+        <w:ind w:left="792" w:hanging="432"/>
+      </w:pPr>
+    </w:lvl>
+    <w:lvl w:ilvl="2">
+      <w:start w:val="1"/>
+      <w:numFmt w:val="decimal"/>
+      <w:lvlText w:val="%1.%2.%3."/>
+      <w:lvlJc w:val="left"/>
+      <w:pPr>
+        <w:ind w:left="1224" w:hanging="504"/>
+      </w:pPr>
+    </w:lvl>
+    <w:lvl w:ilvl="3">
+      <w:start w:val="1"/>
+      <w:numFmt w:val="decimal"/>
+      <w:lvlText w:val="%1.%2.%3.%4."/>
+      <w:lvlJc w:val="left"/>
+      <w:pPr>
+        <w:ind w:left="1728" w:hanging="648"/>
+      </w:pPr>
+    </w:lvl>
+    <w:lvl w:ilvl="4">
+      <w:start w:val="1"/>
+      <w:numFmt w:val="decimal"/>
+      <w:lvlText w:val="%1.%2.%3.%4.%5."/>
+      <w:lvlJc w:val="left"/>
+      <w:pPr>
+        <w:ind w:left="2232" w:hanging="792"/>
+      </w:pPr>
+    </w:lvl>
+    <w:lvl w:ilvl="5">
+      <w:start w:val="1"/>
+      <w:numFmt w:val="decimal"/>
+      <w:lvlText w:val="%1.%2.%3.%4.%5.%6."/>
+      <w:lvlJc w:val="left"/>
+      <w:pPr>
+        <w:ind w:left="2736" w:hanging="936"/>
+      </w:pPr>
+    </w:lvl>
+    <w:lvl w:ilvl="6">
+      <w:start w:val="1"/>
+      <w:numFmt w:val="decimal"/>
+      <w:lvlText w:val="%1.%2.%3.%4.%5.%6.%7."/>
+      <w:lvlJc w:val="left"/>
+      <w:pPr>
+        <w:ind w:left="3240" w:hanging="1080"/>
+      </w:pPr>
+    </w:lvl>
+    <w:lvl w:ilvl="7">
+      <w:start w:val="1"/>
+      <w:numFmt w:val="decimal"/>
+      <w:lvlText w:val="%1.%2.%3.%4.%5.%6.%7.%8."/>
+      <w:lvlJc w:val="left"/>
+      <w:pPr>
+        <w:ind w:left="3744" w:hanging="1224"/>
+      </w:pPr>
+    </w:lvl>
+    <w:lvl w:ilvl="8">
+      <w:start w:val="1"/>
+      <w:numFmt w:val="decimal"/>
+      <w:lvlText w:val="%1.%2.%3.%4.%5.%6.%7.%8.%9."/>
+      <w:lvlJc w:val="left"/>
+      <w:pPr>
+        <w:ind w:left="4320" w:hanging="1440"/>
+      </w:pPr>
+    </w:lvl>
+  </w:abstractNum>
+  <w:abstractNum w:abstractNumId="13" w15:restartNumberingAfterBreak="0">
+    <w:nsid w:val="5FA22363"/>
+    <w:multiLevelType w:val="multilevel"/>
+    <w:tmpl w:val="8D709E6C"/>
+    <w:lvl w:ilvl="0">
+      <w:start w:val="1"/>
+      <w:numFmt w:val="decimal"/>
+      <w:lvlText w:val="%1."/>
+      <w:lvlJc w:val="left"/>
+      <w:pPr>
+        <w:tabs>
+          <w:tab w:val="num" w:pos="720"/>
+        </w:tabs>
+        <w:ind w:left="720" w:hanging="360"/>
+      </w:pPr>
+      <w:rPr>
+        <w:rFonts w:ascii="Times New Roman" w:eastAsia="Times New Roman" w:hAnsi="Times New Roman" w:cs="Times New Roman"/>
+      </w:rPr>
+    </w:lvl>
+    <w:lvl w:ilvl="1" w:tentative="1">
+      <w:start w:val="1"/>
+      <w:numFmt w:val="decimal"/>
+      <w:lvlText w:val="%2."/>
+      <w:lvlJc w:val="left"/>
+      <w:pPr>
+        <w:tabs>
+          <w:tab w:val="num" w:pos="1440"/>
+        </w:tabs>
+        <w:ind w:left="1440" w:hanging="360"/>
+      </w:pPr>
+    </w:lvl>
+    <w:lvl w:ilvl="2" w:tentative="1">
+      <w:start w:val="1"/>
+      <w:numFmt w:val="decimal"/>
+      <w:lvlText w:val="%3."/>
+      <w:lvlJc w:val="left"/>
+      <w:pPr>
+        <w:tabs>
+          <w:tab w:val="num" w:pos="2160"/>
+        </w:tabs>
+        <w:ind w:left="2160" w:hanging="360"/>
+      </w:pPr>
+    </w:lvl>
+    <w:lvl w:ilvl="3" w:tentative="1">
+      <w:start w:val="1"/>
+      <w:numFmt w:val="decimal"/>
+      <w:lvlText w:val="%4."/>
+      <w:lvlJc w:val="left"/>
+      <w:pPr>
+        <w:tabs>
+          <w:tab w:val="num" w:pos="2880"/>
+        </w:tabs>
+        <w:ind w:left="2880" w:hanging="360"/>
+      </w:pPr>
+    </w:lvl>
+    <w:lvl w:ilvl="4" w:tentative="1">
+      <w:start w:val="1"/>
+      <w:numFmt w:val="decimal"/>
+      <w:lvlText w:val="%5."/>
+      <w:lvlJc w:val="left"/>
+      <w:pPr>
+        <w:tabs>
+          <w:tab w:val="num" w:pos="3600"/>
+        </w:tabs>
+        <w:ind w:left="3600" w:hanging="360"/>
+      </w:pPr>
+    </w:lvl>
+    <w:lvl w:ilvl="5" w:tentative="1">
+      <w:start w:val="1"/>
+      <w:numFmt w:val="decimal"/>
+      <w:lvlText w:val="%6."/>
+      <w:lvlJc w:val="left"/>
+      <w:pPr>
+        <w:tabs>
+          <w:tab w:val="num" w:pos="4320"/>
+        </w:tabs>
+        <w:ind w:left="4320" w:hanging="360"/>
+      </w:pPr>
+    </w:lvl>
+    <w:lvl w:ilvl="6" w:tentative="1">
+      <w:start w:val="1"/>
+      <w:numFmt w:val="decimal"/>
+      <w:lvlText w:val="%7."/>
+      <w:lvlJc w:val="left"/>
+      <w:pPr>
+        <w:tabs>
+          <w:tab w:val="num" w:pos="5040"/>
+        </w:tabs>
+        <w:ind w:left="5040" w:hanging="360"/>
+      </w:pPr>
+    </w:lvl>
+    <w:lvl w:ilvl="7" w:tentative="1">
+      <w:start w:val="1"/>
+      <w:numFmt w:val="decimal"/>
+      <w:lvlText w:val="%8."/>
+      <w:lvlJc w:val="left"/>
+      <w:pPr>
+        <w:tabs>
+          <w:tab w:val="num" w:pos="5760"/>
+        </w:tabs>
+        <w:ind w:left="5760" w:hanging="360"/>
+      </w:pPr>
+    </w:lvl>
+    <w:lvl w:ilvl="8" w:tentative="1">
+      <w:start w:val="1"/>
+      <w:numFmt w:val="decimal"/>
+      <w:lvlText w:val="%9."/>
+      <w:lvlJc w:val="left"/>
+      <w:pPr>
+        <w:tabs>
+          <w:tab w:val="num" w:pos="6480"/>
+        </w:tabs>
+        <w:ind w:left="6480" w:hanging="360"/>
+      </w:pPr>
+    </w:lvl>
+  </w:abstractNum>
+  <w:abstractNum w:abstractNumId="14" w15:restartNumberingAfterBreak="0">
+    <w:nsid w:val="61901F43"/>
+    <w:multiLevelType w:val="multilevel"/>
+    <w:tmpl w:val="8D709E6C"/>
+    <w:lvl w:ilvl="0">
+      <w:start w:val="1"/>
+      <w:numFmt w:val="decimal"/>
+      <w:lvlText w:val="%1."/>
+      <w:lvlJc w:val="left"/>
+      <w:pPr>
+        <w:tabs>
+          <w:tab w:val="num" w:pos="720"/>
+        </w:tabs>
+        <w:ind w:left="720" w:hanging="360"/>
+      </w:pPr>
+      <w:rPr>
+        <w:rFonts w:ascii="Times New Roman" w:eastAsia="Times New Roman" w:hAnsi="Times New Roman" w:cs="Times New Roman"/>
+      </w:rPr>
+    </w:lvl>
+    <w:lvl w:ilvl="1" w:tentative="1">
+      <w:start w:val="1"/>
+      <w:numFmt w:val="decimal"/>
+      <w:lvlText w:val="%2."/>
+      <w:lvlJc w:val="left"/>
+      <w:pPr>
+        <w:tabs>
+          <w:tab w:val="num" w:pos="1440"/>
+        </w:tabs>
+        <w:ind w:left="1440" w:hanging="360"/>
+      </w:pPr>
+    </w:lvl>
+    <w:lvl w:ilvl="2" w:tentative="1">
+      <w:start w:val="1"/>
+      <w:numFmt w:val="decimal"/>
+      <w:lvlText w:val="%3."/>
+      <w:lvlJc w:val="left"/>
+      <w:pPr>
+        <w:tabs>
+          <w:tab w:val="num" w:pos="2160"/>
+        </w:tabs>
+        <w:ind w:left="2160" w:hanging="360"/>
+      </w:pPr>
+    </w:lvl>
+    <w:lvl w:ilvl="3" w:tentative="1">
+      <w:start w:val="1"/>
+      <w:numFmt w:val="decimal"/>
+      <w:lvlText w:val="%4."/>
+      <w:lvlJc w:val="left"/>
+      <w:pPr>
+        <w:tabs>
+          <w:tab w:val="num" w:pos="2880"/>
+        </w:tabs>
+        <w:ind w:left="2880" w:hanging="360"/>
+      </w:pPr>
+    </w:lvl>
+    <w:lvl w:ilvl="4" w:tentative="1">
+      <w:start w:val="1"/>
+      <w:numFmt w:val="decimal"/>
+      <w:lvlText w:val="%5."/>
+      <w:lvlJc w:val="left"/>
+      <w:pPr>
+        <w:tabs>
+          <w:tab w:val="num" w:pos="3600"/>
+        </w:tabs>
+        <w:ind w:left="3600" w:hanging="360"/>
+      </w:pPr>
+    </w:lvl>
+    <w:lvl w:ilvl="5" w:tentative="1">
+      <w:start w:val="1"/>
+      <w:numFmt w:val="decimal"/>
+      <w:lvlText w:val="%6."/>
+      <w:lvlJc w:val="left"/>
+      <w:pPr>
+        <w:tabs>
+          <w:tab w:val="num" w:pos="4320"/>
+        </w:tabs>
+        <w:ind w:left="4320" w:hanging="360"/>
+      </w:pPr>
+    </w:lvl>
+    <w:lvl w:ilvl="6" w:tentative="1">
+      <w:start w:val="1"/>
+      <w:numFmt w:val="decimal"/>
+      <w:lvlText w:val="%7."/>
+      <w:lvlJc w:val="left"/>
+      <w:pPr>
+        <w:tabs>
+          <w:tab w:val="num" w:pos="5040"/>
+        </w:tabs>
+        <w:ind w:left="5040" w:hanging="360"/>
+      </w:pPr>
+    </w:lvl>
+    <w:lvl w:ilvl="7" w:tentative="1">
+      <w:start w:val="1"/>
+      <w:numFmt w:val="decimal"/>
+      <w:lvlText w:val="%8."/>
+      <w:lvlJc w:val="left"/>
+      <w:pPr>
+        <w:tabs>
+          <w:tab w:val="num" w:pos="5760"/>
+        </w:tabs>
+        <w:ind w:left="5760" w:hanging="360"/>
+      </w:pPr>
+    </w:lvl>
+    <w:lvl w:ilvl="8" w:tentative="1">
+      <w:start w:val="1"/>
+      <w:numFmt w:val="decimal"/>
+      <w:lvlText w:val="%9."/>
+      <w:lvlJc w:val="left"/>
+      <w:pPr>
+        <w:tabs>
+          <w:tab w:val="num" w:pos="6480"/>
+        </w:tabs>
+        <w:ind w:left="6480" w:hanging="360"/>
+      </w:pPr>
+    </w:lvl>
+  </w:abstractNum>
+  <w:abstractNum w:abstractNumId="15" w15:restartNumberingAfterBreak="0">
+    <w:nsid w:val="6DD378FB"/>
+    <w:multiLevelType w:val="hybridMultilevel"/>
+    <w:tmpl w:val="F87E864C"/>
+    <w:lvl w:ilvl="0" w:tplc="86224B2A">
+      <w:start w:val="4"/>
+      <w:numFmt w:val="decimal"/>
+      <w:lvlText w:val="%1."/>
+      <w:lvlJc w:val="left"/>
+      <w:pPr>
+        <w:ind w:left="483" w:hanging="360"/>
+      </w:pPr>
+      <w:rPr>
+        <w:rFonts w:hint="default"/>
+      </w:rPr>
+    </w:lvl>
+    <w:lvl w:ilvl="1" w:tplc="04160019" w:tentative="1">
+      <w:start w:val="1"/>
+      <w:numFmt w:val="lowerLetter"/>
+      <w:lvlText w:val="%2."/>
+      <w:lvlJc w:val="left"/>
+      <w:pPr>
+        <w:ind w:left="1203" w:hanging="360"/>
+      </w:pPr>
+    </w:lvl>
+    <w:lvl w:ilvl="2" w:tplc="0416001B" w:tentative="1">
+      <w:start w:val="1"/>
+      <w:numFmt w:val="lowerRoman"/>
+      <w:lvlText w:val="%3."/>
+      <w:lvlJc w:val="right"/>
+      <w:pPr>
+        <w:ind w:left="1923" w:hanging="180"/>
+      </w:pPr>
+    </w:lvl>
+    <w:lvl w:ilvl="3" w:tplc="0416000F" w:tentative="1">
+      <w:start w:val="1"/>
+      <w:numFmt w:val="decimal"/>
+      <w:lvlText w:val="%4."/>
+      <w:lvlJc w:val="left"/>
+      <w:pPr>
+        <w:ind w:left="2643" w:hanging="360"/>
+      </w:pPr>
+    </w:lvl>
+    <w:lvl w:ilvl="4" w:tplc="04160019" w:tentative="1">
+      <w:start w:val="1"/>
+      <w:numFmt w:val="lowerLetter"/>
+      <w:lvlText w:val="%5."/>
+      <w:lvlJc w:val="left"/>
+      <w:pPr>
+        <w:ind w:left="3363" w:hanging="360"/>
+      </w:pPr>
+    </w:lvl>
+    <w:lvl w:ilvl="5" w:tplc="0416001B" w:tentative="1">
+      <w:start w:val="1"/>
+      <w:numFmt w:val="lowerRoman"/>
+      <w:lvlText w:val="%6."/>
+      <w:lvlJc w:val="right"/>
+      <w:pPr>
+        <w:ind w:left="4083" w:hanging="180"/>
+      </w:pPr>
+    </w:lvl>
+    <w:lvl w:ilvl="6" w:tplc="0416000F" w:tentative="1">
+      <w:start w:val="1"/>
+      <w:numFmt w:val="decimal"/>
+      <w:lvlText w:val="%7."/>
+      <w:lvlJc w:val="left"/>
+      <w:pPr>
+        <w:ind w:left="4803" w:hanging="360"/>
+      </w:pPr>
+    </w:lvl>
+    <w:lvl w:ilvl="7" w:tplc="04160019" w:tentative="1">
+      <w:start w:val="1"/>
+      <w:numFmt w:val="lowerLetter"/>
+      <w:lvlText w:val="%8."/>
+      <w:lvlJc w:val="left"/>
+      <w:pPr>
+        <w:ind w:left="5523" w:hanging="360"/>
+      </w:pPr>
+    </w:lvl>
+    <w:lvl w:ilvl="8" w:tplc="0416001B" w:tentative="1">
+      <w:start w:val="1"/>
+      <w:numFmt w:val="lowerRoman"/>
+      <w:lvlText w:val="%9."/>
+      <w:lvlJc w:val="right"/>
+      <w:pPr>
+        <w:ind w:left="6243" w:hanging="180"/>
+      </w:pPr>
+    </w:lvl>
+  </w:abstractNum>
+  <w:abstractNum w:abstractNumId="16" w15:restartNumberingAfterBreak="0">
+    <w:nsid w:val="73374D86"/>
+    <w:multiLevelType w:val="multilevel"/>
+    <w:tmpl w:val="30A0E4A6"/>
+    <w:lvl w:ilvl="0">
+      <w:start w:val="4"/>
+      <w:numFmt w:val="decimal"/>
+      <w:lvlText w:val="%1"/>
+      <w:lvlJc w:val="left"/>
+      <w:pPr>
+        <w:ind w:left="745" w:hanging="708"/>
+      </w:pPr>
+      <w:rPr>
+        <w:rFonts w:hint="default"/>
+        <w:lang w:val="en-US" w:eastAsia="en-US" w:bidi="ar-SA"/>
+      </w:rPr>
+    </w:lvl>
+    <w:lvl w:ilvl="1">
+      <w:start w:val="1"/>
+      <w:numFmt w:val="decimal"/>
+      <w:lvlText w:val="%1.%2."/>
+      <w:lvlJc w:val="left"/>
+      <w:pPr>
+        <w:ind w:left="745" w:hanging="708"/>
+      </w:pPr>
+      <w:rPr>
+        <w:rFonts w:ascii="Calibri" w:eastAsia="Calibri" w:hAnsi="Calibri" w:cs="Calibri" w:hint="default"/>
+        <w:b w:val="0"/>
+        <w:bCs w:val="0"/>
+        <w:i/>
+        <w:iCs/>
+        <w:spacing w:val="0"/>
+        <w:w w:val="100"/>
+        <w:sz w:val="24"/>
+        <w:szCs w:val="24"/>
+        <w:lang w:val="en-US" w:eastAsia="en-US" w:bidi="ar-SA"/>
+      </w:rPr>
+    </w:lvl>
+    <w:lvl w:ilvl="2">
+      <w:numFmt w:val="bullet"/>
+      <w:lvlText w:val="•"/>
+      <w:lvlJc w:val="left"/>
+      <w:pPr>
+        <w:ind w:left="2349" w:hanging="708"/>
+      </w:pPr>
+      <w:rPr>
+        <w:rFonts w:hint="default"/>
+        <w:lang w:val="en-US" w:eastAsia="en-US" w:bidi="ar-SA"/>
+      </w:rPr>
+    </w:lvl>
+    <w:lvl w:ilvl="3">
+      <w:numFmt w:val="bullet"/>
+      <w:lvlText w:val="•"/>
+      <w:lvlJc w:val="left"/>
+      <w:pPr>
+        <w:ind w:left="3153" w:hanging="708"/>
+      </w:pPr>
+      <w:rPr>
+        <w:rFonts w:hint="default"/>
+        <w:lang w:val="en-US" w:eastAsia="en-US" w:bidi="ar-SA"/>
+      </w:rPr>
+    </w:lvl>
+    <w:lvl w:ilvl="4">
+      <w:numFmt w:val="bullet"/>
+      <w:lvlText w:val="•"/>
+      <w:lvlJc w:val="left"/>
+      <w:pPr>
+        <w:ind w:left="3958" w:hanging="708"/>
+      </w:pPr>
+      <w:rPr>
+        <w:rFonts w:hint="default"/>
+        <w:lang w:val="en-US" w:eastAsia="en-US" w:bidi="ar-SA"/>
+      </w:rPr>
+    </w:lvl>
+    <w:lvl w:ilvl="5">
+      <w:numFmt w:val="bullet"/>
+      <w:lvlText w:val="•"/>
+      <w:lvlJc w:val="left"/>
+      <w:pPr>
+        <w:ind w:left="4763" w:hanging="708"/>
+      </w:pPr>
+      <w:rPr>
+        <w:rFonts w:hint="default"/>
+        <w:lang w:val="en-US" w:eastAsia="en-US" w:bidi="ar-SA"/>
+      </w:rPr>
+    </w:lvl>
+    <w:lvl w:ilvl="6">
+      <w:numFmt w:val="bullet"/>
+      <w:lvlText w:val="•"/>
+      <w:lvlJc w:val="left"/>
+      <w:pPr>
+        <w:ind w:left="5567" w:hanging="708"/>
+      </w:pPr>
+      <w:rPr>
+        <w:rFonts w:hint="default"/>
+        <w:lang w:val="en-US" w:eastAsia="en-US" w:bidi="ar-SA"/>
+      </w:rPr>
+    </w:lvl>
+    <w:lvl w:ilvl="7">
+      <w:numFmt w:val="bullet"/>
+      <w:lvlText w:val="•"/>
+      <w:lvlJc w:val="left"/>
+      <w:pPr>
+        <w:ind w:left="6372" w:hanging="708"/>
+      </w:pPr>
+      <w:rPr>
+        <w:rFonts w:hint="default"/>
+        <w:lang w:val="en-US" w:eastAsia="en-US" w:bidi="ar-SA"/>
+      </w:rPr>
+    </w:lvl>
+    <w:lvl w:ilvl="8">
+      <w:numFmt w:val="bullet"/>
+      <w:lvlText w:val="•"/>
+      <w:lvlJc w:val="left"/>
+      <w:pPr>
+        <w:ind w:left="7176" w:hanging="708"/>
+      </w:pPr>
+      <w:rPr>
+        <w:rFonts w:hint="default"/>
+        <w:lang w:val="en-US" w:eastAsia="en-US" w:bidi="ar-SA"/>
+      </w:rPr>
+    </w:lvl>
+  </w:abstractNum>
+  <w:abstractNum w:abstractNumId="17" w15:restartNumberingAfterBreak="0">
+    <w:nsid w:val="77926874"/>
+    <w:multiLevelType w:val="multilevel"/>
+    <w:tmpl w:val="04988184"/>
+    <w:lvl w:ilvl="0">
+      <w:start w:val="3"/>
+      <w:numFmt w:val="decimal"/>
+      <w:lvlText w:val="%1"/>
+      <w:lvlJc w:val="left"/>
+      <w:pPr>
+        <w:ind w:left="360" w:hanging="360"/>
+      </w:pPr>
+      <w:rPr>
+        <w:rFonts w:hint="default"/>
+      </w:rPr>
+    </w:lvl>
+    <w:lvl w:ilvl="1">
+      <w:start w:val="4"/>
+      <w:numFmt w:val="decimal"/>
+      <w:lvlText w:val="%1.%2"/>
+      <w:lvlJc w:val="left"/>
+      <w:pPr>
+        <w:ind w:left="360" w:hanging="360"/>
+      </w:pPr>
+      <w:rPr>
+        <w:rFonts w:hint="default"/>
+      </w:rPr>
+    </w:lvl>
+    <w:lvl w:ilvl="2">
+      <w:start w:val="1"/>
+      <w:numFmt w:val="decimal"/>
+      <w:lvlText w:val="%1.%2.%3"/>
+      <w:lvlJc w:val="left"/>
+      <w:pPr>
+        <w:ind w:left="720" w:hanging="720"/>
+      </w:pPr>
+      <w:rPr>
+        <w:rFonts w:hint="default"/>
+      </w:rPr>
+    </w:lvl>
+    <w:lvl w:ilvl="3">
+      <w:start w:val="1"/>
+      <w:numFmt w:val="decimal"/>
+      <w:lvlText w:val="%1.%2.%3.%4"/>
+      <w:lvlJc w:val="left"/>
+      <w:pPr>
+        <w:ind w:left="720" w:hanging="720"/>
+      </w:pPr>
+      <w:rPr>
+        <w:rFonts w:hint="default"/>
+      </w:rPr>
+    </w:lvl>
+    <w:lvl w:ilvl="4">
+      <w:start w:val="1"/>
+      <w:numFmt w:val="decimal"/>
+      <w:lvlText w:val="%1.%2.%3.%4.%5"/>
+      <w:lvlJc w:val="left"/>
+      <w:pPr>
+        <w:ind w:left="1080" w:hanging="1080"/>
+      </w:pPr>
+      <w:rPr>
+        <w:rFonts w:hint="default"/>
+      </w:rPr>
+    </w:lvl>
+    <w:lvl w:ilvl="5">
+      <w:start w:val="1"/>
+      <w:numFmt w:val="decimal"/>
+      <w:lvlText w:val="%1.%2.%3.%4.%5.%6"/>
+      <w:lvlJc w:val="left"/>
+      <w:pPr>
+        <w:ind w:left="1080" w:hanging="1080"/>
+      </w:pPr>
+      <w:rPr>
+        <w:rFonts w:hint="default"/>
+      </w:rPr>
+    </w:lvl>
+    <w:lvl w:ilvl="6">
+      <w:start w:val="1"/>
+      <w:numFmt w:val="decimal"/>
+      <w:lvlText w:val="%1.%2.%3.%4.%5.%6.%7"/>
+      <w:lvlJc w:val="left"/>
+      <w:pPr>
+        <w:ind w:left="1440" w:hanging="1440"/>
+      </w:pPr>
+      <w:rPr>
+        <w:rFonts w:hint="default"/>
+      </w:rPr>
+    </w:lvl>
+    <w:lvl w:ilvl="7">
+      <w:start w:val="1"/>
+      <w:numFmt w:val="decimal"/>
+      <w:lvlText w:val="%1.%2.%3.%4.%5.%6.%7.%8"/>
+      <w:lvlJc w:val="left"/>
+      <w:pPr>
+        <w:ind w:left="1440" w:hanging="1440"/>
+      </w:pPr>
+      <w:rPr>
+        <w:rFonts w:hint="default"/>
+      </w:rPr>
+    </w:lvl>
+    <w:lvl w:ilvl="8">
+      <w:start w:val="1"/>
+      <w:numFmt w:val="decimal"/>
+      <w:lvlText w:val="%1.%2.%3.%4.%5.%6.%7.%8.%9"/>
+      <w:lvlJc w:val="left"/>
+      <w:pPr>
+        <w:ind w:left="1800" w:hanging="1800"/>
+      </w:pPr>
+      <w:rPr>
+        <w:rFonts w:hint="default"/>
+      </w:rPr>
+    </w:lvl>
+  </w:abstractNum>
   <w:num w:numId="1" w16cid:durableId="1139882341">
-    <w:abstractNumId w:val="8"/>
+    <w:abstractNumId w:val="16"/>
   </w:num>
   <w:num w:numId="2" w16cid:durableId="1671984375">
-    <w:abstractNumId w:val="2"/>
+    <w:abstractNumId w:val="5"/>
   </w:num>
   <w:num w:numId="3" w16cid:durableId="1442146304">
-    <w:abstractNumId w:val="1"/>
+    <w:abstractNumId w:val="4"/>
   </w:num>
   <w:num w:numId="4" w16cid:durableId="1416703240">
-    <w:abstractNumId w:val="4"/>
+    <w:abstractNumId w:val="11"/>
   </w:num>
   <w:num w:numId="5" w16cid:durableId="2072145142">
-    <w:abstractNumId w:val="5"/>
+    <w:abstractNumId w:val="12"/>
   </w:num>
   <w:num w:numId="6" w16cid:durableId="1254433731">
     <w:abstractNumId w:val="0"/>
   </w:num>
   <w:num w:numId="7" w16cid:durableId="417557074">
+    <w:abstractNumId w:val="10"/>
+  </w:num>
+  <w:num w:numId="8" w16cid:durableId="524638695">
+    <w:abstractNumId w:val="15"/>
+  </w:num>
+  <w:num w:numId="9" w16cid:durableId="1898469407">
+    <w:abstractNumId w:val="14"/>
+  </w:num>
+  <w:num w:numId="10" w16cid:durableId="2046904719">
     <w:abstractNumId w:val="3"/>
   </w:num>
-  <w:num w:numId="8" w16cid:durableId="524638695">
+  <w:num w:numId="11" w16cid:durableId="501556263">
+    <w:abstractNumId w:val="2"/>
+  </w:num>
+  <w:num w:numId="12" w16cid:durableId="175190969">
+    <w:abstractNumId w:val="17"/>
+  </w:num>
+  <w:num w:numId="13" w16cid:durableId="720330323">
+    <w:abstractNumId w:val="13"/>
+  </w:num>
+  <w:num w:numId="14" w16cid:durableId="1769229294">
+    <w:abstractNumId w:val="9"/>
+  </w:num>
+  <w:num w:numId="15" w16cid:durableId="1562054397">
+    <w:abstractNumId w:val="6"/>
+  </w:num>
+  <w:num w:numId="16" w16cid:durableId="1228028435">
     <w:abstractNumId w:val="7"/>
   </w:num>
-  <w:num w:numId="9" w16cid:durableId="1898469407">
-    <w:abstractNumId w:val="6"/>
+  <w:num w:numId="17" w16cid:durableId="1565137182">
+    <w:abstractNumId w:val="8"/>
+  </w:num>
+  <w:num w:numId="18" w16cid:durableId="943613796">
+    <w:abstractNumId w:val="1"/>
   </w:num>
 </w:numbering>
 </file>
@@ -8762,6 +15088,7 @@
   <w:style w:type="paragraph" w:styleId="Heading1">
     <w:name w:val="heading 1"/>
     <w:basedOn w:val="Normal"/>
+    <w:link w:val="Heading1Char"/>
     <w:uiPriority w:val="9"/>
     <w:qFormat/>
     <w:pPr>
@@ -8818,7 +15145,6 @@
   <w:style w:type="character" w:default="1" w:styleId="DefaultParagraphFont">
     <w:name w:val="Default Paragraph Font"/>
     <w:uiPriority w:val="1"/>
-    <w:semiHidden/>
     <w:unhideWhenUsed/>
   </w:style>
   <w:style w:type="table" w:default="1" w:styleId="TableNormal">
@@ -9035,6 +15361,77 @@
       <w:sz w:val="24"/>
       <w:szCs w:val="24"/>
     </w:rPr>
+  </w:style>
+  <w:style w:type="paragraph" w:customStyle="1" w:styleId="pf0">
+    <w:name w:val="pf0"/>
+    <w:basedOn w:val="Normal"/>
+    <w:rsid w:val="002F0A21"/>
+    <w:pPr>
+      <w:widowControl/>
+      <w:autoSpaceDE/>
+      <w:autoSpaceDN/>
+      <w:spacing w:before="100" w:beforeAutospacing="1" w:after="100" w:afterAutospacing="1"/>
+    </w:pPr>
+    <w:rPr>
+      <w:sz w:val="24"/>
+      <w:szCs w:val="24"/>
+    </w:rPr>
+  </w:style>
+  <w:style w:type="character" w:customStyle="1" w:styleId="cf01">
+    <w:name w:val="cf01"/>
+    <w:basedOn w:val="DefaultParagraphFont"/>
+    <w:rsid w:val="002F0A21"/>
+    <w:rPr>
+      <w:rFonts w:ascii="Segoe UI" w:hAnsi="Segoe UI" w:cs="Segoe UI" w:hint="default"/>
+      <w:sz w:val="21"/>
+      <w:szCs w:val="21"/>
+    </w:rPr>
+  </w:style>
+  <w:style w:type="paragraph" w:styleId="HTMLPreformatted">
+    <w:name w:val="HTML Preformatted"/>
+    <w:basedOn w:val="Normal"/>
+    <w:link w:val="HTMLPreformattedChar"/>
+    <w:uiPriority w:val="99"/>
+    <w:semiHidden/>
+    <w:unhideWhenUsed/>
+    <w:rsid w:val="005F30FD"/>
+    <w:rPr>
+      <w:rFonts w:ascii="Consolas" w:hAnsi="Consolas"/>
+      <w:sz w:val="20"/>
+      <w:szCs w:val="20"/>
+    </w:rPr>
+  </w:style>
+  <w:style w:type="character" w:customStyle="1" w:styleId="HTMLPreformattedChar">
+    <w:name w:val="HTML Preformatted Char"/>
+    <w:basedOn w:val="DefaultParagraphFont"/>
+    <w:link w:val="HTMLPreformatted"/>
+    <w:uiPriority w:val="99"/>
+    <w:semiHidden/>
+    <w:rsid w:val="005F30FD"/>
+    <w:rPr>
+      <w:rFonts w:ascii="Consolas" w:eastAsia="Times New Roman" w:hAnsi="Consolas" w:cs="Times New Roman"/>
+      <w:sz w:val="20"/>
+      <w:szCs w:val="20"/>
+    </w:rPr>
+  </w:style>
+  <w:style w:type="character" w:customStyle="1" w:styleId="Heading1Char">
+    <w:name w:val="Heading 1 Char"/>
+    <w:basedOn w:val="DefaultParagraphFont"/>
+    <w:link w:val="Heading1"/>
+    <w:uiPriority w:val="9"/>
+    <w:rsid w:val="00B15220"/>
+    <w:rPr>
+      <w:rFonts w:ascii="Calibri" w:eastAsia="Calibri" w:hAnsi="Calibri" w:cs="Calibri"/>
+      <w:i/>
+      <w:iCs/>
+      <w:sz w:val="24"/>
+      <w:szCs w:val="24"/>
+    </w:rPr>
+  </w:style>
+  <w:style w:type="character" w:customStyle="1" w:styleId="token">
+    <w:name w:val="token"/>
+    <w:basedOn w:val="DefaultParagraphFont"/>
+    <w:rsid w:val="00AE6001"/>
   </w:style>
 </w:styles>
 </file>
@@ -9320,4 +15717,16 @@
   <a:objectDefaults/>
   <a:extraClrSchemeLst/>
 </a:theme>
+</file>
+
+<file path=customXml/item1.xml><?xml version="1.0" encoding="utf-8"?>
+<b:Sources xmlns:b="http://schemas.openxmlformats.org/officeDocument/2006/bibliography" xmlns="http://schemas.openxmlformats.org/officeDocument/2006/bibliography" SelectedStyle="\APASixthEditionOfficeOnline.xsl" StyleName="APA" Version="6"/>
+</file>
+
+<file path=customXml/itemProps1.xml><?xml version="1.0" encoding="utf-8"?>
+<ds:datastoreItem xmlns:ds="http://schemas.openxmlformats.org/officeDocument/2006/customXml" ds:itemID="{6F917405-D0EA-4D64-B1C4-365A63D2715A}">
+  <ds:schemaRefs>
+    <ds:schemaRef ds:uri="http://schemas.openxmlformats.org/officeDocument/2006/bibliography"/>
+  </ds:schemaRefs>
+</ds:datastoreItem>
 </file>